--- a/content/course/workbook/transition-os-workbook.docx
+++ b/content/course/workbook/transition-os-workbook.docx
@@ -2,9 +2,130 @@
 <file path=word/document.xml><?xml version="1.0" encoding="utf-8"?>
 <w:document xmlns:wpc="http://schemas.microsoft.com/office/word/2010/wordprocessingCanvas" xmlns:mc="http://schemas.openxmlformats.org/markup-compatibility/2006" xmlns:o="urn:schemas-microsoft-com:office:office" xmlns:r="http://schemas.openxmlformats.org/officeDocument/2006/relationships" xmlns:m="http://schemas.openxmlformats.org/officeDocument/2006/math" xmlns:v="urn:schemas-microsoft-com:vml" xmlns:wp14="http://schemas.microsoft.com/office/word/2010/wordprocessingDrawing" xmlns:wp="http://schemas.openxmlformats.org/drawingml/2006/wordprocessingDrawing" xmlns:w10="urn:schemas-microsoft-com:office:word" xmlns:w="http://schemas.openxmlformats.org/wordprocessingml/2006/main" xmlns:w14="http://schemas.microsoft.com/office/word/2010/wordml" xmlns:w15="http://schemas.microsoft.com/office/word/2012/wordml" xmlns:wpg="http://schemas.microsoft.com/office/word/2010/wordprocessingGroup" xmlns:wpi="http://schemas.microsoft.com/office/word/2010/wordprocessingInk" xmlns:wne="http://schemas.microsoft.com/office/word/2006/wordml" xmlns:wps="http://schemas.microsoft.com/office/word/2010/wordprocessingShape" xmlns:cx="http://schemas.microsoft.com/office/drawing/2014/chartex" xmlns:cx1="http://schemas.microsoft.com/office/drawing/2015/9/8/chartex" xmlns:cx2="http://schemas.microsoft.com/office/drawing/2015/10/21/chartex" xmlns:cx3="http://schemas.microsoft.com/office/drawing/2016/5/9/chartex" xmlns:cx4="http://schemas.microsoft.com/office/drawing/2016/5/10/chartex" xmlns:cx5="http://schemas.microsoft.com/office/drawing/2016/5/11/chartex" xmlns:cx6="http://schemas.microsoft.com/office/drawing/2016/5/12/chartex" xmlns:cx7="http://schemas.microsoft.com/office/drawing/2016/5/13/chartex" xmlns:cx8="http://schemas.microsoft.com/office/drawing/2016/5/14/chartex" xmlns:aink="http://schemas.microsoft.com/office/drawing/2016/ink" xmlns:am3d="http://schemas.microsoft.com/office/drawing/2017/model3d" xmlns:w16cex="http://schemas.microsoft.com/office/word/2018/wordml/cex" xmlns:w16cid="http://schemas.microsoft.com/office/word/2016/wordml/cid" xmlns:w16="http://schemas.microsoft.com/office/word/2018/wordml" xmlns:w16sdtdh="http://schemas.microsoft.com/office/word/2020/wordml/sdtdatahash" xmlns:w16se="http://schemas.microsoft.com/office/word/2015/wordml/symex" mc:Ignorable="w14 w15 wp14">
   <w:body>
-    <w:p>
-      <w:pPr>
-        <w:spacing w:after="1800"/>
+    <w:tbl>
+      <w:tblPr>
+        <w:tblW w:type="dxa" w:w="9360"/>
+        <w:tblBorders>
+          <w:top w:val="single" w:color="auto" w:sz="4"/>
+          <w:left w:val="single" w:color="auto" w:sz="4"/>
+          <w:bottom w:val="single" w:color="auto" w:sz="4"/>
+          <w:right w:val="single" w:color="auto" w:sz="4"/>
+          <w:insideH w:val="single" w:color="auto" w:sz="4"/>
+          <w:insideV w:val="single" w:color="auto" w:sz="4"/>
+        </w:tblBorders>
+      </w:tblPr>
+      <w:tblGrid>
+        <w:gridCol w:w="9360"/>
+      </w:tblGrid>
+      <w:tr>
+        <w:trPr>
+          <w:trHeight w:val="8200" w:hRule="atLeast"/>
+        </w:trPr>
+        <w:tc>
+          <w:tcPr>
+            <w:tcW w:type="dxa" w:w="9360"/>
+            <w:tcBorders>
+              <w:top w:val="none"/>
+              <w:left w:val="none"/>
+              <w:bottom w:val="none"/>
+              <w:right w:val="none"/>
+            </w:tcBorders>
+            <w:shd w:fill="2D6A4F" w:color="auto" w:val="clear"/>
+            <w:tcMar>
+              <w:top w:type="dxa" w:w="140"/>
+              <w:left w:type="dxa" w:w="260"/>
+              <w:bottom w:type="dxa" w:w="140"/>
+              <w:right w:type="dxa" w:w="260"/>
+            </w:tcMar>
+            <w:vAlign w:val="top"/>
+          </w:tcPr>
+          <w:p>
+            <w:pPr>
+              <w:spacing w:after="60"/>
+            </w:pPr>
+            <w:r>
+              <w:rPr>
+                <w:rFonts w:ascii="Calibri" w:cs="Calibri" w:eastAsia="Calibri" w:hAnsi="Calibri"/>
+                <w:b/>
+                <w:bCs/>
+                <w:color w:val="D8F3DC"/>
+                <w:spacing w:val="30"/>
+                <w:sz w:val="17"/>
+                <w:szCs w:val="17"/>
+              </w:rPr>
+              <w:t xml:space="preserve">WORKBOOK</w:t>
+            </w:r>
+          </w:p>
+          <w:p>
+            <w:pPr>
+              <w:pBdr>
+                <w:bottom w:val="single" w:color="40916C" w:sz="4" w:space="6"/>
+              </w:pBdr>
+              <w:spacing w:after="700"/>
+            </w:pPr>
+            <w:r>
+              <w:rPr>
+                <w:rFonts w:ascii="Calibri" w:cs="Calibri" w:eastAsia="Calibri" w:hAnsi="Calibri"/>
+                <w:color w:val="A7D3BC"/>
+                <w:spacing w:val="24"/>
+                <w:sz w:val="17"/>
+                <w:szCs w:val="17"/>
+              </w:rPr>
+              <w:t xml:space="preserve">NINETY DAYS</w:t>
+            </w:r>
+          </w:p>
+          <w:p>
+            <w:pPr>
+              <w:spacing w:after="200"/>
+            </w:pPr>
+            <w:r>
+              <w:rPr>
+                <w:rFonts w:ascii="Georgia" w:cs="Georgia" w:eastAsia="Georgia" w:hAnsi="Georgia"/>
+                <w:b/>
+                <w:bCs/>
+                <w:color w:val="FFFFFF"/>
+                <w:sz w:val="72"/>
+                <w:szCs w:val="72"/>
+              </w:rPr>
+              <w:t xml:space="preserve">Transition OS</w:t>
+            </w:r>
+          </w:p>
+          <w:p>
+            <w:pPr>
+              <w:pBdr>
+                <w:bottom w:val="single" w:color="D8F3DC" w:sz="18" w:space="2"/>
+              </w:pBdr>
+              <w:spacing w:after="260"/>
+            </w:pPr>
+            <w:r>
+              <w:rPr>
+                <w:rFonts w:ascii="Calibri" w:cs="Calibri" w:eastAsia="Calibri" w:hAnsi="Calibri"/>
+                <w:sz w:val="10"/>
+                <w:szCs w:val="10"/>
+              </w:rPr>
+              <w:t xml:space="preserve">     </w:t>
+            </w:r>
+          </w:p>
+          <w:p>
+            <w:pPr>
+              <w:spacing w:after="0"/>
+            </w:pPr>
+            <w:r>
+              <w:rPr>
+                <w:rFonts w:ascii="Georgia" w:cs="Georgia" w:eastAsia="Georgia" w:hAnsi="Georgia"/>
+                <w:color w:val="D8F3DC"/>
+                <w:sz w:val="28"/>
+                <w:szCs w:val="28"/>
+              </w:rPr>
+              <w:t xml:space="preserve">Ninety days, from wondering whether you’re allowed to leave to interviewing outside the clinic.</w:t>
+            </w:r>
+          </w:p>
+        </w:tc>
+      </w:tr>
+    </w:tbl>
+    <w:p>
+      <w:pPr>
+        <w:spacing w:after="500"/>
       </w:pPr>
       <w:r>
         <w:rPr>
@@ -30,82 +151,7 @@
           <w:sz w:val="17"/>
           <w:szCs w:val="17"/>
         </w:rPr>
-        <w:t xml:space="preserve">TRANSITION OS · NINETY DAYS</w:t>
-      </w:r>
-    </w:p>
-    <w:p>
-      <w:pPr>
-        <w:spacing w:after="120"/>
-      </w:pPr>
-      <w:r>
-        <w:rPr>
-          <w:rFonts w:ascii="Georgia" w:cs="Georgia" w:eastAsia="Georgia" w:hAnsi="Georgia"/>
-          <w:b/>
-          <w:bCs/>
-          <w:color w:val="1B1B1E"/>
-          <w:sz w:val="66"/>
-          <w:szCs w:val="66"/>
-        </w:rPr>
-        <w:t xml:space="preserve">Workbook</w:t>
-      </w:r>
-    </w:p>
-    <w:p>
-      <w:pPr>
-        <w:spacing w:after="240"/>
-      </w:pPr>
-      <w:r>
-        <w:rPr>
-          <w:rFonts w:ascii="Georgia" w:cs="Georgia" w:eastAsia="Georgia" w:hAnsi="Georgia"/>
-          <w:color w:val="6B7280"/>
-          <w:sz w:val="28"/>
-          <w:szCs w:val="28"/>
-        </w:rPr>
-        <w:t xml:space="preserve">Print it, or type straight into it. Eleven pages holding the three things the program on screen deliberately does not.</w:t>
-      </w:r>
-    </w:p>
-    <w:p>
-      <w:pPr>
-        <w:pBdr>
-          <w:bottom w:val="single" w:color="2D6A4F" w:sz="6" w:space="1"/>
-        </w:pBdr>
-        <w:spacing w:after="160"/>
-      </w:pPr>
-      <w:r>
-        <w:rPr>
-          <w:rFonts w:ascii="Calibri" w:cs="Calibri" w:eastAsia="Calibri" w:hAnsi="Calibri"/>
-          <w:color w:val="1B1B1E"/>
-          <w:sz w:val="22"/>
-          <w:szCs w:val="22"/>
-        </w:rPr>
-        <w:t xml:space="preserve"> </w:t>
-      </w:r>
-    </w:p>
-    <w:p>
-      <w:pPr>
-        <w:spacing w:after="120" w:before="0"/>
-      </w:pPr>
-      <w:r>
-        <w:rPr>
-          <w:rFonts w:ascii="Calibri" w:cs="Calibri" w:eastAsia="Calibri" w:hAnsi="Calibri"/>
-          <w:color w:val="6B7280"/>
-          <w:sz w:val="22"/>
-          <w:szCs w:val="22"/>
-        </w:rPr>
-        <w:t xml:space="preserve">What you would not type into software, what you carry into a room, and what you answer more than once. Nobody reads this but you.</w:t>
-      </w:r>
-    </w:p>
-    <w:p>
-      <w:pPr>
-        <w:spacing w:after="240"/>
-      </w:pPr>
-      <w:r>
-        <w:rPr>
-          <w:rFonts w:ascii="Calibri" w:cs="Calibri" w:eastAsia="Calibri" w:hAnsi="Calibri"/>
-          <w:color w:val="1B1B1E"/>
-          <w:sz w:val="22"/>
-          <w:szCs w:val="22"/>
-        </w:rPr>
-        <w:t xml:space="preserve"> </w:t>
+        <w:t xml:space="preserve">THE EIGHT STOPS</w:t>
       </w:r>
     </w:p>
     <w:tbl>
@@ -666,7 +712,7 @@
     </w:tbl>
     <w:p>
       <w:pPr>
-        <w:spacing w:after="1400"/>
+        <w:spacing w:after="700"/>
       </w:pPr>
       <w:r>
         <w:rPr>
@@ -710,7 +756,7 @@
     </w:p>
     <w:p>
       <w:pPr>
-        <w:spacing w:after="40" w:before="120"/>
+        <w:spacing w:after="40" w:before="160"/>
       </w:pPr>
       <w:r>
         <w:rPr>
@@ -739,6 +785,34 @@
       </w:r>
     </w:p>
     <w:p>
+      <w:pPr>
+        <w:spacing w:after="400"/>
+      </w:pPr>
+      <w:r>
+        <w:rPr>
+          <w:rFonts w:ascii="Calibri" w:cs="Calibri" w:eastAsia="Calibri" w:hAnsi="Calibri"/>
+          <w:color w:val="1B1B1E"/>
+          <w:sz w:val="22"/>
+          <w:szCs w:val="22"/>
+        </w:rPr>
+        <w:t xml:space="preserve"> </w:t>
+      </w:r>
+    </w:p>
+    <w:p>
+      <w:pPr>
+        <w:spacing w:after="120" w:before="0"/>
+      </w:pPr>
+      <w:r>
+        <w:rPr>
+          <w:rFonts w:ascii="Calibri" w:cs="Calibri" w:eastAsia="Calibri" w:hAnsi="Calibri"/>
+          <w:color w:val="6B7280"/>
+          <w:sz w:val="21"/>
+          <w:szCs w:val="21"/>
+        </w:rPr>
+        <w:t xml:space="preserve">Print it, or type straight into it.</w:t>
+      </w:r>
+    </w:p>
+    <w:p>
       <w:r>
         <w:br w:type="page"/>
       </w:r>
@@ -746,7 +820,7 @@
     <w:p>
       <w:pPr>
         <w:pStyle w:val="Heading1"/>
-        <w:spacing w:after="60" w:before="0"/>
+        <w:spacing w:after="240" w:before="0"/>
       </w:pPr>
       <w:r>
         <w:rPr>
@@ -757,31 +831,912 @@
           <w:sz w:val="40"/>
           <w:szCs w:val="40"/>
         </w:rPr>
-        <w:t xml:space="preserve">How to use this</w:t>
-      </w:r>
-    </w:p>
-    <w:p>
-      <w:pPr>
-        <w:spacing w:after="320" w:before="0"/>
-      </w:pPr>
-      <w:r>
-        <w:rPr>
-          <w:rFonts w:ascii="Calibri" w:cs="Calibri" w:eastAsia="Calibri" w:hAnsi="Calibri"/>
-          <w:color w:val="6B7280"/>
-          <w:sz w:val="22"/>
-          <w:szCs w:val="22"/>
-        </w:rPr>
-        <w:t xml:space="preserve">Three rules.</w:t>
-      </w:r>
-    </w:p>
-    <w:p>
-      <w:pPr>
-        <w:pStyle w:val="ListParagraph"/>
-        <w:numPr>
-          <w:ilvl w:val="0"/>
-          <w:numId w:val="2"/>
-        </w:numPr>
-        <w:spacing w:after="60"/>
+        <w:t xml:space="preserve">What’s in here</w:t>
+      </w:r>
+    </w:p>
+    <w:tbl>
+      <w:tblPr>
+        <w:tblW w:type="dxa" w:w="9360"/>
+        <w:tblBorders>
+          <w:top w:val="single" w:color="auto" w:sz="4"/>
+          <w:left w:val="single" w:color="auto" w:sz="4"/>
+          <w:bottom w:val="single" w:color="auto" w:sz="4"/>
+          <w:right w:val="single" w:color="auto" w:sz="4"/>
+          <w:insideH w:val="single" w:color="auto" w:sz="4"/>
+          <w:insideV w:val="single" w:color="auto" w:sz="4"/>
+        </w:tblBorders>
+      </w:tblPr>
+      <w:tblGrid>
+        <w:gridCol w:w="3300"/>
+        <w:gridCol w:w="5460"/>
+        <w:gridCol w:w="600"/>
+      </w:tblGrid>
+      <w:tr>
+        <w:tc>
+          <w:tcPr>
+            <w:tcW w:type="dxa" w:w="3300"/>
+            <w:tcBorders>
+              <w:top w:val="none"/>
+              <w:left w:val="none"/>
+              <w:bottom w:val="single" w:color="D1D5DB" w:sz="4"/>
+              <w:right w:val="none"/>
+            </w:tcBorders>
+            <w:tcMar>
+              <w:top w:type="dxa" w:w="130"/>
+              <w:left w:type="dxa" w:w="40"/>
+              <w:bottom w:type="dxa" w:w="130"/>
+              <w:right w:type="dxa" w:w="160"/>
+            </w:tcMar>
+          </w:tcPr>
+          <w:p>
+            <w:pPr>
+              <w:spacing w:after="0" w:before="0"/>
+            </w:pPr>
+            <w:r>
+              <w:rPr>
+                <w:rFonts w:ascii="Calibri" w:cs="Calibri" w:eastAsia="Calibri" w:hAnsi="Calibri"/>
+                <w:b/>
+                <w:bCs/>
+                <w:color w:val="1B1B1E"/>
+                <w:sz w:val="22"/>
+                <w:szCs w:val="22"/>
+              </w:rPr>
+              <w:t xml:space="preserve">Bad week, or time to go</w:t>
+            </w:r>
+          </w:p>
+        </w:tc>
+        <w:tc>
+          <w:tcPr>
+            <w:tcW w:type="dxa" w:w="5460"/>
+            <w:tcBorders>
+              <w:top w:val="none"/>
+              <w:left w:val="none"/>
+              <w:bottom w:val="single" w:color="D1D5DB" w:sz="4"/>
+              <w:right w:val="none"/>
+            </w:tcBorders>
+            <w:tcMar>
+              <w:top w:type="dxa" w:w="130"/>
+              <w:left w:type="dxa" w:w="0"/>
+              <w:bottom w:type="dxa" w:w="130"/>
+              <w:right w:type="dxa" w:w="160"/>
+            </w:tcMar>
+          </w:tcPr>
+          <w:p>
+            <w:pPr>
+              <w:spacing w:after="0" w:before="0"/>
+            </w:pPr>
+            <w:r>
+              <w:rPr>
+                <w:rFonts w:ascii="Calibri" w:cs="Calibri" w:eastAsia="Calibri" w:hAnsi="Calibri"/>
+                <w:color w:val="6B7280"/>
+                <w:sz w:val="22"/>
+                <w:szCs w:val="22"/>
+              </w:rPr>
+              <w:t xml:space="preserve">Answer the same thing in week 1, 6 and 12 so one bad Tuesday does not decide it</w:t>
+            </w:r>
+          </w:p>
+        </w:tc>
+        <w:tc>
+          <w:tcPr>
+            <w:tcW w:type="dxa" w:w="600"/>
+            <w:tcBorders>
+              <w:top w:val="none"/>
+              <w:left w:val="none"/>
+              <w:bottom w:val="single" w:color="D1D5DB" w:sz="4"/>
+              <w:right w:val="none"/>
+            </w:tcBorders>
+            <w:tcMar>
+              <w:top w:type="dxa" w:w="130"/>
+              <w:left w:type="dxa" w:w="0"/>
+              <w:bottom w:type="dxa" w:w="130"/>
+              <w:right w:type="dxa" w:w="0"/>
+            </w:tcMar>
+          </w:tcPr>
+          <w:p>
+            <w:pPr>
+              <w:spacing w:after="0"/>
+              <w:jc w:val="right"/>
+            </w:pPr>
+            <w:r>
+              <w:rPr>
+                <w:rFonts w:ascii="Segoe UI Symbol" w:cs="Segoe UI Symbol" w:eastAsia="Segoe UI Symbol" w:hAnsi="Segoe UI Symbol"/>
+                <w:color w:val="40916C"/>
+                <w:sz w:val="24"/>
+                <w:szCs w:val="24"/>
+              </w:rPr>
+              <w:t xml:space="preserve">☐</w:t>
+            </w:r>
+          </w:p>
+        </w:tc>
+      </w:tr>
+      <w:tr>
+        <w:tc>
+          <w:tcPr>
+            <w:tcW w:type="dxa" w:w="3300"/>
+            <w:tcBorders>
+              <w:top w:val="none"/>
+              <w:left w:val="none"/>
+              <w:bottom w:val="single" w:color="D1D5DB" w:sz="4"/>
+              <w:right w:val="none"/>
+            </w:tcBorders>
+            <w:tcMar>
+              <w:top w:type="dxa" w:w="130"/>
+              <w:left w:type="dxa" w:w="40"/>
+              <w:bottom w:type="dxa" w:w="130"/>
+              <w:right w:type="dxa" w:w="160"/>
+            </w:tcMar>
+          </w:tcPr>
+          <w:p>
+            <w:pPr>
+              <w:spacing w:after="0" w:before="0"/>
+            </w:pPr>
+            <w:r>
+              <w:rPr>
+                <w:rFonts w:ascii="Calibri" w:cs="Calibri" w:eastAsia="Calibri" w:hAnsi="Calibri"/>
+                <w:b/>
+                <w:bCs/>
+                <w:color w:val="1B1B1E"/>
+                <w:sz w:val="22"/>
+                <w:szCs w:val="22"/>
+              </w:rPr>
+              <w:t xml:space="preserve">Why leaving isn’t a wasted degree</w:t>
+            </w:r>
+          </w:p>
+        </w:tc>
+        <w:tc>
+          <w:tcPr>
+            <w:tcW w:type="dxa" w:w="5460"/>
+            <w:tcBorders>
+              <w:top w:val="none"/>
+              <w:left w:val="none"/>
+              <w:bottom w:val="single" w:color="D1D5DB" w:sz="4"/>
+              <w:right w:val="none"/>
+            </w:tcBorders>
+            <w:tcMar>
+              <w:top w:type="dxa" w:w="130"/>
+              <w:left w:type="dxa" w:w="0"/>
+              <w:bottom w:type="dxa" w:w="130"/>
+              <w:right w:type="dxa" w:w="160"/>
+            </w:tcMar>
+          </w:tcPr>
+          <w:p>
+            <w:pPr>
+              <w:spacing w:after="0" w:before="0"/>
+            </w:pPr>
+            <w:r>
+              <w:rPr>
+                <w:rFonts w:ascii="Calibri" w:cs="Calibri" w:eastAsia="Calibri" w:hAnsi="Calibri"/>
+                <w:color w:val="6B7280"/>
+                <w:sz w:val="22"/>
+                <w:szCs w:val="22"/>
+              </w:rPr>
+              <w:t xml:space="preserve">Why the years and the debt already spent are not a reason to stay</w:t>
+            </w:r>
+          </w:p>
+        </w:tc>
+        <w:tc>
+          <w:tcPr>
+            <w:tcW w:type="dxa" w:w="600"/>
+            <w:tcBorders>
+              <w:top w:val="none"/>
+              <w:left w:val="none"/>
+              <w:bottom w:val="single" w:color="D1D5DB" w:sz="4"/>
+              <w:right w:val="none"/>
+            </w:tcBorders>
+            <w:tcMar>
+              <w:top w:type="dxa" w:w="130"/>
+              <w:left w:type="dxa" w:w="0"/>
+              <w:bottom w:type="dxa" w:w="130"/>
+              <w:right w:type="dxa" w:w="0"/>
+            </w:tcMar>
+          </w:tcPr>
+          <w:p>
+            <w:pPr>
+              <w:spacing w:after="0"/>
+              <w:jc w:val="right"/>
+            </w:pPr>
+            <w:r>
+              <w:rPr>
+                <w:rFonts w:ascii="Segoe UI Symbol" w:cs="Segoe UI Symbol" w:eastAsia="Segoe UI Symbol" w:hAnsi="Segoe UI Symbol"/>
+                <w:color w:val="40916C"/>
+                <w:sz w:val="24"/>
+                <w:szCs w:val="24"/>
+              </w:rPr>
+              <w:t xml:space="preserve">☐</w:t>
+            </w:r>
+          </w:p>
+        </w:tc>
+      </w:tr>
+      <w:tr>
+        <w:tc>
+          <w:tcPr>
+            <w:tcW w:type="dxa" w:w="3300"/>
+            <w:tcBorders>
+              <w:top w:val="none"/>
+              <w:left w:val="none"/>
+              <w:bottom w:val="single" w:color="D1D5DB" w:sz="4"/>
+              <w:right w:val="none"/>
+            </w:tcBorders>
+            <w:tcMar>
+              <w:top w:type="dxa" w:w="130"/>
+              <w:left w:type="dxa" w:w="40"/>
+              <w:bottom w:type="dxa" w:w="130"/>
+              <w:right w:type="dxa" w:w="160"/>
+            </w:tcMar>
+          </w:tcPr>
+          <w:p>
+            <w:pPr>
+              <w:spacing w:after="0" w:before="0"/>
+            </w:pPr>
+            <w:r>
+              <w:rPr>
+                <w:rFonts w:ascii="Calibri" w:cs="Calibri" w:eastAsia="Calibri" w:hAnsi="Calibri"/>
+                <w:b/>
+                <w:bCs/>
+                <w:color w:val="1B1B1E"/>
+                <w:sz w:val="22"/>
+                <w:szCs w:val="22"/>
+              </w:rPr>
+              <w:t xml:space="preserve">Your why, in writing</w:t>
+            </w:r>
+          </w:p>
+        </w:tc>
+        <w:tc>
+          <w:tcPr>
+            <w:tcW w:type="dxa" w:w="5460"/>
+            <w:tcBorders>
+              <w:top w:val="none"/>
+              <w:left w:val="none"/>
+              <w:bottom w:val="single" w:color="D1D5DB" w:sz="4"/>
+              <w:right w:val="none"/>
+            </w:tcBorders>
+            <w:tcMar>
+              <w:top w:type="dxa" w:w="130"/>
+              <w:left w:type="dxa" w:w="0"/>
+              <w:bottom w:type="dxa" w:w="130"/>
+              <w:right w:type="dxa" w:w="160"/>
+            </w:tcMar>
+          </w:tcPr>
+          <w:p>
+            <w:pPr>
+              <w:spacing w:after="0" w:before="0"/>
+            </w:pPr>
+            <w:r>
+              <w:rPr>
+                <w:rFonts w:ascii="Calibri" w:cs="Calibri" w:eastAsia="Calibri" w:hAnsi="Calibri"/>
+                <w:color w:val="6B7280"/>
+                <w:sz w:val="22"/>
+                <w:szCs w:val="22"/>
+              </w:rPr>
+              <w:t xml:space="preserve">What you actually want to leave, so you know what to look for in the next job</w:t>
+            </w:r>
+          </w:p>
+        </w:tc>
+        <w:tc>
+          <w:tcPr>
+            <w:tcW w:type="dxa" w:w="600"/>
+            <w:tcBorders>
+              <w:top w:val="none"/>
+              <w:left w:val="none"/>
+              <w:bottom w:val="single" w:color="D1D5DB" w:sz="4"/>
+              <w:right w:val="none"/>
+            </w:tcBorders>
+            <w:tcMar>
+              <w:top w:type="dxa" w:w="130"/>
+              <w:left w:type="dxa" w:w="0"/>
+              <w:bottom w:type="dxa" w:w="130"/>
+              <w:right w:type="dxa" w:w="0"/>
+            </w:tcMar>
+          </w:tcPr>
+          <w:p>
+            <w:pPr>
+              <w:spacing w:after="0"/>
+              <w:jc w:val="right"/>
+            </w:pPr>
+            <w:r>
+              <w:rPr>
+                <w:rFonts w:ascii="Segoe UI Symbol" w:cs="Segoe UI Symbol" w:eastAsia="Segoe UI Symbol" w:hAnsi="Segoe UI Symbol"/>
+                <w:color w:val="40916C"/>
+                <w:sz w:val="24"/>
+                <w:szCs w:val="24"/>
+              </w:rPr>
+              <w:t xml:space="preserve">☐</w:t>
+            </w:r>
+          </w:p>
+        </w:tc>
+      </w:tr>
+      <w:tr>
+        <w:tc>
+          <w:tcPr>
+            <w:tcW w:type="dxa" w:w="3300"/>
+            <w:tcBorders>
+              <w:top w:val="none"/>
+              <w:left w:val="none"/>
+              <w:bottom w:val="single" w:color="D1D5DB" w:sz="4"/>
+              <w:right w:val="none"/>
+            </w:tcBorders>
+            <w:tcMar>
+              <w:top w:type="dxa" w:w="130"/>
+              <w:left w:type="dxa" w:w="40"/>
+              <w:bottom w:type="dxa" w:w="130"/>
+              <w:right w:type="dxa" w:w="160"/>
+            </w:tcMar>
+          </w:tcPr>
+          <w:p>
+            <w:pPr>
+              <w:spacing w:after="0" w:before="0"/>
+            </w:pPr>
+            <w:r>
+              <w:rPr>
+                <w:rFonts w:ascii="Calibri" w:cs="Calibri" w:eastAsia="Calibri" w:hAnsi="Calibri"/>
+                <w:b/>
+                <w:bCs/>
+                <w:color w:val="1B1B1E"/>
+                <w:sz w:val="22"/>
+                <w:szCs w:val="22"/>
+              </w:rPr>
+              <w:t xml:space="preserve">What you’ll miss</w:t>
+            </w:r>
+          </w:p>
+        </w:tc>
+        <w:tc>
+          <w:tcPr>
+            <w:tcW w:type="dxa" w:w="5460"/>
+            <w:tcBorders>
+              <w:top w:val="none"/>
+              <w:left w:val="none"/>
+              <w:bottom w:val="single" w:color="D1D5DB" w:sz="4"/>
+              <w:right w:val="none"/>
+            </w:tcBorders>
+            <w:tcMar>
+              <w:top w:type="dxa" w:w="130"/>
+              <w:left w:type="dxa" w:w="0"/>
+              <w:bottom w:type="dxa" w:w="130"/>
+              <w:right w:type="dxa" w:w="160"/>
+            </w:tcMar>
+          </w:tcPr>
+          <w:p>
+            <w:pPr>
+              <w:spacing w:after="0" w:before="0"/>
+            </w:pPr>
+            <w:r>
+              <w:rPr>
+                <w:rFonts w:ascii="Calibri" w:cs="Calibri" w:eastAsia="Calibri" w:hAnsi="Calibri"/>
+                <w:color w:val="6B7280"/>
+                <w:sz w:val="22"/>
+                <w:szCs w:val="22"/>
+              </w:rPr>
+              <w:t xml:space="preserve">What you give up by leaving, and which parts you can keep anyway</w:t>
+            </w:r>
+          </w:p>
+        </w:tc>
+        <w:tc>
+          <w:tcPr>
+            <w:tcW w:type="dxa" w:w="600"/>
+            <w:tcBorders>
+              <w:top w:val="none"/>
+              <w:left w:val="none"/>
+              <w:bottom w:val="single" w:color="D1D5DB" w:sz="4"/>
+              <w:right w:val="none"/>
+            </w:tcBorders>
+            <w:tcMar>
+              <w:top w:type="dxa" w:w="130"/>
+              <w:left w:type="dxa" w:w="0"/>
+              <w:bottom w:type="dxa" w:w="130"/>
+              <w:right w:type="dxa" w:w="0"/>
+            </w:tcMar>
+          </w:tcPr>
+          <w:p>
+            <w:pPr>
+              <w:spacing w:after="0"/>
+              <w:jc w:val="right"/>
+            </w:pPr>
+            <w:r>
+              <w:rPr>
+                <w:rFonts w:ascii="Segoe UI Symbol" w:cs="Segoe UI Symbol" w:eastAsia="Segoe UI Symbol" w:hAnsi="Segoe UI Symbol"/>
+                <w:color w:val="40916C"/>
+                <w:sz w:val="24"/>
+                <w:szCs w:val="24"/>
+              </w:rPr>
+              <w:t xml:space="preserve">☐</w:t>
+            </w:r>
+          </w:p>
+        </w:tc>
+      </w:tr>
+      <w:tr>
+        <w:tc>
+          <w:tcPr>
+            <w:tcW w:type="dxa" w:w="3300"/>
+            <w:tcBorders>
+              <w:top w:val="none"/>
+              <w:left w:val="none"/>
+              <w:bottom w:val="single" w:color="D1D5DB" w:sz="4"/>
+              <w:right w:val="none"/>
+            </w:tcBorders>
+            <w:tcMar>
+              <w:top w:type="dxa" w:w="130"/>
+              <w:left w:type="dxa" w:w="40"/>
+              <w:bottom w:type="dxa" w:w="130"/>
+              <w:right w:type="dxa" w:w="160"/>
+            </w:tcMar>
+          </w:tcPr>
+          <w:p>
+            <w:pPr>
+              <w:spacing w:after="0" w:before="0"/>
+            </w:pPr>
+            <w:r>
+              <w:rPr>
+                <w:rFonts w:ascii="Calibri" w:cs="Calibri" w:eastAsia="Calibri" w:hAnsi="Calibri"/>
+                <w:b/>
+                <w:bCs/>
+                <w:color w:val="1B1B1E"/>
+                <w:sz w:val="22"/>
+                <w:szCs w:val="22"/>
+              </w:rPr>
+              <w:t xml:space="preserve">Telling the first person</w:t>
+            </w:r>
+          </w:p>
+        </w:tc>
+        <w:tc>
+          <w:tcPr>
+            <w:tcW w:type="dxa" w:w="5460"/>
+            <w:tcBorders>
+              <w:top w:val="none"/>
+              <w:left w:val="none"/>
+              <w:bottom w:val="single" w:color="D1D5DB" w:sz="4"/>
+              <w:right w:val="none"/>
+            </w:tcBorders>
+            <w:tcMar>
+              <w:top w:type="dxa" w:w="130"/>
+              <w:left w:type="dxa" w:w="0"/>
+              <w:bottom w:type="dxa" w:w="130"/>
+              <w:right w:type="dxa" w:w="160"/>
+            </w:tcMar>
+          </w:tcPr>
+          <w:p>
+            <w:pPr>
+              <w:spacing w:after="0" w:before="0"/>
+            </w:pPr>
+            <w:r>
+              <w:rPr>
+                <w:rFonts w:ascii="Calibri" w:cs="Calibri" w:eastAsia="Calibri" w:hAnsi="Calibri"/>
+                <w:color w:val="6B7280"/>
+                <w:sz w:val="22"/>
+                <w:szCs w:val="22"/>
+              </w:rPr>
+              <w:t xml:space="preserve">Say it out loud to one person, and plan exactly what you’ll say first</w:t>
+            </w:r>
+          </w:p>
+        </w:tc>
+        <w:tc>
+          <w:tcPr>
+            <w:tcW w:type="dxa" w:w="600"/>
+            <w:tcBorders>
+              <w:top w:val="none"/>
+              <w:left w:val="none"/>
+              <w:bottom w:val="single" w:color="D1D5DB" w:sz="4"/>
+              <w:right w:val="none"/>
+            </w:tcBorders>
+            <w:tcMar>
+              <w:top w:type="dxa" w:w="130"/>
+              <w:left w:type="dxa" w:w="0"/>
+              <w:bottom w:type="dxa" w:w="130"/>
+              <w:right w:type="dxa" w:w="0"/>
+            </w:tcMar>
+          </w:tcPr>
+          <w:p>
+            <w:pPr>
+              <w:spacing w:after="0"/>
+              <w:jc w:val="right"/>
+            </w:pPr>
+            <w:r>
+              <w:rPr>
+                <w:rFonts w:ascii="Segoe UI Symbol" w:cs="Segoe UI Symbol" w:eastAsia="Segoe UI Symbol" w:hAnsi="Segoe UI Symbol"/>
+                <w:color w:val="40916C"/>
+                <w:sz w:val="24"/>
+                <w:szCs w:val="24"/>
+              </w:rPr>
+              <w:t xml:space="preserve">☐</w:t>
+            </w:r>
+          </w:p>
+        </w:tc>
+      </w:tr>
+      <w:tr>
+        <w:tc>
+          <w:tcPr>
+            <w:tcW w:type="dxa" w:w="3300"/>
+            <w:tcBorders>
+              <w:top w:val="none"/>
+              <w:left w:val="none"/>
+              <w:bottom w:val="single" w:color="D1D5DB" w:sz="4"/>
+              <w:right w:val="none"/>
+            </w:tcBorders>
+            <w:tcMar>
+              <w:top w:type="dxa" w:w="130"/>
+              <w:left w:type="dxa" w:w="40"/>
+              <w:bottom w:type="dxa" w:w="130"/>
+              <w:right w:type="dxa" w:w="160"/>
+            </w:tcMar>
+          </w:tcPr>
+          <w:p>
+            <w:pPr>
+              <w:spacing w:after="0" w:before="0"/>
+            </w:pPr>
+            <w:r>
+              <w:rPr>
+                <w:rFonts w:ascii="Calibri" w:cs="Calibri" w:eastAsia="Calibri" w:hAnsi="Calibri"/>
+                <w:b/>
+                <w:bCs/>
+                <w:color w:val="1B1B1E"/>
+                <w:sz w:val="22"/>
+                <w:szCs w:val="22"/>
+              </w:rPr>
+              <w:t xml:space="preserve">Informational interview sheet</w:t>
+            </w:r>
+          </w:p>
+        </w:tc>
+        <w:tc>
+          <w:tcPr>
+            <w:tcW w:type="dxa" w:w="5460"/>
+            <w:tcBorders>
+              <w:top w:val="none"/>
+              <w:left w:val="none"/>
+              <w:bottom w:val="single" w:color="D1D5DB" w:sz="4"/>
+              <w:right w:val="none"/>
+            </w:tcBorders>
+            <w:tcMar>
+              <w:top w:type="dxa" w:w="130"/>
+              <w:left w:type="dxa" w:w="0"/>
+              <w:bottom w:type="dxa" w:w="130"/>
+              <w:right w:type="dxa" w:w="160"/>
+            </w:tcMar>
+          </w:tcPr>
+          <w:p>
+            <w:pPr>
+              <w:spacing w:after="0" w:before="0"/>
+            </w:pPr>
+            <w:r>
+              <w:rPr>
+                <w:rFonts w:ascii="Calibri" w:cs="Calibri" w:eastAsia="Calibri" w:hAnsi="Calibri"/>
+                <w:color w:val="6B7280"/>
+                <w:sz w:val="22"/>
+                <w:szCs w:val="22"/>
+              </w:rPr>
+              <w:t xml:space="preserve">What to ask someone who already left, and how to turn one call into two</w:t>
+            </w:r>
+          </w:p>
+        </w:tc>
+        <w:tc>
+          <w:tcPr>
+            <w:tcW w:type="dxa" w:w="600"/>
+            <w:tcBorders>
+              <w:top w:val="none"/>
+              <w:left w:val="none"/>
+              <w:bottom w:val="single" w:color="D1D5DB" w:sz="4"/>
+              <w:right w:val="none"/>
+            </w:tcBorders>
+            <w:tcMar>
+              <w:top w:type="dxa" w:w="130"/>
+              <w:left w:type="dxa" w:w="0"/>
+              <w:bottom w:type="dxa" w:w="130"/>
+              <w:right w:type="dxa" w:w="0"/>
+            </w:tcMar>
+          </w:tcPr>
+          <w:p>
+            <w:pPr>
+              <w:spacing w:after="0"/>
+              <w:jc w:val="right"/>
+            </w:pPr>
+            <w:r>
+              <w:rPr>
+                <w:rFonts w:ascii="Segoe UI Symbol" w:cs="Segoe UI Symbol" w:eastAsia="Segoe UI Symbol" w:hAnsi="Segoe UI Symbol"/>
+                <w:color w:val="40916C"/>
+                <w:sz w:val="24"/>
+                <w:szCs w:val="24"/>
+              </w:rPr>
+              <w:t xml:space="preserve">☐</w:t>
+            </w:r>
+          </w:p>
+        </w:tc>
+      </w:tr>
+      <w:tr>
+        <w:tc>
+          <w:tcPr>
+            <w:tcW w:type="dxa" w:w="3300"/>
+            <w:tcBorders>
+              <w:top w:val="none"/>
+              <w:left w:val="none"/>
+              <w:bottom w:val="single" w:color="D1D5DB" w:sz="4"/>
+              <w:right w:val="none"/>
+            </w:tcBorders>
+            <w:tcMar>
+              <w:top w:type="dxa" w:w="130"/>
+              <w:left w:type="dxa" w:w="40"/>
+              <w:bottom w:type="dxa" w:w="130"/>
+              <w:right w:type="dxa" w:w="160"/>
+            </w:tcMar>
+          </w:tcPr>
+          <w:p>
+            <w:pPr>
+              <w:spacing w:after="0" w:before="0"/>
+            </w:pPr>
+            <w:r>
+              <w:rPr>
+                <w:rFonts w:ascii="Calibri" w:cs="Calibri" w:eastAsia="Calibri" w:hAnsi="Calibri"/>
+                <w:b/>
+                <w:bCs/>
+                <w:color w:val="1B1B1E"/>
+                <w:sz w:val="22"/>
+                <w:szCs w:val="22"/>
+              </w:rPr>
+              <w:t xml:space="preserve">Interview prep on one page</w:t>
+            </w:r>
+          </w:p>
+        </w:tc>
+        <w:tc>
+          <w:tcPr>
+            <w:tcW w:type="dxa" w:w="5460"/>
+            <w:tcBorders>
+              <w:top w:val="none"/>
+              <w:left w:val="none"/>
+              <w:bottom w:val="single" w:color="D1D5DB" w:sz="4"/>
+              <w:right w:val="none"/>
+            </w:tcBorders>
+            <w:tcMar>
+              <w:top w:type="dxa" w:w="130"/>
+              <w:left w:type="dxa" w:w="0"/>
+              <w:bottom w:type="dxa" w:w="130"/>
+              <w:right w:type="dxa" w:w="160"/>
+            </w:tcMar>
+          </w:tcPr>
+          <w:p>
+            <w:pPr>
+              <w:spacing w:after="0" w:before="0"/>
+            </w:pPr>
+            <w:r>
+              <w:rPr>
+                <w:rFonts w:ascii="Calibri" w:cs="Calibri" w:eastAsia="Calibri" w:hAnsi="Calibri"/>
+                <w:color w:val="6B7280"/>
+                <w:sz w:val="22"/>
+                <w:szCs w:val="22"/>
+              </w:rPr>
+              <w:t xml:space="preserve">Your 45-second intro, and answering ‘why are you leaving’ without saying burnout</w:t>
+            </w:r>
+          </w:p>
+        </w:tc>
+        <w:tc>
+          <w:tcPr>
+            <w:tcW w:type="dxa" w:w="600"/>
+            <w:tcBorders>
+              <w:top w:val="none"/>
+              <w:left w:val="none"/>
+              <w:bottom w:val="single" w:color="D1D5DB" w:sz="4"/>
+              <w:right w:val="none"/>
+            </w:tcBorders>
+            <w:tcMar>
+              <w:top w:type="dxa" w:w="130"/>
+              <w:left w:type="dxa" w:w="0"/>
+              <w:bottom w:type="dxa" w:w="130"/>
+              <w:right w:type="dxa" w:w="0"/>
+            </w:tcMar>
+          </w:tcPr>
+          <w:p>
+            <w:pPr>
+              <w:spacing w:after="0"/>
+              <w:jc w:val="right"/>
+            </w:pPr>
+            <w:r>
+              <w:rPr>
+                <w:rFonts w:ascii="Segoe UI Symbol" w:cs="Segoe UI Symbol" w:eastAsia="Segoe UI Symbol" w:hAnsi="Segoe UI Symbol"/>
+                <w:color w:val="40916C"/>
+                <w:sz w:val="24"/>
+                <w:szCs w:val="24"/>
+              </w:rPr>
+              <w:t xml:space="preserve">☐</w:t>
+            </w:r>
+          </w:p>
+        </w:tc>
+      </w:tr>
+      <w:tr>
+        <w:tc>
+          <w:tcPr>
+            <w:tcW w:type="dxa" w:w="3300"/>
+            <w:tcBorders>
+              <w:top w:val="none"/>
+              <w:left w:val="none"/>
+              <w:bottom w:val="single" w:color="D1D5DB" w:sz="4"/>
+              <w:right w:val="none"/>
+            </w:tcBorders>
+            <w:tcMar>
+              <w:top w:type="dxa" w:w="130"/>
+              <w:left w:type="dxa" w:w="40"/>
+              <w:bottom w:type="dxa" w:w="130"/>
+              <w:right w:type="dxa" w:w="160"/>
+            </w:tcMar>
+          </w:tcPr>
+          <w:p>
+            <w:pPr>
+              <w:spacing w:after="0" w:before="0"/>
+            </w:pPr>
+            <w:r>
+              <w:rPr>
+                <w:rFonts w:ascii="Calibri" w:cs="Calibri" w:eastAsia="Calibri" w:hAnsi="Calibri"/>
+                <w:b/>
+                <w:bCs/>
+                <w:color w:val="1B1B1E"/>
+                <w:sz w:val="22"/>
+                <w:szCs w:val="22"/>
+              </w:rPr>
+              <w:t xml:space="preserve">Negotiating the offer</w:t>
+            </w:r>
+          </w:p>
+        </w:tc>
+        <w:tc>
+          <w:tcPr>
+            <w:tcW w:type="dxa" w:w="5460"/>
+            <w:tcBorders>
+              <w:top w:val="none"/>
+              <w:left w:val="none"/>
+              <w:bottom w:val="single" w:color="D1D5DB" w:sz="4"/>
+              <w:right w:val="none"/>
+            </w:tcBorders>
+            <w:tcMar>
+              <w:top w:type="dxa" w:w="130"/>
+              <w:left w:type="dxa" w:w="0"/>
+              <w:bottom w:type="dxa" w:w="130"/>
+              <w:right w:type="dxa" w:w="160"/>
+            </w:tcMar>
+          </w:tcPr>
+          <w:p>
+            <w:pPr>
+              <w:spacing w:after="0" w:before="0"/>
+            </w:pPr>
+            <w:r>
+              <w:rPr>
+                <w:rFonts w:ascii="Calibri" w:cs="Calibri" w:eastAsia="Calibri" w:hAnsi="Calibri"/>
+                <w:color w:val="6B7280"/>
+                <w:sz w:val="22"/>
+                <w:szCs w:val="22"/>
+              </w:rPr>
+              <w:t xml:space="preserve">Your opening number and your walk-away floor, decided before the phone rings</w:t>
+            </w:r>
+          </w:p>
+        </w:tc>
+        <w:tc>
+          <w:tcPr>
+            <w:tcW w:type="dxa" w:w="600"/>
+            <w:tcBorders>
+              <w:top w:val="none"/>
+              <w:left w:val="none"/>
+              <w:bottom w:val="single" w:color="D1D5DB" w:sz="4"/>
+              <w:right w:val="none"/>
+            </w:tcBorders>
+            <w:tcMar>
+              <w:top w:type="dxa" w:w="130"/>
+              <w:left w:type="dxa" w:w="0"/>
+              <w:bottom w:type="dxa" w:w="130"/>
+              <w:right w:type="dxa" w:w="0"/>
+            </w:tcMar>
+          </w:tcPr>
+          <w:p>
+            <w:pPr>
+              <w:spacing w:after="0"/>
+              <w:jc w:val="right"/>
+            </w:pPr>
+            <w:r>
+              <w:rPr>
+                <w:rFonts w:ascii="Segoe UI Symbol" w:cs="Segoe UI Symbol" w:eastAsia="Segoe UI Symbol" w:hAnsi="Segoe UI Symbol"/>
+                <w:color w:val="40916C"/>
+                <w:sz w:val="24"/>
+                <w:szCs w:val="24"/>
+              </w:rPr>
+              <w:t xml:space="preserve">☐</w:t>
+            </w:r>
+          </w:p>
+        </w:tc>
+      </w:tr>
+      <w:tr>
+        <w:tc>
+          <w:tcPr>
+            <w:tcW w:type="dxa" w:w="3300"/>
+            <w:tcBorders>
+              <w:top w:val="none"/>
+              <w:left w:val="none"/>
+              <w:bottom w:val="single" w:color="D1D5DB" w:sz="4"/>
+              <w:right w:val="none"/>
+            </w:tcBorders>
+            <w:tcMar>
+              <w:top w:type="dxa" w:w="130"/>
+              <w:left w:type="dxa" w:w="40"/>
+              <w:bottom w:type="dxa" w:w="130"/>
+              <w:right w:type="dxa" w:w="160"/>
+            </w:tcMar>
+          </w:tcPr>
+          <w:p>
+            <w:pPr>
+              <w:spacing w:after="0" w:before="0"/>
+            </w:pPr>
+            <w:r>
+              <w:rPr>
+                <w:rFonts w:ascii="Calibri" w:cs="Calibri" w:eastAsia="Calibri" w:hAnsi="Calibri"/>
+                <w:b/>
+                <w:bCs/>
+                <w:color w:val="1B1B1E"/>
+                <w:sz w:val="22"/>
+                <w:szCs w:val="22"/>
+              </w:rPr>
+              <w:t xml:space="preserve">Six months in</w:t>
+            </w:r>
+          </w:p>
+        </w:tc>
+        <w:tc>
+          <w:tcPr>
+            <w:tcW w:type="dxa" w:w="5460"/>
+            <w:tcBorders>
+              <w:top w:val="none"/>
+              <w:left w:val="none"/>
+              <w:bottom w:val="single" w:color="D1D5DB" w:sz="4"/>
+              <w:right w:val="none"/>
+            </w:tcBorders>
+            <w:tcMar>
+              <w:top w:type="dxa" w:w="130"/>
+              <w:left w:type="dxa" w:w="0"/>
+              <w:bottom w:type="dxa" w:w="130"/>
+              <w:right w:type="dxa" w:w="160"/>
+            </w:tcMar>
+          </w:tcPr>
+          <w:p>
+            <w:pPr>
+              <w:spacing w:after="0" w:before="0"/>
+            </w:pPr>
+            <w:r>
+              <w:rPr>
+                <w:rFonts w:ascii="Calibri" w:cs="Calibri" w:eastAsia="Calibri" w:hAnsi="Calibri"/>
+                <w:color w:val="6B7280"/>
+                <w:sz w:val="22"/>
+                <w:szCs w:val="22"/>
+              </w:rPr>
+              <w:t xml:space="preserve">What’s different on a Tuesday now, and what you’d tell someone in week one</w:t>
+            </w:r>
+          </w:p>
+        </w:tc>
+        <w:tc>
+          <w:tcPr>
+            <w:tcW w:type="dxa" w:w="600"/>
+            <w:tcBorders>
+              <w:top w:val="none"/>
+              <w:left w:val="none"/>
+              <w:bottom w:val="single" w:color="D1D5DB" w:sz="4"/>
+              <w:right w:val="none"/>
+            </w:tcBorders>
+            <w:tcMar>
+              <w:top w:type="dxa" w:w="130"/>
+              <w:left w:type="dxa" w:w="0"/>
+              <w:bottom w:type="dxa" w:w="130"/>
+              <w:right w:type="dxa" w:w="0"/>
+            </w:tcMar>
+          </w:tcPr>
+          <w:p>
+            <w:pPr>
+              <w:spacing w:after="0"/>
+              <w:jc w:val="right"/>
+            </w:pPr>
+            <w:r>
+              <w:rPr>
+                <w:rFonts w:ascii="Segoe UI Symbol" w:cs="Segoe UI Symbol" w:eastAsia="Segoe UI Symbol" w:hAnsi="Segoe UI Symbol"/>
+                <w:color w:val="40916C"/>
+                <w:sz w:val="24"/>
+                <w:szCs w:val="24"/>
+              </w:rPr>
+              <w:t xml:space="preserve">☐</w:t>
+            </w:r>
+          </w:p>
+        </w:tc>
+      </w:tr>
+    </w:tbl>
+    <w:p>
+      <w:pPr>
+        <w:spacing w:after="400"/>
       </w:pPr>
       <w:r>
         <w:rPr>
@@ -790,59 +1745,125 @@
           <w:sz w:val="22"/>
           <w:szCs w:val="22"/>
         </w:rPr>
-        <w:t xml:space="preserve">Do the lesson on screen first. The screen does the arithmetic, the sorting and the ranking, and it keeps your answers. Nothing in here repeats it.</w:t>
-      </w:r>
-    </w:p>
-    <w:p>
-      <w:pPr>
-        <w:pStyle w:val="ListParagraph"/>
-        <w:numPr>
-          <w:ilvl w:val="0"/>
-          <w:numId w:val="2"/>
-        </w:numPr>
-        <w:spacing w:after="60"/>
-      </w:pPr>
-      <w:r>
-        <w:rPr>
-          <w:rFonts w:ascii="Calibri" w:cs="Calibri" w:eastAsia="Calibri" w:hAnsi="Calibri"/>
-          <w:color w:val="1B1B1E"/>
-          <w:sz w:val="22"/>
-          <w:szCs w:val="22"/>
-        </w:rPr>
-        <w:t xml:space="preserve">These pages hold the three things a program should not. What you would not type into software, what you carry into a room with another person, and what you answer more than once.</w:t>
-      </w:r>
-    </w:p>
-    <w:p>
-      <w:pPr>
-        <w:pStyle w:val="ListParagraph"/>
-        <w:numPr>
-          <w:ilvl w:val="0"/>
-          <w:numId w:val="2"/>
-        </w:numPr>
-        <w:spacing w:after="60"/>
-      </w:pPr>
-      <w:r>
-        <w:rPr>
-          <w:rFonts w:ascii="Calibri" w:cs="Calibri" w:eastAsia="Calibri" w:hAnsi="Calibri"/>
-          <w:color w:val="1B1B1E"/>
-          <w:sz w:val="22"/>
-          <w:szCs w:val="22"/>
-        </w:rPr>
-        <w:t xml:space="preserve">Write badly. Fragments, half-sentences, a list. If you catch yourself drafting sentences, you have switched into work mode, and this is not work.</w:t>
-      </w:r>
-    </w:p>
-    <w:p>
-      <w:pPr>
-        <w:spacing w:after="200"/>
-      </w:pPr>
-      <w:r>
-        <w:rPr>
-          <w:rFonts w:ascii="Calibri" w:cs="Calibri" w:eastAsia="Calibri" w:hAnsi="Calibri"/>
-          <w:color w:val="1B1B1E"/>
-          <w:sz w:val="22"/>
-          <w:szCs w:val="22"/>
-        </w:rPr>
         <w:t xml:space="preserve"> </w:t>
+      </w:r>
+    </w:p>
+    <w:tbl>
+      <w:tblPr>
+        <w:tblW w:type="dxa" w:w="9360"/>
+        <w:tblBorders>
+          <w:top w:val="single" w:color="auto" w:sz="4"/>
+          <w:left w:val="single" w:color="auto" w:sz="4"/>
+          <w:bottom w:val="single" w:color="auto" w:sz="4"/>
+          <w:right w:val="single" w:color="auto" w:sz="4"/>
+          <w:insideH w:val="single" w:color="auto" w:sz="4"/>
+          <w:insideV w:val="single" w:color="auto" w:sz="4"/>
+        </w:tblBorders>
+      </w:tblPr>
+      <w:tblGrid>
+        <w:gridCol w:w="9360"/>
+      </w:tblGrid>
+      <w:tr>
+        <w:tc>
+          <w:tcPr>
+            <w:tcW w:type="dxa" w:w="9360"/>
+            <w:tcBorders>
+              <w:top w:val="none"/>
+              <w:left w:val="single" w:color="2D6A4F" w:sz="24"/>
+              <w:bottom w:val="none"/>
+              <w:right w:val="none"/>
+            </w:tcBorders>
+            <w:shd w:fill="F0FAF3" w:color="auto" w:val="clear"/>
+            <w:tcMar>
+              <w:top w:type="dxa" w:w="140"/>
+              <w:left w:type="dxa" w:w="200"/>
+              <w:bottom w:type="dxa" w:w="140"/>
+              <w:right w:type="dxa" w:w="200"/>
+            </w:tcMar>
+          </w:tcPr>
+          <w:p>
+            <w:pPr>
+              <w:spacing w:after="0" w:before="0"/>
+            </w:pPr>
+            <w:r>
+              <w:rPr>
+                <w:rFonts w:ascii="Calibri" w:cs="Calibri" w:eastAsia="Calibri" w:hAnsi="Calibri"/>
+                <w:color w:val="1B1B1E"/>
+                <w:sz w:val="22"/>
+                <w:szCs w:val="22"/>
+              </w:rPr>
+              <w:t xml:space="preserve">Do the lesson on screen first. It does the maths, the sorting and the ranking, and it keeps your answers.</w:t>
+            </w:r>
+          </w:p>
+        </w:tc>
+      </w:tr>
+    </w:tbl>
+    <w:p>
+      <w:pPr>
+        <w:spacing w:after="120" w:before="0" w:line="120"/>
+      </w:pPr>
+      <w:r>
+        <w:rPr>
+          <w:rFonts w:ascii="Calibri" w:cs="Calibri" w:eastAsia="Calibri" w:hAnsi="Calibri"/>
+          <w:sz w:val="8"/>
+          <w:szCs w:val="8"/>
+        </w:rPr>
+        <w:t xml:space="preserve"/>
+      </w:r>
+    </w:p>
+    <w:tbl>
+      <w:tblPr>
+        <w:tblW w:type="dxa" w:w="9360"/>
+        <w:tblBorders>
+          <w:top w:val="single" w:color="auto" w:sz="4"/>
+          <w:left w:val="single" w:color="auto" w:sz="4"/>
+          <w:bottom w:val="single" w:color="auto" w:sz="4"/>
+          <w:right w:val="single" w:color="auto" w:sz="4"/>
+          <w:insideH w:val="single" w:color="auto" w:sz="4"/>
+          <w:insideV w:val="single" w:color="auto" w:sz="4"/>
+        </w:tblBorders>
+      </w:tblPr>
+      <w:tblGrid>
+        <w:gridCol w:w="9360"/>
+      </w:tblGrid>
+      <w:tr>
+        <w:tc>
+          <w:tcPr>
+            <w:tcW w:type="dxa" w:w="9360"/>
+            <w:tcBorders>
+              <w:top w:val="none"/>
+              <w:left w:val="single" w:color="2D6A4F" w:sz="24"/>
+              <w:bottom w:val="none"/>
+              <w:right w:val="none"/>
+            </w:tcBorders>
+            <w:shd w:fill="F0FAF3" w:color="auto" w:val="clear"/>
+            <w:tcMar>
+              <w:top w:type="dxa" w:w="140"/>
+              <w:left w:type="dxa" w:w="200"/>
+              <w:bottom w:type="dxa" w:w="140"/>
+              <w:right w:type="dxa" w:w="200"/>
+            </w:tcMar>
+          </w:tcPr>
+          <w:p>
+            <w:pPr>
+              <w:spacing w:after="0" w:before="0"/>
+            </w:pPr>
+            <w:r>
+              <w:rPr>
+                <w:rFonts w:ascii="Calibri" w:cs="Calibri" w:eastAsia="Calibri" w:hAnsi="Calibri"/>
+                <w:color w:val="1B1B1E"/>
+                <w:sz w:val="22"/>
+                <w:szCs w:val="22"/>
+              </w:rPr>
+              <w:t xml:space="preserve">Write badly. Fragments, half-sentences, a list. If you catch yourself drafting sentences, you have switched into work mode.</w:t>
+            </w:r>
+          </w:p>
+        </w:tc>
+      </w:tr>
+    </w:tbl>
+    <w:p>
+      <w:r>
+        <w:br w:type="page"/>
       </w:r>
     </w:p>
     <w:p>
@@ -859,7 +1880,2064 @@
           <w:sz w:val="17"/>
           <w:szCs w:val="17"/>
         </w:rPr>
-        <w:t xml:space="preserve">WHAT'S IN HERE</w:t>
+        <w:t xml:space="preserve">WEEKS 1, 6 AND 12</w:t>
+      </w:r>
+    </w:p>
+    <w:p>
+      <w:pPr>
+        <w:pStyle w:val="Heading1"/>
+        <w:spacing w:after="60" w:before="0"/>
+      </w:pPr>
+      <w:r>
+        <w:rPr>
+          <w:rFonts w:ascii="Georgia" w:cs="Georgia" w:eastAsia="Georgia" w:hAnsi="Georgia"/>
+          <w:b/>
+          <w:bCs/>
+          <w:color w:val="1B1B1E"/>
+          <w:sz w:val="40"/>
+          <w:szCs w:val="40"/>
+        </w:rPr>
+        <w:t xml:space="preserve">Bad week, or time to go</w:t>
+      </w:r>
+    </w:p>
+    <w:p>
+      <w:pPr>
+        <w:spacing w:after="320" w:before="0"/>
+      </w:pPr>
+      <w:r>
+        <w:rPr>
+          <w:rFonts w:ascii="Calibri" w:cs="Calibri" w:eastAsia="Calibri" w:hAnsi="Calibri"/>
+          <w:color w:val="6B7280"/>
+          <w:sz w:val="22"/>
+          <w:szCs w:val="22"/>
+        </w:rPr>
+        <w:t xml:space="preserve">Answer these in week 1, then again in week 6 and week 12. One bad Tuesday should not be the thing that decides it.</w:t>
+      </w:r>
+    </w:p>
+    <w:tbl>
+      <w:tblPr>
+        <w:tblW w:type="dxa" w:w="9360"/>
+        <w:tblBorders>
+          <w:top w:val="single" w:color="auto" w:sz="4"/>
+          <w:left w:val="single" w:color="auto" w:sz="4"/>
+          <w:bottom w:val="single" w:color="auto" w:sz="4"/>
+          <w:right w:val="single" w:color="auto" w:sz="4"/>
+          <w:insideH w:val="single" w:color="auto" w:sz="4"/>
+          <w:insideV w:val="single" w:color="auto" w:sz="4"/>
+        </w:tblBorders>
+      </w:tblPr>
+      <w:tblGrid>
+        <w:gridCol w:w="2600"/>
+        <w:gridCol w:w="2253"/>
+        <w:gridCol w:w="2253"/>
+        <w:gridCol w:w="2253"/>
+      </w:tblGrid>
+      <w:tr>
+        <w:tc>
+          <w:tcPr>
+            <w:tcW w:type="dxa" w:w="2600"/>
+            <w:tcBorders>
+              <w:top w:val="single" w:color="D1D5DB" w:sz="6"/>
+              <w:left w:val="single" w:color="D1D5DB" w:sz="6"/>
+              <w:bottom w:val="single" w:color="D1D5DB" w:sz="6"/>
+              <w:right w:val="single" w:color="D1D5DB" w:sz="6"/>
+            </w:tcBorders>
+            <w:shd w:fill="FFFFFF" w:color="auto" w:val="clear"/>
+            <w:tcMar>
+              <w:top w:type="dxa" w:w="100"/>
+              <w:left w:type="dxa" w:w="140"/>
+              <w:bottom w:type="dxa" w:w="100"/>
+              <w:right w:type="dxa" w:w="140"/>
+            </w:tcMar>
+          </w:tcPr>
+          <w:p>
+            <w:pPr>
+              <w:spacing w:after="0" w:before="0"/>
+            </w:pPr>
+            <w:r>
+              <w:rPr>
+                <w:rFonts w:ascii="Calibri" w:cs="Calibri" w:eastAsia="Calibri" w:hAnsi="Calibri"/>
+                <w:b/>
+                <w:bCs/>
+                <w:color w:val="1B1B1E"/>
+                <w:sz w:val="19"/>
+                <w:szCs w:val="19"/>
+              </w:rPr>
+              <w:t xml:space="preserve"/>
+            </w:r>
+          </w:p>
+        </w:tc>
+        <w:tc>
+          <w:tcPr>
+            <w:tcW w:type="dxa" w:w="2253"/>
+            <w:tcBorders>
+              <w:top w:val="single" w:color="D1D5DB" w:sz="6"/>
+              <w:left w:val="single" w:color="D1D5DB" w:sz="6"/>
+              <w:bottom w:val="single" w:color="D1D5DB" w:sz="6"/>
+              <w:right w:val="single" w:color="D1D5DB" w:sz="6"/>
+            </w:tcBorders>
+            <w:shd w:fill="F0FAF3" w:color="auto" w:val="clear"/>
+            <w:tcMar>
+              <w:top w:type="dxa" w:w="100"/>
+              <w:left w:type="dxa" w:w="140"/>
+              <w:bottom w:type="dxa" w:w="100"/>
+              <w:right w:type="dxa" w:w="140"/>
+            </w:tcMar>
+          </w:tcPr>
+          <w:p>
+            <w:pPr>
+              <w:spacing w:after="0" w:before="0"/>
+            </w:pPr>
+            <w:r>
+              <w:rPr>
+                <w:rFonts w:ascii="Calibri" w:cs="Calibri" w:eastAsia="Calibri" w:hAnsi="Calibri"/>
+                <w:b/>
+                <w:bCs/>
+                <w:color w:val="1B1B1E"/>
+                <w:sz w:val="19"/>
+                <w:szCs w:val="19"/>
+              </w:rPr>
+              <w:t xml:space="preserve">Week 1</w:t>
+            </w:r>
+          </w:p>
+        </w:tc>
+        <w:tc>
+          <w:tcPr>
+            <w:tcW w:type="dxa" w:w="2253"/>
+            <w:tcBorders>
+              <w:top w:val="single" w:color="D1D5DB" w:sz="6"/>
+              <w:left w:val="single" w:color="D1D5DB" w:sz="6"/>
+              <w:bottom w:val="single" w:color="D1D5DB" w:sz="6"/>
+              <w:right w:val="single" w:color="D1D5DB" w:sz="6"/>
+            </w:tcBorders>
+            <w:shd w:fill="F0FAF3" w:color="auto" w:val="clear"/>
+            <w:tcMar>
+              <w:top w:type="dxa" w:w="100"/>
+              <w:left w:type="dxa" w:w="140"/>
+              <w:bottom w:type="dxa" w:w="100"/>
+              <w:right w:type="dxa" w:w="140"/>
+            </w:tcMar>
+          </w:tcPr>
+          <w:p>
+            <w:pPr>
+              <w:spacing w:after="0" w:before="0"/>
+            </w:pPr>
+            <w:r>
+              <w:rPr>
+                <w:rFonts w:ascii="Calibri" w:cs="Calibri" w:eastAsia="Calibri" w:hAnsi="Calibri"/>
+                <w:b/>
+                <w:bCs/>
+                <w:color w:val="1B1B1E"/>
+                <w:sz w:val="19"/>
+                <w:szCs w:val="19"/>
+              </w:rPr>
+              <w:t xml:space="preserve">Week 6</w:t>
+            </w:r>
+          </w:p>
+        </w:tc>
+        <w:tc>
+          <w:tcPr>
+            <w:tcW w:type="dxa" w:w="2253"/>
+            <w:tcBorders>
+              <w:top w:val="single" w:color="D1D5DB" w:sz="6"/>
+              <w:left w:val="single" w:color="D1D5DB" w:sz="6"/>
+              <w:bottom w:val="single" w:color="D1D5DB" w:sz="6"/>
+              <w:right w:val="single" w:color="D1D5DB" w:sz="6"/>
+            </w:tcBorders>
+            <w:shd w:fill="F0FAF3" w:color="auto" w:val="clear"/>
+            <w:tcMar>
+              <w:top w:type="dxa" w:w="100"/>
+              <w:left w:type="dxa" w:w="140"/>
+              <w:bottom w:type="dxa" w:w="100"/>
+              <w:right w:type="dxa" w:w="140"/>
+            </w:tcMar>
+          </w:tcPr>
+          <w:p>
+            <w:pPr>
+              <w:spacing w:after="0" w:before="0"/>
+            </w:pPr>
+            <w:r>
+              <w:rPr>
+                <w:rFonts w:ascii="Calibri" w:cs="Calibri" w:eastAsia="Calibri" w:hAnsi="Calibri"/>
+                <w:b/>
+                <w:bCs/>
+                <w:color w:val="1B1B1E"/>
+                <w:sz w:val="19"/>
+                <w:szCs w:val="19"/>
+              </w:rPr>
+              <w:t xml:space="preserve">Week 12</w:t>
+            </w:r>
+          </w:p>
+        </w:tc>
+      </w:tr>
+      <w:tr>
+        <w:trPr>
+          <w:trHeight w:val="640" w:hRule="atLeast"/>
+        </w:trPr>
+        <w:tc>
+          <w:tcPr>
+            <w:tcW w:type="dxa" w:w="2600"/>
+            <w:tcBorders>
+              <w:top w:val="single" w:color="D1D5DB" w:sz="6"/>
+              <w:left w:val="single" w:color="D1D5DB" w:sz="6"/>
+              <w:bottom w:val="single" w:color="D1D5DB" w:sz="6"/>
+              <w:right w:val="single" w:color="D1D5DB" w:sz="6"/>
+            </w:tcBorders>
+            <w:shd w:fill="FFFFFF" w:color="auto" w:val="clear"/>
+            <w:tcMar>
+              <w:top w:type="dxa" w:w="120"/>
+              <w:left w:type="dxa" w:w="140"/>
+              <w:bottom w:type="dxa" w:w="120"/>
+              <w:right w:type="dxa" w:w="140"/>
+            </w:tcMar>
+          </w:tcPr>
+          <w:p>
+            <w:pPr>
+              <w:spacing w:after="0" w:before="0"/>
+            </w:pPr>
+            <w:r>
+              <w:rPr>
+                <w:rFonts w:ascii="Calibri" w:cs="Calibri" w:eastAsia="Calibri" w:hAnsi="Calibri"/>
+                <w:b/>
+                <w:bCs/>
+                <w:color w:val="1B1B1E"/>
+                <w:sz w:val="20"/>
+                <w:szCs w:val="20"/>
+              </w:rPr>
+              <w:t xml:space="preserve">Date</w:t>
+            </w:r>
+          </w:p>
+        </w:tc>
+        <w:tc>
+          <w:tcPr>
+            <w:tcW w:type="dxa" w:w="2253"/>
+            <w:tcBorders>
+              <w:top w:val="single" w:color="D1D5DB" w:sz="6"/>
+              <w:left w:val="single" w:color="D1D5DB" w:sz="6"/>
+              <w:bottom w:val="single" w:color="D1D5DB" w:sz="6"/>
+              <w:right w:val="single" w:color="D1D5DB" w:sz="6"/>
+            </w:tcBorders>
+            <w:shd w:fill="FFFFFF" w:color="auto" w:val="clear"/>
+            <w:tcMar>
+              <w:top w:type="dxa" w:w="120"/>
+              <w:left w:type="dxa" w:w="140"/>
+              <w:bottom w:type="dxa" w:w="120"/>
+              <w:right w:type="dxa" w:w="140"/>
+            </w:tcMar>
+          </w:tcPr>
+          <w:p>
+            <w:pPr>
+              <w:spacing w:after="120" w:before="0"/>
+            </w:pPr>
+            <w:r>
+              <w:rPr>
+                <w:rFonts w:ascii="Calibri" w:cs="Calibri" w:eastAsia="Calibri" w:hAnsi="Calibri"/>
+                <w:color w:val="1B1B1E"/>
+                <w:sz w:val="22"/>
+                <w:szCs w:val="22"/>
+              </w:rPr>
+              <w:t xml:space="preserve"> </w:t>
+            </w:r>
+          </w:p>
+        </w:tc>
+        <w:tc>
+          <w:tcPr>
+            <w:tcW w:type="dxa" w:w="2253"/>
+            <w:tcBorders>
+              <w:top w:val="single" w:color="D1D5DB" w:sz="6"/>
+              <w:left w:val="single" w:color="D1D5DB" w:sz="6"/>
+              <w:bottom w:val="single" w:color="D1D5DB" w:sz="6"/>
+              <w:right w:val="single" w:color="D1D5DB" w:sz="6"/>
+            </w:tcBorders>
+            <w:shd w:fill="FFFFFF" w:color="auto" w:val="clear"/>
+            <w:tcMar>
+              <w:top w:type="dxa" w:w="120"/>
+              <w:left w:type="dxa" w:w="140"/>
+              <w:bottom w:type="dxa" w:w="120"/>
+              <w:right w:type="dxa" w:w="140"/>
+            </w:tcMar>
+          </w:tcPr>
+          <w:p>
+            <w:pPr>
+              <w:spacing w:after="120" w:before="0"/>
+            </w:pPr>
+            <w:r>
+              <w:rPr>
+                <w:rFonts w:ascii="Calibri" w:cs="Calibri" w:eastAsia="Calibri" w:hAnsi="Calibri"/>
+                <w:color w:val="1B1B1E"/>
+                <w:sz w:val="22"/>
+                <w:szCs w:val="22"/>
+              </w:rPr>
+              <w:t xml:space="preserve"> </w:t>
+            </w:r>
+          </w:p>
+        </w:tc>
+        <w:tc>
+          <w:tcPr>
+            <w:tcW w:type="dxa" w:w="2253"/>
+            <w:tcBorders>
+              <w:top w:val="single" w:color="D1D5DB" w:sz="6"/>
+              <w:left w:val="single" w:color="D1D5DB" w:sz="6"/>
+              <w:bottom w:val="single" w:color="D1D5DB" w:sz="6"/>
+              <w:right w:val="single" w:color="D1D5DB" w:sz="6"/>
+            </w:tcBorders>
+            <w:shd w:fill="FFFFFF" w:color="auto" w:val="clear"/>
+            <w:tcMar>
+              <w:top w:type="dxa" w:w="120"/>
+              <w:left w:type="dxa" w:w="140"/>
+              <w:bottom w:type="dxa" w:w="120"/>
+              <w:right w:type="dxa" w:w="140"/>
+            </w:tcMar>
+          </w:tcPr>
+          <w:p>
+            <w:pPr>
+              <w:spacing w:after="120" w:before="0"/>
+            </w:pPr>
+            <w:r>
+              <w:rPr>
+                <w:rFonts w:ascii="Calibri" w:cs="Calibri" w:eastAsia="Calibri" w:hAnsi="Calibri"/>
+                <w:color w:val="1B1B1E"/>
+                <w:sz w:val="22"/>
+                <w:szCs w:val="22"/>
+              </w:rPr>
+              <w:t xml:space="preserve"> </w:t>
+            </w:r>
+          </w:p>
+        </w:tc>
+      </w:tr>
+      <w:tr>
+        <w:trPr>
+          <w:trHeight w:val="640" w:hRule="atLeast"/>
+        </w:trPr>
+        <w:tc>
+          <w:tcPr>
+            <w:tcW w:type="dxa" w:w="2600"/>
+            <w:tcBorders>
+              <w:top w:val="single" w:color="D1D5DB" w:sz="6"/>
+              <w:left w:val="single" w:color="D1D5DB" w:sz="6"/>
+              <w:bottom w:val="single" w:color="D1D5DB" w:sz="6"/>
+              <w:right w:val="single" w:color="D1D5DB" w:sz="6"/>
+            </w:tcBorders>
+            <w:shd w:fill="FFFFFF" w:color="auto" w:val="clear"/>
+            <w:tcMar>
+              <w:top w:type="dxa" w:w="120"/>
+              <w:left w:type="dxa" w:w="140"/>
+              <w:bottom w:type="dxa" w:w="120"/>
+              <w:right w:type="dxa" w:w="140"/>
+            </w:tcMar>
+          </w:tcPr>
+          <w:p>
+            <w:pPr>
+              <w:spacing w:after="0" w:before="0"/>
+            </w:pPr>
+            <w:r>
+              <w:rPr>
+                <w:rFonts w:ascii="Calibri" w:cs="Calibri" w:eastAsia="Calibri" w:hAnsi="Calibri"/>
+                <w:b/>
+                <w:bCs/>
+                <w:color w:val="1B1B1E"/>
+                <w:sz w:val="20"/>
+                <w:szCs w:val="20"/>
+              </w:rPr>
+              <w:t xml:space="preserve">The stage you are in</w:t>
+            </w:r>
+          </w:p>
+        </w:tc>
+        <w:tc>
+          <w:tcPr>
+            <w:tcW w:type="dxa" w:w="2253"/>
+            <w:tcBorders>
+              <w:top w:val="single" w:color="D1D5DB" w:sz="6"/>
+              <w:left w:val="single" w:color="D1D5DB" w:sz="6"/>
+              <w:bottom w:val="single" w:color="D1D5DB" w:sz="6"/>
+              <w:right w:val="single" w:color="D1D5DB" w:sz="6"/>
+            </w:tcBorders>
+            <w:shd w:fill="FFFFFF" w:color="auto" w:val="clear"/>
+            <w:tcMar>
+              <w:top w:type="dxa" w:w="120"/>
+              <w:left w:type="dxa" w:w="140"/>
+              <w:bottom w:type="dxa" w:w="120"/>
+              <w:right w:type="dxa" w:w="140"/>
+            </w:tcMar>
+          </w:tcPr>
+          <w:p>
+            <w:pPr>
+              <w:spacing w:after="120" w:before="0"/>
+            </w:pPr>
+            <w:r>
+              <w:rPr>
+                <w:rFonts w:ascii="Calibri" w:cs="Calibri" w:eastAsia="Calibri" w:hAnsi="Calibri"/>
+                <w:color w:val="1B1B1E"/>
+                <w:sz w:val="22"/>
+                <w:szCs w:val="22"/>
+              </w:rPr>
+              <w:t xml:space="preserve"> </w:t>
+            </w:r>
+          </w:p>
+        </w:tc>
+        <w:tc>
+          <w:tcPr>
+            <w:tcW w:type="dxa" w:w="2253"/>
+            <w:tcBorders>
+              <w:top w:val="single" w:color="D1D5DB" w:sz="6"/>
+              <w:left w:val="single" w:color="D1D5DB" w:sz="6"/>
+              <w:bottom w:val="single" w:color="D1D5DB" w:sz="6"/>
+              <w:right w:val="single" w:color="D1D5DB" w:sz="6"/>
+            </w:tcBorders>
+            <w:shd w:fill="FFFFFF" w:color="auto" w:val="clear"/>
+            <w:tcMar>
+              <w:top w:type="dxa" w:w="120"/>
+              <w:left w:type="dxa" w:w="140"/>
+              <w:bottom w:type="dxa" w:w="120"/>
+              <w:right w:type="dxa" w:w="140"/>
+            </w:tcMar>
+          </w:tcPr>
+          <w:p>
+            <w:pPr>
+              <w:spacing w:after="120" w:before="0"/>
+            </w:pPr>
+            <w:r>
+              <w:rPr>
+                <w:rFonts w:ascii="Calibri" w:cs="Calibri" w:eastAsia="Calibri" w:hAnsi="Calibri"/>
+                <w:color w:val="1B1B1E"/>
+                <w:sz w:val="22"/>
+                <w:szCs w:val="22"/>
+              </w:rPr>
+              <w:t xml:space="preserve"> </w:t>
+            </w:r>
+          </w:p>
+        </w:tc>
+        <w:tc>
+          <w:tcPr>
+            <w:tcW w:type="dxa" w:w="2253"/>
+            <w:tcBorders>
+              <w:top w:val="single" w:color="D1D5DB" w:sz="6"/>
+              <w:left w:val="single" w:color="D1D5DB" w:sz="6"/>
+              <w:bottom w:val="single" w:color="D1D5DB" w:sz="6"/>
+              <w:right w:val="single" w:color="D1D5DB" w:sz="6"/>
+            </w:tcBorders>
+            <w:shd w:fill="FFFFFF" w:color="auto" w:val="clear"/>
+            <w:tcMar>
+              <w:top w:type="dxa" w:w="120"/>
+              <w:left w:type="dxa" w:w="140"/>
+              <w:bottom w:type="dxa" w:w="120"/>
+              <w:right w:type="dxa" w:w="140"/>
+            </w:tcMar>
+          </w:tcPr>
+          <w:p>
+            <w:pPr>
+              <w:spacing w:after="120" w:before="0"/>
+            </w:pPr>
+            <w:r>
+              <w:rPr>
+                <w:rFonts w:ascii="Calibri" w:cs="Calibri" w:eastAsia="Calibri" w:hAnsi="Calibri"/>
+                <w:color w:val="1B1B1E"/>
+                <w:sz w:val="22"/>
+                <w:szCs w:val="22"/>
+              </w:rPr>
+              <w:t xml:space="preserve"> </w:t>
+            </w:r>
+          </w:p>
+        </w:tc>
+      </w:tr>
+      <w:tr>
+        <w:trPr>
+          <w:trHeight w:val="640" w:hRule="atLeast"/>
+        </w:trPr>
+        <w:tc>
+          <w:tcPr>
+            <w:tcW w:type="dxa" w:w="2600"/>
+            <w:tcBorders>
+              <w:top w:val="single" w:color="D1D5DB" w:sz="6"/>
+              <w:left w:val="single" w:color="D1D5DB" w:sz="6"/>
+              <w:bottom w:val="single" w:color="D1D5DB" w:sz="6"/>
+              <w:right w:val="single" w:color="D1D5DB" w:sz="6"/>
+            </w:tcBorders>
+            <w:shd w:fill="FFFFFF" w:color="auto" w:val="clear"/>
+            <w:tcMar>
+              <w:top w:type="dxa" w:w="120"/>
+              <w:left w:type="dxa" w:w="140"/>
+              <w:bottom w:type="dxa" w:w="120"/>
+              <w:right w:type="dxa" w:w="140"/>
+            </w:tcMar>
+          </w:tcPr>
+          <w:p>
+            <w:pPr>
+              <w:spacing w:after="0" w:before="0"/>
+            </w:pPr>
+            <w:r>
+              <w:rPr>
+                <w:rFonts w:ascii="Calibri" w:cs="Calibri" w:eastAsia="Calibri" w:hAnsi="Calibri"/>
+                <w:b/>
+                <w:bCs/>
+                <w:color w:val="1B1B1E"/>
+                <w:sz w:val="20"/>
+                <w:szCs w:val="20"/>
+              </w:rPr>
+              <w:t xml:space="preserve">Bad workplace, bad fit, or bad season</w:t>
+            </w:r>
+          </w:p>
+        </w:tc>
+        <w:tc>
+          <w:tcPr>
+            <w:tcW w:type="dxa" w:w="2253"/>
+            <w:tcBorders>
+              <w:top w:val="single" w:color="D1D5DB" w:sz="6"/>
+              <w:left w:val="single" w:color="D1D5DB" w:sz="6"/>
+              <w:bottom w:val="single" w:color="D1D5DB" w:sz="6"/>
+              <w:right w:val="single" w:color="D1D5DB" w:sz="6"/>
+            </w:tcBorders>
+            <w:shd w:fill="FFFFFF" w:color="auto" w:val="clear"/>
+            <w:tcMar>
+              <w:top w:type="dxa" w:w="120"/>
+              <w:left w:type="dxa" w:w="140"/>
+              <w:bottom w:type="dxa" w:w="120"/>
+              <w:right w:type="dxa" w:w="140"/>
+            </w:tcMar>
+          </w:tcPr>
+          <w:p>
+            <w:pPr>
+              <w:spacing w:after="120" w:before="0"/>
+            </w:pPr>
+            <w:r>
+              <w:rPr>
+                <w:rFonts w:ascii="Calibri" w:cs="Calibri" w:eastAsia="Calibri" w:hAnsi="Calibri"/>
+                <w:color w:val="1B1B1E"/>
+                <w:sz w:val="22"/>
+                <w:szCs w:val="22"/>
+              </w:rPr>
+              <w:t xml:space="preserve"> </w:t>
+            </w:r>
+          </w:p>
+        </w:tc>
+        <w:tc>
+          <w:tcPr>
+            <w:tcW w:type="dxa" w:w="2253"/>
+            <w:tcBorders>
+              <w:top w:val="single" w:color="D1D5DB" w:sz="6"/>
+              <w:left w:val="single" w:color="D1D5DB" w:sz="6"/>
+              <w:bottom w:val="single" w:color="D1D5DB" w:sz="6"/>
+              <w:right w:val="single" w:color="D1D5DB" w:sz="6"/>
+            </w:tcBorders>
+            <w:shd w:fill="FFFFFF" w:color="auto" w:val="clear"/>
+            <w:tcMar>
+              <w:top w:type="dxa" w:w="120"/>
+              <w:left w:type="dxa" w:w="140"/>
+              <w:bottom w:type="dxa" w:w="120"/>
+              <w:right w:type="dxa" w:w="140"/>
+            </w:tcMar>
+          </w:tcPr>
+          <w:p>
+            <w:pPr>
+              <w:spacing w:after="120" w:before="0"/>
+            </w:pPr>
+            <w:r>
+              <w:rPr>
+                <w:rFonts w:ascii="Calibri" w:cs="Calibri" w:eastAsia="Calibri" w:hAnsi="Calibri"/>
+                <w:color w:val="1B1B1E"/>
+                <w:sz w:val="22"/>
+                <w:szCs w:val="22"/>
+              </w:rPr>
+              <w:t xml:space="preserve"> </w:t>
+            </w:r>
+          </w:p>
+        </w:tc>
+        <w:tc>
+          <w:tcPr>
+            <w:tcW w:type="dxa" w:w="2253"/>
+            <w:tcBorders>
+              <w:top w:val="single" w:color="D1D5DB" w:sz="6"/>
+              <w:left w:val="single" w:color="D1D5DB" w:sz="6"/>
+              <w:bottom w:val="single" w:color="D1D5DB" w:sz="6"/>
+              <w:right w:val="single" w:color="D1D5DB" w:sz="6"/>
+            </w:tcBorders>
+            <w:shd w:fill="FFFFFF" w:color="auto" w:val="clear"/>
+            <w:tcMar>
+              <w:top w:type="dxa" w:w="120"/>
+              <w:left w:type="dxa" w:w="140"/>
+              <w:bottom w:type="dxa" w:w="120"/>
+              <w:right w:type="dxa" w:w="140"/>
+            </w:tcMar>
+          </w:tcPr>
+          <w:p>
+            <w:pPr>
+              <w:spacing w:after="120" w:before="0"/>
+            </w:pPr>
+            <w:r>
+              <w:rPr>
+                <w:rFonts w:ascii="Calibri" w:cs="Calibri" w:eastAsia="Calibri" w:hAnsi="Calibri"/>
+                <w:color w:val="1B1B1E"/>
+                <w:sz w:val="22"/>
+                <w:szCs w:val="22"/>
+              </w:rPr>
+              <w:t xml:space="preserve"> </w:t>
+            </w:r>
+          </w:p>
+        </w:tc>
+      </w:tr>
+      <w:tr>
+        <w:trPr>
+          <w:trHeight w:val="640" w:hRule="atLeast"/>
+        </w:trPr>
+        <w:tc>
+          <w:tcPr>
+            <w:tcW w:type="dxa" w:w="2600"/>
+            <w:tcBorders>
+              <w:top w:val="single" w:color="D1D5DB" w:sz="6"/>
+              <w:left w:val="single" w:color="D1D5DB" w:sz="6"/>
+              <w:bottom w:val="single" w:color="D1D5DB" w:sz="6"/>
+              <w:right w:val="single" w:color="D1D5DB" w:sz="6"/>
+            </w:tcBorders>
+            <w:shd w:fill="FFFFFF" w:color="auto" w:val="clear"/>
+            <w:tcMar>
+              <w:top w:type="dxa" w:w="120"/>
+              <w:left w:type="dxa" w:w="140"/>
+              <w:bottom w:type="dxa" w:w="120"/>
+              <w:right w:type="dxa" w:w="140"/>
+            </w:tcMar>
+          </w:tcPr>
+          <w:p>
+            <w:pPr>
+              <w:spacing w:after="0" w:before="0"/>
+            </w:pPr>
+            <w:r>
+              <w:rPr>
+                <w:rFonts w:ascii="Calibri" w:cs="Calibri" w:eastAsia="Calibri" w:hAnsi="Calibri"/>
+                <w:b/>
+                <w:bCs/>
+                <w:color w:val="1B1B1E"/>
+                <w:sz w:val="20"/>
+                <w:szCs w:val="20"/>
+              </w:rPr>
+              <w:t xml:space="preserve">The path you would name today</w:t>
+            </w:r>
+          </w:p>
+        </w:tc>
+        <w:tc>
+          <w:tcPr>
+            <w:tcW w:type="dxa" w:w="2253"/>
+            <w:tcBorders>
+              <w:top w:val="single" w:color="D1D5DB" w:sz="6"/>
+              <w:left w:val="single" w:color="D1D5DB" w:sz="6"/>
+              <w:bottom w:val="single" w:color="D1D5DB" w:sz="6"/>
+              <w:right w:val="single" w:color="D1D5DB" w:sz="6"/>
+            </w:tcBorders>
+            <w:shd w:fill="FFFFFF" w:color="auto" w:val="clear"/>
+            <w:tcMar>
+              <w:top w:type="dxa" w:w="120"/>
+              <w:left w:type="dxa" w:w="140"/>
+              <w:bottom w:type="dxa" w:w="120"/>
+              <w:right w:type="dxa" w:w="140"/>
+            </w:tcMar>
+          </w:tcPr>
+          <w:p>
+            <w:pPr>
+              <w:spacing w:after="120" w:before="0"/>
+            </w:pPr>
+            <w:r>
+              <w:rPr>
+                <w:rFonts w:ascii="Calibri" w:cs="Calibri" w:eastAsia="Calibri" w:hAnsi="Calibri"/>
+                <w:color w:val="1B1B1E"/>
+                <w:sz w:val="22"/>
+                <w:szCs w:val="22"/>
+              </w:rPr>
+              <w:t xml:space="preserve"> </w:t>
+            </w:r>
+          </w:p>
+        </w:tc>
+        <w:tc>
+          <w:tcPr>
+            <w:tcW w:type="dxa" w:w="2253"/>
+            <w:tcBorders>
+              <w:top w:val="single" w:color="D1D5DB" w:sz="6"/>
+              <w:left w:val="single" w:color="D1D5DB" w:sz="6"/>
+              <w:bottom w:val="single" w:color="D1D5DB" w:sz="6"/>
+              <w:right w:val="single" w:color="D1D5DB" w:sz="6"/>
+            </w:tcBorders>
+            <w:shd w:fill="FFFFFF" w:color="auto" w:val="clear"/>
+            <w:tcMar>
+              <w:top w:type="dxa" w:w="120"/>
+              <w:left w:type="dxa" w:w="140"/>
+              <w:bottom w:type="dxa" w:w="120"/>
+              <w:right w:type="dxa" w:w="140"/>
+            </w:tcMar>
+          </w:tcPr>
+          <w:p>
+            <w:pPr>
+              <w:spacing w:after="120" w:before="0"/>
+            </w:pPr>
+            <w:r>
+              <w:rPr>
+                <w:rFonts w:ascii="Calibri" w:cs="Calibri" w:eastAsia="Calibri" w:hAnsi="Calibri"/>
+                <w:color w:val="1B1B1E"/>
+                <w:sz w:val="22"/>
+                <w:szCs w:val="22"/>
+              </w:rPr>
+              <w:t xml:space="preserve"> </w:t>
+            </w:r>
+          </w:p>
+        </w:tc>
+        <w:tc>
+          <w:tcPr>
+            <w:tcW w:type="dxa" w:w="2253"/>
+            <w:tcBorders>
+              <w:top w:val="single" w:color="D1D5DB" w:sz="6"/>
+              <w:left w:val="single" w:color="D1D5DB" w:sz="6"/>
+              <w:bottom w:val="single" w:color="D1D5DB" w:sz="6"/>
+              <w:right w:val="single" w:color="D1D5DB" w:sz="6"/>
+            </w:tcBorders>
+            <w:shd w:fill="FFFFFF" w:color="auto" w:val="clear"/>
+            <w:tcMar>
+              <w:top w:type="dxa" w:w="120"/>
+              <w:left w:type="dxa" w:w="140"/>
+              <w:bottom w:type="dxa" w:w="120"/>
+              <w:right w:type="dxa" w:w="140"/>
+            </w:tcMar>
+          </w:tcPr>
+          <w:p>
+            <w:pPr>
+              <w:spacing w:after="120" w:before="0"/>
+            </w:pPr>
+            <w:r>
+              <w:rPr>
+                <w:rFonts w:ascii="Calibri" w:cs="Calibri" w:eastAsia="Calibri" w:hAnsi="Calibri"/>
+                <w:color w:val="1B1B1E"/>
+                <w:sz w:val="22"/>
+                <w:szCs w:val="22"/>
+              </w:rPr>
+              <w:t xml:space="preserve"> </w:t>
+            </w:r>
+          </w:p>
+        </w:tc>
+      </w:tr>
+      <w:tr>
+        <w:trPr>
+          <w:trHeight w:val="640" w:hRule="atLeast"/>
+        </w:trPr>
+        <w:tc>
+          <w:tcPr>
+            <w:tcW w:type="dxa" w:w="2600"/>
+            <w:tcBorders>
+              <w:top w:val="single" w:color="D1D5DB" w:sz="6"/>
+              <w:left w:val="single" w:color="D1D5DB" w:sz="6"/>
+              <w:bottom w:val="single" w:color="D1D5DB" w:sz="6"/>
+              <w:right w:val="single" w:color="D1D5DB" w:sz="6"/>
+            </w:tcBorders>
+            <w:shd w:fill="FFFFFF" w:color="auto" w:val="clear"/>
+            <w:tcMar>
+              <w:top w:type="dxa" w:w="120"/>
+              <w:left w:type="dxa" w:w="140"/>
+              <w:bottom w:type="dxa" w:w="120"/>
+              <w:right w:type="dxa" w:w="140"/>
+            </w:tcMar>
+          </w:tcPr>
+          <w:p>
+            <w:pPr>
+              <w:spacing w:after="0" w:before="0"/>
+            </w:pPr>
+            <w:r>
+              <w:rPr>
+                <w:rFonts w:ascii="Calibri" w:cs="Calibri" w:eastAsia="Calibri" w:hAnsi="Calibri"/>
+                <w:b/>
+                <w:bCs/>
+                <w:color w:val="1B1B1E"/>
+                <w:sz w:val="20"/>
+                <w:szCs w:val="20"/>
+              </w:rPr>
+              <w:t xml:space="preserve">Your pay floor</w:t>
+            </w:r>
+          </w:p>
+        </w:tc>
+        <w:tc>
+          <w:tcPr>
+            <w:tcW w:type="dxa" w:w="2253"/>
+            <w:tcBorders>
+              <w:top w:val="single" w:color="D1D5DB" w:sz="6"/>
+              <w:left w:val="single" w:color="D1D5DB" w:sz="6"/>
+              <w:bottom w:val="single" w:color="D1D5DB" w:sz="6"/>
+              <w:right w:val="single" w:color="D1D5DB" w:sz="6"/>
+            </w:tcBorders>
+            <w:shd w:fill="FFFFFF" w:color="auto" w:val="clear"/>
+            <w:tcMar>
+              <w:top w:type="dxa" w:w="120"/>
+              <w:left w:type="dxa" w:w="140"/>
+              <w:bottom w:type="dxa" w:w="120"/>
+              <w:right w:type="dxa" w:w="140"/>
+            </w:tcMar>
+          </w:tcPr>
+          <w:p>
+            <w:pPr>
+              <w:spacing w:after="120" w:before="0"/>
+            </w:pPr>
+            <w:r>
+              <w:rPr>
+                <w:rFonts w:ascii="Calibri" w:cs="Calibri" w:eastAsia="Calibri" w:hAnsi="Calibri"/>
+                <w:color w:val="1B1B1E"/>
+                <w:sz w:val="22"/>
+                <w:szCs w:val="22"/>
+              </w:rPr>
+              <w:t xml:space="preserve"> </w:t>
+            </w:r>
+          </w:p>
+        </w:tc>
+        <w:tc>
+          <w:tcPr>
+            <w:tcW w:type="dxa" w:w="2253"/>
+            <w:tcBorders>
+              <w:top w:val="single" w:color="D1D5DB" w:sz="6"/>
+              <w:left w:val="single" w:color="D1D5DB" w:sz="6"/>
+              <w:bottom w:val="single" w:color="D1D5DB" w:sz="6"/>
+              <w:right w:val="single" w:color="D1D5DB" w:sz="6"/>
+            </w:tcBorders>
+            <w:shd w:fill="FFFFFF" w:color="auto" w:val="clear"/>
+            <w:tcMar>
+              <w:top w:type="dxa" w:w="120"/>
+              <w:left w:type="dxa" w:w="140"/>
+              <w:bottom w:type="dxa" w:w="120"/>
+              <w:right w:type="dxa" w:w="140"/>
+            </w:tcMar>
+          </w:tcPr>
+          <w:p>
+            <w:pPr>
+              <w:spacing w:after="120" w:before="0"/>
+            </w:pPr>
+            <w:r>
+              <w:rPr>
+                <w:rFonts w:ascii="Calibri" w:cs="Calibri" w:eastAsia="Calibri" w:hAnsi="Calibri"/>
+                <w:color w:val="1B1B1E"/>
+                <w:sz w:val="22"/>
+                <w:szCs w:val="22"/>
+              </w:rPr>
+              <w:t xml:space="preserve"> </w:t>
+            </w:r>
+          </w:p>
+        </w:tc>
+        <w:tc>
+          <w:tcPr>
+            <w:tcW w:type="dxa" w:w="2253"/>
+            <w:tcBorders>
+              <w:top w:val="single" w:color="D1D5DB" w:sz="6"/>
+              <w:left w:val="single" w:color="D1D5DB" w:sz="6"/>
+              <w:bottom w:val="single" w:color="D1D5DB" w:sz="6"/>
+              <w:right w:val="single" w:color="D1D5DB" w:sz="6"/>
+            </w:tcBorders>
+            <w:shd w:fill="FFFFFF" w:color="auto" w:val="clear"/>
+            <w:tcMar>
+              <w:top w:type="dxa" w:w="120"/>
+              <w:left w:type="dxa" w:w="140"/>
+              <w:bottom w:type="dxa" w:w="120"/>
+              <w:right w:type="dxa" w:w="140"/>
+            </w:tcMar>
+          </w:tcPr>
+          <w:p>
+            <w:pPr>
+              <w:spacing w:after="120" w:before="0"/>
+            </w:pPr>
+            <w:r>
+              <w:rPr>
+                <w:rFonts w:ascii="Calibri" w:cs="Calibri" w:eastAsia="Calibri" w:hAnsi="Calibri"/>
+                <w:color w:val="1B1B1E"/>
+                <w:sz w:val="22"/>
+                <w:szCs w:val="22"/>
+              </w:rPr>
+              <w:t xml:space="preserve"> </w:t>
+            </w:r>
+          </w:p>
+        </w:tc>
+      </w:tr>
+    </w:tbl>
+    <w:p>
+      <w:pPr>
+        <w:spacing w:after="80" w:before="280"/>
+      </w:pPr>
+      <w:r>
+        <w:rPr>
+          <w:rFonts w:ascii="Calibri" w:cs="Calibri" w:eastAsia="Calibri" w:hAnsi="Calibri"/>
+          <w:b/>
+          <w:bCs/>
+          <w:color w:val="1B1B1E"/>
+          <w:sz w:val="22"/>
+          <w:szCs w:val="22"/>
+        </w:rPr>
+        <w:t xml:space="preserve">Where you are going, in one sentence. Write a new one each time rather than editing the old one.</w:t>
+      </w:r>
+    </w:p>
+    <w:p>
+      <w:pPr>
+        <w:spacing w:after="100" w:before="0"/>
+      </w:pPr>
+      <w:r>
+        <w:rPr>
+          <w:rFonts w:ascii="Calibri" w:cs="Calibri" w:eastAsia="Calibri" w:hAnsi="Calibri"/>
+          <w:color w:val="6B7280"/>
+          <w:sz w:val="20"/>
+          <w:szCs w:val="20"/>
+        </w:rPr>
+        <w:t xml:space="preserve">Three sentences by week twelve. The first one is usually about leaving and the last one usually is not.</w:t>
+      </w:r>
+    </w:p>
+    <w:tbl>
+      <w:tblPr>
+        <w:tblW w:type="dxa" w:w="9360"/>
+        <w:tblBorders>
+          <w:top w:val="single" w:color="auto" w:sz="4"/>
+          <w:left w:val="single" w:color="auto" w:sz="4"/>
+          <w:bottom w:val="single" w:color="auto" w:sz="4"/>
+          <w:right w:val="single" w:color="auto" w:sz="4"/>
+          <w:insideH w:val="single" w:color="auto" w:sz="4"/>
+          <w:insideV w:val="single" w:color="auto" w:sz="4"/>
+        </w:tblBorders>
+      </w:tblPr>
+      <w:tblGrid>
+        <w:gridCol w:w="9360"/>
+      </w:tblGrid>
+      <w:tr>
+        <w:trPr>
+          <w:trHeight w:val="1960" w:hRule="atLeast"/>
+        </w:trPr>
+        <w:tc>
+          <w:tcPr>
+            <w:tcW w:type="dxa" w:w="9360"/>
+            <w:tcBorders>
+              <w:top w:val="single" w:color="D1D5DB" w:sz="6"/>
+              <w:left w:val="single" w:color="D1D5DB" w:sz="6"/>
+              <w:bottom w:val="single" w:color="D1D5DB" w:sz="6"/>
+              <w:right w:val="single" w:color="D1D5DB" w:sz="6"/>
+            </w:tcBorders>
+            <w:shd w:fill="FFFFFF" w:color="auto" w:val="clear"/>
+            <w:tcMar>
+              <w:top w:type="dxa" w:w="140"/>
+              <w:left w:type="dxa" w:w="160"/>
+              <w:bottom w:type="dxa" w:w="140"/>
+              <w:right w:type="dxa" w:w="160"/>
+            </w:tcMar>
+          </w:tcPr>
+          <w:p>
+            <w:pPr>
+              <w:spacing w:after="120" w:before="0"/>
+            </w:pPr>
+            <w:r>
+              <w:rPr>
+                <w:rFonts w:ascii="Calibri" w:cs="Calibri" w:eastAsia="Calibri" w:hAnsi="Calibri"/>
+                <w:color w:val="1B1B1E"/>
+                <w:sz w:val="22"/>
+                <w:szCs w:val="22"/>
+              </w:rPr>
+              <w:t xml:space="preserve"> </w:t>
+            </w:r>
+          </w:p>
+        </w:tc>
+      </w:tr>
+    </w:tbl>
+    <w:p>
+      <w:pPr>
+        <w:spacing w:after="200" w:before="0" w:line="120"/>
+      </w:pPr>
+      <w:r>
+        <w:rPr>
+          <w:rFonts w:ascii="Calibri" w:cs="Calibri" w:eastAsia="Calibri" w:hAnsi="Calibri"/>
+          <w:sz w:val="8"/>
+          <w:szCs w:val="8"/>
+        </w:rPr>
+        <w:t xml:space="preserve"/>
+      </w:r>
+    </w:p>
+    <w:p>
+      <w:r>
+        <w:br w:type="page"/>
+      </w:r>
+    </w:p>
+    <w:p>
+      <w:pPr>
+        <w:spacing w:after="60" w:before="120"/>
+      </w:pPr>
+      <w:r>
+        <w:rPr>
+          <w:rFonts w:ascii="Calibri" w:cs="Calibri" w:eastAsia="Calibri" w:hAnsi="Calibri"/>
+          <w:b/>
+          <w:bCs/>
+          <w:color w:val="2D6A4F"/>
+          <w:spacing w:val="30"/>
+          <w:sz w:val="17"/>
+          <w:szCs w:val="17"/>
+        </w:rPr>
+        <w:t xml:space="preserve">MODULE 1 · SUNK COST</w:t>
+      </w:r>
+    </w:p>
+    <w:p>
+      <w:pPr>
+        <w:pStyle w:val="Heading1"/>
+        <w:spacing w:after="60" w:before="0"/>
+      </w:pPr>
+      <w:r>
+        <w:rPr>
+          <w:rFonts w:ascii="Georgia" w:cs="Georgia" w:eastAsia="Georgia" w:hAnsi="Georgia"/>
+          <w:b/>
+          <w:bCs/>
+          <w:color w:val="1B1B1E"/>
+          <w:sz w:val="40"/>
+          <w:szCs w:val="40"/>
+        </w:rPr>
+        <w:t xml:space="preserve">Why leaving isn’t a wasted degree</w:t>
+      </w:r>
+    </w:p>
+    <w:p>
+      <w:pPr>
+        <w:spacing w:after="320" w:before="0"/>
+      </w:pPr>
+      <w:r>
+        <w:rPr>
+          <w:rFonts w:ascii="Calibri" w:cs="Calibri" w:eastAsia="Calibri" w:hAnsi="Calibri"/>
+          <w:color w:val="6B7280"/>
+          <w:sz w:val="22"/>
+          <w:szCs w:val="22"/>
+        </w:rPr>
+        <w:t xml:space="preserve">The years and the debt are already spent either way. This is where you stop counting them as a reason to stay.</w:t>
+      </w:r>
+    </w:p>
+    <w:p>
+      <w:pPr>
+        <w:spacing w:after="80" w:before="280"/>
+      </w:pPr>
+      <w:r>
+        <w:rPr>
+          <w:rFonts w:ascii="Calibri" w:cs="Calibri" w:eastAsia="Calibri" w:hAnsi="Calibri"/>
+          <w:b/>
+          <w:bCs/>
+          <w:color w:val="1B1B1E"/>
+          <w:sz w:val="22"/>
+          <w:szCs w:val="22"/>
+        </w:rPr>
+        <w:t xml:space="preserve">Write it exactly as it sounds in your head. Not the reasonable version.</w:t>
+      </w:r>
+    </w:p>
+    <w:p>
+      <w:pPr>
+        <w:spacing w:after="100" w:before="0"/>
+      </w:pPr>
+      <w:r>
+        <w:rPr>
+          <w:rFonts w:ascii="Calibri" w:cs="Calibri" w:eastAsia="Calibri" w:hAnsi="Calibri"/>
+          <w:color w:val="6B7280"/>
+          <w:sz w:val="20"/>
+          <w:szCs w:val="20"/>
+        </w:rPr>
+        <w:t xml:space="preserve">It usually starts with “after all that” or “I should be able to”.</w:t>
+      </w:r>
+    </w:p>
+    <w:tbl>
+      <w:tblPr>
+        <w:tblW w:type="dxa" w:w="9360"/>
+        <w:tblBorders>
+          <w:top w:val="single" w:color="auto" w:sz="4"/>
+          <w:left w:val="single" w:color="auto" w:sz="4"/>
+          <w:bottom w:val="single" w:color="auto" w:sz="4"/>
+          <w:right w:val="single" w:color="auto" w:sz="4"/>
+          <w:insideH w:val="single" w:color="auto" w:sz="4"/>
+          <w:insideV w:val="single" w:color="auto" w:sz="4"/>
+        </w:tblBorders>
+      </w:tblPr>
+      <w:tblGrid>
+        <w:gridCol w:w="9360"/>
+      </w:tblGrid>
+      <w:tr>
+        <w:trPr>
+          <w:trHeight w:val="1360" w:hRule="atLeast"/>
+        </w:trPr>
+        <w:tc>
+          <w:tcPr>
+            <w:tcW w:type="dxa" w:w="9360"/>
+            <w:tcBorders>
+              <w:top w:val="single" w:color="D1D5DB" w:sz="6"/>
+              <w:left w:val="single" w:color="D1D5DB" w:sz="6"/>
+              <w:bottom w:val="single" w:color="D1D5DB" w:sz="6"/>
+              <w:right w:val="single" w:color="D1D5DB" w:sz="6"/>
+            </w:tcBorders>
+            <w:shd w:fill="FFFFFF" w:color="auto" w:val="clear"/>
+            <w:tcMar>
+              <w:top w:type="dxa" w:w="140"/>
+              <w:left w:type="dxa" w:w="160"/>
+              <w:bottom w:type="dxa" w:w="140"/>
+              <w:right w:type="dxa" w:w="160"/>
+            </w:tcMar>
+          </w:tcPr>
+          <w:p>
+            <w:pPr>
+              <w:spacing w:after="120" w:before="0"/>
+            </w:pPr>
+            <w:r>
+              <w:rPr>
+                <w:rFonts w:ascii="Calibri" w:cs="Calibri" w:eastAsia="Calibri" w:hAnsi="Calibri"/>
+                <w:color w:val="1B1B1E"/>
+                <w:sz w:val="22"/>
+                <w:szCs w:val="22"/>
+              </w:rPr>
+              <w:t xml:space="preserve"> </w:t>
+            </w:r>
+          </w:p>
+        </w:tc>
+      </w:tr>
+    </w:tbl>
+    <w:p>
+      <w:pPr>
+        <w:spacing w:after="200" w:before="0" w:line="120"/>
+      </w:pPr>
+      <w:r>
+        <w:rPr>
+          <w:rFonts w:ascii="Calibri" w:cs="Calibri" w:eastAsia="Calibri" w:hAnsi="Calibri"/>
+          <w:sz w:val="8"/>
+          <w:szCs w:val="8"/>
+        </w:rPr>
+        <w:t xml:space="preserve"/>
+      </w:r>
+    </w:p>
+    <w:p>
+      <w:pPr>
+        <w:spacing w:after="120" w:before="0" w:line="120"/>
+      </w:pPr>
+      <w:r>
+        <w:rPr>
+          <w:rFonts w:ascii="Calibri" w:cs="Calibri" w:eastAsia="Calibri" w:hAnsi="Calibri"/>
+          <w:sz w:val="8"/>
+          <w:szCs w:val="8"/>
+        </w:rPr>
+        <w:t xml:space="preserve"/>
+      </w:r>
+    </w:p>
+    <w:tbl>
+      <w:tblPr>
+        <w:tblW w:type="dxa" w:w="9360"/>
+        <w:tblBorders>
+          <w:top w:val="single" w:color="auto" w:sz="4"/>
+          <w:left w:val="single" w:color="auto" w:sz="4"/>
+          <w:bottom w:val="single" w:color="auto" w:sz="4"/>
+          <w:right w:val="single" w:color="auto" w:sz="4"/>
+          <w:insideH w:val="single" w:color="auto" w:sz="4"/>
+          <w:insideV w:val="single" w:color="auto" w:sz="4"/>
+        </w:tblBorders>
+      </w:tblPr>
+      <w:tblGrid>
+        <w:gridCol w:w="9360"/>
+      </w:tblGrid>
+      <w:tr>
+        <w:tc>
+          <w:tcPr>
+            <w:tcW w:type="dxa" w:w="9360"/>
+            <w:tcBorders>
+              <w:top w:val="none"/>
+              <w:left w:val="single" w:color="2D6A4F" w:sz="24"/>
+              <w:bottom w:val="none"/>
+              <w:right w:val="none"/>
+            </w:tcBorders>
+            <w:shd w:fill="F0FAF3" w:color="auto" w:val="clear"/>
+            <w:tcMar>
+              <w:top w:type="dxa" w:w="120"/>
+              <w:left w:type="dxa" w:w="200"/>
+              <w:bottom w:type="dxa" w:w="120"/>
+              <w:right w:type="dxa" w:w="200"/>
+            </w:tcMar>
+          </w:tcPr>
+          <w:p>
+            <w:pPr>
+              <w:spacing w:after="0" w:before="0"/>
+            </w:pPr>
+            <w:r>
+              <w:rPr>
+                <w:rFonts w:ascii="Calibri" w:cs="Calibri" w:eastAsia="Calibri" w:hAnsi="Calibri"/>
+                <w:i/>
+                <w:iCs/>
+                <w:color w:val="1B1B1E"/>
+                <w:sz w:val="22"/>
+                <w:szCs w:val="22"/>
+              </w:rPr>
+              <w:t xml:space="preserve">“I know it's the sunken cost fallacy but it's so hard to quit after putting so much time, money, and effort into this career.”</w:t>
+            </w:r>
+            <w:r>
+              <w:rPr>
+                <w:rFonts w:ascii="Calibri" w:cs="Calibri" w:eastAsia="Calibri" w:hAnsi="Calibri"/>
+                <w:color w:val="6B7280"/>
+                <w:sz w:val="18"/>
+                <w:szCs w:val="18"/>
+              </w:rPr>
+              <w:t xml:space="preserve">   an SLP, r/slp</w:t>
+            </w:r>
+          </w:p>
+        </w:tc>
+      </w:tr>
+    </w:tbl>
+    <w:p>
+      <w:pPr>
+        <w:spacing w:after="200" w:before="0" w:line="120"/>
+      </w:pPr>
+      <w:r>
+        <w:rPr>
+          <w:rFonts w:ascii="Calibri" w:cs="Calibri" w:eastAsia="Calibri" w:hAnsi="Calibri"/>
+          <w:sz w:val="8"/>
+          <w:szCs w:val="8"/>
+        </w:rPr>
+        <w:t xml:space="preserve"/>
+      </w:r>
+    </w:p>
+    <w:p>
+      <w:pPr>
+        <w:spacing w:after="80" w:before="280"/>
+      </w:pPr>
+      <w:r>
+        <w:rPr>
+          <w:rFonts w:ascii="Calibri" w:cs="Calibri" w:eastAsia="Calibri" w:hAnsi="Calibri"/>
+          <w:b/>
+          <w:bCs/>
+          <w:color w:val="1B1B1E"/>
+          <w:sz w:val="22"/>
+          <w:szCs w:val="22"/>
+        </w:rPr>
+        <w:t xml:space="preserve">Who taught you that sentence? A supervisor, a cohort, a parent, yourself at twenty-four.</w:t>
+      </w:r>
+    </w:p>
+    <w:tbl>
+      <w:tblPr>
+        <w:tblW w:type="dxa" w:w="9360"/>
+        <w:tblBorders>
+          <w:top w:val="single" w:color="auto" w:sz="4"/>
+          <w:left w:val="single" w:color="auto" w:sz="4"/>
+          <w:bottom w:val="single" w:color="auto" w:sz="4"/>
+          <w:right w:val="single" w:color="auto" w:sz="4"/>
+          <w:insideH w:val="single" w:color="auto" w:sz="4"/>
+          <w:insideV w:val="single" w:color="auto" w:sz="4"/>
+        </w:tblBorders>
+      </w:tblPr>
+      <w:tblGrid>
+        <w:gridCol w:w="9360"/>
+      </w:tblGrid>
+      <w:tr>
+        <w:trPr>
+          <w:trHeight w:val="1060" w:hRule="atLeast"/>
+        </w:trPr>
+        <w:tc>
+          <w:tcPr>
+            <w:tcW w:type="dxa" w:w="9360"/>
+            <w:tcBorders>
+              <w:top w:val="single" w:color="D1D5DB" w:sz="6"/>
+              <w:left w:val="single" w:color="D1D5DB" w:sz="6"/>
+              <w:bottom w:val="single" w:color="D1D5DB" w:sz="6"/>
+              <w:right w:val="single" w:color="D1D5DB" w:sz="6"/>
+            </w:tcBorders>
+            <w:shd w:fill="FFFFFF" w:color="auto" w:val="clear"/>
+            <w:tcMar>
+              <w:top w:type="dxa" w:w="140"/>
+              <w:left w:type="dxa" w:w="160"/>
+              <w:bottom w:type="dxa" w:w="140"/>
+              <w:right w:type="dxa" w:w="160"/>
+            </w:tcMar>
+          </w:tcPr>
+          <w:p>
+            <w:pPr>
+              <w:spacing w:after="120" w:before="0"/>
+            </w:pPr>
+            <w:r>
+              <w:rPr>
+                <w:rFonts w:ascii="Calibri" w:cs="Calibri" w:eastAsia="Calibri" w:hAnsi="Calibri"/>
+                <w:color w:val="1B1B1E"/>
+                <w:sz w:val="22"/>
+                <w:szCs w:val="22"/>
+              </w:rPr>
+              <w:t xml:space="preserve"> </w:t>
+            </w:r>
+          </w:p>
+        </w:tc>
+      </w:tr>
+    </w:tbl>
+    <w:p>
+      <w:pPr>
+        <w:spacing w:after="200" w:before="0" w:line="120"/>
+      </w:pPr>
+      <w:r>
+        <w:rPr>
+          <w:rFonts w:ascii="Calibri" w:cs="Calibri" w:eastAsia="Calibri" w:hAnsi="Calibri"/>
+          <w:sz w:val="8"/>
+          <w:szCs w:val="8"/>
+        </w:rPr>
+        <w:t xml:space="preserve"/>
+      </w:r>
+    </w:p>
+    <w:p>
+      <w:pPr>
+        <w:spacing w:after="80" w:before="280"/>
+      </w:pPr>
+      <w:r>
+        <w:rPr>
+          <w:rFonts w:ascii="Calibri" w:cs="Calibri" w:eastAsia="Calibri" w:hAnsi="Calibri"/>
+          <w:b/>
+          <w:bCs/>
+          <w:color w:val="1B1B1E"/>
+          <w:sz w:val="22"/>
+          <w:szCs w:val="22"/>
+        </w:rPr>
+        <w:t xml:space="preserve">What would you say to a CF who said it to you, word for word?</w:t>
+      </w:r>
+    </w:p>
+    <w:p>
+      <w:pPr>
+        <w:spacing w:after="100" w:before="0"/>
+      </w:pPr>
+      <w:r>
+        <w:rPr>
+          <w:rFonts w:ascii="Calibri" w:cs="Calibri" w:eastAsia="Calibri" w:hAnsi="Calibri"/>
+          <w:color w:val="6B7280"/>
+          <w:sz w:val="20"/>
+          <w:szCs w:val="20"/>
+        </w:rPr>
+        <w:t xml:space="preserve">People are consistently kinder to a hypothetical CF than to themselves. Use the kinder version.</w:t>
+      </w:r>
+    </w:p>
+    <w:tbl>
+      <w:tblPr>
+        <w:tblW w:type="dxa" w:w="9360"/>
+        <w:tblBorders>
+          <w:top w:val="single" w:color="auto" w:sz="4"/>
+          <w:left w:val="single" w:color="auto" w:sz="4"/>
+          <w:bottom w:val="single" w:color="auto" w:sz="4"/>
+          <w:right w:val="single" w:color="auto" w:sz="4"/>
+          <w:insideH w:val="single" w:color="auto" w:sz="4"/>
+          <w:insideV w:val="single" w:color="auto" w:sz="4"/>
+        </w:tblBorders>
+      </w:tblPr>
+      <w:tblGrid>
+        <w:gridCol w:w="9360"/>
+      </w:tblGrid>
+      <w:tr>
+        <w:trPr>
+          <w:trHeight w:val="1660" w:hRule="atLeast"/>
+        </w:trPr>
+        <w:tc>
+          <w:tcPr>
+            <w:tcW w:type="dxa" w:w="9360"/>
+            <w:tcBorders>
+              <w:top w:val="single" w:color="D1D5DB" w:sz="6"/>
+              <w:left w:val="single" w:color="D1D5DB" w:sz="6"/>
+              <w:bottom w:val="single" w:color="D1D5DB" w:sz="6"/>
+              <w:right w:val="single" w:color="D1D5DB" w:sz="6"/>
+            </w:tcBorders>
+            <w:shd w:fill="FFFFFF" w:color="auto" w:val="clear"/>
+            <w:tcMar>
+              <w:top w:type="dxa" w:w="140"/>
+              <w:left w:type="dxa" w:w="160"/>
+              <w:bottom w:type="dxa" w:w="140"/>
+              <w:right w:type="dxa" w:w="160"/>
+            </w:tcMar>
+          </w:tcPr>
+          <w:p>
+            <w:pPr>
+              <w:spacing w:after="120" w:before="0"/>
+            </w:pPr>
+            <w:r>
+              <w:rPr>
+                <w:rFonts w:ascii="Calibri" w:cs="Calibri" w:eastAsia="Calibri" w:hAnsi="Calibri"/>
+                <w:color w:val="1B1B1E"/>
+                <w:sz w:val="22"/>
+                <w:szCs w:val="22"/>
+              </w:rPr>
+              <w:t xml:space="preserve"> </w:t>
+            </w:r>
+          </w:p>
+        </w:tc>
+      </w:tr>
+    </w:tbl>
+    <w:p>
+      <w:pPr>
+        <w:spacing w:after="200" w:before="0" w:line="120"/>
+      </w:pPr>
+      <w:r>
+        <w:rPr>
+          <w:rFonts w:ascii="Calibri" w:cs="Calibri" w:eastAsia="Calibri" w:hAnsi="Calibri"/>
+          <w:sz w:val="8"/>
+          <w:szCs w:val="8"/>
+        </w:rPr>
+        <w:t xml:space="preserve"/>
+      </w:r>
+    </w:p>
+    <w:p>
+      <w:r>
+        <w:br w:type="page"/>
+      </w:r>
+    </w:p>
+    <w:p>
+      <w:pPr>
+        <w:spacing w:after="60" w:before="120"/>
+      </w:pPr>
+      <w:r>
+        <w:rPr>
+          <w:rFonts w:ascii="Calibri" w:cs="Calibri" w:eastAsia="Calibri" w:hAnsi="Calibri"/>
+          <w:b/>
+          <w:bCs/>
+          <w:color w:val="2D6A4F"/>
+          <w:spacing w:val="30"/>
+          <w:sz w:val="17"/>
+          <w:szCs w:val="17"/>
+        </w:rPr>
+        <w:t xml:space="preserve">MODULE 1 · THE CHECKPOINT</w:t>
+      </w:r>
+    </w:p>
+    <w:p>
+      <w:pPr>
+        <w:pStyle w:val="Heading1"/>
+        <w:spacing w:after="60" w:before="0"/>
+      </w:pPr>
+      <w:r>
+        <w:rPr>
+          <w:rFonts w:ascii="Georgia" w:cs="Georgia" w:eastAsia="Georgia" w:hAnsi="Georgia"/>
+          <w:b/>
+          <w:bCs/>
+          <w:color w:val="1B1B1E"/>
+          <w:sz w:val="40"/>
+          <w:szCs w:val="40"/>
+        </w:rPr>
+        <w:t xml:space="preserve">Your why, in writing</w:t>
+      </w:r>
+    </w:p>
+    <w:p>
+      <w:pPr>
+        <w:spacing w:after="320" w:before="0"/>
+      </w:pPr>
+      <w:r>
+        <w:rPr>
+          <w:rFonts w:ascii="Calibri" w:cs="Calibri" w:eastAsia="Calibri" w:hAnsi="Calibri"/>
+          <w:color w:val="6B7280"/>
+          <w:sz w:val="22"/>
+          <w:szCs w:val="22"/>
+        </w:rPr>
+        <w:t xml:space="preserve">What you want to leave, in your own words, so you know what you are looking for in the next job.</w:t>
+      </w:r>
+    </w:p>
+    <w:p>
+      <w:pPr>
+        <w:spacing w:after="80" w:before="280"/>
+      </w:pPr>
+      <w:r>
+        <w:rPr>
+          <w:rFonts w:ascii="Calibri" w:cs="Calibri" w:eastAsia="Calibri" w:hAnsi="Calibri"/>
+          <w:b/>
+          <w:bCs/>
+          <w:color w:val="1B1B1E"/>
+          <w:sz w:val="22"/>
+          <w:szCs w:val="22"/>
+        </w:rPr>
+        <w:t xml:space="preserve">Everything you want to leave. Names, days, specific meetings, the thing you have never said out loud. Do not soften it.</w:t>
+      </w:r>
+    </w:p>
+    <w:p>
+      <w:pPr>
+        <w:spacing w:after="100" w:before="0"/>
+      </w:pPr>
+      <w:r>
+        <w:rPr>
+          <w:rFonts w:ascii="Calibri" w:cs="Calibri" w:eastAsia="Calibri" w:hAnsi="Calibri"/>
+          <w:color w:val="6B7280"/>
+          <w:sz w:val="20"/>
+          <w:szCs w:val="20"/>
+        </w:rPr>
+        <w:t xml:space="preserve">Nobody reads this.</w:t>
+      </w:r>
+    </w:p>
+    <w:tbl>
+      <w:tblPr>
+        <w:tblW w:type="dxa" w:w="9360"/>
+        <w:tblBorders>
+          <w:top w:val="single" w:color="auto" w:sz="4"/>
+          <w:left w:val="single" w:color="auto" w:sz="4"/>
+          <w:bottom w:val="single" w:color="auto" w:sz="4"/>
+          <w:right w:val="single" w:color="auto" w:sz="4"/>
+          <w:insideH w:val="single" w:color="auto" w:sz="4"/>
+          <w:insideV w:val="single" w:color="auto" w:sz="4"/>
+        </w:tblBorders>
+      </w:tblPr>
+      <w:tblGrid>
+        <w:gridCol w:w="9360"/>
+      </w:tblGrid>
+      <w:tr>
+        <w:trPr>
+          <w:trHeight w:val="3160" w:hRule="atLeast"/>
+        </w:trPr>
+        <w:tc>
+          <w:tcPr>
+            <w:tcW w:type="dxa" w:w="9360"/>
+            <w:tcBorders>
+              <w:top w:val="single" w:color="D1D5DB" w:sz="6"/>
+              <w:left w:val="single" w:color="D1D5DB" w:sz="6"/>
+              <w:bottom w:val="single" w:color="D1D5DB" w:sz="6"/>
+              <w:right w:val="single" w:color="D1D5DB" w:sz="6"/>
+            </w:tcBorders>
+            <w:shd w:fill="FFFFFF" w:color="auto" w:val="clear"/>
+            <w:tcMar>
+              <w:top w:type="dxa" w:w="140"/>
+              <w:left w:type="dxa" w:w="160"/>
+              <w:bottom w:type="dxa" w:w="140"/>
+              <w:right w:type="dxa" w:w="160"/>
+            </w:tcMar>
+          </w:tcPr>
+          <w:p>
+            <w:pPr>
+              <w:spacing w:after="120" w:before="0"/>
+            </w:pPr>
+            <w:r>
+              <w:rPr>
+                <w:rFonts w:ascii="Calibri" w:cs="Calibri" w:eastAsia="Calibri" w:hAnsi="Calibri"/>
+                <w:color w:val="1B1B1E"/>
+                <w:sz w:val="22"/>
+                <w:szCs w:val="22"/>
+              </w:rPr>
+              <w:t xml:space="preserve"> </w:t>
+            </w:r>
+          </w:p>
+        </w:tc>
+      </w:tr>
+    </w:tbl>
+    <w:p>
+      <w:pPr>
+        <w:spacing w:after="200" w:before="0" w:line="120"/>
+      </w:pPr>
+      <w:r>
+        <w:rPr>
+          <w:rFonts w:ascii="Calibri" w:cs="Calibri" w:eastAsia="Calibri" w:hAnsi="Calibri"/>
+          <w:sz w:val="8"/>
+          <w:szCs w:val="8"/>
+        </w:rPr>
+        <w:t xml:space="preserve"/>
+      </w:r>
+    </w:p>
+    <w:p>
+      <w:pPr>
+        <w:spacing w:after="80" w:before="280"/>
+      </w:pPr>
+      <w:r>
+        <w:rPr>
+          <w:rFonts w:ascii="Calibri" w:cs="Calibri" w:eastAsia="Calibri" w:hAnsi="Calibri"/>
+          <w:b/>
+          <w:bCs/>
+          <w:color w:val="1B1B1E"/>
+          <w:sz w:val="22"/>
+          <w:szCs w:val="22"/>
+        </w:rPr>
+        <w:t xml:space="preserve">Read it back, and mark the three that would still be true in a different building.</w:t>
+      </w:r>
+    </w:p>
+    <w:p>
+      <w:pPr>
+        <w:spacing w:after="100" w:before="0"/>
+      </w:pPr>
+      <w:r>
+        <w:rPr>
+          <w:rFonts w:ascii="Calibri" w:cs="Calibri" w:eastAsia="Calibri" w:hAnsi="Calibri"/>
+          <w:color w:val="6B7280"/>
+          <w:sz w:val="20"/>
+          <w:szCs w:val="20"/>
+        </w:rPr>
+        <w:t xml:space="preserve">Those three are about the work. Everything else is about this job, and that is a different problem with a faster fix.</w:t>
+      </w:r>
+    </w:p>
+    <w:tbl>
+      <w:tblPr>
+        <w:tblW w:type="dxa" w:w="9360"/>
+        <w:tblBorders>
+          <w:top w:val="single" w:color="auto" w:sz="4"/>
+          <w:left w:val="single" w:color="auto" w:sz="4"/>
+          <w:bottom w:val="single" w:color="auto" w:sz="4"/>
+          <w:right w:val="single" w:color="auto" w:sz="4"/>
+          <w:insideH w:val="single" w:color="auto" w:sz="4"/>
+          <w:insideV w:val="single" w:color="auto" w:sz="4"/>
+        </w:tblBorders>
+      </w:tblPr>
+      <w:tblGrid>
+        <w:gridCol w:w="9360"/>
+      </w:tblGrid>
+      <w:tr>
+        <w:trPr>
+          <w:trHeight w:val="1360" w:hRule="atLeast"/>
+        </w:trPr>
+        <w:tc>
+          <w:tcPr>
+            <w:tcW w:type="dxa" w:w="9360"/>
+            <w:tcBorders>
+              <w:top w:val="single" w:color="D1D5DB" w:sz="6"/>
+              <w:left w:val="single" w:color="D1D5DB" w:sz="6"/>
+              <w:bottom w:val="single" w:color="D1D5DB" w:sz="6"/>
+              <w:right w:val="single" w:color="D1D5DB" w:sz="6"/>
+            </w:tcBorders>
+            <w:shd w:fill="FFFFFF" w:color="auto" w:val="clear"/>
+            <w:tcMar>
+              <w:top w:type="dxa" w:w="140"/>
+              <w:left w:type="dxa" w:w="160"/>
+              <w:bottom w:type="dxa" w:w="140"/>
+              <w:right w:type="dxa" w:w="160"/>
+            </w:tcMar>
+          </w:tcPr>
+          <w:p>
+            <w:pPr>
+              <w:spacing w:after="120" w:before="0"/>
+            </w:pPr>
+            <w:r>
+              <w:rPr>
+                <w:rFonts w:ascii="Calibri" w:cs="Calibri" w:eastAsia="Calibri" w:hAnsi="Calibri"/>
+                <w:color w:val="1B1B1E"/>
+                <w:sz w:val="22"/>
+                <w:szCs w:val="22"/>
+              </w:rPr>
+              <w:t xml:space="preserve"> </w:t>
+            </w:r>
+          </w:p>
+        </w:tc>
+      </w:tr>
+    </w:tbl>
+    <w:p>
+      <w:pPr>
+        <w:spacing w:after="200" w:before="0" w:line="120"/>
+      </w:pPr>
+      <w:r>
+        <w:rPr>
+          <w:rFonts w:ascii="Calibri" w:cs="Calibri" w:eastAsia="Calibri" w:hAnsi="Calibri"/>
+          <w:sz w:val="8"/>
+          <w:szCs w:val="8"/>
+        </w:rPr>
+        <w:t xml:space="preserve"/>
+      </w:r>
+    </w:p>
+    <w:p>
+      <w:r>
+        <w:br w:type="page"/>
+      </w:r>
+    </w:p>
+    <w:p>
+      <w:pPr>
+        <w:spacing w:after="60" w:before="120"/>
+      </w:pPr>
+      <w:r>
+        <w:rPr>
+          <w:rFonts w:ascii="Calibri" w:cs="Calibri" w:eastAsia="Calibri" w:hAnsi="Calibri"/>
+          <w:b/>
+          <w:bCs/>
+          <w:color w:val="2D6A4F"/>
+          <w:spacing w:val="30"/>
+          <w:sz w:val="17"/>
+          <w:szCs w:val="17"/>
+        </w:rPr>
+        <w:t xml:space="preserve">MODULE 1 · WHAT YOU KEEP</w:t>
+      </w:r>
+    </w:p>
+    <w:p>
+      <w:pPr>
+        <w:pStyle w:val="Heading1"/>
+        <w:spacing w:after="60" w:before="0"/>
+      </w:pPr>
+      <w:r>
+        <w:rPr>
+          <w:rFonts w:ascii="Georgia" w:cs="Georgia" w:eastAsia="Georgia" w:hAnsi="Georgia"/>
+          <w:b/>
+          <w:bCs/>
+          <w:color w:val="1B1B1E"/>
+          <w:sz w:val="40"/>
+          <w:szCs w:val="40"/>
+        </w:rPr>
+        <w:t xml:space="preserve">What you’ll miss</w:t>
+      </w:r>
+    </w:p>
+    <w:p>
+      <w:pPr>
+        <w:spacing w:after="320" w:before="0"/>
+      </w:pPr>
+      <w:r>
+        <w:rPr>
+          <w:rFonts w:ascii="Calibri" w:cs="Calibri" w:eastAsia="Calibri" w:hAnsi="Calibri"/>
+          <w:color w:val="6B7280"/>
+          <w:sz w:val="22"/>
+          <w:szCs w:val="22"/>
+        </w:rPr>
+        <w:t xml:space="preserve">Name it now. The people who skip this are the ones who end up going back.</w:t>
+      </w:r>
+    </w:p>
+    <w:p>
+      <w:pPr>
+        <w:spacing w:after="80" w:before="280"/>
+      </w:pPr>
+      <w:r>
+        <w:rPr>
+          <w:rFonts w:ascii="Calibri" w:cs="Calibri" w:eastAsia="Calibri" w:hAnsi="Calibri"/>
+          <w:b/>
+          <w:bCs/>
+          <w:color w:val="1B1B1E"/>
+          <w:sz w:val="22"/>
+          <w:szCs w:val="22"/>
+        </w:rPr>
+        <w:t xml:space="preserve">Finish the sentence: I will miss being the person who …</w:t>
+      </w:r>
+    </w:p>
+    <w:tbl>
+      <w:tblPr>
+        <w:tblW w:type="dxa" w:w="9360"/>
+        <w:tblBorders>
+          <w:top w:val="single" w:color="auto" w:sz="4"/>
+          <w:left w:val="single" w:color="auto" w:sz="4"/>
+          <w:bottom w:val="single" w:color="auto" w:sz="4"/>
+          <w:right w:val="single" w:color="auto" w:sz="4"/>
+          <w:insideH w:val="single" w:color="auto" w:sz="4"/>
+          <w:insideV w:val="single" w:color="auto" w:sz="4"/>
+        </w:tblBorders>
+      </w:tblPr>
+      <w:tblGrid>
+        <w:gridCol w:w="9360"/>
+      </w:tblGrid>
+      <w:tr>
+        <w:trPr>
+          <w:trHeight w:val="1360" w:hRule="atLeast"/>
+        </w:trPr>
+        <w:tc>
+          <w:tcPr>
+            <w:tcW w:type="dxa" w:w="9360"/>
+            <w:tcBorders>
+              <w:top w:val="single" w:color="D1D5DB" w:sz="6"/>
+              <w:left w:val="single" w:color="D1D5DB" w:sz="6"/>
+              <w:bottom w:val="single" w:color="D1D5DB" w:sz="6"/>
+              <w:right w:val="single" w:color="D1D5DB" w:sz="6"/>
+            </w:tcBorders>
+            <w:shd w:fill="FFFFFF" w:color="auto" w:val="clear"/>
+            <w:tcMar>
+              <w:top w:type="dxa" w:w="140"/>
+              <w:left w:type="dxa" w:w="160"/>
+              <w:bottom w:type="dxa" w:w="140"/>
+              <w:right w:type="dxa" w:w="160"/>
+            </w:tcMar>
+          </w:tcPr>
+          <w:p>
+            <w:pPr>
+              <w:spacing w:after="120" w:before="0"/>
+            </w:pPr>
+            <w:r>
+              <w:rPr>
+                <w:rFonts w:ascii="Calibri" w:cs="Calibri" w:eastAsia="Calibri" w:hAnsi="Calibri"/>
+                <w:color w:val="1B1B1E"/>
+                <w:sz w:val="22"/>
+                <w:szCs w:val="22"/>
+              </w:rPr>
+              <w:t xml:space="preserve"> </w:t>
+            </w:r>
+          </w:p>
+        </w:tc>
+      </w:tr>
+    </w:tbl>
+    <w:p>
+      <w:pPr>
+        <w:spacing w:after="200" w:before="0" w:line="120"/>
+      </w:pPr>
+      <w:r>
+        <w:rPr>
+          <w:rFonts w:ascii="Calibri" w:cs="Calibri" w:eastAsia="Calibri" w:hAnsi="Calibri"/>
+          <w:sz w:val="8"/>
+          <w:szCs w:val="8"/>
+        </w:rPr>
+        <w:t xml:space="preserve"/>
+      </w:r>
+    </w:p>
+    <w:p>
+      <w:pPr>
+        <w:spacing w:after="120" w:before="0" w:line="120"/>
+      </w:pPr>
+      <w:r>
+        <w:rPr>
+          <w:rFonts w:ascii="Calibri" w:cs="Calibri" w:eastAsia="Calibri" w:hAnsi="Calibri"/>
+          <w:sz w:val="8"/>
+          <w:szCs w:val="8"/>
+        </w:rPr>
+        <w:t xml:space="preserve"/>
+      </w:r>
+    </w:p>
+    <w:tbl>
+      <w:tblPr>
+        <w:tblW w:type="dxa" w:w="9360"/>
+        <w:tblBorders>
+          <w:top w:val="single" w:color="auto" w:sz="4"/>
+          <w:left w:val="single" w:color="auto" w:sz="4"/>
+          <w:bottom w:val="single" w:color="auto" w:sz="4"/>
+          <w:right w:val="single" w:color="auto" w:sz="4"/>
+          <w:insideH w:val="single" w:color="auto" w:sz="4"/>
+          <w:insideV w:val="single" w:color="auto" w:sz="4"/>
+        </w:tblBorders>
+      </w:tblPr>
+      <w:tblGrid>
+        <w:gridCol w:w="9360"/>
+      </w:tblGrid>
+      <w:tr>
+        <w:tc>
+          <w:tcPr>
+            <w:tcW w:type="dxa" w:w="9360"/>
+            <w:tcBorders>
+              <w:top w:val="none"/>
+              <w:left w:val="single" w:color="2D6A4F" w:sz="24"/>
+              <w:bottom w:val="none"/>
+              <w:right w:val="none"/>
+            </w:tcBorders>
+            <w:shd w:fill="F0FAF3" w:color="auto" w:val="clear"/>
+            <w:tcMar>
+              <w:top w:type="dxa" w:w="120"/>
+              <w:left w:type="dxa" w:w="200"/>
+              <w:bottom w:type="dxa" w:w="120"/>
+              <w:right w:type="dxa" w:w="200"/>
+            </w:tcMar>
+          </w:tcPr>
+          <w:p>
+            <w:pPr>
+              <w:spacing w:after="0" w:before="0"/>
+            </w:pPr>
+            <w:r>
+              <w:rPr>
+                <w:rFonts w:ascii="Calibri" w:cs="Calibri" w:eastAsia="Calibri" w:hAnsi="Calibri"/>
+                <w:i/>
+                <w:iCs/>
+                <w:color w:val="1B1B1E"/>
+                <w:sz w:val="22"/>
+                <w:szCs w:val="22"/>
+              </w:rPr>
+              <w:t xml:space="preserve">“I've taken a long time to grieve the loss of who I was in my previous role.”</w:t>
+            </w:r>
+            <w:r>
+              <w:rPr>
+                <w:rFonts w:ascii="Calibri" w:cs="Calibri" w:eastAsia="Calibri" w:hAnsi="Calibri"/>
+                <w:color w:val="6B7280"/>
+                <w:sz w:val="18"/>
+                <w:szCs w:val="18"/>
+              </w:rPr>
+              <w:t xml:space="preserve">   a comment on a former SLP's essay about leaving</w:t>
+            </w:r>
+          </w:p>
+        </w:tc>
+      </w:tr>
+    </w:tbl>
+    <w:p>
+      <w:pPr>
+        <w:spacing w:after="200" w:before="0" w:line="120"/>
+      </w:pPr>
+      <w:r>
+        <w:rPr>
+          <w:rFonts w:ascii="Calibri" w:cs="Calibri" w:eastAsia="Calibri" w:hAnsi="Calibri"/>
+          <w:sz w:val="8"/>
+          <w:szCs w:val="8"/>
+        </w:rPr>
+        <w:t xml:space="preserve"/>
+      </w:r>
+    </w:p>
+    <w:p>
+      <w:pPr>
+        <w:spacing w:after="80" w:before="280"/>
+      </w:pPr>
+      <w:r>
+        <w:rPr>
+          <w:rFonts w:ascii="Calibri" w:cs="Calibri" w:eastAsia="Calibri" w:hAnsi="Calibri"/>
+          <w:b/>
+          <w:bCs/>
+          <w:color w:val="1B1B1E"/>
+          <w:sz w:val="22"/>
+          <w:szCs w:val="22"/>
+        </w:rPr>
+        <w:t xml:space="preserve">Which part of that goes with you into any job? A moment, a person, a session. Be specific.</w:t>
+      </w:r>
+    </w:p>
+    <w:tbl>
+      <w:tblPr>
+        <w:tblW w:type="dxa" w:w="9360"/>
+        <w:tblBorders>
+          <w:top w:val="single" w:color="auto" w:sz="4"/>
+          <w:left w:val="single" w:color="auto" w:sz="4"/>
+          <w:bottom w:val="single" w:color="auto" w:sz="4"/>
+          <w:right w:val="single" w:color="auto" w:sz="4"/>
+          <w:insideH w:val="single" w:color="auto" w:sz="4"/>
+          <w:insideV w:val="single" w:color="auto" w:sz="4"/>
+        </w:tblBorders>
+      </w:tblPr>
+      <w:tblGrid>
+        <w:gridCol w:w="9360"/>
+      </w:tblGrid>
+      <w:tr>
+        <w:trPr>
+          <w:trHeight w:val="1360" w:hRule="atLeast"/>
+        </w:trPr>
+        <w:tc>
+          <w:tcPr>
+            <w:tcW w:type="dxa" w:w="9360"/>
+            <w:tcBorders>
+              <w:top w:val="single" w:color="D1D5DB" w:sz="6"/>
+              <w:left w:val="single" w:color="D1D5DB" w:sz="6"/>
+              <w:bottom w:val="single" w:color="D1D5DB" w:sz="6"/>
+              <w:right w:val="single" w:color="D1D5DB" w:sz="6"/>
+            </w:tcBorders>
+            <w:shd w:fill="FFFFFF" w:color="auto" w:val="clear"/>
+            <w:tcMar>
+              <w:top w:type="dxa" w:w="140"/>
+              <w:left w:type="dxa" w:w="160"/>
+              <w:bottom w:type="dxa" w:w="140"/>
+              <w:right w:type="dxa" w:w="160"/>
+            </w:tcMar>
+          </w:tcPr>
+          <w:p>
+            <w:pPr>
+              <w:spacing w:after="120" w:before="0"/>
+            </w:pPr>
+            <w:r>
+              <w:rPr>
+                <w:rFonts w:ascii="Calibri" w:cs="Calibri" w:eastAsia="Calibri" w:hAnsi="Calibri"/>
+                <w:color w:val="1B1B1E"/>
+                <w:sz w:val="22"/>
+                <w:szCs w:val="22"/>
+              </w:rPr>
+              <w:t xml:space="preserve"> </w:t>
+            </w:r>
+          </w:p>
+        </w:tc>
+      </w:tr>
+    </w:tbl>
+    <w:p>
+      <w:pPr>
+        <w:spacing w:after="200" w:before="0" w:line="120"/>
+      </w:pPr>
+      <w:r>
+        <w:rPr>
+          <w:rFonts w:ascii="Calibri" w:cs="Calibri" w:eastAsia="Calibri" w:hAnsi="Calibri"/>
+          <w:sz w:val="8"/>
+          <w:szCs w:val="8"/>
+        </w:rPr>
+        <w:t xml:space="preserve"/>
+      </w:r>
+    </w:p>
+    <w:p>
+      <w:pPr>
+        <w:spacing w:after="80" w:before="280"/>
+      </w:pPr>
+      <w:r>
+        <w:rPr>
+          <w:rFonts w:ascii="Calibri" w:cs="Calibri" w:eastAsia="Calibri" w:hAnsi="Calibri"/>
+          <w:b/>
+          <w:bCs/>
+          <w:color w:val="1B1B1E"/>
+          <w:sz w:val="22"/>
+          <w:szCs w:val="22"/>
+        </w:rPr>
+        <w:t xml:space="preserve">Which part only exists in a clinic, and what will you do about that outside work?</w:t>
+      </w:r>
+    </w:p>
+    <w:tbl>
+      <w:tblPr>
+        <w:tblW w:type="dxa" w:w="9360"/>
+        <w:tblBorders>
+          <w:top w:val="single" w:color="auto" w:sz="4"/>
+          <w:left w:val="single" w:color="auto" w:sz="4"/>
+          <w:bottom w:val="single" w:color="auto" w:sz="4"/>
+          <w:right w:val="single" w:color="auto" w:sz="4"/>
+          <w:insideH w:val="single" w:color="auto" w:sz="4"/>
+          <w:insideV w:val="single" w:color="auto" w:sz="4"/>
+        </w:tblBorders>
+      </w:tblPr>
+      <w:tblGrid>
+        <w:gridCol w:w="9360"/>
+      </w:tblGrid>
+      <w:tr>
+        <w:trPr>
+          <w:trHeight w:val="1360" w:hRule="atLeast"/>
+        </w:trPr>
+        <w:tc>
+          <w:tcPr>
+            <w:tcW w:type="dxa" w:w="9360"/>
+            <w:tcBorders>
+              <w:top w:val="single" w:color="D1D5DB" w:sz="6"/>
+              <w:left w:val="single" w:color="D1D5DB" w:sz="6"/>
+              <w:bottom w:val="single" w:color="D1D5DB" w:sz="6"/>
+              <w:right w:val="single" w:color="D1D5DB" w:sz="6"/>
+            </w:tcBorders>
+            <w:shd w:fill="FFFFFF" w:color="auto" w:val="clear"/>
+            <w:tcMar>
+              <w:top w:type="dxa" w:w="140"/>
+              <w:left w:type="dxa" w:w="160"/>
+              <w:bottom w:type="dxa" w:w="140"/>
+              <w:right w:type="dxa" w:w="160"/>
+            </w:tcMar>
+          </w:tcPr>
+          <w:p>
+            <w:pPr>
+              <w:spacing w:after="120" w:before="0"/>
+            </w:pPr>
+            <w:r>
+              <w:rPr>
+                <w:rFonts w:ascii="Calibri" w:cs="Calibri" w:eastAsia="Calibri" w:hAnsi="Calibri"/>
+                <w:color w:val="1B1B1E"/>
+                <w:sz w:val="22"/>
+                <w:szCs w:val="22"/>
+              </w:rPr>
+              <w:t xml:space="preserve"> </w:t>
+            </w:r>
+          </w:p>
+        </w:tc>
+      </w:tr>
+    </w:tbl>
+    <w:p>
+      <w:pPr>
+        <w:spacing w:after="200" w:before="0" w:line="120"/>
+      </w:pPr>
+      <w:r>
+        <w:rPr>
+          <w:rFonts w:ascii="Calibri" w:cs="Calibri" w:eastAsia="Calibri" w:hAnsi="Calibri"/>
+          <w:sz w:val="8"/>
+          <w:szCs w:val="8"/>
+        </w:rPr>
+        <w:t xml:space="preserve"/>
+      </w:r>
+    </w:p>
+    <w:p>
+      <w:r>
+        <w:br w:type="page"/>
+      </w:r>
+    </w:p>
+    <w:p>
+      <w:pPr>
+        <w:spacing w:after="60" w:before="120"/>
+      </w:pPr>
+      <w:r>
+        <w:rPr>
+          <w:rFonts w:ascii="Calibri" w:cs="Calibri" w:eastAsia="Calibri" w:hAnsi="Calibri"/>
+          <w:b/>
+          <w:bCs/>
+          <w:color w:val="2D6A4F"/>
+          <w:spacing w:val="30"/>
+          <w:sz w:val="17"/>
+          <w:szCs w:val="17"/>
+        </w:rPr>
+        <w:t xml:space="preserve">MODULE 1 · LESSON 7</w:t>
+      </w:r>
+    </w:p>
+    <w:p>
+      <w:pPr>
+        <w:pStyle w:val="Heading1"/>
+        <w:spacing w:after="60" w:before="0"/>
+      </w:pPr>
+      <w:r>
+        <w:rPr>
+          <w:rFonts w:ascii="Georgia" w:cs="Georgia" w:eastAsia="Georgia" w:hAnsi="Georgia"/>
+          <w:b/>
+          <w:bCs/>
+          <w:color w:val="1B1B1E"/>
+          <w:sz w:val="40"/>
+          <w:szCs w:val="40"/>
+        </w:rPr>
+        <w:t xml:space="preserve">Telling the first person</w:t>
+      </w:r>
+    </w:p>
+    <w:p>
+      <w:pPr>
+        <w:spacing w:after="320" w:before="0"/>
+      </w:pPr>
+      <w:r>
+        <w:rPr>
+          <w:rFonts w:ascii="Calibri" w:cs="Calibri" w:eastAsia="Calibri" w:hAnsi="Calibri"/>
+          <w:color w:val="6B7280"/>
+          <w:sz w:val="22"/>
+          <w:szCs w:val="22"/>
+        </w:rPr>
+        <w:t xml:space="preserve">Say it out loud to one person. Plan who, when, and what you will say.</w:t>
       </w:r>
     </w:p>
     <w:tbl>
@@ -912,7 +3990,7 @@
                 <w:sz w:val="21"/>
                 <w:szCs w:val="21"/>
               </w:rPr>
-              <w:t xml:space="preserve">Weeks 1, 6 and 12</w:t>
+              <w:t xml:space="preserve">Who</w:t>
             </w:r>
           </w:p>
           <w:p>
@@ -926,7 +4004,7 @@
                 <w:sz w:val="18"/>
                 <w:szCs w:val="18"/>
               </w:rPr>
-              <w:t xml:space="preserve">The same five questions, three times</w:t>
+              <w:t xml:space="preserve">Not a colleague, if you can avoid it</w:t>
             </w:r>
           </w:p>
         </w:tc>
@@ -997,7 +4075,7 @@
                 <w:sz w:val="21"/>
                 <w:szCs w:val="21"/>
               </w:rPr>
-              <w:t xml:space="preserve">The sentence you tell yourself</w:t>
+              <w:t xml:space="preserve">When</w:t>
             </w:r>
           </w:p>
           <w:p>
@@ -1011,7 +4089,7 @@
                 <w:sz w:val="18"/>
                 <w:szCs w:val="18"/>
               </w:rPr>
-              <w:t xml:space="preserve">The one underneath the sunk-cost maths</w:t>
+              <w:t xml:space="preserve">A date, not “soon”</w:t>
             </w:r>
           </w:p>
         </w:tc>
@@ -1082,7 +4160,7 @@
                 <w:sz w:val="21"/>
                 <w:szCs w:val="21"/>
               </w:rPr>
-              <w:t xml:space="preserve">The list you would not type</w:t>
+              <w:t xml:space="preserve">What you plan to say</w:t>
             </w:r>
           </w:p>
           <w:p>
@@ -1096,7 +4174,7 @@
                 <w:sz w:val="18"/>
                 <w:szCs w:val="18"/>
               </w:rPr>
-              <w:t xml:space="preserve">Everything you want to leave, unsoftened</w:t>
+              <w:t xml:space="preserve">One sentence</w:t>
             </w:r>
           </w:p>
         </w:tc>
@@ -1133,516 +4211,6 @@
           </w:p>
         </w:tc>
       </w:tr>
-      <w:tr>
-        <w:trPr>
-          <w:trHeight w:val="640" w:hRule="atLeast"/>
-        </w:trPr>
-        <w:tc>
-          <w:tcPr>
-            <w:tcW w:type="dxa" w:w="3600"/>
-            <w:tcBorders>
-              <w:top w:val="single" w:color="D1D5DB" w:sz="6"/>
-              <w:left w:val="single" w:color="D1D5DB" w:sz="6"/>
-              <w:bottom w:val="single" w:color="D1D5DB" w:sz="6"/>
-              <w:right w:val="single" w:color="D1D5DB" w:sz="6"/>
-            </w:tcBorders>
-            <w:shd w:fill="F0FAF3" w:color="auto" w:val="clear"/>
-            <w:tcMar>
-              <w:top w:type="dxa" w:w="120"/>
-              <w:left w:type="dxa" w:w="160"/>
-              <w:bottom w:type="dxa" w:w="120"/>
-              <w:right w:type="dxa" w:w="160"/>
-            </w:tcMar>
-          </w:tcPr>
-          <w:p>
-            <w:pPr>
-              <w:spacing w:after="120" w:before="0"/>
-            </w:pPr>
-            <w:r>
-              <w:rPr>
-                <w:rFonts w:ascii="Calibri" w:cs="Calibri" w:eastAsia="Calibri" w:hAnsi="Calibri"/>
-                <w:b/>
-                <w:bCs/>
-                <w:color w:val="1B1B1E"/>
-                <w:sz w:val="21"/>
-                <w:szCs w:val="21"/>
-              </w:rPr>
-              <w:t xml:space="preserve">What you will miss</w:t>
-            </w:r>
-          </w:p>
-          <w:p>
-            <w:pPr>
-              <w:spacing w:after="0" w:before="0"/>
-            </w:pPr>
-            <w:r>
-              <w:rPr>
-                <w:rFonts w:ascii="Calibri" w:cs="Calibri" w:eastAsia="Calibri" w:hAnsi="Calibri"/>
-                <w:color w:val="6B7280"/>
-                <w:sz w:val="18"/>
-                <w:szCs w:val="18"/>
-              </w:rPr>
-              <w:t xml:space="preserve">The part every exit story has</w:t>
-            </w:r>
-          </w:p>
-        </w:tc>
-        <w:tc>
-          <w:tcPr>
-            <w:tcW w:type="dxa" w:w="5760"/>
-            <w:tcBorders>
-              <w:top w:val="single" w:color="D1D5DB" w:sz="6"/>
-              <w:left w:val="single" w:color="D1D5DB" w:sz="6"/>
-              <w:bottom w:val="single" w:color="D1D5DB" w:sz="6"/>
-              <w:right w:val="single" w:color="D1D5DB" w:sz="6"/>
-            </w:tcBorders>
-            <w:shd w:fill="FFFFFF" w:color="auto" w:val="clear"/>
-            <w:tcMar>
-              <w:top w:type="dxa" w:w="120"/>
-              <w:left w:type="dxa" w:w="160"/>
-              <w:bottom w:type="dxa" w:w="120"/>
-              <w:right w:type="dxa" w:w="160"/>
-            </w:tcMar>
-          </w:tcPr>
-          <w:p>
-            <w:pPr>
-              <w:spacing w:after="120" w:before="0"/>
-            </w:pPr>
-            <w:r>
-              <w:rPr>
-                <w:rFonts w:ascii="Calibri" w:cs="Calibri" w:eastAsia="Calibri" w:hAnsi="Calibri"/>
-                <w:color w:val="1B1B1E"/>
-                <w:sz w:val="22"/>
-                <w:szCs w:val="22"/>
-              </w:rPr>
-              <w:t xml:space="preserve"> </w:t>
-            </w:r>
-          </w:p>
-        </w:tc>
-      </w:tr>
-      <w:tr>
-        <w:trPr>
-          <w:trHeight w:val="640" w:hRule="atLeast"/>
-        </w:trPr>
-        <w:tc>
-          <w:tcPr>
-            <w:tcW w:type="dxa" w:w="3600"/>
-            <w:tcBorders>
-              <w:top w:val="single" w:color="D1D5DB" w:sz="6"/>
-              <w:left w:val="single" w:color="D1D5DB" w:sz="6"/>
-              <w:bottom w:val="single" w:color="D1D5DB" w:sz="6"/>
-              <w:right w:val="single" w:color="D1D5DB" w:sz="6"/>
-            </w:tcBorders>
-            <w:shd w:fill="F0FAF3" w:color="auto" w:val="clear"/>
-            <w:tcMar>
-              <w:top w:type="dxa" w:w="120"/>
-              <w:left w:type="dxa" w:w="160"/>
-              <w:bottom w:type="dxa" w:w="120"/>
-              <w:right w:type="dxa" w:w="160"/>
-            </w:tcMar>
-          </w:tcPr>
-          <w:p>
-            <w:pPr>
-              <w:spacing w:after="120" w:before="0"/>
-            </w:pPr>
-            <w:r>
-              <w:rPr>
-                <w:rFonts w:ascii="Calibri" w:cs="Calibri" w:eastAsia="Calibri" w:hAnsi="Calibri"/>
-                <w:b/>
-                <w:bCs/>
-                <w:color w:val="1B1B1E"/>
-                <w:sz w:val="21"/>
-                <w:szCs w:val="21"/>
-              </w:rPr>
-              <w:t xml:space="preserve">Tell one person</w:t>
-            </w:r>
-          </w:p>
-          <w:p>
-            <w:pPr>
-              <w:spacing w:after="0" w:before="0"/>
-            </w:pPr>
-            <w:r>
-              <w:rPr>
-                <w:rFonts w:ascii="Calibri" w:cs="Calibri" w:eastAsia="Calibri" w:hAnsi="Calibri"/>
-                <w:color w:val="6B7280"/>
-                <w:sz w:val="18"/>
-                <w:szCs w:val="18"/>
-              </w:rPr>
-              <w:t xml:space="preserve">Who, when, and what they said back</w:t>
-            </w:r>
-          </w:p>
-        </w:tc>
-        <w:tc>
-          <w:tcPr>
-            <w:tcW w:type="dxa" w:w="5760"/>
-            <w:tcBorders>
-              <w:top w:val="single" w:color="D1D5DB" w:sz="6"/>
-              <w:left w:val="single" w:color="D1D5DB" w:sz="6"/>
-              <w:bottom w:val="single" w:color="D1D5DB" w:sz="6"/>
-              <w:right w:val="single" w:color="D1D5DB" w:sz="6"/>
-            </w:tcBorders>
-            <w:shd w:fill="FFFFFF" w:color="auto" w:val="clear"/>
-            <w:tcMar>
-              <w:top w:type="dxa" w:w="120"/>
-              <w:left w:type="dxa" w:w="160"/>
-              <w:bottom w:type="dxa" w:w="120"/>
-              <w:right w:type="dxa" w:w="160"/>
-            </w:tcMar>
-          </w:tcPr>
-          <w:p>
-            <w:pPr>
-              <w:spacing w:after="120" w:before="0"/>
-            </w:pPr>
-            <w:r>
-              <w:rPr>
-                <w:rFonts w:ascii="Calibri" w:cs="Calibri" w:eastAsia="Calibri" w:hAnsi="Calibri"/>
-                <w:color w:val="1B1B1E"/>
-                <w:sz w:val="22"/>
-                <w:szCs w:val="22"/>
-              </w:rPr>
-              <w:t xml:space="preserve"> </w:t>
-            </w:r>
-          </w:p>
-        </w:tc>
-      </w:tr>
-      <w:tr>
-        <w:trPr>
-          <w:trHeight w:val="640" w:hRule="atLeast"/>
-        </w:trPr>
-        <w:tc>
-          <w:tcPr>
-            <w:tcW w:type="dxa" w:w="3600"/>
-            <w:tcBorders>
-              <w:top w:val="single" w:color="D1D5DB" w:sz="6"/>
-              <w:left w:val="single" w:color="D1D5DB" w:sz="6"/>
-              <w:bottom w:val="single" w:color="D1D5DB" w:sz="6"/>
-              <w:right w:val="single" w:color="D1D5DB" w:sz="6"/>
-            </w:tcBorders>
-            <w:shd w:fill="F0FAF3" w:color="auto" w:val="clear"/>
-            <w:tcMar>
-              <w:top w:type="dxa" w:w="120"/>
-              <w:left w:type="dxa" w:w="160"/>
-              <w:bottom w:type="dxa" w:w="120"/>
-              <w:right w:type="dxa" w:w="160"/>
-            </w:tcMar>
-          </w:tcPr>
-          <w:p>
-            <w:pPr>
-              <w:spacing w:after="120" w:before="0"/>
-            </w:pPr>
-            <w:r>
-              <w:rPr>
-                <w:rFonts w:ascii="Calibri" w:cs="Calibri" w:eastAsia="Calibri" w:hAnsi="Calibri"/>
-                <w:b/>
-                <w:bCs/>
-                <w:color w:val="1B1B1E"/>
-                <w:sz w:val="21"/>
-                <w:szCs w:val="21"/>
-              </w:rPr>
-              <w:t xml:space="preserve">The twenty-minute conversation</w:t>
-            </w:r>
-          </w:p>
-          <w:p>
-            <w:pPr>
-              <w:spacing w:after="0" w:before="0"/>
-            </w:pPr>
-            <w:r>
-              <w:rPr>
-                <w:rFonts w:ascii="Calibri" w:cs="Calibri" w:eastAsia="Calibri" w:hAnsi="Calibri"/>
-                <w:color w:val="6B7280"/>
-                <w:sz w:val="18"/>
-                <w:szCs w:val="18"/>
-              </w:rPr>
-              <w:t xml:space="preserve">Two copies. Print and take to the call</w:t>
-            </w:r>
-          </w:p>
-        </w:tc>
-        <w:tc>
-          <w:tcPr>
-            <w:tcW w:type="dxa" w:w="5760"/>
-            <w:tcBorders>
-              <w:top w:val="single" w:color="D1D5DB" w:sz="6"/>
-              <w:left w:val="single" w:color="D1D5DB" w:sz="6"/>
-              <w:bottom w:val="single" w:color="D1D5DB" w:sz="6"/>
-              <w:right w:val="single" w:color="D1D5DB" w:sz="6"/>
-            </w:tcBorders>
-            <w:shd w:fill="FFFFFF" w:color="auto" w:val="clear"/>
-            <w:tcMar>
-              <w:top w:type="dxa" w:w="120"/>
-              <w:left w:type="dxa" w:w="160"/>
-              <w:bottom w:type="dxa" w:w="120"/>
-              <w:right w:type="dxa" w:w="160"/>
-            </w:tcMar>
-          </w:tcPr>
-          <w:p>
-            <w:pPr>
-              <w:spacing w:after="120" w:before="0"/>
-            </w:pPr>
-            <w:r>
-              <w:rPr>
-                <w:rFonts w:ascii="Calibri" w:cs="Calibri" w:eastAsia="Calibri" w:hAnsi="Calibri"/>
-                <w:color w:val="1B1B1E"/>
-                <w:sz w:val="22"/>
-                <w:szCs w:val="22"/>
-              </w:rPr>
-              <w:t xml:space="preserve"> </w:t>
-            </w:r>
-          </w:p>
-        </w:tc>
-      </w:tr>
-      <w:tr>
-        <w:trPr>
-          <w:trHeight w:val="640" w:hRule="atLeast"/>
-        </w:trPr>
-        <w:tc>
-          <w:tcPr>
-            <w:tcW w:type="dxa" w:w="3600"/>
-            <w:tcBorders>
-              <w:top w:val="single" w:color="D1D5DB" w:sz="6"/>
-              <w:left w:val="single" w:color="D1D5DB" w:sz="6"/>
-              <w:bottom w:val="single" w:color="D1D5DB" w:sz="6"/>
-              <w:right w:val="single" w:color="D1D5DB" w:sz="6"/>
-            </w:tcBorders>
-            <w:shd w:fill="F0FAF3" w:color="auto" w:val="clear"/>
-            <w:tcMar>
-              <w:top w:type="dxa" w:w="120"/>
-              <w:left w:type="dxa" w:w="160"/>
-              <w:bottom w:type="dxa" w:w="120"/>
-              <w:right w:type="dxa" w:w="160"/>
-            </w:tcMar>
-          </w:tcPr>
-          <w:p>
-            <w:pPr>
-              <w:spacing w:after="120" w:before="0"/>
-            </w:pPr>
-            <w:r>
-              <w:rPr>
-                <w:rFonts w:ascii="Calibri" w:cs="Calibri" w:eastAsia="Calibri" w:hAnsi="Calibri"/>
-                <w:b/>
-                <w:bCs/>
-                <w:color w:val="1B1B1E"/>
-                <w:sz w:val="21"/>
-                <w:szCs w:val="21"/>
-              </w:rPr>
-              <w:t xml:space="preserve">Interview prep, on one page</w:t>
-            </w:r>
-          </w:p>
-          <w:p>
-            <w:pPr>
-              <w:spacing w:after="0" w:before="0"/>
-            </w:pPr>
-            <w:r>
-              <w:rPr>
-                <w:rFonts w:ascii="Calibri" w:cs="Calibri" w:eastAsia="Calibri" w:hAnsi="Calibri"/>
-                <w:color w:val="6B7280"/>
-                <w:sz w:val="18"/>
-                <w:szCs w:val="18"/>
-              </w:rPr>
-              <w:t xml:space="preserve">Two copies. Take it in with you</w:t>
-            </w:r>
-          </w:p>
-        </w:tc>
-        <w:tc>
-          <w:tcPr>
-            <w:tcW w:type="dxa" w:w="5760"/>
-            <w:tcBorders>
-              <w:top w:val="single" w:color="D1D5DB" w:sz="6"/>
-              <w:left w:val="single" w:color="D1D5DB" w:sz="6"/>
-              <w:bottom w:val="single" w:color="D1D5DB" w:sz="6"/>
-              <w:right w:val="single" w:color="D1D5DB" w:sz="6"/>
-            </w:tcBorders>
-            <w:shd w:fill="FFFFFF" w:color="auto" w:val="clear"/>
-            <w:tcMar>
-              <w:top w:type="dxa" w:w="120"/>
-              <w:left w:type="dxa" w:w="160"/>
-              <w:bottom w:type="dxa" w:w="120"/>
-              <w:right w:type="dxa" w:w="160"/>
-            </w:tcMar>
-          </w:tcPr>
-          <w:p>
-            <w:pPr>
-              <w:spacing w:after="120" w:before="0"/>
-            </w:pPr>
-            <w:r>
-              <w:rPr>
-                <w:rFonts w:ascii="Calibri" w:cs="Calibri" w:eastAsia="Calibri" w:hAnsi="Calibri"/>
-                <w:color w:val="1B1B1E"/>
-                <w:sz w:val="22"/>
-                <w:szCs w:val="22"/>
-              </w:rPr>
-              <w:t xml:space="preserve"> </w:t>
-            </w:r>
-          </w:p>
-        </w:tc>
-      </w:tr>
-      <w:tr>
-        <w:trPr>
-          <w:trHeight w:val="640" w:hRule="atLeast"/>
-        </w:trPr>
-        <w:tc>
-          <w:tcPr>
-            <w:tcW w:type="dxa" w:w="3600"/>
-            <w:tcBorders>
-              <w:top w:val="single" w:color="D1D5DB" w:sz="6"/>
-              <w:left w:val="single" w:color="D1D5DB" w:sz="6"/>
-              <w:bottom w:val="single" w:color="D1D5DB" w:sz="6"/>
-              <w:right w:val="single" w:color="D1D5DB" w:sz="6"/>
-            </w:tcBorders>
-            <w:shd w:fill="F0FAF3" w:color="auto" w:val="clear"/>
-            <w:tcMar>
-              <w:top w:type="dxa" w:w="120"/>
-              <w:left w:type="dxa" w:w="160"/>
-              <w:bottom w:type="dxa" w:w="120"/>
-              <w:right w:type="dxa" w:w="160"/>
-            </w:tcMar>
-          </w:tcPr>
-          <w:p>
-            <w:pPr>
-              <w:spacing w:after="120" w:before="0"/>
-            </w:pPr>
-            <w:r>
-              <w:rPr>
-                <w:rFonts w:ascii="Calibri" w:cs="Calibri" w:eastAsia="Calibri" w:hAnsi="Calibri"/>
-                <w:b/>
-                <w:bCs/>
-                <w:color w:val="1B1B1E"/>
-                <w:sz w:val="21"/>
-                <w:szCs w:val="21"/>
-              </w:rPr>
-              <w:t xml:space="preserve">The offer conversation</w:t>
-            </w:r>
-          </w:p>
-          <w:p>
-            <w:pPr>
-              <w:spacing w:after="0" w:before="0"/>
-            </w:pPr>
-            <w:r>
-              <w:rPr>
-                <w:rFonts w:ascii="Calibri" w:cs="Calibri" w:eastAsia="Calibri" w:hAnsi="Calibri"/>
-                <w:color w:val="6B7280"/>
-                <w:sz w:val="18"/>
-                <w:szCs w:val="18"/>
-              </w:rPr>
-              <w:t xml:space="preserve">Two numbers and three sentences, decided early</w:t>
-            </w:r>
-          </w:p>
-        </w:tc>
-        <w:tc>
-          <w:tcPr>
-            <w:tcW w:type="dxa" w:w="5760"/>
-            <w:tcBorders>
-              <w:top w:val="single" w:color="D1D5DB" w:sz="6"/>
-              <w:left w:val="single" w:color="D1D5DB" w:sz="6"/>
-              <w:bottom w:val="single" w:color="D1D5DB" w:sz="6"/>
-              <w:right w:val="single" w:color="D1D5DB" w:sz="6"/>
-            </w:tcBorders>
-            <w:shd w:fill="FFFFFF" w:color="auto" w:val="clear"/>
-            <w:tcMar>
-              <w:top w:type="dxa" w:w="120"/>
-              <w:left w:type="dxa" w:w="160"/>
-              <w:bottom w:type="dxa" w:w="120"/>
-              <w:right w:type="dxa" w:w="160"/>
-            </w:tcMar>
-          </w:tcPr>
-          <w:p>
-            <w:pPr>
-              <w:spacing w:after="120" w:before="0"/>
-            </w:pPr>
-            <w:r>
-              <w:rPr>
-                <w:rFonts w:ascii="Calibri" w:cs="Calibri" w:eastAsia="Calibri" w:hAnsi="Calibri"/>
-                <w:color w:val="1B1B1E"/>
-                <w:sz w:val="22"/>
-                <w:szCs w:val="22"/>
-              </w:rPr>
-              <w:t xml:space="preserve"> </w:t>
-            </w:r>
-          </w:p>
-        </w:tc>
-      </w:tr>
-      <w:tr>
-        <w:trPr>
-          <w:trHeight w:val="640" w:hRule="atLeast"/>
-        </w:trPr>
-        <w:tc>
-          <w:tcPr>
-            <w:tcW w:type="dxa" w:w="3600"/>
-            <w:tcBorders>
-              <w:top w:val="single" w:color="D1D5DB" w:sz="6"/>
-              <w:left w:val="single" w:color="D1D5DB" w:sz="6"/>
-              <w:bottom w:val="single" w:color="D1D5DB" w:sz="6"/>
-              <w:right w:val="single" w:color="D1D5DB" w:sz="6"/>
-            </w:tcBorders>
-            <w:shd w:fill="F0FAF3" w:color="auto" w:val="clear"/>
-            <w:tcMar>
-              <w:top w:type="dxa" w:w="120"/>
-              <w:left w:type="dxa" w:w="160"/>
-              <w:bottom w:type="dxa" w:w="120"/>
-              <w:right w:type="dxa" w:w="160"/>
-            </w:tcMar>
-          </w:tcPr>
-          <w:p>
-            <w:pPr>
-              <w:spacing w:after="120" w:before="0"/>
-            </w:pPr>
-            <w:r>
-              <w:rPr>
-                <w:rFonts w:ascii="Calibri" w:cs="Calibri" w:eastAsia="Calibri" w:hAnsi="Calibri"/>
-                <w:b/>
-                <w:bCs/>
-                <w:color w:val="1B1B1E"/>
-                <w:sz w:val="21"/>
-                <w:szCs w:val="21"/>
-              </w:rPr>
-              <w:t xml:space="preserve">Six months in</w:t>
-            </w:r>
-          </w:p>
-          <w:p>
-            <w:pPr>
-              <w:spacing w:after="0" w:before="0"/>
-            </w:pPr>
-            <w:r>
-              <w:rPr>
-                <w:rFonts w:ascii="Calibri" w:cs="Calibri" w:eastAsia="Calibri" w:hAnsi="Calibri"/>
-                <w:color w:val="6B7280"/>
-                <w:sz w:val="18"/>
-                <w:szCs w:val="18"/>
-              </w:rPr>
-              <w:t xml:space="preserve">Come back when you are on the other side</w:t>
-            </w:r>
-          </w:p>
-        </w:tc>
-        <w:tc>
-          <w:tcPr>
-            <w:tcW w:type="dxa" w:w="5760"/>
-            <w:tcBorders>
-              <w:top w:val="single" w:color="D1D5DB" w:sz="6"/>
-              <w:left w:val="single" w:color="D1D5DB" w:sz="6"/>
-              <w:bottom w:val="single" w:color="D1D5DB" w:sz="6"/>
-              <w:right w:val="single" w:color="D1D5DB" w:sz="6"/>
-            </w:tcBorders>
-            <w:shd w:fill="FFFFFF" w:color="auto" w:val="clear"/>
-            <w:tcMar>
-              <w:top w:type="dxa" w:w="120"/>
-              <w:left w:type="dxa" w:w="160"/>
-              <w:bottom w:type="dxa" w:w="120"/>
-              <w:right w:type="dxa" w:w="160"/>
-            </w:tcMar>
-          </w:tcPr>
-          <w:p>
-            <w:pPr>
-              <w:spacing w:after="120" w:before="0"/>
-            </w:pPr>
-            <w:r>
-              <w:rPr>
-                <w:rFonts w:ascii="Calibri" w:cs="Calibri" w:eastAsia="Calibri" w:hAnsi="Calibri"/>
-                <w:color w:val="1B1B1E"/>
-                <w:sz w:val="22"/>
-                <w:szCs w:val="22"/>
-              </w:rPr>
-              <w:t xml:space="preserve"> </w:t>
-            </w:r>
-          </w:p>
-        </w:tc>
-      </w:tr>
     </w:tbl>
     <w:p>
       <w:pPr>
@@ -1657,891 +4225,6 @@
         <w:t xml:space="preserve"/>
       </w:r>
     </w:p>
-    <w:p>
-      <w:r>
-        <w:br w:type="page"/>
-      </w:r>
-    </w:p>
-    <w:p>
-      <w:pPr>
-        <w:spacing w:after="60" w:before="120"/>
-      </w:pPr>
-      <w:r>
-        <w:rPr>
-          <w:rFonts w:ascii="Calibri" w:cs="Calibri" w:eastAsia="Calibri" w:hAnsi="Calibri"/>
-          <w:b/>
-          <w:bCs/>
-          <w:color w:val="2D6A4F"/>
-          <w:spacing w:val="30"/>
-          <w:sz w:val="17"/>
-          <w:szCs w:val="17"/>
-        </w:rPr>
-        <w:t xml:space="preserve">WEEKS 1, 6 AND 12</w:t>
-      </w:r>
-    </w:p>
-    <w:p>
-      <w:pPr>
-        <w:pStyle w:val="Heading1"/>
-        <w:spacing w:after="60" w:before="0"/>
-      </w:pPr>
-      <w:r>
-        <w:rPr>
-          <w:rFonts w:ascii="Georgia" w:cs="Georgia" w:eastAsia="Georgia" w:hAnsi="Georgia"/>
-          <w:b/>
-          <w:bCs/>
-          <w:color w:val="1B1B1E"/>
-          <w:sz w:val="40"/>
-          <w:szCs w:val="40"/>
-        </w:rPr>
-        <w:t xml:space="preserve">The same five questions, three times</w:t>
-      </w:r>
-    </w:p>
-    <w:p>
-      <w:pPr>
-        <w:spacing w:after="320" w:before="0"/>
-      </w:pPr>
-      <w:r>
-        <w:rPr>
-          <w:rFonts w:ascii="Calibri" w:cs="Calibri" w:eastAsia="Calibri" w:hAnsi="Calibri"/>
-          <w:color w:val="6B7280"/>
-          <w:sz w:val="22"/>
-          <w:szCs w:val="22"/>
-        </w:rPr>
-        <w:t xml:space="preserve">The screen keeps your current answer. This page keeps all three, and the distance between them is the part worth seeing.</w:t>
-      </w:r>
-    </w:p>
-    <w:tbl>
-      <w:tblPr>
-        <w:tblW w:type="dxa" w:w="9360"/>
-        <w:tblBorders>
-          <w:top w:val="single" w:color="auto" w:sz="4"/>
-          <w:left w:val="single" w:color="auto" w:sz="4"/>
-          <w:bottom w:val="single" w:color="auto" w:sz="4"/>
-          <w:right w:val="single" w:color="auto" w:sz="4"/>
-          <w:insideH w:val="single" w:color="auto" w:sz="4"/>
-          <w:insideV w:val="single" w:color="auto" w:sz="4"/>
-        </w:tblBorders>
-      </w:tblPr>
-      <w:tblGrid>
-        <w:gridCol w:w="2600"/>
-        <w:gridCol w:w="2253"/>
-        <w:gridCol w:w="2253"/>
-        <w:gridCol w:w="2253"/>
-      </w:tblGrid>
-      <w:tr>
-        <w:tc>
-          <w:tcPr>
-            <w:tcW w:type="dxa" w:w="2600"/>
-            <w:tcBorders>
-              <w:top w:val="single" w:color="D1D5DB" w:sz="6"/>
-              <w:left w:val="single" w:color="D1D5DB" w:sz="6"/>
-              <w:bottom w:val="single" w:color="D1D5DB" w:sz="6"/>
-              <w:right w:val="single" w:color="D1D5DB" w:sz="6"/>
-            </w:tcBorders>
-            <w:shd w:fill="FFFFFF" w:color="auto" w:val="clear"/>
-            <w:tcMar>
-              <w:top w:type="dxa" w:w="100"/>
-              <w:left w:type="dxa" w:w="140"/>
-              <w:bottom w:type="dxa" w:w="100"/>
-              <w:right w:type="dxa" w:w="140"/>
-            </w:tcMar>
-          </w:tcPr>
-          <w:p>
-            <w:pPr>
-              <w:spacing w:after="0" w:before="0"/>
-            </w:pPr>
-            <w:r>
-              <w:rPr>
-                <w:rFonts w:ascii="Calibri" w:cs="Calibri" w:eastAsia="Calibri" w:hAnsi="Calibri"/>
-                <w:b/>
-                <w:bCs/>
-                <w:color w:val="1B1B1E"/>
-                <w:sz w:val="19"/>
-                <w:szCs w:val="19"/>
-              </w:rPr>
-              <w:t xml:space="preserve"/>
-            </w:r>
-          </w:p>
-        </w:tc>
-        <w:tc>
-          <w:tcPr>
-            <w:tcW w:type="dxa" w:w="2253"/>
-            <w:tcBorders>
-              <w:top w:val="single" w:color="D1D5DB" w:sz="6"/>
-              <w:left w:val="single" w:color="D1D5DB" w:sz="6"/>
-              <w:bottom w:val="single" w:color="D1D5DB" w:sz="6"/>
-              <w:right w:val="single" w:color="D1D5DB" w:sz="6"/>
-            </w:tcBorders>
-            <w:shd w:fill="F0FAF3" w:color="auto" w:val="clear"/>
-            <w:tcMar>
-              <w:top w:type="dxa" w:w="100"/>
-              <w:left w:type="dxa" w:w="140"/>
-              <w:bottom w:type="dxa" w:w="100"/>
-              <w:right w:type="dxa" w:w="140"/>
-            </w:tcMar>
-          </w:tcPr>
-          <w:p>
-            <w:pPr>
-              <w:spacing w:after="0" w:before="0"/>
-            </w:pPr>
-            <w:r>
-              <w:rPr>
-                <w:rFonts w:ascii="Calibri" w:cs="Calibri" w:eastAsia="Calibri" w:hAnsi="Calibri"/>
-                <w:b/>
-                <w:bCs/>
-                <w:color w:val="1B1B1E"/>
-                <w:sz w:val="19"/>
-                <w:szCs w:val="19"/>
-              </w:rPr>
-              <w:t xml:space="preserve">Week 1</w:t>
-            </w:r>
-          </w:p>
-        </w:tc>
-        <w:tc>
-          <w:tcPr>
-            <w:tcW w:type="dxa" w:w="2253"/>
-            <w:tcBorders>
-              <w:top w:val="single" w:color="D1D5DB" w:sz="6"/>
-              <w:left w:val="single" w:color="D1D5DB" w:sz="6"/>
-              <w:bottom w:val="single" w:color="D1D5DB" w:sz="6"/>
-              <w:right w:val="single" w:color="D1D5DB" w:sz="6"/>
-            </w:tcBorders>
-            <w:shd w:fill="F0FAF3" w:color="auto" w:val="clear"/>
-            <w:tcMar>
-              <w:top w:type="dxa" w:w="100"/>
-              <w:left w:type="dxa" w:w="140"/>
-              <w:bottom w:type="dxa" w:w="100"/>
-              <w:right w:type="dxa" w:w="140"/>
-            </w:tcMar>
-          </w:tcPr>
-          <w:p>
-            <w:pPr>
-              <w:spacing w:after="0" w:before="0"/>
-            </w:pPr>
-            <w:r>
-              <w:rPr>
-                <w:rFonts w:ascii="Calibri" w:cs="Calibri" w:eastAsia="Calibri" w:hAnsi="Calibri"/>
-                <w:b/>
-                <w:bCs/>
-                <w:color w:val="1B1B1E"/>
-                <w:sz w:val="19"/>
-                <w:szCs w:val="19"/>
-              </w:rPr>
-              <w:t xml:space="preserve">Week 6</w:t>
-            </w:r>
-          </w:p>
-        </w:tc>
-        <w:tc>
-          <w:tcPr>
-            <w:tcW w:type="dxa" w:w="2253"/>
-            <w:tcBorders>
-              <w:top w:val="single" w:color="D1D5DB" w:sz="6"/>
-              <w:left w:val="single" w:color="D1D5DB" w:sz="6"/>
-              <w:bottom w:val="single" w:color="D1D5DB" w:sz="6"/>
-              <w:right w:val="single" w:color="D1D5DB" w:sz="6"/>
-            </w:tcBorders>
-            <w:shd w:fill="F0FAF3" w:color="auto" w:val="clear"/>
-            <w:tcMar>
-              <w:top w:type="dxa" w:w="100"/>
-              <w:left w:type="dxa" w:w="140"/>
-              <w:bottom w:type="dxa" w:w="100"/>
-              <w:right w:type="dxa" w:w="140"/>
-            </w:tcMar>
-          </w:tcPr>
-          <w:p>
-            <w:pPr>
-              <w:spacing w:after="0" w:before="0"/>
-            </w:pPr>
-            <w:r>
-              <w:rPr>
-                <w:rFonts w:ascii="Calibri" w:cs="Calibri" w:eastAsia="Calibri" w:hAnsi="Calibri"/>
-                <w:b/>
-                <w:bCs/>
-                <w:color w:val="1B1B1E"/>
-                <w:sz w:val="19"/>
-                <w:szCs w:val="19"/>
-              </w:rPr>
-              <w:t xml:space="preserve">Week 12</w:t>
-            </w:r>
-          </w:p>
-        </w:tc>
-      </w:tr>
-      <w:tr>
-        <w:trPr>
-          <w:trHeight w:val="640" w:hRule="atLeast"/>
-        </w:trPr>
-        <w:tc>
-          <w:tcPr>
-            <w:tcW w:type="dxa" w:w="2600"/>
-            <w:tcBorders>
-              <w:top w:val="single" w:color="D1D5DB" w:sz="6"/>
-              <w:left w:val="single" w:color="D1D5DB" w:sz="6"/>
-              <w:bottom w:val="single" w:color="D1D5DB" w:sz="6"/>
-              <w:right w:val="single" w:color="D1D5DB" w:sz="6"/>
-            </w:tcBorders>
-            <w:shd w:fill="FFFFFF" w:color="auto" w:val="clear"/>
-            <w:tcMar>
-              <w:top w:type="dxa" w:w="120"/>
-              <w:left w:type="dxa" w:w="140"/>
-              <w:bottom w:type="dxa" w:w="120"/>
-              <w:right w:type="dxa" w:w="140"/>
-            </w:tcMar>
-          </w:tcPr>
-          <w:p>
-            <w:pPr>
-              <w:spacing w:after="0" w:before="0"/>
-            </w:pPr>
-            <w:r>
-              <w:rPr>
-                <w:rFonts w:ascii="Calibri" w:cs="Calibri" w:eastAsia="Calibri" w:hAnsi="Calibri"/>
-                <w:b/>
-                <w:bCs/>
-                <w:color w:val="1B1B1E"/>
-                <w:sz w:val="20"/>
-                <w:szCs w:val="20"/>
-              </w:rPr>
-              <w:t xml:space="preserve">Date</w:t>
-            </w:r>
-          </w:p>
-        </w:tc>
-        <w:tc>
-          <w:tcPr>
-            <w:tcW w:type="dxa" w:w="2253"/>
-            <w:tcBorders>
-              <w:top w:val="single" w:color="D1D5DB" w:sz="6"/>
-              <w:left w:val="single" w:color="D1D5DB" w:sz="6"/>
-              <w:bottom w:val="single" w:color="D1D5DB" w:sz="6"/>
-              <w:right w:val="single" w:color="D1D5DB" w:sz="6"/>
-            </w:tcBorders>
-            <w:shd w:fill="FFFFFF" w:color="auto" w:val="clear"/>
-            <w:tcMar>
-              <w:top w:type="dxa" w:w="120"/>
-              <w:left w:type="dxa" w:w="140"/>
-              <w:bottom w:type="dxa" w:w="120"/>
-              <w:right w:type="dxa" w:w="140"/>
-            </w:tcMar>
-          </w:tcPr>
-          <w:p>
-            <w:pPr>
-              <w:spacing w:after="120" w:before="0"/>
-            </w:pPr>
-            <w:r>
-              <w:rPr>
-                <w:rFonts w:ascii="Calibri" w:cs="Calibri" w:eastAsia="Calibri" w:hAnsi="Calibri"/>
-                <w:color w:val="1B1B1E"/>
-                <w:sz w:val="22"/>
-                <w:szCs w:val="22"/>
-              </w:rPr>
-              <w:t xml:space="preserve"> </w:t>
-            </w:r>
-          </w:p>
-        </w:tc>
-        <w:tc>
-          <w:tcPr>
-            <w:tcW w:type="dxa" w:w="2253"/>
-            <w:tcBorders>
-              <w:top w:val="single" w:color="D1D5DB" w:sz="6"/>
-              <w:left w:val="single" w:color="D1D5DB" w:sz="6"/>
-              <w:bottom w:val="single" w:color="D1D5DB" w:sz="6"/>
-              <w:right w:val="single" w:color="D1D5DB" w:sz="6"/>
-            </w:tcBorders>
-            <w:shd w:fill="FFFFFF" w:color="auto" w:val="clear"/>
-            <w:tcMar>
-              <w:top w:type="dxa" w:w="120"/>
-              <w:left w:type="dxa" w:w="140"/>
-              <w:bottom w:type="dxa" w:w="120"/>
-              <w:right w:type="dxa" w:w="140"/>
-            </w:tcMar>
-          </w:tcPr>
-          <w:p>
-            <w:pPr>
-              <w:spacing w:after="120" w:before="0"/>
-            </w:pPr>
-            <w:r>
-              <w:rPr>
-                <w:rFonts w:ascii="Calibri" w:cs="Calibri" w:eastAsia="Calibri" w:hAnsi="Calibri"/>
-                <w:color w:val="1B1B1E"/>
-                <w:sz w:val="22"/>
-                <w:szCs w:val="22"/>
-              </w:rPr>
-              <w:t xml:space="preserve"> </w:t>
-            </w:r>
-          </w:p>
-        </w:tc>
-        <w:tc>
-          <w:tcPr>
-            <w:tcW w:type="dxa" w:w="2253"/>
-            <w:tcBorders>
-              <w:top w:val="single" w:color="D1D5DB" w:sz="6"/>
-              <w:left w:val="single" w:color="D1D5DB" w:sz="6"/>
-              <w:bottom w:val="single" w:color="D1D5DB" w:sz="6"/>
-              <w:right w:val="single" w:color="D1D5DB" w:sz="6"/>
-            </w:tcBorders>
-            <w:shd w:fill="FFFFFF" w:color="auto" w:val="clear"/>
-            <w:tcMar>
-              <w:top w:type="dxa" w:w="120"/>
-              <w:left w:type="dxa" w:w="140"/>
-              <w:bottom w:type="dxa" w:w="120"/>
-              <w:right w:type="dxa" w:w="140"/>
-            </w:tcMar>
-          </w:tcPr>
-          <w:p>
-            <w:pPr>
-              <w:spacing w:after="120" w:before="0"/>
-            </w:pPr>
-            <w:r>
-              <w:rPr>
-                <w:rFonts w:ascii="Calibri" w:cs="Calibri" w:eastAsia="Calibri" w:hAnsi="Calibri"/>
-                <w:color w:val="1B1B1E"/>
-                <w:sz w:val="22"/>
-                <w:szCs w:val="22"/>
-              </w:rPr>
-              <w:t xml:space="preserve"> </w:t>
-            </w:r>
-          </w:p>
-        </w:tc>
-      </w:tr>
-      <w:tr>
-        <w:trPr>
-          <w:trHeight w:val="640" w:hRule="atLeast"/>
-        </w:trPr>
-        <w:tc>
-          <w:tcPr>
-            <w:tcW w:type="dxa" w:w="2600"/>
-            <w:tcBorders>
-              <w:top w:val="single" w:color="D1D5DB" w:sz="6"/>
-              <w:left w:val="single" w:color="D1D5DB" w:sz="6"/>
-              <w:bottom w:val="single" w:color="D1D5DB" w:sz="6"/>
-              <w:right w:val="single" w:color="D1D5DB" w:sz="6"/>
-            </w:tcBorders>
-            <w:shd w:fill="FFFFFF" w:color="auto" w:val="clear"/>
-            <w:tcMar>
-              <w:top w:type="dxa" w:w="120"/>
-              <w:left w:type="dxa" w:w="140"/>
-              <w:bottom w:type="dxa" w:w="120"/>
-              <w:right w:type="dxa" w:w="140"/>
-            </w:tcMar>
-          </w:tcPr>
-          <w:p>
-            <w:pPr>
-              <w:spacing w:after="0" w:before="0"/>
-            </w:pPr>
-            <w:r>
-              <w:rPr>
-                <w:rFonts w:ascii="Calibri" w:cs="Calibri" w:eastAsia="Calibri" w:hAnsi="Calibri"/>
-                <w:b/>
-                <w:bCs/>
-                <w:color w:val="1B1B1E"/>
-                <w:sz w:val="20"/>
-                <w:szCs w:val="20"/>
-              </w:rPr>
-              <w:t xml:space="preserve">The stage you are in</w:t>
-            </w:r>
-          </w:p>
-        </w:tc>
-        <w:tc>
-          <w:tcPr>
-            <w:tcW w:type="dxa" w:w="2253"/>
-            <w:tcBorders>
-              <w:top w:val="single" w:color="D1D5DB" w:sz="6"/>
-              <w:left w:val="single" w:color="D1D5DB" w:sz="6"/>
-              <w:bottom w:val="single" w:color="D1D5DB" w:sz="6"/>
-              <w:right w:val="single" w:color="D1D5DB" w:sz="6"/>
-            </w:tcBorders>
-            <w:shd w:fill="FFFFFF" w:color="auto" w:val="clear"/>
-            <w:tcMar>
-              <w:top w:type="dxa" w:w="120"/>
-              <w:left w:type="dxa" w:w="140"/>
-              <w:bottom w:type="dxa" w:w="120"/>
-              <w:right w:type="dxa" w:w="140"/>
-            </w:tcMar>
-          </w:tcPr>
-          <w:p>
-            <w:pPr>
-              <w:spacing w:after="120" w:before="0"/>
-            </w:pPr>
-            <w:r>
-              <w:rPr>
-                <w:rFonts w:ascii="Calibri" w:cs="Calibri" w:eastAsia="Calibri" w:hAnsi="Calibri"/>
-                <w:color w:val="1B1B1E"/>
-                <w:sz w:val="22"/>
-                <w:szCs w:val="22"/>
-              </w:rPr>
-              <w:t xml:space="preserve"> </w:t>
-            </w:r>
-          </w:p>
-        </w:tc>
-        <w:tc>
-          <w:tcPr>
-            <w:tcW w:type="dxa" w:w="2253"/>
-            <w:tcBorders>
-              <w:top w:val="single" w:color="D1D5DB" w:sz="6"/>
-              <w:left w:val="single" w:color="D1D5DB" w:sz="6"/>
-              <w:bottom w:val="single" w:color="D1D5DB" w:sz="6"/>
-              <w:right w:val="single" w:color="D1D5DB" w:sz="6"/>
-            </w:tcBorders>
-            <w:shd w:fill="FFFFFF" w:color="auto" w:val="clear"/>
-            <w:tcMar>
-              <w:top w:type="dxa" w:w="120"/>
-              <w:left w:type="dxa" w:w="140"/>
-              <w:bottom w:type="dxa" w:w="120"/>
-              <w:right w:type="dxa" w:w="140"/>
-            </w:tcMar>
-          </w:tcPr>
-          <w:p>
-            <w:pPr>
-              <w:spacing w:after="120" w:before="0"/>
-            </w:pPr>
-            <w:r>
-              <w:rPr>
-                <w:rFonts w:ascii="Calibri" w:cs="Calibri" w:eastAsia="Calibri" w:hAnsi="Calibri"/>
-                <w:color w:val="1B1B1E"/>
-                <w:sz w:val="22"/>
-                <w:szCs w:val="22"/>
-              </w:rPr>
-              <w:t xml:space="preserve"> </w:t>
-            </w:r>
-          </w:p>
-        </w:tc>
-        <w:tc>
-          <w:tcPr>
-            <w:tcW w:type="dxa" w:w="2253"/>
-            <w:tcBorders>
-              <w:top w:val="single" w:color="D1D5DB" w:sz="6"/>
-              <w:left w:val="single" w:color="D1D5DB" w:sz="6"/>
-              <w:bottom w:val="single" w:color="D1D5DB" w:sz="6"/>
-              <w:right w:val="single" w:color="D1D5DB" w:sz="6"/>
-            </w:tcBorders>
-            <w:shd w:fill="FFFFFF" w:color="auto" w:val="clear"/>
-            <w:tcMar>
-              <w:top w:type="dxa" w:w="120"/>
-              <w:left w:type="dxa" w:w="140"/>
-              <w:bottom w:type="dxa" w:w="120"/>
-              <w:right w:type="dxa" w:w="140"/>
-            </w:tcMar>
-          </w:tcPr>
-          <w:p>
-            <w:pPr>
-              <w:spacing w:after="120" w:before="0"/>
-            </w:pPr>
-            <w:r>
-              <w:rPr>
-                <w:rFonts w:ascii="Calibri" w:cs="Calibri" w:eastAsia="Calibri" w:hAnsi="Calibri"/>
-                <w:color w:val="1B1B1E"/>
-                <w:sz w:val="22"/>
-                <w:szCs w:val="22"/>
-              </w:rPr>
-              <w:t xml:space="preserve"> </w:t>
-            </w:r>
-          </w:p>
-        </w:tc>
-      </w:tr>
-      <w:tr>
-        <w:trPr>
-          <w:trHeight w:val="640" w:hRule="atLeast"/>
-        </w:trPr>
-        <w:tc>
-          <w:tcPr>
-            <w:tcW w:type="dxa" w:w="2600"/>
-            <w:tcBorders>
-              <w:top w:val="single" w:color="D1D5DB" w:sz="6"/>
-              <w:left w:val="single" w:color="D1D5DB" w:sz="6"/>
-              <w:bottom w:val="single" w:color="D1D5DB" w:sz="6"/>
-              <w:right w:val="single" w:color="D1D5DB" w:sz="6"/>
-            </w:tcBorders>
-            <w:shd w:fill="FFFFFF" w:color="auto" w:val="clear"/>
-            <w:tcMar>
-              <w:top w:type="dxa" w:w="120"/>
-              <w:left w:type="dxa" w:w="140"/>
-              <w:bottom w:type="dxa" w:w="120"/>
-              <w:right w:type="dxa" w:w="140"/>
-            </w:tcMar>
-          </w:tcPr>
-          <w:p>
-            <w:pPr>
-              <w:spacing w:after="0" w:before="0"/>
-            </w:pPr>
-            <w:r>
-              <w:rPr>
-                <w:rFonts w:ascii="Calibri" w:cs="Calibri" w:eastAsia="Calibri" w:hAnsi="Calibri"/>
-                <w:b/>
-                <w:bCs/>
-                <w:color w:val="1B1B1E"/>
-                <w:sz w:val="20"/>
-                <w:szCs w:val="20"/>
-              </w:rPr>
-              <w:t xml:space="preserve">Bad workplace, bad fit, or bad season</w:t>
-            </w:r>
-          </w:p>
-        </w:tc>
-        <w:tc>
-          <w:tcPr>
-            <w:tcW w:type="dxa" w:w="2253"/>
-            <w:tcBorders>
-              <w:top w:val="single" w:color="D1D5DB" w:sz="6"/>
-              <w:left w:val="single" w:color="D1D5DB" w:sz="6"/>
-              <w:bottom w:val="single" w:color="D1D5DB" w:sz="6"/>
-              <w:right w:val="single" w:color="D1D5DB" w:sz="6"/>
-            </w:tcBorders>
-            <w:shd w:fill="FFFFFF" w:color="auto" w:val="clear"/>
-            <w:tcMar>
-              <w:top w:type="dxa" w:w="120"/>
-              <w:left w:type="dxa" w:w="140"/>
-              <w:bottom w:type="dxa" w:w="120"/>
-              <w:right w:type="dxa" w:w="140"/>
-            </w:tcMar>
-          </w:tcPr>
-          <w:p>
-            <w:pPr>
-              <w:spacing w:after="120" w:before="0"/>
-            </w:pPr>
-            <w:r>
-              <w:rPr>
-                <w:rFonts w:ascii="Calibri" w:cs="Calibri" w:eastAsia="Calibri" w:hAnsi="Calibri"/>
-                <w:color w:val="1B1B1E"/>
-                <w:sz w:val="22"/>
-                <w:szCs w:val="22"/>
-              </w:rPr>
-              <w:t xml:space="preserve"> </w:t>
-            </w:r>
-          </w:p>
-        </w:tc>
-        <w:tc>
-          <w:tcPr>
-            <w:tcW w:type="dxa" w:w="2253"/>
-            <w:tcBorders>
-              <w:top w:val="single" w:color="D1D5DB" w:sz="6"/>
-              <w:left w:val="single" w:color="D1D5DB" w:sz="6"/>
-              <w:bottom w:val="single" w:color="D1D5DB" w:sz="6"/>
-              <w:right w:val="single" w:color="D1D5DB" w:sz="6"/>
-            </w:tcBorders>
-            <w:shd w:fill="FFFFFF" w:color="auto" w:val="clear"/>
-            <w:tcMar>
-              <w:top w:type="dxa" w:w="120"/>
-              <w:left w:type="dxa" w:w="140"/>
-              <w:bottom w:type="dxa" w:w="120"/>
-              <w:right w:type="dxa" w:w="140"/>
-            </w:tcMar>
-          </w:tcPr>
-          <w:p>
-            <w:pPr>
-              <w:spacing w:after="120" w:before="0"/>
-            </w:pPr>
-            <w:r>
-              <w:rPr>
-                <w:rFonts w:ascii="Calibri" w:cs="Calibri" w:eastAsia="Calibri" w:hAnsi="Calibri"/>
-                <w:color w:val="1B1B1E"/>
-                <w:sz w:val="22"/>
-                <w:szCs w:val="22"/>
-              </w:rPr>
-              <w:t xml:space="preserve"> </w:t>
-            </w:r>
-          </w:p>
-        </w:tc>
-        <w:tc>
-          <w:tcPr>
-            <w:tcW w:type="dxa" w:w="2253"/>
-            <w:tcBorders>
-              <w:top w:val="single" w:color="D1D5DB" w:sz="6"/>
-              <w:left w:val="single" w:color="D1D5DB" w:sz="6"/>
-              <w:bottom w:val="single" w:color="D1D5DB" w:sz="6"/>
-              <w:right w:val="single" w:color="D1D5DB" w:sz="6"/>
-            </w:tcBorders>
-            <w:shd w:fill="FFFFFF" w:color="auto" w:val="clear"/>
-            <w:tcMar>
-              <w:top w:type="dxa" w:w="120"/>
-              <w:left w:type="dxa" w:w="140"/>
-              <w:bottom w:type="dxa" w:w="120"/>
-              <w:right w:type="dxa" w:w="140"/>
-            </w:tcMar>
-          </w:tcPr>
-          <w:p>
-            <w:pPr>
-              <w:spacing w:after="120" w:before="0"/>
-            </w:pPr>
-            <w:r>
-              <w:rPr>
-                <w:rFonts w:ascii="Calibri" w:cs="Calibri" w:eastAsia="Calibri" w:hAnsi="Calibri"/>
-                <w:color w:val="1B1B1E"/>
-                <w:sz w:val="22"/>
-                <w:szCs w:val="22"/>
-              </w:rPr>
-              <w:t xml:space="preserve"> </w:t>
-            </w:r>
-          </w:p>
-        </w:tc>
-      </w:tr>
-      <w:tr>
-        <w:trPr>
-          <w:trHeight w:val="640" w:hRule="atLeast"/>
-        </w:trPr>
-        <w:tc>
-          <w:tcPr>
-            <w:tcW w:type="dxa" w:w="2600"/>
-            <w:tcBorders>
-              <w:top w:val="single" w:color="D1D5DB" w:sz="6"/>
-              <w:left w:val="single" w:color="D1D5DB" w:sz="6"/>
-              <w:bottom w:val="single" w:color="D1D5DB" w:sz="6"/>
-              <w:right w:val="single" w:color="D1D5DB" w:sz="6"/>
-            </w:tcBorders>
-            <w:shd w:fill="FFFFFF" w:color="auto" w:val="clear"/>
-            <w:tcMar>
-              <w:top w:type="dxa" w:w="120"/>
-              <w:left w:type="dxa" w:w="140"/>
-              <w:bottom w:type="dxa" w:w="120"/>
-              <w:right w:type="dxa" w:w="140"/>
-            </w:tcMar>
-          </w:tcPr>
-          <w:p>
-            <w:pPr>
-              <w:spacing w:after="0" w:before="0"/>
-            </w:pPr>
-            <w:r>
-              <w:rPr>
-                <w:rFonts w:ascii="Calibri" w:cs="Calibri" w:eastAsia="Calibri" w:hAnsi="Calibri"/>
-                <w:b/>
-                <w:bCs/>
-                <w:color w:val="1B1B1E"/>
-                <w:sz w:val="20"/>
-                <w:szCs w:val="20"/>
-              </w:rPr>
-              <w:t xml:space="preserve">The path you would name today</w:t>
-            </w:r>
-          </w:p>
-        </w:tc>
-        <w:tc>
-          <w:tcPr>
-            <w:tcW w:type="dxa" w:w="2253"/>
-            <w:tcBorders>
-              <w:top w:val="single" w:color="D1D5DB" w:sz="6"/>
-              <w:left w:val="single" w:color="D1D5DB" w:sz="6"/>
-              <w:bottom w:val="single" w:color="D1D5DB" w:sz="6"/>
-              <w:right w:val="single" w:color="D1D5DB" w:sz="6"/>
-            </w:tcBorders>
-            <w:shd w:fill="FFFFFF" w:color="auto" w:val="clear"/>
-            <w:tcMar>
-              <w:top w:type="dxa" w:w="120"/>
-              <w:left w:type="dxa" w:w="140"/>
-              <w:bottom w:type="dxa" w:w="120"/>
-              <w:right w:type="dxa" w:w="140"/>
-            </w:tcMar>
-          </w:tcPr>
-          <w:p>
-            <w:pPr>
-              <w:spacing w:after="120" w:before="0"/>
-            </w:pPr>
-            <w:r>
-              <w:rPr>
-                <w:rFonts w:ascii="Calibri" w:cs="Calibri" w:eastAsia="Calibri" w:hAnsi="Calibri"/>
-                <w:color w:val="1B1B1E"/>
-                <w:sz w:val="22"/>
-                <w:szCs w:val="22"/>
-              </w:rPr>
-              <w:t xml:space="preserve"> </w:t>
-            </w:r>
-          </w:p>
-        </w:tc>
-        <w:tc>
-          <w:tcPr>
-            <w:tcW w:type="dxa" w:w="2253"/>
-            <w:tcBorders>
-              <w:top w:val="single" w:color="D1D5DB" w:sz="6"/>
-              <w:left w:val="single" w:color="D1D5DB" w:sz="6"/>
-              <w:bottom w:val="single" w:color="D1D5DB" w:sz="6"/>
-              <w:right w:val="single" w:color="D1D5DB" w:sz="6"/>
-            </w:tcBorders>
-            <w:shd w:fill="FFFFFF" w:color="auto" w:val="clear"/>
-            <w:tcMar>
-              <w:top w:type="dxa" w:w="120"/>
-              <w:left w:type="dxa" w:w="140"/>
-              <w:bottom w:type="dxa" w:w="120"/>
-              <w:right w:type="dxa" w:w="140"/>
-            </w:tcMar>
-          </w:tcPr>
-          <w:p>
-            <w:pPr>
-              <w:spacing w:after="120" w:before="0"/>
-            </w:pPr>
-            <w:r>
-              <w:rPr>
-                <w:rFonts w:ascii="Calibri" w:cs="Calibri" w:eastAsia="Calibri" w:hAnsi="Calibri"/>
-                <w:color w:val="1B1B1E"/>
-                <w:sz w:val="22"/>
-                <w:szCs w:val="22"/>
-              </w:rPr>
-              <w:t xml:space="preserve"> </w:t>
-            </w:r>
-          </w:p>
-        </w:tc>
-        <w:tc>
-          <w:tcPr>
-            <w:tcW w:type="dxa" w:w="2253"/>
-            <w:tcBorders>
-              <w:top w:val="single" w:color="D1D5DB" w:sz="6"/>
-              <w:left w:val="single" w:color="D1D5DB" w:sz="6"/>
-              <w:bottom w:val="single" w:color="D1D5DB" w:sz="6"/>
-              <w:right w:val="single" w:color="D1D5DB" w:sz="6"/>
-            </w:tcBorders>
-            <w:shd w:fill="FFFFFF" w:color="auto" w:val="clear"/>
-            <w:tcMar>
-              <w:top w:type="dxa" w:w="120"/>
-              <w:left w:type="dxa" w:w="140"/>
-              <w:bottom w:type="dxa" w:w="120"/>
-              <w:right w:type="dxa" w:w="140"/>
-            </w:tcMar>
-          </w:tcPr>
-          <w:p>
-            <w:pPr>
-              <w:spacing w:after="120" w:before="0"/>
-            </w:pPr>
-            <w:r>
-              <w:rPr>
-                <w:rFonts w:ascii="Calibri" w:cs="Calibri" w:eastAsia="Calibri" w:hAnsi="Calibri"/>
-                <w:color w:val="1B1B1E"/>
-                <w:sz w:val="22"/>
-                <w:szCs w:val="22"/>
-              </w:rPr>
-              <w:t xml:space="preserve"> </w:t>
-            </w:r>
-          </w:p>
-        </w:tc>
-      </w:tr>
-      <w:tr>
-        <w:trPr>
-          <w:trHeight w:val="640" w:hRule="atLeast"/>
-        </w:trPr>
-        <w:tc>
-          <w:tcPr>
-            <w:tcW w:type="dxa" w:w="2600"/>
-            <w:tcBorders>
-              <w:top w:val="single" w:color="D1D5DB" w:sz="6"/>
-              <w:left w:val="single" w:color="D1D5DB" w:sz="6"/>
-              <w:bottom w:val="single" w:color="D1D5DB" w:sz="6"/>
-              <w:right w:val="single" w:color="D1D5DB" w:sz="6"/>
-            </w:tcBorders>
-            <w:shd w:fill="FFFFFF" w:color="auto" w:val="clear"/>
-            <w:tcMar>
-              <w:top w:type="dxa" w:w="120"/>
-              <w:left w:type="dxa" w:w="140"/>
-              <w:bottom w:type="dxa" w:w="120"/>
-              <w:right w:type="dxa" w:w="140"/>
-            </w:tcMar>
-          </w:tcPr>
-          <w:p>
-            <w:pPr>
-              <w:spacing w:after="0" w:before="0"/>
-            </w:pPr>
-            <w:r>
-              <w:rPr>
-                <w:rFonts w:ascii="Calibri" w:cs="Calibri" w:eastAsia="Calibri" w:hAnsi="Calibri"/>
-                <w:b/>
-                <w:bCs/>
-                <w:color w:val="1B1B1E"/>
-                <w:sz w:val="20"/>
-                <w:szCs w:val="20"/>
-              </w:rPr>
-              <w:t xml:space="preserve">Your pay floor</w:t>
-            </w:r>
-          </w:p>
-        </w:tc>
-        <w:tc>
-          <w:tcPr>
-            <w:tcW w:type="dxa" w:w="2253"/>
-            <w:tcBorders>
-              <w:top w:val="single" w:color="D1D5DB" w:sz="6"/>
-              <w:left w:val="single" w:color="D1D5DB" w:sz="6"/>
-              <w:bottom w:val="single" w:color="D1D5DB" w:sz="6"/>
-              <w:right w:val="single" w:color="D1D5DB" w:sz="6"/>
-            </w:tcBorders>
-            <w:shd w:fill="FFFFFF" w:color="auto" w:val="clear"/>
-            <w:tcMar>
-              <w:top w:type="dxa" w:w="120"/>
-              <w:left w:type="dxa" w:w="140"/>
-              <w:bottom w:type="dxa" w:w="120"/>
-              <w:right w:type="dxa" w:w="140"/>
-            </w:tcMar>
-          </w:tcPr>
-          <w:p>
-            <w:pPr>
-              <w:spacing w:after="120" w:before="0"/>
-            </w:pPr>
-            <w:r>
-              <w:rPr>
-                <w:rFonts w:ascii="Calibri" w:cs="Calibri" w:eastAsia="Calibri" w:hAnsi="Calibri"/>
-                <w:color w:val="1B1B1E"/>
-                <w:sz w:val="22"/>
-                <w:szCs w:val="22"/>
-              </w:rPr>
-              <w:t xml:space="preserve"> </w:t>
-            </w:r>
-          </w:p>
-        </w:tc>
-        <w:tc>
-          <w:tcPr>
-            <w:tcW w:type="dxa" w:w="2253"/>
-            <w:tcBorders>
-              <w:top w:val="single" w:color="D1D5DB" w:sz="6"/>
-              <w:left w:val="single" w:color="D1D5DB" w:sz="6"/>
-              <w:bottom w:val="single" w:color="D1D5DB" w:sz="6"/>
-              <w:right w:val="single" w:color="D1D5DB" w:sz="6"/>
-            </w:tcBorders>
-            <w:shd w:fill="FFFFFF" w:color="auto" w:val="clear"/>
-            <w:tcMar>
-              <w:top w:type="dxa" w:w="120"/>
-              <w:left w:type="dxa" w:w="140"/>
-              <w:bottom w:type="dxa" w:w="120"/>
-              <w:right w:type="dxa" w:w="140"/>
-            </w:tcMar>
-          </w:tcPr>
-          <w:p>
-            <w:pPr>
-              <w:spacing w:after="120" w:before="0"/>
-            </w:pPr>
-            <w:r>
-              <w:rPr>
-                <w:rFonts w:ascii="Calibri" w:cs="Calibri" w:eastAsia="Calibri" w:hAnsi="Calibri"/>
-                <w:color w:val="1B1B1E"/>
-                <w:sz w:val="22"/>
-                <w:szCs w:val="22"/>
-              </w:rPr>
-              <w:t xml:space="preserve"> </w:t>
-            </w:r>
-          </w:p>
-        </w:tc>
-        <w:tc>
-          <w:tcPr>
-            <w:tcW w:type="dxa" w:w="2253"/>
-            <w:tcBorders>
-              <w:top w:val="single" w:color="D1D5DB" w:sz="6"/>
-              <w:left w:val="single" w:color="D1D5DB" w:sz="6"/>
-              <w:bottom w:val="single" w:color="D1D5DB" w:sz="6"/>
-              <w:right w:val="single" w:color="D1D5DB" w:sz="6"/>
-            </w:tcBorders>
-            <w:shd w:fill="FFFFFF" w:color="auto" w:val="clear"/>
-            <w:tcMar>
-              <w:top w:type="dxa" w:w="120"/>
-              <w:left w:type="dxa" w:w="140"/>
-              <w:bottom w:type="dxa" w:w="120"/>
-              <w:right w:type="dxa" w:w="140"/>
-            </w:tcMar>
-          </w:tcPr>
-          <w:p>
-            <w:pPr>
-              <w:spacing w:after="120" w:before="0"/>
-            </w:pPr>
-            <w:r>
-              <w:rPr>
-                <w:rFonts w:ascii="Calibri" w:cs="Calibri" w:eastAsia="Calibri" w:hAnsi="Calibri"/>
-                <w:color w:val="1B1B1E"/>
-                <w:sz w:val="22"/>
-                <w:szCs w:val="22"/>
-              </w:rPr>
-              <w:t xml:space="preserve"> </w:t>
-            </w:r>
-          </w:p>
-        </w:tc>
-      </w:tr>
-    </w:tbl>
     <w:p>
       <w:pPr>
         <w:spacing w:after="80" w:before="280"/>
@@ -2555,7 +4238,7 @@
           <w:sz w:val="22"/>
           <w:szCs w:val="22"/>
         </w:rPr>
-        <w:t xml:space="preserve">Where you are going, in one sentence. Write a new one each time rather than editing the old one.</w:t>
+        <w:t xml:space="preserve">What you actually said, and what they said back.</w:t>
       </w:r>
     </w:p>
     <w:p>
@@ -2569,7 +4252,7 @@
           <w:sz w:val="20"/>
           <w:szCs w:val="20"/>
         </w:rPr>
-        <w:t xml:space="preserve">Three sentences by week twelve. The first one is usually about leaving and the last one usually is not.</w:t>
+        <w:t xml:space="preserve">Fill this in afterwards. People are almost always less surprised than you expect them to be.</w:t>
       </w:r>
     </w:p>
     <w:tbl>
@@ -2639,59 +4322,6 @@
       </w:r>
     </w:p>
     <w:p>
-      <w:r>
-        <w:br w:type="page"/>
-      </w:r>
-    </w:p>
-    <w:p>
-      <w:pPr>
-        <w:spacing w:after="60" w:before="120"/>
-      </w:pPr>
-      <w:r>
-        <w:rPr>
-          <w:rFonts w:ascii="Calibri" w:cs="Calibri" w:eastAsia="Calibri" w:hAnsi="Calibri"/>
-          <w:b/>
-          <w:bCs/>
-          <w:color w:val="2D6A4F"/>
-          <w:spacing w:val="30"/>
-          <w:sz w:val="17"/>
-          <w:szCs w:val="17"/>
-        </w:rPr>
-        <w:t xml:space="preserve">MODULE 1 · THE SUNK COST</w:t>
-      </w:r>
-    </w:p>
-    <w:p>
-      <w:pPr>
-        <w:pStyle w:val="Heading1"/>
-        <w:spacing w:after="60" w:before="0"/>
-      </w:pPr>
-      <w:r>
-        <w:rPr>
-          <w:rFonts w:ascii="Georgia" w:cs="Georgia" w:eastAsia="Georgia" w:hAnsi="Georgia"/>
-          <w:b/>
-          <w:bCs/>
-          <w:color w:val="1B1B1E"/>
-          <w:sz w:val="40"/>
-          <w:szCs w:val="40"/>
-        </w:rPr>
-        <w:t xml:space="preserve">The sentence you tell yourself</w:t>
-      </w:r>
-    </w:p>
-    <w:p>
-      <w:pPr>
-        <w:spacing w:after="320" w:before="0"/>
-      </w:pPr>
-      <w:r>
-        <w:rPr>
-          <w:rFonts w:ascii="Calibri" w:cs="Calibri" w:eastAsia="Calibri" w:hAnsi="Calibri"/>
-          <w:color w:val="6B7280"/>
-          <w:sz w:val="22"/>
-          <w:szCs w:val="22"/>
-        </w:rPr>
-        <w:t xml:space="preserve">The calculator on screen handles the years and the money. This is for the sentence underneath, which is the part that actually keeps people in the building.</w:t>
-      </w:r>
-    </w:p>
-    <w:p>
       <w:pPr>
         <w:spacing w:after="80" w:before="280"/>
       </w:pPr>
@@ -2704,190 +4334,7 @@
           <w:sz w:val="22"/>
           <w:szCs w:val="22"/>
         </w:rPr>
-        <w:t xml:space="preserve">Write it exactly as it sounds in your head. Not the reasonable version.</w:t>
-      </w:r>
-    </w:p>
-    <w:p>
-      <w:pPr>
-        <w:spacing w:after="100" w:before="0"/>
-      </w:pPr>
-      <w:r>
-        <w:rPr>
-          <w:rFonts w:ascii="Calibri" w:cs="Calibri" w:eastAsia="Calibri" w:hAnsi="Calibri"/>
-          <w:color w:val="6B7280"/>
-          <w:sz w:val="20"/>
-          <w:szCs w:val="20"/>
-        </w:rPr>
-        <w:t xml:space="preserve">It usually starts with “after all that” or “I should be able to”.</w:t>
-      </w:r>
-    </w:p>
-    <w:tbl>
-      <w:tblPr>
-        <w:tblW w:type="dxa" w:w="9360"/>
-        <w:tblBorders>
-          <w:top w:val="single" w:color="auto" w:sz="4"/>
-          <w:left w:val="single" w:color="auto" w:sz="4"/>
-          <w:bottom w:val="single" w:color="auto" w:sz="4"/>
-          <w:right w:val="single" w:color="auto" w:sz="4"/>
-          <w:insideH w:val="single" w:color="auto" w:sz="4"/>
-          <w:insideV w:val="single" w:color="auto" w:sz="4"/>
-        </w:tblBorders>
-      </w:tblPr>
-      <w:tblGrid>
-        <w:gridCol w:w="9360"/>
-      </w:tblGrid>
-      <w:tr>
-        <w:trPr>
-          <w:trHeight w:val="1360" w:hRule="atLeast"/>
-        </w:trPr>
-        <w:tc>
-          <w:tcPr>
-            <w:tcW w:type="dxa" w:w="9360"/>
-            <w:tcBorders>
-              <w:top w:val="single" w:color="D1D5DB" w:sz="6"/>
-              <w:left w:val="single" w:color="D1D5DB" w:sz="6"/>
-              <w:bottom w:val="single" w:color="D1D5DB" w:sz="6"/>
-              <w:right w:val="single" w:color="D1D5DB" w:sz="6"/>
-            </w:tcBorders>
-            <w:shd w:fill="FFFFFF" w:color="auto" w:val="clear"/>
-            <w:tcMar>
-              <w:top w:type="dxa" w:w="140"/>
-              <w:left w:type="dxa" w:w="160"/>
-              <w:bottom w:type="dxa" w:w="140"/>
-              <w:right w:type="dxa" w:w="160"/>
-            </w:tcMar>
-          </w:tcPr>
-          <w:p>
-            <w:pPr>
-              <w:spacing w:after="120" w:before="0"/>
-            </w:pPr>
-            <w:r>
-              <w:rPr>
-                <w:rFonts w:ascii="Calibri" w:cs="Calibri" w:eastAsia="Calibri" w:hAnsi="Calibri"/>
-                <w:color w:val="1B1B1E"/>
-                <w:sz w:val="22"/>
-                <w:szCs w:val="22"/>
-              </w:rPr>
-              <w:t xml:space="preserve"> </w:t>
-            </w:r>
-          </w:p>
-        </w:tc>
-      </w:tr>
-    </w:tbl>
-    <w:p>
-      <w:pPr>
-        <w:spacing w:after="200" w:before="0" w:line="120"/>
-      </w:pPr>
-      <w:r>
-        <w:rPr>
-          <w:rFonts w:ascii="Calibri" w:cs="Calibri" w:eastAsia="Calibri" w:hAnsi="Calibri"/>
-          <w:sz w:val="8"/>
-          <w:szCs w:val="8"/>
-        </w:rPr>
-        <w:t xml:space="preserve"/>
-      </w:r>
-    </w:p>
-    <w:p>
-      <w:pPr>
-        <w:spacing w:after="120" w:before="0" w:line="120"/>
-      </w:pPr>
-      <w:r>
-        <w:rPr>
-          <w:rFonts w:ascii="Calibri" w:cs="Calibri" w:eastAsia="Calibri" w:hAnsi="Calibri"/>
-          <w:sz w:val="8"/>
-          <w:szCs w:val="8"/>
-        </w:rPr>
-        <w:t xml:space="preserve"/>
-      </w:r>
-    </w:p>
-    <w:tbl>
-      <w:tblPr>
-        <w:tblW w:type="dxa" w:w="9360"/>
-        <w:tblBorders>
-          <w:top w:val="single" w:color="auto" w:sz="4"/>
-          <w:left w:val="single" w:color="auto" w:sz="4"/>
-          <w:bottom w:val="single" w:color="auto" w:sz="4"/>
-          <w:right w:val="single" w:color="auto" w:sz="4"/>
-          <w:insideH w:val="single" w:color="auto" w:sz="4"/>
-          <w:insideV w:val="single" w:color="auto" w:sz="4"/>
-        </w:tblBorders>
-      </w:tblPr>
-      <w:tblGrid>
-        <w:gridCol w:w="9360"/>
-      </w:tblGrid>
-      <w:tr>
-        <w:tc>
-          <w:tcPr>
-            <w:tcW w:type="dxa" w:w="9360"/>
-            <w:tcBorders>
-              <w:top w:val="none"/>
-              <w:left w:val="single" w:color="2D6A4F" w:sz="24"/>
-              <w:bottom w:val="none"/>
-              <w:right w:val="none"/>
-            </w:tcBorders>
-            <w:shd w:fill="F0FAF3" w:color="auto" w:val="clear"/>
-            <w:tcMar>
-              <w:top w:type="dxa" w:w="120"/>
-              <w:left w:type="dxa" w:w="200"/>
-              <w:bottom w:type="dxa" w:w="120"/>
-              <w:right w:type="dxa" w:w="200"/>
-            </w:tcMar>
-          </w:tcPr>
-          <w:p>
-            <w:pPr>
-              <w:spacing w:after="0" w:before="0"/>
-            </w:pPr>
-            <w:r>
-              <w:rPr>
-                <w:rFonts w:ascii="Calibri" w:cs="Calibri" w:eastAsia="Calibri" w:hAnsi="Calibri"/>
-                <w:i/>
-                <w:iCs/>
-                <w:color w:val="1B1B1E"/>
-                <w:sz w:val="22"/>
-                <w:szCs w:val="22"/>
-              </w:rPr>
-              <w:t xml:space="preserve">“I know it's the sunken cost fallacy but it's so hard to quit after putting so much time, money, and effort into this career.”</w:t>
-            </w:r>
-            <w:r>
-              <w:rPr>
-                <w:rFonts w:ascii="Calibri" w:cs="Calibri" w:eastAsia="Calibri" w:hAnsi="Calibri"/>
-                <w:color w:val="6B7280"/>
-                <w:sz w:val="18"/>
-                <w:szCs w:val="18"/>
-              </w:rPr>
-              <w:t xml:space="preserve">   an SLP, r/slp</w:t>
-            </w:r>
-          </w:p>
-        </w:tc>
-      </w:tr>
-    </w:tbl>
-    <w:p>
-      <w:pPr>
-        <w:spacing w:after="200" w:before="0" w:line="120"/>
-      </w:pPr>
-      <w:r>
-        <w:rPr>
-          <w:rFonts w:ascii="Calibri" w:cs="Calibri" w:eastAsia="Calibri" w:hAnsi="Calibri"/>
-          <w:sz w:val="8"/>
-          <w:szCs w:val="8"/>
-        </w:rPr>
-        <w:t xml:space="preserve"/>
-      </w:r>
-    </w:p>
-    <w:p>
-      <w:pPr>
-        <w:spacing w:after="80" w:before="280"/>
-      </w:pPr>
-      <w:r>
-        <w:rPr>
-          <w:rFonts w:ascii="Calibri" w:cs="Calibri" w:eastAsia="Calibri" w:hAnsi="Calibri"/>
-          <w:b/>
-          <w:bCs/>
-          <w:color w:val="1B1B1E"/>
-          <w:sz w:val="22"/>
-          <w:szCs w:val="22"/>
-        </w:rPr>
-        <w:t xml:space="preserve">Who taught you that sentence? A supervisor, a cohort, a parent, yourself at twenty-four.</w:t>
+        <w:t xml:space="preserve">What changed for you in the hour after.</w:t>
       </w:r>
     </w:p>
     <w:tbl>
@@ -2957,121 +4404,25 @@
       </w:r>
     </w:p>
     <w:p>
-      <w:pPr>
-        <w:spacing w:after="80" w:before="280"/>
+      <w:r>
+        <w:br w:type="page"/>
+      </w:r>
+    </w:p>
+    <w:p>
+      <w:pPr>
+        <w:spacing w:after="60" w:before="120"/>
       </w:pPr>
       <w:r>
         <w:rPr>
           <w:rFonts w:ascii="Calibri" w:cs="Calibri" w:eastAsia="Calibri" w:hAnsi="Calibri"/>
           <w:b/>
           <w:bCs/>
-          <w:color w:val="1B1B1E"/>
-          <w:sz w:val="22"/>
-          <w:szCs w:val="22"/>
-        </w:rPr>
-        <w:t xml:space="preserve">What would you say to a CF who said it to you, word for word?</w:t>
-      </w:r>
-    </w:p>
-    <w:p>
-      <w:pPr>
-        <w:spacing w:after="100" w:before="0"/>
-      </w:pPr>
-      <w:r>
-        <w:rPr>
-          <w:rFonts w:ascii="Calibri" w:cs="Calibri" w:eastAsia="Calibri" w:hAnsi="Calibri"/>
-          <w:color w:val="6B7280"/>
-          <w:sz w:val="20"/>
-          <w:szCs w:val="20"/>
-        </w:rPr>
-        <w:t xml:space="preserve">People are consistently kinder to a hypothetical CF than to themselves. Use the kinder version.</w:t>
-      </w:r>
-    </w:p>
-    <w:tbl>
-      <w:tblPr>
-        <w:tblW w:type="dxa" w:w="9360"/>
-        <w:tblBorders>
-          <w:top w:val="single" w:color="auto" w:sz="4"/>
-          <w:left w:val="single" w:color="auto" w:sz="4"/>
-          <w:bottom w:val="single" w:color="auto" w:sz="4"/>
-          <w:right w:val="single" w:color="auto" w:sz="4"/>
-          <w:insideH w:val="single" w:color="auto" w:sz="4"/>
-          <w:insideV w:val="single" w:color="auto" w:sz="4"/>
-        </w:tblBorders>
-      </w:tblPr>
-      <w:tblGrid>
-        <w:gridCol w:w="9360"/>
-      </w:tblGrid>
-      <w:tr>
-        <w:trPr>
-          <w:trHeight w:val="1660" w:hRule="atLeast"/>
-        </w:trPr>
-        <w:tc>
-          <w:tcPr>
-            <w:tcW w:type="dxa" w:w="9360"/>
-            <w:tcBorders>
-              <w:top w:val="single" w:color="D1D5DB" w:sz="6"/>
-              <w:left w:val="single" w:color="D1D5DB" w:sz="6"/>
-              <w:bottom w:val="single" w:color="D1D5DB" w:sz="6"/>
-              <w:right w:val="single" w:color="D1D5DB" w:sz="6"/>
-            </w:tcBorders>
-            <w:shd w:fill="FFFFFF" w:color="auto" w:val="clear"/>
-            <w:tcMar>
-              <w:top w:type="dxa" w:w="140"/>
-              <w:left w:type="dxa" w:w="160"/>
-              <w:bottom w:type="dxa" w:w="140"/>
-              <w:right w:type="dxa" w:w="160"/>
-            </w:tcMar>
-          </w:tcPr>
-          <w:p>
-            <w:pPr>
-              <w:spacing w:after="120" w:before="0"/>
-            </w:pPr>
-            <w:r>
-              <w:rPr>
-                <w:rFonts w:ascii="Calibri" w:cs="Calibri" w:eastAsia="Calibri" w:hAnsi="Calibri"/>
-                <w:color w:val="1B1B1E"/>
-                <w:sz w:val="22"/>
-                <w:szCs w:val="22"/>
-              </w:rPr>
-              <w:t xml:space="preserve"> </w:t>
-            </w:r>
-          </w:p>
-        </w:tc>
-      </w:tr>
-    </w:tbl>
-    <w:p>
-      <w:pPr>
-        <w:spacing w:after="200" w:before="0" w:line="120"/>
-      </w:pPr>
-      <w:r>
-        <w:rPr>
-          <w:rFonts w:ascii="Calibri" w:cs="Calibri" w:eastAsia="Calibri" w:hAnsi="Calibri"/>
-          <w:sz w:val="8"/>
-          <w:szCs w:val="8"/>
-        </w:rPr>
-        <w:t xml:space="preserve"/>
-      </w:r>
-    </w:p>
-    <w:p>
-      <w:r>
-        <w:br w:type="page"/>
-      </w:r>
-    </w:p>
-    <w:p>
-      <w:pPr>
-        <w:spacing w:after="60" w:before="120"/>
-      </w:pPr>
-      <w:r>
-        <w:rPr>
-          <w:rFonts w:ascii="Calibri" w:cs="Calibri" w:eastAsia="Calibri" w:hAnsi="Calibri"/>
-          <w:b/>
-          <w:bCs/>
-          <w:color w:val="2D6A4F"/>
+          <w:color w:val="155E75"/>
           <w:spacing w:val="30"/>
           <w:sz w:val="17"/>
           <w:szCs w:val="17"/>
         </w:rPr>
-        <w:t xml:space="preserve">MODULE 1 · THE CHECKPOINT</w:t>
+        <w:t xml:space="preserve">MODULE 3 · SHEET 1 OF 2</w:t>
       </w:r>
     </w:p>
     <w:p>
@@ -3088,7 +4439,7 @@
           <w:sz w:val="40"/>
           <w:szCs w:val="40"/>
         </w:rPr>
-        <w:t xml:space="preserve">The list you would not type into a program</w:t>
+        <w:t xml:space="preserve">Informational interview sheet</w:t>
       </w:r>
     </w:p>
     <w:p>
@@ -3102,638 +4453,7 @@
           <w:sz w:val="22"/>
           <w:szCs w:val="22"/>
         </w:rPr>
-        <w:t xml:space="preserve">The screen asks for the tidy version. Write the untidy one here, because the untidy one is the accurate one.</w:t>
-      </w:r>
-    </w:p>
-    <w:p>
-      <w:pPr>
-        <w:spacing w:after="80" w:before="280"/>
-      </w:pPr>
-      <w:r>
-        <w:rPr>
-          <w:rFonts w:ascii="Calibri" w:cs="Calibri" w:eastAsia="Calibri" w:hAnsi="Calibri"/>
-          <w:b/>
-          <w:bCs/>
-          <w:color w:val="1B1B1E"/>
-          <w:sz w:val="22"/>
-          <w:szCs w:val="22"/>
-        </w:rPr>
-        <w:t xml:space="preserve">Everything you want to leave. Names, days, specific meetings, the thing you have never said out loud. Do not soften it.</w:t>
-      </w:r>
-    </w:p>
-    <w:p>
-      <w:pPr>
-        <w:spacing w:after="100" w:before="0"/>
-      </w:pPr>
-      <w:r>
-        <w:rPr>
-          <w:rFonts w:ascii="Calibri" w:cs="Calibri" w:eastAsia="Calibri" w:hAnsi="Calibri"/>
-          <w:color w:val="6B7280"/>
-          <w:sz w:val="20"/>
-          <w:szCs w:val="20"/>
-        </w:rPr>
-        <w:t xml:space="preserve">Nobody reads this. That is the entire reason it is on paper and not in the app.</w:t>
-      </w:r>
-    </w:p>
-    <w:tbl>
-      <w:tblPr>
-        <w:tblW w:type="dxa" w:w="9360"/>
-        <w:tblBorders>
-          <w:top w:val="single" w:color="auto" w:sz="4"/>
-          <w:left w:val="single" w:color="auto" w:sz="4"/>
-          <w:bottom w:val="single" w:color="auto" w:sz="4"/>
-          <w:right w:val="single" w:color="auto" w:sz="4"/>
-          <w:insideH w:val="single" w:color="auto" w:sz="4"/>
-          <w:insideV w:val="single" w:color="auto" w:sz="4"/>
-        </w:tblBorders>
-      </w:tblPr>
-      <w:tblGrid>
-        <w:gridCol w:w="9360"/>
-      </w:tblGrid>
-      <w:tr>
-        <w:trPr>
-          <w:trHeight w:val="3160" w:hRule="atLeast"/>
-        </w:trPr>
-        <w:tc>
-          <w:tcPr>
-            <w:tcW w:type="dxa" w:w="9360"/>
-            <w:tcBorders>
-              <w:top w:val="single" w:color="D1D5DB" w:sz="6"/>
-              <w:left w:val="single" w:color="D1D5DB" w:sz="6"/>
-              <w:bottom w:val="single" w:color="D1D5DB" w:sz="6"/>
-              <w:right w:val="single" w:color="D1D5DB" w:sz="6"/>
-            </w:tcBorders>
-            <w:shd w:fill="FFFFFF" w:color="auto" w:val="clear"/>
-            <w:tcMar>
-              <w:top w:type="dxa" w:w="140"/>
-              <w:left w:type="dxa" w:w="160"/>
-              <w:bottom w:type="dxa" w:w="140"/>
-              <w:right w:type="dxa" w:w="160"/>
-            </w:tcMar>
-          </w:tcPr>
-          <w:p>
-            <w:pPr>
-              <w:spacing w:after="120" w:before="0"/>
-            </w:pPr>
-            <w:r>
-              <w:rPr>
-                <w:rFonts w:ascii="Calibri" w:cs="Calibri" w:eastAsia="Calibri" w:hAnsi="Calibri"/>
-                <w:color w:val="1B1B1E"/>
-                <w:sz w:val="22"/>
-                <w:szCs w:val="22"/>
-              </w:rPr>
-              <w:t xml:space="preserve"> </w:t>
-            </w:r>
-          </w:p>
-        </w:tc>
-      </w:tr>
-    </w:tbl>
-    <w:p>
-      <w:pPr>
-        <w:spacing w:after="200" w:before="0" w:line="120"/>
-      </w:pPr>
-      <w:r>
-        <w:rPr>
-          <w:rFonts w:ascii="Calibri" w:cs="Calibri" w:eastAsia="Calibri" w:hAnsi="Calibri"/>
-          <w:sz w:val="8"/>
-          <w:szCs w:val="8"/>
-        </w:rPr>
-        <w:t xml:space="preserve"/>
-      </w:r>
-    </w:p>
-    <w:p>
-      <w:pPr>
-        <w:spacing w:after="80" w:before="280"/>
-      </w:pPr>
-      <w:r>
-        <w:rPr>
-          <w:rFonts w:ascii="Calibri" w:cs="Calibri" w:eastAsia="Calibri" w:hAnsi="Calibri"/>
-          <w:b/>
-          <w:bCs/>
-          <w:color w:val="1B1B1E"/>
-          <w:sz w:val="22"/>
-          <w:szCs w:val="22"/>
-        </w:rPr>
-        <w:t xml:space="preserve">Read it back, and mark the three that would still be true in a different building.</w:t>
-      </w:r>
-    </w:p>
-    <w:p>
-      <w:pPr>
-        <w:spacing w:after="100" w:before="0"/>
-      </w:pPr>
-      <w:r>
-        <w:rPr>
-          <w:rFonts w:ascii="Calibri" w:cs="Calibri" w:eastAsia="Calibri" w:hAnsi="Calibri"/>
-          <w:color w:val="6B7280"/>
-          <w:sz w:val="20"/>
-          <w:szCs w:val="20"/>
-        </w:rPr>
-        <w:t xml:space="preserve">Those three are about the work. Everything else is about this job, and that is a different problem with a faster fix.</w:t>
-      </w:r>
-    </w:p>
-    <w:tbl>
-      <w:tblPr>
-        <w:tblW w:type="dxa" w:w="9360"/>
-        <w:tblBorders>
-          <w:top w:val="single" w:color="auto" w:sz="4"/>
-          <w:left w:val="single" w:color="auto" w:sz="4"/>
-          <w:bottom w:val="single" w:color="auto" w:sz="4"/>
-          <w:right w:val="single" w:color="auto" w:sz="4"/>
-          <w:insideH w:val="single" w:color="auto" w:sz="4"/>
-          <w:insideV w:val="single" w:color="auto" w:sz="4"/>
-        </w:tblBorders>
-      </w:tblPr>
-      <w:tblGrid>
-        <w:gridCol w:w="9360"/>
-      </w:tblGrid>
-      <w:tr>
-        <w:trPr>
-          <w:trHeight w:val="1360" w:hRule="atLeast"/>
-        </w:trPr>
-        <w:tc>
-          <w:tcPr>
-            <w:tcW w:type="dxa" w:w="9360"/>
-            <w:tcBorders>
-              <w:top w:val="single" w:color="D1D5DB" w:sz="6"/>
-              <w:left w:val="single" w:color="D1D5DB" w:sz="6"/>
-              <w:bottom w:val="single" w:color="D1D5DB" w:sz="6"/>
-              <w:right w:val="single" w:color="D1D5DB" w:sz="6"/>
-            </w:tcBorders>
-            <w:shd w:fill="FFFFFF" w:color="auto" w:val="clear"/>
-            <w:tcMar>
-              <w:top w:type="dxa" w:w="140"/>
-              <w:left w:type="dxa" w:w="160"/>
-              <w:bottom w:type="dxa" w:w="140"/>
-              <w:right w:type="dxa" w:w="160"/>
-            </w:tcMar>
-          </w:tcPr>
-          <w:p>
-            <w:pPr>
-              <w:spacing w:after="120" w:before="0"/>
-            </w:pPr>
-            <w:r>
-              <w:rPr>
-                <w:rFonts w:ascii="Calibri" w:cs="Calibri" w:eastAsia="Calibri" w:hAnsi="Calibri"/>
-                <w:color w:val="1B1B1E"/>
-                <w:sz w:val="22"/>
-                <w:szCs w:val="22"/>
-              </w:rPr>
-              <w:t xml:space="preserve"> </w:t>
-            </w:r>
-          </w:p>
-        </w:tc>
-      </w:tr>
-    </w:tbl>
-    <w:p>
-      <w:pPr>
-        <w:spacing w:after="200" w:before="0" w:line="120"/>
-      </w:pPr>
-      <w:r>
-        <w:rPr>
-          <w:rFonts w:ascii="Calibri" w:cs="Calibri" w:eastAsia="Calibri" w:hAnsi="Calibri"/>
-          <w:sz w:val="8"/>
-          <w:szCs w:val="8"/>
-        </w:rPr>
-        <w:t xml:space="preserve"/>
-      </w:r>
-    </w:p>
-    <w:p>
-      <w:r>
-        <w:br w:type="page"/>
-      </w:r>
-    </w:p>
-    <w:p>
-      <w:pPr>
-        <w:spacing w:after="60" w:before="120"/>
-      </w:pPr>
-      <w:r>
-        <w:rPr>
-          <w:rFonts w:ascii="Calibri" w:cs="Calibri" w:eastAsia="Calibri" w:hAnsi="Calibri"/>
-          <w:b/>
-          <w:bCs/>
-          <w:color w:val="2D6A4F"/>
-          <w:spacing w:val="30"/>
-          <w:sz w:val="17"/>
-          <w:szCs w:val="17"/>
-        </w:rPr>
-        <w:t xml:space="preserve">MODULE 1 · WHAT YOU KEEP</w:t>
-      </w:r>
-    </w:p>
-    <w:p>
-      <w:pPr>
-        <w:pStyle w:val="Heading1"/>
-        <w:spacing w:after="60" w:before="0"/>
-      </w:pPr>
-      <w:r>
-        <w:rPr>
-          <w:rFonts w:ascii="Georgia" w:cs="Georgia" w:eastAsia="Georgia" w:hAnsi="Georgia"/>
-          <w:b/>
-          <w:bCs/>
-          <w:color w:val="1B1B1E"/>
-          <w:sz w:val="40"/>
-          <w:szCs w:val="40"/>
-        </w:rPr>
-        <w:t xml:space="preserve">What you will miss</w:t>
-      </w:r>
-    </w:p>
-    <w:p>
-      <w:pPr>
-        <w:spacing w:after="320" w:before="0"/>
-      </w:pPr>
-      <w:r>
-        <w:rPr>
-          <w:rFonts w:ascii="Calibri" w:cs="Calibri" w:eastAsia="Calibri" w:hAnsi="Calibri"/>
-          <w:color w:val="6B7280"/>
-          <w:sz w:val="22"/>
-          <w:szCs w:val="22"/>
-        </w:rPr>
-        <w:t xml:space="preserve">Every exit story has a version of this page, and skipping it is what sends people back.</w:t>
-      </w:r>
-    </w:p>
-    <w:p>
-      <w:pPr>
-        <w:spacing w:after="80" w:before="280"/>
-      </w:pPr>
-      <w:r>
-        <w:rPr>
-          <w:rFonts w:ascii="Calibri" w:cs="Calibri" w:eastAsia="Calibri" w:hAnsi="Calibri"/>
-          <w:b/>
-          <w:bCs/>
-          <w:color w:val="1B1B1E"/>
-          <w:sz w:val="22"/>
-          <w:szCs w:val="22"/>
-        </w:rPr>
-        <w:t xml:space="preserve">Finish the sentence: I will miss being the person who …</w:t>
-      </w:r>
-    </w:p>
-    <w:tbl>
-      <w:tblPr>
-        <w:tblW w:type="dxa" w:w="9360"/>
-        <w:tblBorders>
-          <w:top w:val="single" w:color="auto" w:sz="4"/>
-          <w:left w:val="single" w:color="auto" w:sz="4"/>
-          <w:bottom w:val="single" w:color="auto" w:sz="4"/>
-          <w:right w:val="single" w:color="auto" w:sz="4"/>
-          <w:insideH w:val="single" w:color="auto" w:sz="4"/>
-          <w:insideV w:val="single" w:color="auto" w:sz="4"/>
-        </w:tblBorders>
-      </w:tblPr>
-      <w:tblGrid>
-        <w:gridCol w:w="9360"/>
-      </w:tblGrid>
-      <w:tr>
-        <w:trPr>
-          <w:trHeight w:val="1360" w:hRule="atLeast"/>
-        </w:trPr>
-        <w:tc>
-          <w:tcPr>
-            <w:tcW w:type="dxa" w:w="9360"/>
-            <w:tcBorders>
-              <w:top w:val="single" w:color="D1D5DB" w:sz="6"/>
-              <w:left w:val="single" w:color="D1D5DB" w:sz="6"/>
-              <w:bottom w:val="single" w:color="D1D5DB" w:sz="6"/>
-              <w:right w:val="single" w:color="D1D5DB" w:sz="6"/>
-            </w:tcBorders>
-            <w:shd w:fill="FFFFFF" w:color="auto" w:val="clear"/>
-            <w:tcMar>
-              <w:top w:type="dxa" w:w="140"/>
-              <w:left w:type="dxa" w:w="160"/>
-              <w:bottom w:type="dxa" w:w="140"/>
-              <w:right w:type="dxa" w:w="160"/>
-            </w:tcMar>
-          </w:tcPr>
-          <w:p>
-            <w:pPr>
-              <w:spacing w:after="120" w:before="0"/>
-            </w:pPr>
-            <w:r>
-              <w:rPr>
-                <w:rFonts w:ascii="Calibri" w:cs="Calibri" w:eastAsia="Calibri" w:hAnsi="Calibri"/>
-                <w:color w:val="1B1B1E"/>
-                <w:sz w:val="22"/>
-                <w:szCs w:val="22"/>
-              </w:rPr>
-              <w:t xml:space="preserve"> </w:t>
-            </w:r>
-          </w:p>
-        </w:tc>
-      </w:tr>
-    </w:tbl>
-    <w:p>
-      <w:pPr>
-        <w:spacing w:after="200" w:before="0" w:line="120"/>
-      </w:pPr>
-      <w:r>
-        <w:rPr>
-          <w:rFonts w:ascii="Calibri" w:cs="Calibri" w:eastAsia="Calibri" w:hAnsi="Calibri"/>
-          <w:sz w:val="8"/>
-          <w:szCs w:val="8"/>
-        </w:rPr>
-        <w:t xml:space="preserve"/>
-      </w:r>
-    </w:p>
-    <w:p>
-      <w:pPr>
-        <w:spacing w:after="120" w:before="0" w:line="120"/>
-      </w:pPr>
-      <w:r>
-        <w:rPr>
-          <w:rFonts w:ascii="Calibri" w:cs="Calibri" w:eastAsia="Calibri" w:hAnsi="Calibri"/>
-          <w:sz w:val="8"/>
-          <w:szCs w:val="8"/>
-        </w:rPr>
-        <w:t xml:space="preserve"/>
-      </w:r>
-    </w:p>
-    <w:tbl>
-      <w:tblPr>
-        <w:tblW w:type="dxa" w:w="9360"/>
-        <w:tblBorders>
-          <w:top w:val="single" w:color="auto" w:sz="4"/>
-          <w:left w:val="single" w:color="auto" w:sz="4"/>
-          <w:bottom w:val="single" w:color="auto" w:sz="4"/>
-          <w:right w:val="single" w:color="auto" w:sz="4"/>
-          <w:insideH w:val="single" w:color="auto" w:sz="4"/>
-          <w:insideV w:val="single" w:color="auto" w:sz="4"/>
-        </w:tblBorders>
-      </w:tblPr>
-      <w:tblGrid>
-        <w:gridCol w:w="9360"/>
-      </w:tblGrid>
-      <w:tr>
-        <w:tc>
-          <w:tcPr>
-            <w:tcW w:type="dxa" w:w="9360"/>
-            <w:tcBorders>
-              <w:top w:val="none"/>
-              <w:left w:val="single" w:color="2D6A4F" w:sz="24"/>
-              <w:bottom w:val="none"/>
-              <w:right w:val="none"/>
-            </w:tcBorders>
-            <w:shd w:fill="F0FAF3" w:color="auto" w:val="clear"/>
-            <w:tcMar>
-              <w:top w:type="dxa" w:w="120"/>
-              <w:left w:type="dxa" w:w="200"/>
-              <w:bottom w:type="dxa" w:w="120"/>
-              <w:right w:type="dxa" w:w="200"/>
-            </w:tcMar>
-          </w:tcPr>
-          <w:p>
-            <w:pPr>
-              <w:spacing w:after="0" w:before="0"/>
-            </w:pPr>
-            <w:r>
-              <w:rPr>
-                <w:rFonts w:ascii="Calibri" w:cs="Calibri" w:eastAsia="Calibri" w:hAnsi="Calibri"/>
-                <w:i/>
-                <w:iCs/>
-                <w:color w:val="1B1B1E"/>
-                <w:sz w:val="22"/>
-                <w:szCs w:val="22"/>
-              </w:rPr>
-              <w:t xml:space="preserve">“I've taken a long time to grieve the loss of who I was in my previous role.”</w:t>
-            </w:r>
-            <w:r>
-              <w:rPr>
-                <w:rFonts w:ascii="Calibri" w:cs="Calibri" w:eastAsia="Calibri" w:hAnsi="Calibri"/>
-                <w:color w:val="6B7280"/>
-                <w:sz w:val="18"/>
-                <w:szCs w:val="18"/>
-              </w:rPr>
-              <w:t xml:space="preserve">   a comment on a former SLP's essay about leaving</w:t>
-            </w:r>
-          </w:p>
-        </w:tc>
-      </w:tr>
-    </w:tbl>
-    <w:p>
-      <w:pPr>
-        <w:spacing w:after="200" w:before="0" w:line="120"/>
-      </w:pPr>
-      <w:r>
-        <w:rPr>
-          <w:rFonts w:ascii="Calibri" w:cs="Calibri" w:eastAsia="Calibri" w:hAnsi="Calibri"/>
-          <w:sz w:val="8"/>
-          <w:szCs w:val="8"/>
-        </w:rPr>
-        <w:t xml:space="preserve"/>
-      </w:r>
-    </w:p>
-    <w:p>
-      <w:pPr>
-        <w:spacing w:after="80" w:before="280"/>
-      </w:pPr>
-      <w:r>
-        <w:rPr>
-          <w:rFonts w:ascii="Calibri" w:cs="Calibri" w:eastAsia="Calibri" w:hAnsi="Calibri"/>
-          <w:b/>
-          <w:bCs/>
-          <w:color w:val="1B1B1E"/>
-          <w:sz w:val="22"/>
-          <w:szCs w:val="22"/>
-        </w:rPr>
-        <w:t xml:space="preserve">Which part of that goes with you into any job? A moment, a person, a session. Be specific.</w:t>
-      </w:r>
-    </w:p>
-    <w:tbl>
-      <w:tblPr>
-        <w:tblW w:type="dxa" w:w="9360"/>
-        <w:tblBorders>
-          <w:top w:val="single" w:color="auto" w:sz="4"/>
-          <w:left w:val="single" w:color="auto" w:sz="4"/>
-          <w:bottom w:val="single" w:color="auto" w:sz="4"/>
-          <w:right w:val="single" w:color="auto" w:sz="4"/>
-          <w:insideH w:val="single" w:color="auto" w:sz="4"/>
-          <w:insideV w:val="single" w:color="auto" w:sz="4"/>
-        </w:tblBorders>
-      </w:tblPr>
-      <w:tblGrid>
-        <w:gridCol w:w="9360"/>
-      </w:tblGrid>
-      <w:tr>
-        <w:trPr>
-          <w:trHeight w:val="1360" w:hRule="atLeast"/>
-        </w:trPr>
-        <w:tc>
-          <w:tcPr>
-            <w:tcW w:type="dxa" w:w="9360"/>
-            <w:tcBorders>
-              <w:top w:val="single" w:color="D1D5DB" w:sz="6"/>
-              <w:left w:val="single" w:color="D1D5DB" w:sz="6"/>
-              <w:bottom w:val="single" w:color="D1D5DB" w:sz="6"/>
-              <w:right w:val="single" w:color="D1D5DB" w:sz="6"/>
-            </w:tcBorders>
-            <w:shd w:fill="FFFFFF" w:color="auto" w:val="clear"/>
-            <w:tcMar>
-              <w:top w:type="dxa" w:w="140"/>
-              <w:left w:type="dxa" w:w="160"/>
-              <w:bottom w:type="dxa" w:w="140"/>
-              <w:right w:type="dxa" w:w="160"/>
-            </w:tcMar>
-          </w:tcPr>
-          <w:p>
-            <w:pPr>
-              <w:spacing w:after="120" w:before="0"/>
-            </w:pPr>
-            <w:r>
-              <w:rPr>
-                <w:rFonts w:ascii="Calibri" w:cs="Calibri" w:eastAsia="Calibri" w:hAnsi="Calibri"/>
-                <w:color w:val="1B1B1E"/>
-                <w:sz w:val="22"/>
-                <w:szCs w:val="22"/>
-              </w:rPr>
-              <w:t xml:space="preserve"> </w:t>
-            </w:r>
-          </w:p>
-        </w:tc>
-      </w:tr>
-    </w:tbl>
-    <w:p>
-      <w:pPr>
-        <w:spacing w:after="200" w:before="0" w:line="120"/>
-      </w:pPr>
-      <w:r>
-        <w:rPr>
-          <w:rFonts w:ascii="Calibri" w:cs="Calibri" w:eastAsia="Calibri" w:hAnsi="Calibri"/>
-          <w:sz w:val="8"/>
-          <w:szCs w:val="8"/>
-        </w:rPr>
-        <w:t xml:space="preserve"/>
-      </w:r>
-    </w:p>
-    <w:p>
-      <w:pPr>
-        <w:spacing w:after="80" w:before="280"/>
-      </w:pPr>
-      <w:r>
-        <w:rPr>
-          <w:rFonts w:ascii="Calibri" w:cs="Calibri" w:eastAsia="Calibri" w:hAnsi="Calibri"/>
-          <w:b/>
-          <w:bCs/>
-          <w:color w:val="1B1B1E"/>
-          <w:sz w:val="22"/>
-          <w:szCs w:val="22"/>
-        </w:rPr>
-        <w:t xml:space="preserve">Which part only exists in a clinic, and what will you do about that outside work?</w:t>
-      </w:r>
-    </w:p>
-    <w:tbl>
-      <w:tblPr>
-        <w:tblW w:type="dxa" w:w="9360"/>
-        <w:tblBorders>
-          <w:top w:val="single" w:color="auto" w:sz="4"/>
-          <w:left w:val="single" w:color="auto" w:sz="4"/>
-          <w:bottom w:val="single" w:color="auto" w:sz="4"/>
-          <w:right w:val="single" w:color="auto" w:sz="4"/>
-          <w:insideH w:val="single" w:color="auto" w:sz="4"/>
-          <w:insideV w:val="single" w:color="auto" w:sz="4"/>
-        </w:tblBorders>
-      </w:tblPr>
-      <w:tblGrid>
-        <w:gridCol w:w="9360"/>
-      </w:tblGrid>
-      <w:tr>
-        <w:trPr>
-          <w:trHeight w:val="1360" w:hRule="atLeast"/>
-        </w:trPr>
-        <w:tc>
-          <w:tcPr>
-            <w:tcW w:type="dxa" w:w="9360"/>
-            <w:tcBorders>
-              <w:top w:val="single" w:color="D1D5DB" w:sz="6"/>
-              <w:left w:val="single" w:color="D1D5DB" w:sz="6"/>
-              <w:bottom w:val="single" w:color="D1D5DB" w:sz="6"/>
-              <w:right w:val="single" w:color="D1D5DB" w:sz="6"/>
-            </w:tcBorders>
-            <w:shd w:fill="FFFFFF" w:color="auto" w:val="clear"/>
-            <w:tcMar>
-              <w:top w:type="dxa" w:w="140"/>
-              <w:left w:type="dxa" w:w="160"/>
-              <w:bottom w:type="dxa" w:w="140"/>
-              <w:right w:type="dxa" w:w="160"/>
-            </w:tcMar>
-          </w:tcPr>
-          <w:p>
-            <w:pPr>
-              <w:spacing w:after="120" w:before="0"/>
-            </w:pPr>
-            <w:r>
-              <w:rPr>
-                <w:rFonts w:ascii="Calibri" w:cs="Calibri" w:eastAsia="Calibri" w:hAnsi="Calibri"/>
-                <w:color w:val="1B1B1E"/>
-                <w:sz w:val="22"/>
-                <w:szCs w:val="22"/>
-              </w:rPr>
-              <w:t xml:space="preserve"> </w:t>
-            </w:r>
-          </w:p>
-        </w:tc>
-      </w:tr>
-    </w:tbl>
-    <w:p>
-      <w:pPr>
-        <w:spacing w:after="200" w:before="0" w:line="120"/>
-      </w:pPr>
-      <w:r>
-        <w:rPr>
-          <w:rFonts w:ascii="Calibri" w:cs="Calibri" w:eastAsia="Calibri" w:hAnsi="Calibri"/>
-          <w:sz w:val="8"/>
-          <w:szCs w:val="8"/>
-        </w:rPr>
-        <w:t xml:space="preserve"/>
-      </w:r>
-    </w:p>
-    <w:p>
-      <w:r>
-        <w:br w:type="page"/>
-      </w:r>
-    </w:p>
-    <w:p>
-      <w:pPr>
-        <w:spacing w:after="60" w:before="120"/>
-      </w:pPr>
-      <w:r>
-        <w:rPr>
-          <w:rFonts w:ascii="Calibri" w:cs="Calibri" w:eastAsia="Calibri" w:hAnsi="Calibri"/>
-          <w:b/>
-          <w:bCs/>
-          <w:color w:val="2D6A4F"/>
-          <w:spacing w:val="30"/>
-          <w:sz w:val="17"/>
-          <w:szCs w:val="17"/>
-        </w:rPr>
-        <w:t xml:space="preserve">MODULE 1 · LESSON 7</w:t>
-      </w:r>
-    </w:p>
-    <w:p>
-      <w:pPr>
-        <w:pStyle w:val="Heading1"/>
-        <w:spacing w:after="60" w:before="0"/>
-      </w:pPr>
-      <w:r>
-        <w:rPr>
-          <w:rFonts w:ascii="Georgia" w:cs="Georgia" w:eastAsia="Georgia" w:hAnsi="Georgia"/>
-          <w:b/>
-          <w:bCs/>
-          <w:color w:val="1B1B1E"/>
-          <w:sz w:val="40"/>
-          <w:szCs w:val="40"/>
-        </w:rPr>
-        <w:t xml:space="preserve">Tell one person</w:t>
-      </w:r>
-    </w:p>
-    <w:p>
-      <w:pPr>
-        <w:spacing w:after="320" w:before="0"/>
-      </w:pPr>
-      <w:r>
-        <w:rPr>
-          <w:rFonts w:ascii="Calibri" w:cs="Calibri" w:eastAsia="Calibri" w:hAnsi="Calibri"/>
-          <w:color w:val="6B7280"/>
-          <w:sz w:val="22"/>
-          <w:szCs w:val="22"/>
-        </w:rPr>
-        <w:t xml:space="preserve">The smallest possible disclosure, and the first page here that involves somebody else.</w:t>
+        <w:t xml:space="preserve">Keep this open while you talk. Their answers, in their words.</w:t>
       </w:r>
     </w:p>
     <w:tbl>
@@ -3786,7 +4506,7 @@
                 <w:sz w:val="21"/>
                 <w:szCs w:val="21"/>
               </w:rPr>
-              <w:t xml:space="preserve">Who</w:t>
+              <w:t xml:space="preserve">Who, and their title now</w:t>
             </w:r>
           </w:p>
           <w:p>
@@ -3800,7 +4520,7 @@
                 <w:sz w:val="18"/>
                 <w:szCs w:val="18"/>
               </w:rPr>
-              <w:t xml:space="preserve">Not a colleague, if you can avoid it</w:t>
+              <w:t xml:space="preserve">How you found them</w:t>
             </w:r>
           </w:p>
         </w:tc>
@@ -3871,106 +4591,7 @@
                 <w:sz w:val="21"/>
                 <w:szCs w:val="21"/>
               </w:rPr>
-              <w:t xml:space="preserve">When</w:t>
-            </w:r>
-          </w:p>
-          <w:p>
-            <w:pPr>
-              <w:spacing w:after="0" w:before="0"/>
-            </w:pPr>
-            <w:r>
-              <w:rPr>
-                <w:rFonts w:ascii="Calibri" w:cs="Calibri" w:eastAsia="Calibri" w:hAnsi="Calibri"/>
-                <w:color w:val="6B7280"/>
-                <w:sz w:val="18"/>
-                <w:szCs w:val="18"/>
-              </w:rPr>
-              <w:t xml:space="preserve">A date, not “soon”</w:t>
-            </w:r>
-          </w:p>
-        </w:tc>
-        <w:tc>
-          <w:tcPr>
-            <w:tcW w:type="dxa" w:w="5760"/>
-            <w:tcBorders>
-              <w:top w:val="single" w:color="D1D5DB" w:sz="6"/>
-              <w:left w:val="single" w:color="D1D5DB" w:sz="6"/>
-              <w:bottom w:val="single" w:color="D1D5DB" w:sz="6"/>
-              <w:right w:val="single" w:color="D1D5DB" w:sz="6"/>
-            </w:tcBorders>
-            <w:shd w:fill="FFFFFF" w:color="auto" w:val="clear"/>
-            <w:tcMar>
-              <w:top w:type="dxa" w:w="120"/>
-              <w:left w:type="dxa" w:w="160"/>
-              <w:bottom w:type="dxa" w:w="120"/>
-              <w:right w:type="dxa" w:w="160"/>
-            </w:tcMar>
-          </w:tcPr>
-          <w:p>
-            <w:pPr>
-              <w:spacing w:after="120" w:before="0"/>
-            </w:pPr>
-            <w:r>
-              <w:rPr>
-                <w:rFonts w:ascii="Calibri" w:cs="Calibri" w:eastAsia="Calibri" w:hAnsi="Calibri"/>
-                <w:color w:val="1B1B1E"/>
-                <w:sz w:val="22"/>
-                <w:szCs w:val="22"/>
-              </w:rPr>
-              <w:t xml:space="preserve"> </w:t>
-            </w:r>
-          </w:p>
-        </w:tc>
-      </w:tr>
-      <w:tr>
-        <w:trPr>
-          <w:trHeight w:val="640" w:hRule="atLeast"/>
-        </w:trPr>
-        <w:tc>
-          <w:tcPr>
-            <w:tcW w:type="dxa" w:w="3600"/>
-            <w:tcBorders>
-              <w:top w:val="single" w:color="D1D5DB" w:sz="6"/>
-              <w:left w:val="single" w:color="D1D5DB" w:sz="6"/>
-              <w:bottom w:val="single" w:color="D1D5DB" w:sz="6"/>
-              <w:right w:val="single" w:color="D1D5DB" w:sz="6"/>
-            </w:tcBorders>
-            <w:shd w:fill="F0FAF3" w:color="auto" w:val="clear"/>
-            <w:tcMar>
-              <w:top w:type="dxa" w:w="120"/>
-              <w:left w:type="dxa" w:w="160"/>
-              <w:bottom w:type="dxa" w:w="120"/>
-              <w:right w:type="dxa" w:w="160"/>
-            </w:tcMar>
-          </w:tcPr>
-          <w:p>
-            <w:pPr>
-              <w:spacing w:after="120" w:before="0"/>
-            </w:pPr>
-            <w:r>
-              <w:rPr>
-                <w:rFonts w:ascii="Calibri" w:cs="Calibri" w:eastAsia="Calibri" w:hAnsi="Calibri"/>
-                <w:b/>
-                <w:bCs/>
-                <w:color w:val="1B1B1E"/>
-                <w:sz w:val="21"/>
-                <w:szCs w:val="21"/>
-              </w:rPr>
-              <w:t xml:space="preserve">What you plan to say</w:t>
-            </w:r>
-          </w:p>
-          <w:p>
-            <w:pPr>
-              <w:spacing w:after="0" w:before="0"/>
-            </w:pPr>
-            <w:r>
-              <w:rPr>
-                <w:rFonts w:ascii="Calibri" w:cs="Calibri" w:eastAsia="Calibri" w:hAnsi="Calibri"/>
-                <w:color w:val="6B7280"/>
-                <w:sz w:val="18"/>
-                <w:szCs w:val="18"/>
-              </w:rPr>
-              <w:t xml:space="preserve">One sentence</w:t>
+              <w:t xml:space="preserve">Date</w:t>
             </w:r>
           </w:p>
         </w:tc>
@@ -4034,103 +4655,7 @@
           <w:sz w:val="22"/>
           <w:szCs w:val="22"/>
         </w:rPr>
-        <w:t xml:space="preserve">What you actually said, and what they said back.</w:t>
-      </w:r>
-    </w:p>
-    <w:p>
-      <w:pPr>
-        <w:spacing w:after="100" w:before="0"/>
-      </w:pPr>
-      <w:r>
-        <w:rPr>
-          <w:rFonts w:ascii="Calibri" w:cs="Calibri" w:eastAsia="Calibri" w:hAnsi="Calibri"/>
-          <w:color w:val="6B7280"/>
-          <w:sz w:val="20"/>
-          <w:szCs w:val="20"/>
-        </w:rPr>
-        <w:t xml:space="preserve">Fill this in afterwards. People are almost always less surprised than you expect them to be.</w:t>
-      </w:r>
-    </w:p>
-    <w:tbl>
-      <w:tblPr>
-        <w:tblW w:type="dxa" w:w="9360"/>
-        <w:tblBorders>
-          <w:top w:val="single" w:color="auto" w:sz="4"/>
-          <w:left w:val="single" w:color="auto" w:sz="4"/>
-          <w:bottom w:val="single" w:color="auto" w:sz="4"/>
-          <w:right w:val="single" w:color="auto" w:sz="4"/>
-          <w:insideH w:val="single" w:color="auto" w:sz="4"/>
-          <w:insideV w:val="single" w:color="auto" w:sz="4"/>
-        </w:tblBorders>
-      </w:tblPr>
-      <w:tblGrid>
-        <w:gridCol w:w="9360"/>
-      </w:tblGrid>
-      <w:tr>
-        <w:trPr>
-          <w:trHeight w:val="1960" w:hRule="atLeast"/>
-        </w:trPr>
-        <w:tc>
-          <w:tcPr>
-            <w:tcW w:type="dxa" w:w="9360"/>
-            <w:tcBorders>
-              <w:top w:val="single" w:color="D1D5DB" w:sz="6"/>
-              <w:left w:val="single" w:color="D1D5DB" w:sz="6"/>
-              <w:bottom w:val="single" w:color="D1D5DB" w:sz="6"/>
-              <w:right w:val="single" w:color="D1D5DB" w:sz="6"/>
-            </w:tcBorders>
-            <w:shd w:fill="FFFFFF" w:color="auto" w:val="clear"/>
-            <w:tcMar>
-              <w:top w:type="dxa" w:w="140"/>
-              <w:left w:type="dxa" w:w="160"/>
-              <w:bottom w:type="dxa" w:w="140"/>
-              <w:right w:type="dxa" w:w="160"/>
-            </w:tcMar>
-          </w:tcPr>
-          <w:p>
-            <w:pPr>
-              <w:spacing w:after="120" w:before="0"/>
-            </w:pPr>
-            <w:r>
-              <w:rPr>
-                <w:rFonts w:ascii="Calibri" w:cs="Calibri" w:eastAsia="Calibri" w:hAnsi="Calibri"/>
-                <w:color w:val="1B1B1E"/>
-                <w:sz w:val="22"/>
-                <w:szCs w:val="22"/>
-              </w:rPr>
-              <w:t xml:space="preserve"> </w:t>
-            </w:r>
-          </w:p>
-        </w:tc>
-      </w:tr>
-    </w:tbl>
-    <w:p>
-      <w:pPr>
-        <w:spacing w:after="200" w:before="0" w:line="120"/>
-      </w:pPr>
-      <w:r>
-        <w:rPr>
-          <w:rFonts w:ascii="Calibri" w:cs="Calibri" w:eastAsia="Calibri" w:hAnsi="Calibri"/>
-          <w:sz w:val="8"/>
-          <w:szCs w:val="8"/>
-        </w:rPr>
-        <w:t xml:space="preserve"/>
-      </w:r>
-    </w:p>
-    <w:p>
-      <w:pPr>
-        <w:spacing w:after="80" w:before="280"/>
-      </w:pPr>
-      <w:r>
-        <w:rPr>
-          <w:rFonts w:ascii="Calibri" w:cs="Calibri" w:eastAsia="Calibri" w:hAnsi="Calibri"/>
-          <w:b/>
-          <w:bCs/>
-          <w:color w:val="1B1B1E"/>
-          <w:sz w:val="22"/>
-          <w:szCs w:val="22"/>
-        </w:rPr>
-        <w:t xml:space="preserve">What changed for you in the hour after.</w:t>
+        <w:t xml:space="preserve">How did you get the first one? Walk me through the six months before the offer.</w:t>
       </w:r>
     </w:p>
     <w:tbl>
@@ -4200,6 +4725,362 @@
       </w:r>
     </w:p>
     <w:p>
+      <w:pPr>
+        <w:spacing w:after="80" w:before="280"/>
+      </w:pPr>
+      <w:r>
+        <w:rPr>
+          <w:rFonts w:ascii="Calibri" w:cs="Calibri" w:eastAsia="Calibri" w:hAnsi="Calibri"/>
+          <w:b/>
+          <w:bCs/>
+          <w:color w:val="1B1B1E"/>
+          <w:sz w:val="22"/>
+          <w:szCs w:val="22"/>
+        </w:rPr>
+        <w:t xml:space="preserve">What does a Tuesday actually look like?</w:t>
+      </w:r>
+    </w:p>
+    <w:tbl>
+      <w:tblPr>
+        <w:tblW w:type="dxa" w:w="9360"/>
+        <w:tblBorders>
+          <w:top w:val="single" w:color="auto" w:sz="4"/>
+          <w:left w:val="single" w:color="auto" w:sz="4"/>
+          <w:bottom w:val="single" w:color="auto" w:sz="4"/>
+          <w:right w:val="single" w:color="auto" w:sz="4"/>
+          <w:insideH w:val="single" w:color="auto" w:sz="4"/>
+          <w:insideV w:val="single" w:color="auto" w:sz="4"/>
+        </w:tblBorders>
+      </w:tblPr>
+      <w:tblGrid>
+        <w:gridCol w:w="9360"/>
+      </w:tblGrid>
+      <w:tr>
+        <w:trPr>
+          <w:trHeight w:val="760" w:hRule="atLeast"/>
+        </w:trPr>
+        <w:tc>
+          <w:tcPr>
+            <w:tcW w:type="dxa" w:w="9360"/>
+            <w:tcBorders>
+              <w:top w:val="single" w:color="D1D5DB" w:sz="6"/>
+              <w:left w:val="single" w:color="D1D5DB" w:sz="6"/>
+              <w:bottom w:val="single" w:color="D1D5DB" w:sz="6"/>
+              <w:right w:val="single" w:color="D1D5DB" w:sz="6"/>
+            </w:tcBorders>
+            <w:shd w:fill="FFFFFF" w:color="auto" w:val="clear"/>
+            <w:tcMar>
+              <w:top w:type="dxa" w:w="140"/>
+              <w:left w:type="dxa" w:w="160"/>
+              <w:bottom w:type="dxa" w:w="140"/>
+              <w:right w:type="dxa" w:w="160"/>
+            </w:tcMar>
+          </w:tcPr>
+          <w:p>
+            <w:pPr>
+              <w:spacing w:after="120" w:before="0"/>
+            </w:pPr>
+            <w:r>
+              <w:rPr>
+                <w:rFonts w:ascii="Calibri" w:cs="Calibri" w:eastAsia="Calibri" w:hAnsi="Calibri"/>
+                <w:color w:val="1B1B1E"/>
+                <w:sz w:val="22"/>
+                <w:szCs w:val="22"/>
+              </w:rPr>
+              <w:t xml:space="preserve"> </w:t>
+            </w:r>
+          </w:p>
+        </w:tc>
+      </w:tr>
+    </w:tbl>
+    <w:p>
+      <w:pPr>
+        <w:spacing w:after="200" w:before="0" w:line="120"/>
+      </w:pPr>
+      <w:r>
+        <w:rPr>
+          <w:rFonts w:ascii="Calibri" w:cs="Calibri" w:eastAsia="Calibri" w:hAnsi="Calibri"/>
+          <w:sz w:val="8"/>
+          <w:szCs w:val="8"/>
+        </w:rPr>
+        <w:t xml:space="preserve"/>
+      </w:r>
+    </w:p>
+    <w:p>
+      <w:pPr>
+        <w:spacing w:after="80" w:before="280"/>
+      </w:pPr>
+      <w:r>
+        <w:rPr>
+          <w:rFonts w:ascii="Calibri" w:cs="Calibri" w:eastAsia="Calibri" w:hAnsi="Calibri"/>
+          <w:b/>
+          <w:bCs/>
+          <w:color w:val="1B1B1E"/>
+          <w:sz w:val="22"/>
+          <w:szCs w:val="22"/>
+        </w:rPr>
+        <w:t xml:space="preserve">What part of the clinical background turned out to be useful, and what did you drop?</w:t>
+      </w:r>
+    </w:p>
+    <w:tbl>
+      <w:tblPr>
+        <w:tblW w:type="dxa" w:w="9360"/>
+        <w:tblBorders>
+          <w:top w:val="single" w:color="auto" w:sz="4"/>
+          <w:left w:val="single" w:color="auto" w:sz="4"/>
+          <w:bottom w:val="single" w:color="auto" w:sz="4"/>
+          <w:right w:val="single" w:color="auto" w:sz="4"/>
+          <w:insideH w:val="single" w:color="auto" w:sz="4"/>
+          <w:insideV w:val="single" w:color="auto" w:sz="4"/>
+        </w:tblBorders>
+      </w:tblPr>
+      <w:tblGrid>
+        <w:gridCol w:w="9360"/>
+      </w:tblGrid>
+      <w:tr>
+        <w:trPr>
+          <w:trHeight w:val="760" w:hRule="atLeast"/>
+        </w:trPr>
+        <w:tc>
+          <w:tcPr>
+            <w:tcW w:type="dxa" w:w="9360"/>
+            <w:tcBorders>
+              <w:top w:val="single" w:color="D1D5DB" w:sz="6"/>
+              <w:left w:val="single" w:color="D1D5DB" w:sz="6"/>
+              <w:bottom w:val="single" w:color="D1D5DB" w:sz="6"/>
+              <w:right w:val="single" w:color="D1D5DB" w:sz="6"/>
+            </w:tcBorders>
+            <w:shd w:fill="FFFFFF" w:color="auto" w:val="clear"/>
+            <w:tcMar>
+              <w:top w:type="dxa" w:w="140"/>
+              <w:left w:type="dxa" w:w="160"/>
+              <w:bottom w:type="dxa" w:w="140"/>
+              <w:right w:type="dxa" w:w="160"/>
+            </w:tcMar>
+          </w:tcPr>
+          <w:p>
+            <w:pPr>
+              <w:spacing w:after="120" w:before="0"/>
+            </w:pPr>
+            <w:r>
+              <w:rPr>
+                <w:rFonts w:ascii="Calibri" w:cs="Calibri" w:eastAsia="Calibri" w:hAnsi="Calibri"/>
+                <w:color w:val="1B1B1E"/>
+                <w:sz w:val="22"/>
+                <w:szCs w:val="22"/>
+              </w:rPr>
+              <w:t xml:space="preserve"> </w:t>
+            </w:r>
+          </w:p>
+        </w:tc>
+      </w:tr>
+    </w:tbl>
+    <w:p>
+      <w:pPr>
+        <w:spacing w:after="200" w:before="0" w:line="120"/>
+      </w:pPr>
+      <w:r>
+        <w:rPr>
+          <w:rFonts w:ascii="Calibri" w:cs="Calibri" w:eastAsia="Calibri" w:hAnsi="Calibri"/>
+          <w:sz w:val="8"/>
+          <w:szCs w:val="8"/>
+        </w:rPr>
+        <w:t xml:space="preserve"/>
+      </w:r>
+    </w:p>
+    <w:p>
+      <w:pPr>
+        <w:spacing w:after="80" w:before="280"/>
+      </w:pPr>
+      <w:r>
+        <w:rPr>
+          <w:rFonts w:ascii="Calibri" w:cs="Calibri" w:eastAsia="Calibri" w:hAnsi="Calibri"/>
+          <w:b/>
+          <w:bCs/>
+          <w:color w:val="1B1B1E"/>
+          <w:sz w:val="22"/>
+          <w:szCs w:val="22"/>
+        </w:rPr>
+        <w:t xml:space="preserve">Who else should I be talking to?</w:t>
+      </w:r>
+    </w:p>
+    <w:p>
+      <w:pPr>
+        <w:spacing w:after="100" w:before="0"/>
+      </w:pPr>
+      <w:r>
+        <w:rPr>
+          <w:rFonts w:ascii="Calibri" w:cs="Calibri" w:eastAsia="Calibri" w:hAnsi="Calibri"/>
+          <w:color w:val="6B7280"/>
+          <w:sz w:val="20"/>
+          <w:szCs w:val="20"/>
+        </w:rPr>
+        <w:t xml:space="preserve">The question that turns one conversation into two.</w:t>
+      </w:r>
+    </w:p>
+    <w:tbl>
+      <w:tblPr>
+        <w:tblW w:type="dxa" w:w="9360"/>
+        <w:tblBorders>
+          <w:top w:val="single" w:color="auto" w:sz="4"/>
+          <w:left w:val="single" w:color="auto" w:sz="4"/>
+          <w:bottom w:val="single" w:color="auto" w:sz="4"/>
+          <w:right w:val="single" w:color="auto" w:sz="4"/>
+          <w:insideH w:val="single" w:color="auto" w:sz="4"/>
+          <w:insideV w:val="single" w:color="auto" w:sz="4"/>
+        </w:tblBorders>
+      </w:tblPr>
+      <w:tblGrid>
+        <w:gridCol w:w="9360"/>
+      </w:tblGrid>
+      <w:tr>
+        <w:trPr>
+          <w:trHeight w:val="760" w:hRule="atLeast"/>
+        </w:trPr>
+        <w:tc>
+          <w:tcPr>
+            <w:tcW w:type="dxa" w:w="9360"/>
+            <w:tcBorders>
+              <w:top w:val="single" w:color="D1D5DB" w:sz="6"/>
+              <w:left w:val="single" w:color="D1D5DB" w:sz="6"/>
+              <w:bottom w:val="single" w:color="D1D5DB" w:sz="6"/>
+              <w:right w:val="single" w:color="D1D5DB" w:sz="6"/>
+            </w:tcBorders>
+            <w:shd w:fill="FFFFFF" w:color="auto" w:val="clear"/>
+            <w:tcMar>
+              <w:top w:type="dxa" w:w="140"/>
+              <w:left w:type="dxa" w:w="160"/>
+              <w:bottom w:type="dxa" w:w="140"/>
+              <w:right w:type="dxa" w:w="160"/>
+            </w:tcMar>
+          </w:tcPr>
+          <w:p>
+            <w:pPr>
+              <w:spacing w:after="120" w:before="0"/>
+            </w:pPr>
+            <w:r>
+              <w:rPr>
+                <w:rFonts w:ascii="Calibri" w:cs="Calibri" w:eastAsia="Calibri" w:hAnsi="Calibri"/>
+                <w:color w:val="1B1B1E"/>
+                <w:sz w:val="22"/>
+                <w:szCs w:val="22"/>
+              </w:rPr>
+              <w:t xml:space="preserve"> </w:t>
+            </w:r>
+          </w:p>
+        </w:tc>
+      </w:tr>
+    </w:tbl>
+    <w:p>
+      <w:pPr>
+        <w:spacing w:after="200" w:before="0" w:line="120"/>
+      </w:pPr>
+      <w:r>
+        <w:rPr>
+          <w:rFonts w:ascii="Calibri" w:cs="Calibri" w:eastAsia="Calibri" w:hAnsi="Calibri"/>
+          <w:sz w:val="8"/>
+          <w:szCs w:val="8"/>
+        </w:rPr>
+        <w:t xml:space="preserve"/>
+      </w:r>
+    </w:p>
+    <w:p>
+      <w:pPr>
+        <w:spacing w:after="80" w:before="280"/>
+      </w:pPr>
+      <w:r>
+        <w:rPr>
+          <w:rFonts w:ascii="Calibri" w:cs="Calibri" w:eastAsia="Calibri" w:hAnsi="Calibri"/>
+          <w:b/>
+          <w:bCs/>
+          <w:color w:val="1B1B1E"/>
+          <w:sz w:val="22"/>
+          <w:szCs w:val="22"/>
+        </w:rPr>
+        <w:t xml:space="preserve">The sentence you are taking away, and what you do in the next fortnight because of it.</w:t>
+      </w:r>
+    </w:p>
+    <w:p>
+      <w:pPr>
+        <w:spacing w:after="100" w:before="0"/>
+      </w:pPr>
+      <w:r>
+        <w:rPr>
+          <w:rFonts w:ascii="Calibri" w:cs="Calibri" w:eastAsia="Calibri" w:hAnsi="Calibri"/>
+          <w:color w:val="6B7280"/>
+          <w:sz w:val="20"/>
+          <w:szCs w:val="20"/>
+        </w:rPr>
+        <w:t xml:space="preserve">You asked for fifteen minutes. Running over it is the fastest way to not get a second conversation.</w:t>
+      </w:r>
+    </w:p>
+    <w:tbl>
+      <w:tblPr>
+        <w:tblW w:type="dxa" w:w="9360"/>
+        <w:tblBorders>
+          <w:top w:val="single" w:color="auto" w:sz="4"/>
+          <w:left w:val="single" w:color="auto" w:sz="4"/>
+          <w:bottom w:val="single" w:color="auto" w:sz="4"/>
+          <w:right w:val="single" w:color="auto" w:sz="4"/>
+          <w:insideH w:val="single" w:color="auto" w:sz="4"/>
+          <w:insideV w:val="single" w:color="auto" w:sz="4"/>
+        </w:tblBorders>
+      </w:tblPr>
+      <w:tblGrid>
+        <w:gridCol w:w="9360"/>
+      </w:tblGrid>
+      <w:tr>
+        <w:trPr>
+          <w:trHeight w:val="760" w:hRule="atLeast"/>
+        </w:trPr>
+        <w:tc>
+          <w:tcPr>
+            <w:tcW w:type="dxa" w:w="9360"/>
+            <w:tcBorders>
+              <w:top w:val="single" w:color="D1D5DB" w:sz="6"/>
+              <w:left w:val="single" w:color="D1D5DB" w:sz="6"/>
+              <w:bottom w:val="single" w:color="D1D5DB" w:sz="6"/>
+              <w:right w:val="single" w:color="D1D5DB" w:sz="6"/>
+            </w:tcBorders>
+            <w:shd w:fill="FFFFFF" w:color="auto" w:val="clear"/>
+            <w:tcMar>
+              <w:top w:type="dxa" w:w="140"/>
+              <w:left w:type="dxa" w:w="160"/>
+              <w:bottom w:type="dxa" w:w="140"/>
+              <w:right w:type="dxa" w:w="160"/>
+            </w:tcMar>
+          </w:tcPr>
+          <w:p>
+            <w:pPr>
+              <w:spacing w:after="120" w:before="0"/>
+            </w:pPr>
+            <w:r>
+              <w:rPr>
+                <w:rFonts w:ascii="Calibri" w:cs="Calibri" w:eastAsia="Calibri" w:hAnsi="Calibri"/>
+                <w:color w:val="1B1B1E"/>
+                <w:sz w:val="22"/>
+                <w:szCs w:val="22"/>
+              </w:rPr>
+              <w:t xml:space="preserve"> </w:t>
+            </w:r>
+          </w:p>
+        </w:tc>
+      </w:tr>
+    </w:tbl>
+    <w:p>
+      <w:pPr>
+        <w:spacing w:after="200" w:before="0" w:line="120"/>
+      </w:pPr>
+      <w:r>
+        <w:rPr>
+          <w:rFonts w:ascii="Calibri" w:cs="Calibri" w:eastAsia="Calibri" w:hAnsi="Calibri"/>
+          <w:sz w:val="8"/>
+          <w:szCs w:val="8"/>
+        </w:rPr>
+        <w:t xml:space="preserve"/>
+      </w:r>
+    </w:p>
+    <w:p>
       <w:r>
         <w:br w:type="page"/>
       </w:r>
@@ -4218,7 +5099,7 @@
           <w:sz w:val="17"/>
           <w:szCs w:val="17"/>
         </w:rPr>
-        <w:t xml:space="preserve">MODULE 3 · CONVERSATION 1 OF 2</w:t>
+        <w:t xml:space="preserve">MODULE 3 · SHEET 2 OF 2</w:t>
       </w:r>
     </w:p>
     <w:p>
@@ -4235,7 +5116,7 @@
           <w:sz w:val="40"/>
           <w:szCs w:val="40"/>
         </w:rPr>
-        <w:t xml:space="preserve">The twenty-minute conversation</w:t>
+        <w:t xml:space="preserve">Informational interview sheet</w:t>
       </w:r>
     </w:p>
     <w:p>
@@ -4890,12 +5771,12 @@
           <w:rFonts w:ascii="Calibri" w:cs="Calibri" w:eastAsia="Calibri" w:hAnsi="Calibri"/>
           <w:b/>
           <w:bCs/>
-          <w:color w:val="155E75"/>
+          <w:color w:val="065F46"/>
           <w:spacing w:val="30"/>
           <w:sz w:val="17"/>
           <w:szCs w:val="17"/>
         </w:rPr>
-        <w:t xml:space="preserve">MODULE 3 · CONVERSATION 2 OF 2</w:t>
+        <w:t xml:space="preserve">MODULE 6 · INTERVIEW 1 OF 2</w:t>
       </w:r>
     </w:p>
     <w:p>
@@ -4912,7 +5793,7 @@
           <w:sz w:val="40"/>
           <w:szCs w:val="40"/>
         </w:rPr>
-        <w:t xml:space="preserve">The twenty-minute conversation</w:t>
+        <w:t xml:space="preserve">Interview prep on one page</w:t>
       </w:r>
     </w:p>
     <w:p>
@@ -4926,7 +5807,7 @@
           <w:sz w:val="22"/>
           <w:szCs w:val="22"/>
         </w:rPr>
-        <w:t xml:space="preserve">Keep this open while you talk. Their answers, in their words.</w:t>
+        <w:t xml:space="preserve">Take this in with you, decided in advance rather than in the room.</w:t>
       </w:r>
     </w:p>
     <w:tbl>
@@ -4979,7 +5860,7 @@
                 <w:sz w:val="21"/>
                 <w:szCs w:val="21"/>
               </w:rPr>
-              <w:t xml:space="preserve">Who, and their title now</w:t>
+              <w:t xml:space="preserve">Company and role</w:t>
             </w:r>
           </w:p>
           <w:p>
@@ -4993,7 +5874,7 @@
                 <w:sz w:val="18"/>
                 <w:szCs w:val="18"/>
               </w:rPr>
-              <w:t xml:space="preserve">How you found them</w:t>
+              <w:t xml:space="preserve">Who you are speaking to</w:t>
             </w:r>
           </w:p>
         </w:tc>
@@ -5117,6 +5998,37 @@
     </w:p>
     <w:p>
       <w:pPr>
+        <w:pStyle w:val="Heading2"/>
+        <w:spacing w:after="140" w:before="360"/>
+      </w:pPr>
+      <w:r>
+        <w:rPr>
+          <w:rFonts w:ascii="Calibri" w:cs="Calibri" w:eastAsia="Calibri" w:hAnsi="Calibri"/>
+          <w:b/>
+          <w:bCs/>
+          <w:color w:val="1B1B1E"/>
+          <w:sz w:val="24"/>
+          <w:szCs w:val="24"/>
+        </w:rPr>
+        <w:t xml:space="preserve">Your bridge statement</w:t>
+      </w:r>
+    </w:p>
+    <w:p>
+      <w:pPr>
+        <w:spacing w:after="120" w:before="0"/>
+      </w:pPr>
+      <w:r>
+        <w:rPr>
+          <w:rFonts w:ascii="Calibri" w:cs="Calibri" w:eastAsia="Calibri" w:hAnsi="Calibri"/>
+          <w:color w:val="6B7280"/>
+          <w:sz w:val="20"/>
+          <w:szCs w:val="20"/>
+        </w:rPr>
+        <w:t xml:space="preserve">Where you are going, how you prepared, one accomplishment with a number in it. Forty-five seconds.</w:t>
+      </w:r>
+    </w:p>
+    <w:p>
+      <w:pPr>
         <w:spacing w:after="80" w:before="280"/>
       </w:pPr>
       <w:r>
@@ -5128,7 +6040,7 @@
           <w:sz w:val="22"/>
           <w:szCs w:val="22"/>
         </w:rPr>
-        <w:t xml:space="preserve">How did you get the first one? Walk me through the six months before the offer.</w:t>
+        <w:t xml:space="preserve">Write it out, then say it aloud five times before you go in.</w:t>
       </w:r>
     </w:p>
     <w:tbl>
@@ -5199,7 +6111,8 @@
     </w:p>
     <w:p>
       <w:pPr>
-        <w:spacing w:after="80" w:before="280"/>
+        <w:pStyle w:val="Heading2"/>
+        <w:spacing w:after="140" w:before="360"/>
       </w:pPr>
       <w:r>
         <w:rPr>
@@ -5207,403 +6120,10 @@
           <w:b/>
           <w:bCs/>
           <w:color w:val="1B1B1E"/>
-          <w:sz w:val="22"/>
-          <w:szCs w:val="22"/>
-        </w:rPr>
-        <w:t xml:space="preserve">What does a Tuesday actually look like?</w:t>
-      </w:r>
-    </w:p>
-    <w:tbl>
-      <w:tblPr>
-        <w:tblW w:type="dxa" w:w="9360"/>
-        <w:tblBorders>
-          <w:top w:val="single" w:color="auto" w:sz="4"/>
-          <w:left w:val="single" w:color="auto" w:sz="4"/>
-          <w:bottom w:val="single" w:color="auto" w:sz="4"/>
-          <w:right w:val="single" w:color="auto" w:sz="4"/>
-          <w:insideH w:val="single" w:color="auto" w:sz="4"/>
-          <w:insideV w:val="single" w:color="auto" w:sz="4"/>
-        </w:tblBorders>
-      </w:tblPr>
-      <w:tblGrid>
-        <w:gridCol w:w="9360"/>
-      </w:tblGrid>
-      <w:tr>
-        <w:trPr>
-          <w:trHeight w:val="760" w:hRule="atLeast"/>
-        </w:trPr>
-        <w:tc>
-          <w:tcPr>
-            <w:tcW w:type="dxa" w:w="9360"/>
-            <w:tcBorders>
-              <w:top w:val="single" w:color="D1D5DB" w:sz="6"/>
-              <w:left w:val="single" w:color="D1D5DB" w:sz="6"/>
-              <w:bottom w:val="single" w:color="D1D5DB" w:sz="6"/>
-              <w:right w:val="single" w:color="D1D5DB" w:sz="6"/>
-            </w:tcBorders>
-            <w:shd w:fill="FFFFFF" w:color="auto" w:val="clear"/>
-            <w:tcMar>
-              <w:top w:type="dxa" w:w="140"/>
-              <w:left w:type="dxa" w:w="160"/>
-              <w:bottom w:type="dxa" w:w="140"/>
-              <w:right w:type="dxa" w:w="160"/>
-            </w:tcMar>
-          </w:tcPr>
-          <w:p>
-            <w:pPr>
-              <w:spacing w:after="120" w:before="0"/>
-            </w:pPr>
-            <w:r>
-              <w:rPr>
-                <w:rFonts w:ascii="Calibri" w:cs="Calibri" w:eastAsia="Calibri" w:hAnsi="Calibri"/>
-                <w:color w:val="1B1B1E"/>
-                <w:sz w:val="22"/>
-                <w:szCs w:val="22"/>
-              </w:rPr>
-              <w:t xml:space="preserve"> </w:t>
-            </w:r>
-          </w:p>
-        </w:tc>
-      </w:tr>
-    </w:tbl>
-    <w:p>
-      <w:pPr>
-        <w:spacing w:after="200" w:before="0" w:line="120"/>
-      </w:pPr>
-      <w:r>
-        <w:rPr>
-          <w:rFonts w:ascii="Calibri" w:cs="Calibri" w:eastAsia="Calibri" w:hAnsi="Calibri"/>
-          <w:sz w:val="8"/>
-          <w:szCs w:val="8"/>
-        </w:rPr>
-        <w:t xml:space="preserve"/>
-      </w:r>
-    </w:p>
-    <w:p>
-      <w:pPr>
-        <w:spacing w:after="80" w:before="280"/>
-      </w:pPr>
-      <w:r>
-        <w:rPr>
-          <w:rFonts w:ascii="Calibri" w:cs="Calibri" w:eastAsia="Calibri" w:hAnsi="Calibri"/>
-          <w:b/>
-          <w:bCs/>
-          <w:color w:val="1B1B1E"/>
-          <w:sz w:val="22"/>
-          <w:szCs w:val="22"/>
-        </w:rPr>
-        <w:t xml:space="preserve">What part of the clinical background turned out to be useful, and what did you drop?</w:t>
-      </w:r>
-    </w:p>
-    <w:tbl>
-      <w:tblPr>
-        <w:tblW w:type="dxa" w:w="9360"/>
-        <w:tblBorders>
-          <w:top w:val="single" w:color="auto" w:sz="4"/>
-          <w:left w:val="single" w:color="auto" w:sz="4"/>
-          <w:bottom w:val="single" w:color="auto" w:sz="4"/>
-          <w:right w:val="single" w:color="auto" w:sz="4"/>
-          <w:insideH w:val="single" w:color="auto" w:sz="4"/>
-          <w:insideV w:val="single" w:color="auto" w:sz="4"/>
-        </w:tblBorders>
-      </w:tblPr>
-      <w:tblGrid>
-        <w:gridCol w:w="9360"/>
-      </w:tblGrid>
-      <w:tr>
-        <w:trPr>
-          <w:trHeight w:val="760" w:hRule="atLeast"/>
-        </w:trPr>
-        <w:tc>
-          <w:tcPr>
-            <w:tcW w:type="dxa" w:w="9360"/>
-            <w:tcBorders>
-              <w:top w:val="single" w:color="D1D5DB" w:sz="6"/>
-              <w:left w:val="single" w:color="D1D5DB" w:sz="6"/>
-              <w:bottom w:val="single" w:color="D1D5DB" w:sz="6"/>
-              <w:right w:val="single" w:color="D1D5DB" w:sz="6"/>
-            </w:tcBorders>
-            <w:shd w:fill="FFFFFF" w:color="auto" w:val="clear"/>
-            <w:tcMar>
-              <w:top w:type="dxa" w:w="140"/>
-              <w:left w:type="dxa" w:w="160"/>
-              <w:bottom w:type="dxa" w:w="140"/>
-              <w:right w:type="dxa" w:w="160"/>
-            </w:tcMar>
-          </w:tcPr>
-          <w:p>
-            <w:pPr>
-              <w:spacing w:after="120" w:before="0"/>
-            </w:pPr>
-            <w:r>
-              <w:rPr>
-                <w:rFonts w:ascii="Calibri" w:cs="Calibri" w:eastAsia="Calibri" w:hAnsi="Calibri"/>
-                <w:color w:val="1B1B1E"/>
-                <w:sz w:val="22"/>
-                <w:szCs w:val="22"/>
-              </w:rPr>
-              <w:t xml:space="preserve"> </w:t>
-            </w:r>
-          </w:p>
-        </w:tc>
-      </w:tr>
-    </w:tbl>
-    <w:p>
-      <w:pPr>
-        <w:spacing w:after="200" w:before="0" w:line="120"/>
-      </w:pPr>
-      <w:r>
-        <w:rPr>
-          <w:rFonts w:ascii="Calibri" w:cs="Calibri" w:eastAsia="Calibri" w:hAnsi="Calibri"/>
-          <w:sz w:val="8"/>
-          <w:szCs w:val="8"/>
-        </w:rPr>
-        <w:t xml:space="preserve"/>
-      </w:r>
-    </w:p>
-    <w:p>
-      <w:pPr>
-        <w:spacing w:after="80" w:before="280"/>
-      </w:pPr>
-      <w:r>
-        <w:rPr>
-          <w:rFonts w:ascii="Calibri" w:cs="Calibri" w:eastAsia="Calibri" w:hAnsi="Calibri"/>
-          <w:b/>
-          <w:bCs/>
-          <w:color w:val="1B1B1E"/>
-          <w:sz w:val="22"/>
-          <w:szCs w:val="22"/>
-        </w:rPr>
-        <w:t xml:space="preserve">Who else should I be talking to?</w:t>
-      </w:r>
-    </w:p>
-    <w:p>
-      <w:pPr>
-        <w:spacing w:after="100" w:before="0"/>
-      </w:pPr>
-      <w:r>
-        <w:rPr>
-          <w:rFonts w:ascii="Calibri" w:cs="Calibri" w:eastAsia="Calibri" w:hAnsi="Calibri"/>
-          <w:color w:val="6B7280"/>
-          <w:sz w:val="20"/>
-          <w:szCs w:val="20"/>
-        </w:rPr>
-        <w:t xml:space="preserve">The question that turns one conversation into two.</w:t>
-      </w:r>
-    </w:p>
-    <w:tbl>
-      <w:tblPr>
-        <w:tblW w:type="dxa" w:w="9360"/>
-        <w:tblBorders>
-          <w:top w:val="single" w:color="auto" w:sz="4"/>
-          <w:left w:val="single" w:color="auto" w:sz="4"/>
-          <w:bottom w:val="single" w:color="auto" w:sz="4"/>
-          <w:right w:val="single" w:color="auto" w:sz="4"/>
-          <w:insideH w:val="single" w:color="auto" w:sz="4"/>
-          <w:insideV w:val="single" w:color="auto" w:sz="4"/>
-        </w:tblBorders>
-      </w:tblPr>
-      <w:tblGrid>
-        <w:gridCol w:w="9360"/>
-      </w:tblGrid>
-      <w:tr>
-        <w:trPr>
-          <w:trHeight w:val="760" w:hRule="atLeast"/>
-        </w:trPr>
-        <w:tc>
-          <w:tcPr>
-            <w:tcW w:type="dxa" w:w="9360"/>
-            <w:tcBorders>
-              <w:top w:val="single" w:color="D1D5DB" w:sz="6"/>
-              <w:left w:val="single" w:color="D1D5DB" w:sz="6"/>
-              <w:bottom w:val="single" w:color="D1D5DB" w:sz="6"/>
-              <w:right w:val="single" w:color="D1D5DB" w:sz="6"/>
-            </w:tcBorders>
-            <w:shd w:fill="FFFFFF" w:color="auto" w:val="clear"/>
-            <w:tcMar>
-              <w:top w:type="dxa" w:w="140"/>
-              <w:left w:type="dxa" w:w="160"/>
-              <w:bottom w:type="dxa" w:w="140"/>
-              <w:right w:type="dxa" w:w="160"/>
-            </w:tcMar>
-          </w:tcPr>
-          <w:p>
-            <w:pPr>
-              <w:spacing w:after="120" w:before="0"/>
-            </w:pPr>
-            <w:r>
-              <w:rPr>
-                <w:rFonts w:ascii="Calibri" w:cs="Calibri" w:eastAsia="Calibri" w:hAnsi="Calibri"/>
-                <w:color w:val="1B1B1E"/>
-                <w:sz w:val="22"/>
-                <w:szCs w:val="22"/>
-              </w:rPr>
-              <w:t xml:space="preserve"> </w:t>
-            </w:r>
-          </w:p>
-        </w:tc>
-      </w:tr>
-    </w:tbl>
-    <w:p>
-      <w:pPr>
-        <w:spacing w:after="200" w:before="0" w:line="120"/>
-      </w:pPr>
-      <w:r>
-        <w:rPr>
-          <w:rFonts w:ascii="Calibri" w:cs="Calibri" w:eastAsia="Calibri" w:hAnsi="Calibri"/>
-          <w:sz w:val="8"/>
-          <w:szCs w:val="8"/>
-        </w:rPr>
-        <w:t xml:space="preserve"/>
-      </w:r>
-    </w:p>
-    <w:p>
-      <w:pPr>
-        <w:spacing w:after="80" w:before="280"/>
-      </w:pPr>
-      <w:r>
-        <w:rPr>
-          <w:rFonts w:ascii="Calibri" w:cs="Calibri" w:eastAsia="Calibri" w:hAnsi="Calibri"/>
-          <w:b/>
-          <w:bCs/>
-          <w:color w:val="1B1B1E"/>
-          <w:sz w:val="22"/>
-          <w:szCs w:val="22"/>
-        </w:rPr>
-        <w:t xml:space="preserve">The sentence you are taking away, and what you do in the next fortnight because of it.</w:t>
-      </w:r>
-    </w:p>
-    <w:p>
-      <w:pPr>
-        <w:spacing w:after="100" w:before="0"/>
-      </w:pPr>
-      <w:r>
-        <w:rPr>
-          <w:rFonts w:ascii="Calibri" w:cs="Calibri" w:eastAsia="Calibri" w:hAnsi="Calibri"/>
-          <w:color w:val="6B7280"/>
-          <w:sz w:val="20"/>
-          <w:szCs w:val="20"/>
-        </w:rPr>
-        <w:t xml:space="preserve">You asked for fifteen minutes. Running over it is the fastest way to not get a second conversation.</w:t>
-      </w:r>
-    </w:p>
-    <w:tbl>
-      <w:tblPr>
-        <w:tblW w:type="dxa" w:w="9360"/>
-        <w:tblBorders>
-          <w:top w:val="single" w:color="auto" w:sz="4"/>
-          <w:left w:val="single" w:color="auto" w:sz="4"/>
-          <w:bottom w:val="single" w:color="auto" w:sz="4"/>
-          <w:right w:val="single" w:color="auto" w:sz="4"/>
-          <w:insideH w:val="single" w:color="auto" w:sz="4"/>
-          <w:insideV w:val="single" w:color="auto" w:sz="4"/>
-        </w:tblBorders>
-      </w:tblPr>
-      <w:tblGrid>
-        <w:gridCol w:w="9360"/>
-      </w:tblGrid>
-      <w:tr>
-        <w:trPr>
-          <w:trHeight w:val="760" w:hRule="atLeast"/>
-        </w:trPr>
-        <w:tc>
-          <w:tcPr>
-            <w:tcW w:type="dxa" w:w="9360"/>
-            <w:tcBorders>
-              <w:top w:val="single" w:color="D1D5DB" w:sz="6"/>
-              <w:left w:val="single" w:color="D1D5DB" w:sz="6"/>
-              <w:bottom w:val="single" w:color="D1D5DB" w:sz="6"/>
-              <w:right w:val="single" w:color="D1D5DB" w:sz="6"/>
-            </w:tcBorders>
-            <w:shd w:fill="FFFFFF" w:color="auto" w:val="clear"/>
-            <w:tcMar>
-              <w:top w:type="dxa" w:w="140"/>
-              <w:left w:type="dxa" w:w="160"/>
-              <w:bottom w:type="dxa" w:w="140"/>
-              <w:right w:type="dxa" w:w="160"/>
-            </w:tcMar>
-          </w:tcPr>
-          <w:p>
-            <w:pPr>
-              <w:spacing w:after="120" w:before="0"/>
-            </w:pPr>
-            <w:r>
-              <w:rPr>
-                <w:rFonts w:ascii="Calibri" w:cs="Calibri" w:eastAsia="Calibri" w:hAnsi="Calibri"/>
-                <w:color w:val="1B1B1E"/>
-                <w:sz w:val="22"/>
-                <w:szCs w:val="22"/>
-              </w:rPr>
-              <w:t xml:space="preserve"> </w:t>
-            </w:r>
-          </w:p>
-        </w:tc>
-      </w:tr>
-    </w:tbl>
-    <w:p>
-      <w:pPr>
-        <w:spacing w:after="200" w:before="0" w:line="120"/>
-      </w:pPr>
-      <w:r>
-        <w:rPr>
-          <w:rFonts w:ascii="Calibri" w:cs="Calibri" w:eastAsia="Calibri" w:hAnsi="Calibri"/>
-          <w:sz w:val="8"/>
-          <w:szCs w:val="8"/>
-        </w:rPr>
-        <w:t xml:space="preserve"/>
-      </w:r>
-    </w:p>
-    <w:p>
-      <w:r>
-        <w:br w:type="page"/>
-      </w:r>
-    </w:p>
-    <w:p>
-      <w:pPr>
-        <w:spacing w:after="60" w:before="120"/>
-      </w:pPr>
-      <w:r>
-        <w:rPr>
-          <w:rFonts w:ascii="Calibri" w:cs="Calibri" w:eastAsia="Calibri" w:hAnsi="Calibri"/>
-          <w:b/>
-          <w:bCs/>
-          <w:color w:val="065F46"/>
-          <w:spacing w:val="30"/>
-          <w:sz w:val="17"/>
-          <w:szCs w:val="17"/>
-        </w:rPr>
-        <w:t xml:space="preserve">MODULE 6 · INTERVIEW 1 OF 2</w:t>
-      </w:r>
-    </w:p>
-    <w:p>
-      <w:pPr>
-        <w:pStyle w:val="Heading1"/>
-        <w:spacing w:after="60" w:before="0"/>
-      </w:pPr>
-      <w:r>
-        <w:rPr>
-          <w:rFonts w:ascii="Georgia" w:cs="Georgia" w:eastAsia="Georgia" w:hAnsi="Georgia"/>
-          <w:b/>
-          <w:bCs/>
-          <w:color w:val="1B1B1E"/>
-          <w:sz w:val="40"/>
-          <w:szCs w:val="40"/>
-        </w:rPr>
-        <w:t xml:space="preserve">Interview prep, on one page</w:t>
-      </w:r>
-    </w:p>
-    <w:p>
-      <w:pPr>
-        <w:spacing w:after="320" w:before="0"/>
-      </w:pPr>
-      <w:r>
-        <w:rPr>
-          <w:rFonts w:ascii="Calibri" w:cs="Calibri" w:eastAsia="Calibri" w:hAnsi="Calibri"/>
-          <w:color w:val="6B7280"/>
-          <w:sz w:val="22"/>
-          <w:szCs w:val="22"/>
-        </w:rPr>
-        <w:t xml:space="preserve">Take this in with you. All of it decided in advance rather than in the room.</w:t>
+          <w:sz w:val="24"/>
+          <w:szCs w:val="24"/>
+        </w:rPr>
+        <w:t xml:space="preserve">Three stories, each with a number in it</w:t>
       </w:r>
     </w:p>
     <w:tbl>
@@ -5656,7 +6176,7 @@
                 <w:sz w:val="21"/>
                 <w:szCs w:val="21"/>
               </w:rPr>
-              <w:t xml:space="preserve">Company and role</w:t>
+              <w:t xml:space="preserve">Story 1</w:t>
             </w:r>
           </w:p>
           <w:p>
@@ -5670,7 +6190,7 @@
                 <w:sz w:val="18"/>
                 <w:szCs w:val="18"/>
               </w:rPr>
-              <w:t xml:space="preserve">Who you are speaking to</w:t>
+              <w:t xml:space="preserve">The number</w:t>
             </w:r>
           </w:p>
         </w:tc>
@@ -5741,7 +6261,21 @@
                 <w:sz w:val="21"/>
                 <w:szCs w:val="21"/>
               </w:rPr>
-              <w:t xml:space="preserve">Date</w:t>
+              <w:t xml:space="preserve">Story 2</w:t>
+            </w:r>
+          </w:p>
+          <w:p>
+            <w:pPr>
+              <w:spacing w:after="0" w:before="0"/>
+            </w:pPr>
+            <w:r>
+              <w:rPr>
+                <w:rFonts w:ascii="Calibri" w:cs="Calibri" w:eastAsia="Calibri" w:hAnsi="Calibri"/>
+                <w:color w:val="6B7280"/>
+                <w:sz w:val="18"/>
+                <w:szCs w:val="18"/>
+              </w:rPr>
+              <w:t xml:space="preserve">The number</w:t>
             </w:r>
           </w:p>
         </w:tc>
@@ -5778,6 +6312,91 @@
           </w:p>
         </w:tc>
       </w:tr>
+      <w:tr>
+        <w:trPr>
+          <w:trHeight w:val="640" w:hRule="atLeast"/>
+        </w:trPr>
+        <w:tc>
+          <w:tcPr>
+            <w:tcW w:type="dxa" w:w="3600"/>
+            <w:tcBorders>
+              <w:top w:val="single" w:color="D1D5DB" w:sz="6"/>
+              <w:left w:val="single" w:color="D1D5DB" w:sz="6"/>
+              <w:bottom w:val="single" w:color="D1D5DB" w:sz="6"/>
+              <w:right w:val="single" w:color="D1D5DB" w:sz="6"/>
+            </w:tcBorders>
+            <w:shd w:fill="F0FAF3" w:color="auto" w:val="clear"/>
+            <w:tcMar>
+              <w:top w:type="dxa" w:w="120"/>
+              <w:left w:type="dxa" w:w="160"/>
+              <w:bottom w:type="dxa" w:w="120"/>
+              <w:right w:type="dxa" w:w="160"/>
+            </w:tcMar>
+          </w:tcPr>
+          <w:p>
+            <w:pPr>
+              <w:spacing w:after="120" w:before="0"/>
+            </w:pPr>
+            <w:r>
+              <w:rPr>
+                <w:rFonts w:ascii="Calibri" w:cs="Calibri" w:eastAsia="Calibri" w:hAnsi="Calibri"/>
+                <w:b/>
+                <w:bCs/>
+                <w:color w:val="1B1B1E"/>
+                <w:sz w:val="21"/>
+                <w:szCs w:val="21"/>
+              </w:rPr>
+              <w:t xml:space="preserve">Story 3</w:t>
+            </w:r>
+          </w:p>
+          <w:p>
+            <w:pPr>
+              <w:spacing w:after="0" w:before="0"/>
+            </w:pPr>
+            <w:r>
+              <w:rPr>
+                <w:rFonts w:ascii="Calibri" w:cs="Calibri" w:eastAsia="Calibri" w:hAnsi="Calibri"/>
+                <w:color w:val="6B7280"/>
+                <w:sz w:val="18"/>
+                <w:szCs w:val="18"/>
+              </w:rPr>
+              <w:t xml:space="preserve">The number</w:t>
+            </w:r>
+          </w:p>
+        </w:tc>
+        <w:tc>
+          <w:tcPr>
+            <w:tcW w:type="dxa" w:w="5760"/>
+            <w:tcBorders>
+              <w:top w:val="single" w:color="D1D5DB" w:sz="6"/>
+              <w:left w:val="single" w:color="D1D5DB" w:sz="6"/>
+              <w:bottom w:val="single" w:color="D1D5DB" w:sz="6"/>
+              <w:right w:val="single" w:color="D1D5DB" w:sz="6"/>
+            </w:tcBorders>
+            <w:shd w:fill="FFFFFF" w:color="auto" w:val="clear"/>
+            <w:tcMar>
+              <w:top w:type="dxa" w:w="120"/>
+              <w:left w:type="dxa" w:w="160"/>
+              <w:bottom w:type="dxa" w:w="120"/>
+              <w:right w:type="dxa" w:w="160"/>
+            </w:tcMar>
+          </w:tcPr>
+          <w:p>
+            <w:pPr>
+              <w:spacing w:after="120" w:before="0"/>
+            </w:pPr>
+            <w:r>
+              <w:rPr>
+                <w:rFonts w:ascii="Calibri" w:cs="Calibri" w:eastAsia="Calibri" w:hAnsi="Calibri"/>
+                <w:color w:val="1B1B1E"/>
+                <w:sz w:val="22"/>
+                <w:szCs w:val="22"/>
+              </w:rPr>
+              <w:t xml:space="preserve"> </w:t>
+            </w:r>
+          </w:p>
+        </w:tc>
+      </w:tr>
     </w:tbl>
     <w:p>
       <w:pPr>
@@ -5790,37 +6409,6 @@
           <w:szCs w:val="8"/>
         </w:rPr>
         <w:t xml:space="preserve"/>
-      </w:r>
-    </w:p>
-    <w:p>
-      <w:pPr>
-        <w:pStyle w:val="Heading2"/>
-        <w:spacing w:after="140" w:before="360"/>
-      </w:pPr>
-      <w:r>
-        <w:rPr>
-          <w:rFonts w:ascii="Calibri" w:cs="Calibri" w:eastAsia="Calibri" w:hAnsi="Calibri"/>
-          <w:b/>
-          <w:bCs/>
-          <w:color w:val="1B1B1E"/>
-          <w:sz w:val="24"/>
-          <w:szCs w:val="24"/>
-        </w:rPr>
-        <w:t xml:space="preserve">Your bridge statement</w:t>
-      </w:r>
-    </w:p>
-    <w:p>
-      <w:pPr>
-        <w:spacing w:after="120" w:before="0"/>
-      </w:pPr>
-      <w:r>
-        <w:rPr>
-          <w:rFonts w:ascii="Calibri" w:cs="Calibri" w:eastAsia="Calibri" w:hAnsi="Calibri"/>
-          <w:color w:val="6B7280"/>
-          <w:sz w:val="20"/>
-          <w:szCs w:val="20"/>
-        </w:rPr>
-        <w:t xml:space="preserve">Where you are going, how you prepared, one accomplishment with a number in it. Forty-five seconds.</w:t>
       </w:r>
     </w:p>
     <w:p>
@@ -5836,7 +6424,7 @@
           <w:sz w:val="22"/>
           <w:szCs w:val="22"/>
         </w:rPr>
-        <w:t xml:space="preserve">Write it out, then say it aloud five times before you go in.</w:t>
+        <w:t xml:space="preserve">Three questions for them: the first ninety days, what the last person found hard, how the work gets measured.</w:t>
       </w:r>
     </w:p>
     <w:tbl>
@@ -5907,19 +6495,69 @@
     </w:p>
     <w:p>
       <w:pPr>
-        <w:pStyle w:val="Heading2"/>
-        <w:spacing w:after="140" w:before="360"/>
-      </w:pPr>
-      <w:r>
-        <w:rPr>
-          <w:rFonts w:ascii="Calibri" w:cs="Calibri" w:eastAsia="Calibri" w:hAnsi="Calibri"/>
+        <w:spacing w:after="120" w:before="0"/>
+      </w:pPr>
+      <w:r>
+        <w:rPr>
+          <w:rFonts w:ascii="Calibri" w:cs="Calibri" w:eastAsia="Calibri" w:hAnsi="Calibri"/>
+          <w:color w:val="6B7280"/>
+          <w:sz w:val="20"/>
+          <w:szCs w:val="20"/>
+        </w:rPr>
+        <w:t xml:space="preserve">Burnout is a true reason and a bad answer. Answer with where you are going, not what you are leaving.</w:t>
+      </w:r>
+    </w:p>
+    <w:p>
+      <w:r>
+        <w:br w:type="page"/>
+      </w:r>
+    </w:p>
+    <w:p>
+      <w:pPr>
+        <w:spacing w:after="60" w:before="120"/>
+      </w:pPr>
+      <w:r>
+        <w:rPr>
+          <w:rFonts w:ascii="Calibri" w:cs="Calibri" w:eastAsia="Calibri" w:hAnsi="Calibri"/>
+          <w:b/>
+          <w:bCs/>
+          <w:color w:val="065F46"/>
+          <w:spacing w:val="30"/>
+          <w:sz w:val="17"/>
+          <w:szCs w:val="17"/>
+        </w:rPr>
+        <w:t xml:space="preserve">MODULE 6 · INTERVIEW 2 OF 2</w:t>
+      </w:r>
+    </w:p>
+    <w:p>
+      <w:pPr>
+        <w:pStyle w:val="Heading1"/>
+        <w:spacing w:after="60" w:before="0"/>
+      </w:pPr>
+      <w:r>
+        <w:rPr>
+          <w:rFonts w:ascii="Georgia" w:cs="Georgia" w:eastAsia="Georgia" w:hAnsi="Georgia"/>
           <w:b/>
           <w:bCs/>
           <w:color w:val="1B1B1E"/>
-          <w:sz w:val="24"/>
-          <w:szCs w:val="24"/>
-        </w:rPr>
-        <w:t xml:space="preserve">Three stories, each with a number in it</w:t>
+          <w:sz w:val="40"/>
+          <w:szCs w:val="40"/>
+        </w:rPr>
+        <w:t xml:space="preserve">Interview prep on one page</w:t>
+      </w:r>
+    </w:p>
+    <w:p>
+      <w:pPr>
+        <w:spacing w:after="320" w:before="0"/>
+      </w:pPr>
+      <w:r>
+        <w:rPr>
+          <w:rFonts w:ascii="Calibri" w:cs="Calibri" w:eastAsia="Calibri" w:hAnsi="Calibri"/>
+          <w:color w:val="6B7280"/>
+          <w:sz w:val="22"/>
+          <w:szCs w:val="22"/>
+        </w:rPr>
+        <w:t xml:space="preserve">Take this in with you, decided in advance rather than in the room.</w:t>
       </w:r>
     </w:p>
     <w:tbl>
@@ -5972,7 +6610,7 @@
                 <w:sz w:val="21"/>
                 <w:szCs w:val="21"/>
               </w:rPr>
-              <w:t xml:space="preserve">Story 1</w:t>
+              <w:t xml:space="preserve">Company and role</w:t>
             </w:r>
           </w:p>
           <w:p>
@@ -5986,7 +6624,7 @@
                 <w:sz w:val="18"/>
                 <w:szCs w:val="18"/>
               </w:rPr>
-              <w:t xml:space="preserve">The number</w:t>
+              <w:t xml:space="preserve">Who you are speaking to</w:t>
             </w:r>
           </w:p>
         </w:tc>
@@ -6057,21 +6695,7 @@
                 <w:sz w:val="21"/>
                 <w:szCs w:val="21"/>
               </w:rPr>
-              <w:t xml:space="preserve">Story 2</w:t>
-            </w:r>
-          </w:p>
-          <w:p>
-            <w:pPr>
-              <w:spacing w:after="0" w:before="0"/>
-            </w:pPr>
-            <w:r>
-              <w:rPr>
-                <w:rFonts w:ascii="Calibri" w:cs="Calibri" w:eastAsia="Calibri" w:hAnsi="Calibri"/>
-                <w:color w:val="6B7280"/>
-                <w:sz w:val="18"/>
-                <w:szCs w:val="18"/>
-              </w:rPr>
-              <w:t xml:space="preserve">The number</w:t>
+              <w:t xml:space="preserve">Date</w:t>
             </w:r>
           </w:p>
         </w:tc>
@@ -6108,91 +6732,6 @@
           </w:p>
         </w:tc>
       </w:tr>
-      <w:tr>
-        <w:trPr>
-          <w:trHeight w:val="640" w:hRule="atLeast"/>
-        </w:trPr>
-        <w:tc>
-          <w:tcPr>
-            <w:tcW w:type="dxa" w:w="3600"/>
-            <w:tcBorders>
-              <w:top w:val="single" w:color="D1D5DB" w:sz="6"/>
-              <w:left w:val="single" w:color="D1D5DB" w:sz="6"/>
-              <w:bottom w:val="single" w:color="D1D5DB" w:sz="6"/>
-              <w:right w:val="single" w:color="D1D5DB" w:sz="6"/>
-            </w:tcBorders>
-            <w:shd w:fill="F0FAF3" w:color="auto" w:val="clear"/>
-            <w:tcMar>
-              <w:top w:type="dxa" w:w="120"/>
-              <w:left w:type="dxa" w:w="160"/>
-              <w:bottom w:type="dxa" w:w="120"/>
-              <w:right w:type="dxa" w:w="160"/>
-            </w:tcMar>
-          </w:tcPr>
-          <w:p>
-            <w:pPr>
-              <w:spacing w:after="120" w:before="0"/>
-            </w:pPr>
-            <w:r>
-              <w:rPr>
-                <w:rFonts w:ascii="Calibri" w:cs="Calibri" w:eastAsia="Calibri" w:hAnsi="Calibri"/>
-                <w:b/>
-                <w:bCs/>
-                <w:color w:val="1B1B1E"/>
-                <w:sz w:val="21"/>
-                <w:szCs w:val="21"/>
-              </w:rPr>
-              <w:t xml:space="preserve">Story 3</w:t>
-            </w:r>
-          </w:p>
-          <w:p>
-            <w:pPr>
-              <w:spacing w:after="0" w:before="0"/>
-            </w:pPr>
-            <w:r>
-              <w:rPr>
-                <w:rFonts w:ascii="Calibri" w:cs="Calibri" w:eastAsia="Calibri" w:hAnsi="Calibri"/>
-                <w:color w:val="6B7280"/>
-                <w:sz w:val="18"/>
-                <w:szCs w:val="18"/>
-              </w:rPr>
-              <w:t xml:space="preserve">The number</w:t>
-            </w:r>
-          </w:p>
-        </w:tc>
-        <w:tc>
-          <w:tcPr>
-            <w:tcW w:type="dxa" w:w="5760"/>
-            <w:tcBorders>
-              <w:top w:val="single" w:color="D1D5DB" w:sz="6"/>
-              <w:left w:val="single" w:color="D1D5DB" w:sz="6"/>
-              <w:bottom w:val="single" w:color="D1D5DB" w:sz="6"/>
-              <w:right w:val="single" w:color="D1D5DB" w:sz="6"/>
-            </w:tcBorders>
-            <w:shd w:fill="FFFFFF" w:color="auto" w:val="clear"/>
-            <w:tcMar>
-              <w:top w:type="dxa" w:w="120"/>
-              <w:left w:type="dxa" w:w="160"/>
-              <w:bottom w:type="dxa" w:w="120"/>
-              <w:right w:type="dxa" w:w="160"/>
-            </w:tcMar>
-          </w:tcPr>
-          <w:p>
-            <w:pPr>
-              <w:spacing w:after="120" w:before="0"/>
-            </w:pPr>
-            <w:r>
-              <w:rPr>
-                <w:rFonts w:ascii="Calibri" w:cs="Calibri" w:eastAsia="Calibri" w:hAnsi="Calibri"/>
-                <w:color w:val="1B1B1E"/>
-                <w:sz w:val="22"/>
-                <w:szCs w:val="22"/>
-              </w:rPr>
-              <w:t xml:space="preserve"> </w:t>
-            </w:r>
-          </w:p>
-        </w:tc>
-      </w:tr>
     </w:tbl>
     <w:p>
       <w:pPr>
@@ -6205,6 +6744,37 @@
           <w:szCs w:val="8"/>
         </w:rPr>
         <w:t xml:space="preserve"/>
+      </w:r>
+    </w:p>
+    <w:p>
+      <w:pPr>
+        <w:pStyle w:val="Heading2"/>
+        <w:spacing w:after="140" w:before="360"/>
+      </w:pPr>
+      <w:r>
+        <w:rPr>
+          <w:rFonts w:ascii="Calibri" w:cs="Calibri" w:eastAsia="Calibri" w:hAnsi="Calibri"/>
+          <w:b/>
+          <w:bCs/>
+          <w:color w:val="1B1B1E"/>
+          <w:sz w:val="24"/>
+          <w:szCs w:val="24"/>
+        </w:rPr>
+        <w:t xml:space="preserve">Your bridge statement</w:t>
+      </w:r>
+    </w:p>
+    <w:p>
+      <w:pPr>
+        <w:spacing w:after="120" w:before="0"/>
+      </w:pPr>
+      <w:r>
+        <w:rPr>
+          <w:rFonts w:ascii="Calibri" w:cs="Calibri" w:eastAsia="Calibri" w:hAnsi="Calibri"/>
+          <w:color w:val="6B7280"/>
+          <w:sz w:val="20"/>
+          <w:szCs w:val="20"/>
+        </w:rPr>
+        <w:t xml:space="preserve">Where you are going, how you prepared, one accomplishment with a number in it. Forty-five seconds.</w:t>
       </w:r>
     </w:p>
     <w:p>
@@ -6220,7 +6790,7 @@
           <w:sz w:val="22"/>
           <w:szCs w:val="22"/>
         </w:rPr>
-        <w:t xml:space="preserve">Three questions for them: the first ninety days, what the last person found hard, how the work gets measured.</w:t>
+        <w:t xml:space="preserve">Write it out, then say it aloud five times before you go in.</w:t>
       </w:r>
     </w:p>
     <w:tbl>
@@ -6291,69 +6861,19 @@
     </w:p>
     <w:p>
       <w:pPr>
-        <w:spacing w:after="120" w:before="0"/>
-      </w:pPr>
-      <w:r>
-        <w:rPr>
-          <w:rFonts w:ascii="Calibri" w:cs="Calibri" w:eastAsia="Calibri" w:hAnsi="Calibri"/>
-          <w:color w:val="6B7280"/>
-          <w:sz w:val="20"/>
-          <w:szCs w:val="20"/>
-        </w:rPr>
-        <w:t xml:space="preserve">Burnout is a true reason and a bad answer. Answer with where you are going, not what you are leaving.</w:t>
-      </w:r>
-    </w:p>
-    <w:p>
-      <w:r>
-        <w:br w:type="page"/>
-      </w:r>
-    </w:p>
-    <w:p>
-      <w:pPr>
-        <w:spacing w:after="60" w:before="120"/>
-      </w:pPr>
-      <w:r>
-        <w:rPr>
-          <w:rFonts w:ascii="Calibri" w:cs="Calibri" w:eastAsia="Calibri" w:hAnsi="Calibri"/>
-          <w:b/>
-          <w:bCs/>
-          <w:color w:val="065F46"/>
-          <w:spacing w:val="30"/>
-          <w:sz w:val="17"/>
-          <w:szCs w:val="17"/>
-        </w:rPr>
-        <w:t xml:space="preserve">MODULE 6 · INTERVIEW 2 OF 2</w:t>
-      </w:r>
-    </w:p>
-    <w:p>
-      <w:pPr>
-        <w:pStyle w:val="Heading1"/>
-        <w:spacing w:after="60" w:before="0"/>
-      </w:pPr>
-      <w:r>
-        <w:rPr>
-          <w:rFonts w:ascii="Georgia" w:cs="Georgia" w:eastAsia="Georgia" w:hAnsi="Georgia"/>
+        <w:pStyle w:val="Heading2"/>
+        <w:spacing w:after="140" w:before="360"/>
+      </w:pPr>
+      <w:r>
+        <w:rPr>
+          <w:rFonts w:ascii="Calibri" w:cs="Calibri" w:eastAsia="Calibri" w:hAnsi="Calibri"/>
           <w:b/>
           <w:bCs/>
           <w:color w:val="1B1B1E"/>
-          <w:sz w:val="40"/>
-          <w:szCs w:val="40"/>
-        </w:rPr>
-        <w:t xml:space="preserve">Interview prep, on one page</w:t>
-      </w:r>
-    </w:p>
-    <w:p>
-      <w:pPr>
-        <w:spacing w:after="320" w:before="0"/>
-      </w:pPr>
-      <w:r>
-        <w:rPr>
-          <w:rFonts w:ascii="Calibri" w:cs="Calibri" w:eastAsia="Calibri" w:hAnsi="Calibri"/>
-          <w:color w:val="6B7280"/>
-          <w:sz w:val="22"/>
-          <w:szCs w:val="22"/>
-        </w:rPr>
-        <w:t xml:space="preserve">Take this in with you. All of it decided in advance rather than in the room.</w:t>
+          <w:sz w:val="24"/>
+          <w:szCs w:val="24"/>
+        </w:rPr>
+        <w:t xml:space="preserve">Three stories, each with a number in it</w:t>
       </w:r>
     </w:p>
     <w:tbl>
@@ -6406,7 +6926,7 @@
                 <w:sz w:val="21"/>
                 <w:szCs w:val="21"/>
               </w:rPr>
-              <w:t xml:space="preserve">Company and role</w:t>
+              <w:t xml:space="preserve">Story 1</w:t>
             </w:r>
           </w:p>
           <w:p>
@@ -6420,7 +6940,7 @@
                 <w:sz w:val="18"/>
                 <w:szCs w:val="18"/>
               </w:rPr>
-              <w:t xml:space="preserve">Who you are speaking to</w:t>
+              <w:t xml:space="preserve">The number</w:t>
             </w:r>
           </w:p>
         </w:tc>
@@ -6491,7 +7011,21 @@
                 <w:sz w:val="21"/>
                 <w:szCs w:val="21"/>
               </w:rPr>
-              <w:t xml:space="preserve">Date</w:t>
+              <w:t xml:space="preserve">Story 2</w:t>
+            </w:r>
+          </w:p>
+          <w:p>
+            <w:pPr>
+              <w:spacing w:after="0" w:before="0"/>
+            </w:pPr>
+            <w:r>
+              <w:rPr>
+                <w:rFonts w:ascii="Calibri" w:cs="Calibri" w:eastAsia="Calibri" w:hAnsi="Calibri"/>
+                <w:color w:val="6B7280"/>
+                <w:sz w:val="18"/>
+                <w:szCs w:val="18"/>
+              </w:rPr>
+              <w:t xml:space="preserve">The number</w:t>
             </w:r>
           </w:p>
         </w:tc>
@@ -6528,6 +7062,91 @@
           </w:p>
         </w:tc>
       </w:tr>
+      <w:tr>
+        <w:trPr>
+          <w:trHeight w:val="640" w:hRule="atLeast"/>
+        </w:trPr>
+        <w:tc>
+          <w:tcPr>
+            <w:tcW w:type="dxa" w:w="3600"/>
+            <w:tcBorders>
+              <w:top w:val="single" w:color="D1D5DB" w:sz="6"/>
+              <w:left w:val="single" w:color="D1D5DB" w:sz="6"/>
+              <w:bottom w:val="single" w:color="D1D5DB" w:sz="6"/>
+              <w:right w:val="single" w:color="D1D5DB" w:sz="6"/>
+            </w:tcBorders>
+            <w:shd w:fill="F0FAF3" w:color="auto" w:val="clear"/>
+            <w:tcMar>
+              <w:top w:type="dxa" w:w="120"/>
+              <w:left w:type="dxa" w:w="160"/>
+              <w:bottom w:type="dxa" w:w="120"/>
+              <w:right w:type="dxa" w:w="160"/>
+            </w:tcMar>
+          </w:tcPr>
+          <w:p>
+            <w:pPr>
+              <w:spacing w:after="120" w:before="0"/>
+            </w:pPr>
+            <w:r>
+              <w:rPr>
+                <w:rFonts w:ascii="Calibri" w:cs="Calibri" w:eastAsia="Calibri" w:hAnsi="Calibri"/>
+                <w:b/>
+                <w:bCs/>
+                <w:color w:val="1B1B1E"/>
+                <w:sz w:val="21"/>
+                <w:szCs w:val="21"/>
+              </w:rPr>
+              <w:t xml:space="preserve">Story 3</w:t>
+            </w:r>
+          </w:p>
+          <w:p>
+            <w:pPr>
+              <w:spacing w:after="0" w:before="0"/>
+            </w:pPr>
+            <w:r>
+              <w:rPr>
+                <w:rFonts w:ascii="Calibri" w:cs="Calibri" w:eastAsia="Calibri" w:hAnsi="Calibri"/>
+                <w:color w:val="6B7280"/>
+                <w:sz w:val="18"/>
+                <w:szCs w:val="18"/>
+              </w:rPr>
+              <w:t xml:space="preserve">The number</w:t>
+            </w:r>
+          </w:p>
+        </w:tc>
+        <w:tc>
+          <w:tcPr>
+            <w:tcW w:type="dxa" w:w="5760"/>
+            <w:tcBorders>
+              <w:top w:val="single" w:color="D1D5DB" w:sz="6"/>
+              <w:left w:val="single" w:color="D1D5DB" w:sz="6"/>
+              <w:bottom w:val="single" w:color="D1D5DB" w:sz="6"/>
+              <w:right w:val="single" w:color="D1D5DB" w:sz="6"/>
+            </w:tcBorders>
+            <w:shd w:fill="FFFFFF" w:color="auto" w:val="clear"/>
+            <w:tcMar>
+              <w:top w:type="dxa" w:w="120"/>
+              <w:left w:type="dxa" w:w="160"/>
+              <w:bottom w:type="dxa" w:w="120"/>
+              <w:right w:type="dxa" w:w="160"/>
+            </w:tcMar>
+          </w:tcPr>
+          <w:p>
+            <w:pPr>
+              <w:spacing w:after="120" w:before="0"/>
+            </w:pPr>
+            <w:r>
+              <w:rPr>
+                <w:rFonts w:ascii="Calibri" w:cs="Calibri" w:eastAsia="Calibri" w:hAnsi="Calibri"/>
+                <w:color w:val="1B1B1E"/>
+                <w:sz w:val="22"/>
+                <w:szCs w:val="22"/>
+              </w:rPr>
+              <w:t xml:space="preserve"> </w:t>
+            </w:r>
+          </w:p>
+        </w:tc>
+      </w:tr>
     </w:tbl>
     <w:p>
       <w:pPr>
@@ -6540,37 +7159,6 @@
           <w:szCs w:val="8"/>
         </w:rPr>
         <w:t xml:space="preserve"/>
-      </w:r>
-    </w:p>
-    <w:p>
-      <w:pPr>
-        <w:pStyle w:val="Heading2"/>
-        <w:spacing w:after="140" w:before="360"/>
-      </w:pPr>
-      <w:r>
-        <w:rPr>
-          <w:rFonts w:ascii="Calibri" w:cs="Calibri" w:eastAsia="Calibri" w:hAnsi="Calibri"/>
-          <w:b/>
-          <w:bCs/>
-          <w:color w:val="1B1B1E"/>
-          <w:sz w:val="24"/>
-          <w:szCs w:val="24"/>
-        </w:rPr>
-        <w:t xml:space="preserve">Your bridge statement</w:t>
-      </w:r>
-    </w:p>
-    <w:p>
-      <w:pPr>
-        <w:spacing w:after="120" w:before="0"/>
-      </w:pPr>
-      <w:r>
-        <w:rPr>
-          <w:rFonts w:ascii="Calibri" w:cs="Calibri" w:eastAsia="Calibri" w:hAnsi="Calibri"/>
-          <w:color w:val="6B7280"/>
-          <w:sz w:val="20"/>
-          <w:szCs w:val="20"/>
-        </w:rPr>
-        <w:t xml:space="preserve">Where you are going, how you prepared, one accomplishment with a number in it. Forty-five seconds.</w:t>
       </w:r>
     </w:p>
     <w:p>
@@ -6586,7 +7174,7 @@
           <w:sz w:val="22"/>
           <w:szCs w:val="22"/>
         </w:rPr>
-        <w:t xml:space="preserve">Write it out, then say it aloud five times before you go in.</w:t>
+        <w:t xml:space="preserve">Three questions for them: the first ninety days, what the last person found hard, how the work gets measured.</w:t>
       </w:r>
     </w:p>
     <w:tbl>
@@ -6657,19 +7245,69 @@
     </w:p>
     <w:p>
       <w:pPr>
-        <w:pStyle w:val="Heading2"/>
-        <w:spacing w:after="140" w:before="360"/>
-      </w:pPr>
-      <w:r>
-        <w:rPr>
-          <w:rFonts w:ascii="Calibri" w:cs="Calibri" w:eastAsia="Calibri" w:hAnsi="Calibri"/>
+        <w:spacing w:after="120" w:before="0"/>
+      </w:pPr>
+      <w:r>
+        <w:rPr>
+          <w:rFonts w:ascii="Calibri" w:cs="Calibri" w:eastAsia="Calibri" w:hAnsi="Calibri"/>
+          <w:color w:val="6B7280"/>
+          <w:sz w:val="20"/>
+          <w:szCs w:val="20"/>
+        </w:rPr>
+        <w:t xml:space="preserve">Burnout is a true reason and a bad answer. Answer with where you are going, not what you are leaving.</w:t>
+      </w:r>
+    </w:p>
+    <w:p>
+      <w:r>
+        <w:br w:type="page"/>
+      </w:r>
+    </w:p>
+    <w:p>
+      <w:pPr>
+        <w:spacing w:after="60" w:before="120"/>
+      </w:pPr>
+      <w:r>
+        <w:rPr>
+          <w:rFonts w:ascii="Calibri" w:cs="Calibri" w:eastAsia="Calibri" w:hAnsi="Calibri"/>
+          <w:b/>
+          <w:bCs/>
+          <w:color w:val="065F46"/>
+          <w:spacing w:val="30"/>
+          <w:sz w:val="17"/>
+          <w:szCs w:val="17"/>
+        </w:rPr>
+        <w:t xml:space="preserve">MODULE 6 · THE OFFER</w:t>
+      </w:r>
+    </w:p>
+    <w:p>
+      <w:pPr>
+        <w:pStyle w:val="Heading1"/>
+        <w:spacing w:after="60" w:before="0"/>
+      </w:pPr>
+      <w:r>
+        <w:rPr>
+          <w:rFonts w:ascii="Georgia" w:cs="Georgia" w:eastAsia="Georgia" w:hAnsi="Georgia"/>
           <w:b/>
           <w:bCs/>
           <w:color w:val="1B1B1E"/>
-          <w:sz w:val="24"/>
-          <w:szCs w:val="24"/>
-        </w:rPr>
-        <w:t xml:space="preserve">Three stories, each with a number in it</w:t>
+          <w:sz w:val="40"/>
+          <w:szCs w:val="40"/>
+        </w:rPr>
+        <w:t xml:space="preserve">Negotiating the offer</w:t>
+      </w:r>
+    </w:p>
+    <w:p>
+      <w:pPr>
+        <w:spacing w:after="320" w:before="0"/>
+      </w:pPr>
+      <w:r>
+        <w:rPr>
+          <w:rFonts w:ascii="Calibri" w:cs="Calibri" w:eastAsia="Calibri" w:hAnsi="Calibri"/>
+          <w:color w:val="6B7280"/>
+          <w:sz w:val="22"/>
+          <w:szCs w:val="22"/>
+        </w:rPr>
+        <w:t xml:space="preserve">Your opening number and your walk-away floor, decided before the phone rings.</w:t>
       </w:r>
     </w:p>
     <w:tbl>
@@ -6722,7 +7360,7 @@
                 <w:sz w:val="21"/>
                 <w:szCs w:val="21"/>
               </w:rPr>
-              <w:t xml:space="preserve">Story 1</w:t>
+              <w:t xml:space="preserve">The number you say first</w:t>
             </w:r>
           </w:p>
           <w:p>
@@ -6736,7 +7374,7 @@
                 <w:sz w:val="18"/>
                 <w:szCs w:val="18"/>
               </w:rPr>
-              <w:t xml:space="preserve">The number</w:t>
+              <w:t xml:space="preserve">The top of the documented range for your path</w:t>
             </w:r>
           </w:p>
         </w:tc>
@@ -6807,7 +7445,7 @@
                 <w:sz w:val="21"/>
                 <w:szCs w:val="21"/>
               </w:rPr>
-              <w:t xml:space="preserve">Story 2</w:t>
+              <w:t xml:space="preserve">Your floor</w:t>
             </w:r>
           </w:p>
           <w:p>
@@ -6821,7 +7459,7 @@
                 <w:sz w:val="18"/>
                 <w:szCs w:val="18"/>
               </w:rPr>
-              <w:t xml:space="preserve">The number</w:t>
+              <w:t xml:space="preserve">Below this you decline. Write it now, not on the call</w:t>
             </w:r>
           </w:p>
         </w:tc>
@@ -6892,21 +7530,7 @@
                 <w:sz w:val="21"/>
                 <w:szCs w:val="21"/>
               </w:rPr>
-              <w:t xml:space="preserve">Story 3</w:t>
-            </w:r>
-          </w:p>
-          <w:p>
-            <w:pPr>
-              <w:spacing w:after="0" w:before="0"/>
-            </w:pPr>
-            <w:r>
-              <w:rPr>
-                <w:rFonts w:ascii="Calibri" w:cs="Calibri" w:eastAsia="Calibri" w:hAnsi="Calibri"/>
-                <w:color w:val="6B7280"/>
-                <w:sz w:val="18"/>
-                <w:szCs w:val="18"/>
-              </w:rPr>
-              <w:t xml:space="preserve">The number</w:t>
+              <w:t xml:space="preserve">The date you will answer by</w:t>
             </w:r>
           </w:p>
         </w:tc>
@@ -6959,7 +7583,8 @@
     </w:p>
     <w:p>
       <w:pPr>
-        <w:spacing w:after="80" w:before="280"/>
+        <w:pStyle w:val="Heading2"/>
+        <w:spacing w:after="140" w:before="360"/>
       </w:pPr>
       <w:r>
         <w:rPr>
@@ -6967,143 +7592,10 @@
           <w:b/>
           <w:bCs/>
           <w:color w:val="1B1B1E"/>
-          <w:sz w:val="22"/>
-          <w:szCs w:val="22"/>
-        </w:rPr>
-        <w:t xml:space="preserve">Three questions for them: the first ninety days, what the last person found hard, how the work gets measured.</w:t>
-      </w:r>
-    </w:p>
-    <w:tbl>
-      <w:tblPr>
-        <w:tblW w:type="dxa" w:w="9360"/>
-        <w:tblBorders>
-          <w:top w:val="single" w:color="auto" w:sz="4"/>
-          <w:left w:val="single" w:color="auto" w:sz="4"/>
-          <w:bottom w:val="single" w:color="auto" w:sz="4"/>
-          <w:right w:val="single" w:color="auto" w:sz="4"/>
-          <w:insideH w:val="single" w:color="auto" w:sz="4"/>
-          <w:insideV w:val="single" w:color="auto" w:sz="4"/>
-        </w:tblBorders>
-      </w:tblPr>
-      <w:tblGrid>
-        <w:gridCol w:w="9360"/>
-      </w:tblGrid>
-      <w:tr>
-        <w:trPr>
-          <w:trHeight w:val="1060" w:hRule="atLeast"/>
-        </w:trPr>
-        <w:tc>
-          <w:tcPr>
-            <w:tcW w:type="dxa" w:w="9360"/>
-            <w:tcBorders>
-              <w:top w:val="single" w:color="D1D5DB" w:sz="6"/>
-              <w:left w:val="single" w:color="D1D5DB" w:sz="6"/>
-              <w:bottom w:val="single" w:color="D1D5DB" w:sz="6"/>
-              <w:right w:val="single" w:color="D1D5DB" w:sz="6"/>
-            </w:tcBorders>
-            <w:shd w:fill="FFFFFF" w:color="auto" w:val="clear"/>
-            <w:tcMar>
-              <w:top w:type="dxa" w:w="140"/>
-              <w:left w:type="dxa" w:w="160"/>
-              <w:bottom w:type="dxa" w:w="140"/>
-              <w:right w:type="dxa" w:w="160"/>
-            </w:tcMar>
-          </w:tcPr>
-          <w:p>
-            <w:pPr>
-              <w:spacing w:after="120" w:before="0"/>
-            </w:pPr>
-            <w:r>
-              <w:rPr>
-                <w:rFonts w:ascii="Calibri" w:cs="Calibri" w:eastAsia="Calibri" w:hAnsi="Calibri"/>
-                <w:color w:val="1B1B1E"/>
-                <w:sz w:val="22"/>
-                <w:szCs w:val="22"/>
-              </w:rPr>
-              <w:t xml:space="preserve"> </w:t>
-            </w:r>
-          </w:p>
-        </w:tc>
-      </w:tr>
-    </w:tbl>
-    <w:p>
-      <w:pPr>
-        <w:spacing w:after="200" w:before="0" w:line="120"/>
-      </w:pPr>
-      <w:r>
-        <w:rPr>
-          <w:rFonts w:ascii="Calibri" w:cs="Calibri" w:eastAsia="Calibri" w:hAnsi="Calibri"/>
-          <w:sz w:val="8"/>
-          <w:szCs w:val="8"/>
-        </w:rPr>
-        <w:t xml:space="preserve"/>
-      </w:r>
-    </w:p>
-    <w:p>
-      <w:pPr>
-        <w:spacing w:after="120" w:before="0"/>
-      </w:pPr>
-      <w:r>
-        <w:rPr>
-          <w:rFonts w:ascii="Calibri" w:cs="Calibri" w:eastAsia="Calibri" w:hAnsi="Calibri"/>
-          <w:color w:val="6B7280"/>
-          <w:sz w:val="20"/>
-          <w:szCs w:val="20"/>
-        </w:rPr>
-        <w:t xml:space="preserve">Burnout is a true reason and a bad answer. Answer with where you are going, not what you are leaving.</w:t>
-      </w:r>
-    </w:p>
-    <w:p>
-      <w:r>
-        <w:br w:type="page"/>
-      </w:r>
-    </w:p>
-    <w:p>
-      <w:pPr>
-        <w:spacing w:after="60" w:before="120"/>
-      </w:pPr>
-      <w:r>
-        <w:rPr>
-          <w:rFonts w:ascii="Calibri" w:cs="Calibri" w:eastAsia="Calibri" w:hAnsi="Calibri"/>
-          <w:b/>
-          <w:bCs/>
-          <w:color w:val="065F46"/>
-          <w:spacing w:val="30"/>
-          <w:sz w:val="17"/>
-          <w:szCs w:val="17"/>
-        </w:rPr>
-        <w:t xml:space="preserve">MODULE 6 · THE OFFER</w:t>
-      </w:r>
-    </w:p>
-    <w:p>
-      <w:pPr>
-        <w:pStyle w:val="Heading1"/>
-        <w:spacing w:after="60" w:before="0"/>
-      </w:pPr>
-      <w:r>
-        <w:rPr>
-          <w:rFonts w:ascii="Georgia" w:cs="Georgia" w:eastAsia="Georgia" w:hAnsi="Georgia"/>
-          <w:b/>
-          <w:bCs/>
-          <w:color w:val="1B1B1E"/>
-          <w:sz w:val="40"/>
-          <w:szCs w:val="40"/>
-        </w:rPr>
-        <w:t xml:space="preserve">The offer conversation</w:t>
-      </w:r>
-    </w:p>
-    <w:p>
-      <w:pPr>
-        <w:spacing w:after="320" w:before="0"/>
-      </w:pPr>
-      <w:r>
-        <w:rPr>
-          <w:rFonts w:ascii="Calibri" w:cs="Calibri" w:eastAsia="Calibri" w:hAnsi="Calibri"/>
-          <w:color w:val="6B7280"/>
-          <w:sz w:val="22"/>
-          <w:szCs w:val="22"/>
-        </w:rPr>
-        <w:t xml:space="preserve">Two numbers and three sentences, decided before the phone rings.</w:t>
+          <w:sz w:val="24"/>
+          <w:szCs w:val="24"/>
+        </w:rPr>
+        <w:t xml:space="preserve">The three things you ask for if the base will not move</w:t>
       </w:r>
     </w:p>
     <w:tbl>
@@ -7156,294 +7648,6 @@
                 <w:sz w:val="21"/>
                 <w:szCs w:val="21"/>
               </w:rPr>
-              <w:t xml:space="preserve">The number you say first</w:t>
-            </w:r>
-          </w:p>
-          <w:p>
-            <w:pPr>
-              <w:spacing w:after="0" w:before="0"/>
-            </w:pPr>
-            <w:r>
-              <w:rPr>
-                <w:rFonts w:ascii="Calibri" w:cs="Calibri" w:eastAsia="Calibri" w:hAnsi="Calibri"/>
-                <w:color w:val="6B7280"/>
-                <w:sz w:val="18"/>
-                <w:szCs w:val="18"/>
-              </w:rPr>
-              <w:t xml:space="preserve">The top of the documented range for your path</w:t>
-            </w:r>
-          </w:p>
-        </w:tc>
-        <w:tc>
-          <w:tcPr>
-            <w:tcW w:type="dxa" w:w="5760"/>
-            <w:tcBorders>
-              <w:top w:val="single" w:color="D1D5DB" w:sz="6"/>
-              <w:left w:val="single" w:color="D1D5DB" w:sz="6"/>
-              <w:bottom w:val="single" w:color="D1D5DB" w:sz="6"/>
-              <w:right w:val="single" w:color="D1D5DB" w:sz="6"/>
-            </w:tcBorders>
-            <w:shd w:fill="FFFFFF" w:color="auto" w:val="clear"/>
-            <w:tcMar>
-              <w:top w:type="dxa" w:w="120"/>
-              <w:left w:type="dxa" w:w="160"/>
-              <w:bottom w:type="dxa" w:w="120"/>
-              <w:right w:type="dxa" w:w="160"/>
-            </w:tcMar>
-          </w:tcPr>
-          <w:p>
-            <w:pPr>
-              <w:spacing w:after="120" w:before="0"/>
-            </w:pPr>
-            <w:r>
-              <w:rPr>
-                <w:rFonts w:ascii="Calibri" w:cs="Calibri" w:eastAsia="Calibri" w:hAnsi="Calibri"/>
-                <w:color w:val="1B1B1E"/>
-                <w:sz w:val="22"/>
-                <w:szCs w:val="22"/>
-              </w:rPr>
-              <w:t xml:space="preserve"> </w:t>
-            </w:r>
-          </w:p>
-        </w:tc>
-      </w:tr>
-      <w:tr>
-        <w:trPr>
-          <w:trHeight w:val="640" w:hRule="atLeast"/>
-        </w:trPr>
-        <w:tc>
-          <w:tcPr>
-            <w:tcW w:type="dxa" w:w="3600"/>
-            <w:tcBorders>
-              <w:top w:val="single" w:color="D1D5DB" w:sz="6"/>
-              <w:left w:val="single" w:color="D1D5DB" w:sz="6"/>
-              <w:bottom w:val="single" w:color="D1D5DB" w:sz="6"/>
-              <w:right w:val="single" w:color="D1D5DB" w:sz="6"/>
-            </w:tcBorders>
-            <w:shd w:fill="F0FAF3" w:color="auto" w:val="clear"/>
-            <w:tcMar>
-              <w:top w:type="dxa" w:w="120"/>
-              <w:left w:type="dxa" w:w="160"/>
-              <w:bottom w:type="dxa" w:w="120"/>
-              <w:right w:type="dxa" w:w="160"/>
-            </w:tcMar>
-          </w:tcPr>
-          <w:p>
-            <w:pPr>
-              <w:spacing w:after="120" w:before="0"/>
-            </w:pPr>
-            <w:r>
-              <w:rPr>
-                <w:rFonts w:ascii="Calibri" w:cs="Calibri" w:eastAsia="Calibri" w:hAnsi="Calibri"/>
-                <w:b/>
-                <w:bCs/>
-                <w:color w:val="1B1B1E"/>
-                <w:sz w:val="21"/>
-                <w:szCs w:val="21"/>
-              </w:rPr>
-              <w:t xml:space="preserve">Your floor</w:t>
-            </w:r>
-          </w:p>
-          <w:p>
-            <w:pPr>
-              <w:spacing w:after="0" w:before="0"/>
-            </w:pPr>
-            <w:r>
-              <w:rPr>
-                <w:rFonts w:ascii="Calibri" w:cs="Calibri" w:eastAsia="Calibri" w:hAnsi="Calibri"/>
-                <w:color w:val="6B7280"/>
-                <w:sz w:val="18"/>
-                <w:szCs w:val="18"/>
-              </w:rPr>
-              <w:t xml:space="preserve">Below this you decline. Write it now, not on the call</w:t>
-            </w:r>
-          </w:p>
-        </w:tc>
-        <w:tc>
-          <w:tcPr>
-            <w:tcW w:type="dxa" w:w="5760"/>
-            <w:tcBorders>
-              <w:top w:val="single" w:color="D1D5DB" w:sz="6"/>
-              <w:left w:val="single" w:color="D1D5DB" w:sz="6"/>
-              <w:bottom w:val="single" w:color="D1D5DB" w:sz="6"/>
-              <w:right w:val="single" w:color="D1D5DB" w:sz="6"/>
-            </w:tcBorders>
-            <w:shd w:fill="FFFFFF" w:color="auto" w:val="clear"/>
-            <w:tcMar>
-              <w:top w:type="dxa" w:w="120"/>
-              <w:left w:type="dxa" w:w="160"/>
-              <w:bottom w:type="dxa" w:w="120"/>
-              <w:right w:type="dxa" w:w="160"/>
-            </w:tcMar>
-          </w:tcPr>
-          <w:p>
-            <w:pPr>
-              <w:spacing w:after="120" w:before="0"/>
-            </w:pPr>
-            <w:r>
-              <w:rPr>
-                <w:rFonts w:ascii="Calibri" w:cs="Calibri" w:eastAsia="Calibri" w:hAnsi="Calibri"/>
-                <w:color w:val="1B1B1E"/>
-                <w:sz w:val="22"/>
-                <w:szCs w:val="22"/>
-              </w:rPr>
-              <w:t xml:space="preserve"> </w:t>
-            </w:r>
-          </w:p>
-        </w:tc>
-      </w:tr>
-      <w:tr>
-        <w:trPr>
-          <w:trHeight w:val="640" w:hRule="atLeast"/>
-        </w:trPr>
-        <w:tc>
-          <w:tcPr>
-            <w:tcW w:type="dxa" w:w="3600"/>
-            <w:tcBorders>
-              <w:top w:val="single" w:color="D1D5DB" w:sz="6"/>
-              <w:left w:val="single" w:color="D1D5DB" w:sz="6"/>
-              <w:bottom w:val="single" w:color="D1D5DB" w:sz="6"/>
-              <w:right w:val="single" w:color="D1D5DB" w:sz="6"/>
-            </w:tcBorders>
-            <w:shd w:fill="F0FAF3" w:color="auto" w:val="clear"/>
-            <w:tcMar>
-              <w:top w:type="dxa" w:w="120"/>
-              <w:left w:type="dxa" w:w="160"/>
-              <w:bottom w:type="dxa" w:w="120"/>
-              <w:right w:type="dxa" w:w="160"/>
-            </w:tcMar>
-          </w:tcPr>
-          <w:p>
-            <w:pPr>
-              <w:spacing w:after="120" w:before="0"/>
-            </w:pPr>
-            <w:r>
-              <w:rPr>
-                <w:rFonts w:ascii="Calibri" w:cs="Calibri" w:eastAsia="Calibri" w:hAnsi="Calibri"/>
-                <w:b/>
-                <w:bCs/>
-                <w:color w:val="1B1B1E"/>
-                <w:sz w:val="21"/>
-                <w:szCs w:val="21"/>
-              </w:rPr>
-              <w:t xml:space="preserve">The date you will answer by</w:t>
-            </w:r>
-          </w:p>
-        </w:tc>
-        <w:tc>
-          <w:tcPr>
-            <w:tcW w:type="dxa" w:w="5760"/>
-            <w:tcBorders>
-              <w:top w:val="single" w:color="D1D5DB" w:sz="6"/>
-              <w:left w:val="single" w:color="D1D5DB" w:sz="6"/>
-              <w:bottom w:val="single" w:color="D1D5DB" w:sz="6"/>
-              <w:right w:val="single" w:color="D1D5DB" w:sz="6"/>
-            </w:tcBorders>
-            <w:shd w:fill="FFFFFF" w:color="auto" w:val="clear"/>
-            <w:tcMar>
-              <w:top w:type="dxa" w:w="120"/>
-              <w:left w:type="dxa" w:w="160"/>
-              <w:bottom w:type="dxa" w:w="120"/>
-              <w:right w:type="dxa" w:w="160"/>
-            </w:tcMar>
-          </w:tcPr>
-          <w:p>
-            <w:pPr>
-              <w:spacing w:after="120" w:before="0"/>
-            </w:pPr>
-            <w:r>
-              <w:rPr>
-                <w:rFonts w:ascii="Calibri" w:cs="Calibri" w:eastAsia="Calibri" w:hAnsi="Calibri"/>
-                <w:color w:val="1B1B1E"/>
-                <w:sz w:val="22"/>
-                <w:szCs w:val="22"/>
-              </w:rPr>
-              <w:t xml:space="preserve"> </w:t>
-            </w:r>
-          </w:p>
-        </w:tc>
-      </w:tr>
-    </w:tbl>
-    <w:p>
-      <w:pPr>
-        <w:spacing w:after="200" w:before="0" w:line="120"/>
-      </w:pPr>
-      <w:r>
-        <w:rPr>
-          <w:rFonts w:ascii="Calibri" w:cs="Calibri" w:eastAsia="Calibri" w:hAnsi="Calibri"/>
-          <w:sz w:val="8"/>
-          <w:szCs w:val="8"/>
-        </w:rPr>
-        <w:t xml:space="preserve"/>
-      </w:r>
-    </w:p>
-    <w:p>
-      <w:pPr>
-        <w:pStyle w:val="Heading2"/>
-        <w:spacing w:after="140" w:before="360"/>
-      </w:pPr>
-      <w:r>
-        <w:rPr>
-          <w:rFonts w:ascii="Calibri" w:cs="Calibri" w:eastAsia="Calibri" w:hAnsi="Calibri"/>
-          <w:b/>
-          <w:bCs/>
-          <w:color w:val="1B1B1E"/>
-          <w:sz w:val="24"/>
-          <w:szCs w:val="24"/>
-        </w:rPr>
-        <w:t xml:space="preserve">The three things you ask for if the base will not move</w:t>
-      </w:r>
-    </w:p>
-    <w:tbl>
-      <w:tblPr>
-        <w:tblW w:type="dxa" w:w="9360"/>
-        <w:tblBorders>
-          <w:top w:val="single" w:color="auto" w:sz="4"/>
-          <w:left w:val="single" w:color="auto" w:sz="4"/>
-          <w:bottom w:val="single" w:color="auto" w:sz="4"/>
-          <w:right w:val="single" w:color="auto" w:sz="4"/>
-          <w:insideH w:val="single" w:color="auto" w:sz="4"/>
-          <w:insideV w:val="single" w:color="auto" w:sz="4"/>
-        </w:tblBorders>
-      </w:tblPr>
-      <w:tblGrid>
-        <w:gridCol w:w="3600"/>
-        <w:gridCol w:w="5760"/>
-      </w:tblGrid>
-      <w:tr>
-        <w:trPr>
-          <w:trHeight w:val="640" w:hRule="atLeast"/>
-        </w:trPr>
-        <w:tc>
-          <w:tcPr>
-            <w:tcW w:type="dxa" w:w="3600"/>
-            <w:tcBorders>
-              <w:top w:val="single" w:color="D1D5DB" w:sz="6"/>
-              <w:left w:val="single" w:color="D1D5DB" w:sz="6"/>
-              <w:bottom w:val="single" w:color="D1D5DB" w:sz="6"/>
-              <w:right w:val="single" w:color="D1D5DB" w:sz="6"/>
-            </w:tcBorders>
-            <w:shd w:fill="F0FAF3" w:color="auto" w:val="clear"/>
-            <w:tcMar>
-              <w:top w:type="dxa" w:w="120"/>
-              <w:left w:type="dxa" w:w="160"/>
-              <w:bottom w:type="dxa" w:w="120"/>
-              <w:right w:type="dxa" w:w="160"/>
-            </w:tcMar>
-          </w:tcPr>
-          <w:p>
-            <w:pPr>
-              <w:spacing w:after="120" w:before="0"/>
-            </w:pPr>
-            <w:r>
-              <w:rPr>
-                <w:rFonts w:ascii="Calibri" w:cs="Calibri" w:eastAsia="Calibri" w:hAnsi="Calibri"/>
-                <w:b/>
-                <w:bCs/>
-                <w:color w:val="1B1B1E"/>
-                <w:sz w:val="21"/>
-                <w:szCs w:val="21"/>
-              </w:rPr>
               <w:t xml:space="preserve">Ask 1</w:t>
             </w:r>
           </w:p>
@@ -7828,7 +8032,7 @@
           <w:sz w:val="22"/>
           <w:szCs w:val="22"/>
         </w:rPr>
-        <w:t xml:space="preserve">Come back to this page when you are on the other side.</w:t>
+        <w:t xml:space="preserve">Fill this in when you are on the other side.</w:t>
       </w:r>
     </w:p>
     <w:p>
@@ -8220,7 +8424,7 @@
         <w:sz w:val="16"/>
         <w:szCs w:val="16"/>
       </w:rPr>
-      <w:t xml:space="preserve">slptransitions.com · Nobody reads this but you.</w:t>
+      <w:t xml:space="preserve">slptransitions.com</w:t>
     </w:r>
     <w:r>
       <w:rPr>
@@ -8412,12 +8616,6 @@
   </w:abstractNum>
   <w:num w:numId="1">
     <w:abstractNumId w:val="1"/>
-    <w:lvlOverride w:ilvl="0">
-      <w:startOverride w:val="1"/>
-    </w:lvlOverride>
-  </w:num>
-  <w:num w:numId="2">
-    <w:abstractNumId w:val="2"/>
     <w:lvlOverride w:ilvl="0">
       <w:startOverride w:val="1"/>
     </w:lvlOverride>

--- a/content/course/workbook/transition-os-workbook.docx
+++ b/content/course/workbook/transition-os-workbook.docx
@@ -881,7 +881,7 @@
                 <w:sz w:val="22"/>
                 <w:szCs w:val="22"/>
               </w:rPr>
-              <w:t xml:space="preserve">Bad week, or time to go</w:t>
+              <w:t xml:space="preserve">Your starting line</w:t>
             </w:r>
           </w:p>
         </w:tc>
@@ -912,7 +912,7 @@
                 <w:sz w:val="22"/>
                 <w:szCs w:val="22"/>
               </w:rPr>
-              <w:t xml:space="preserve">Answer the same thing in week 1, 6 and 12 so one bad Tuesday does not decide it</w:t>
+              <w:t xml:space="preserve">What an hour of your work pays now, and the number the next job has to clear</w:t>
             </w:r>
           </w:p>
         </w:tc>
@@ -979,7 +979,7 @@
                 <w:sz w:val="22"/>
                 <w:szCs w:val="22"/>
               </w:rPr>
-              <w:t xml:space="preserve">Why leaving isn’t a wasted degree</w:t>
+              <w:t xml:space="preserve">Bad week, or time to go</w:t>
             </w:r>
           </w:p>
         </w:tc>
@@ -1010,7 +1010,7 @@
                 <w:sz w:val="22"/>
                 <w:szCs w:val="22"/>
               </w:rPr>
-              <w:t xml:space="preserve">Why the years and the debt already spent are not a reason to stay</w:t>
+              <w:t xml:space="preserve">Answer the same thing in week 1, 6 and 12 so one bad Tuesday does not decide it</w:t>
             </w:r>
           </w:p>
         </w:tc>
@@ -1077,7 +1077,7 @@
                 <w:sz w:val="22"/>
                 <w:szCs w:val="22"/>
               </w:rPr>
-              <w:t xml:space="preserve">Your why, in writing</w:t>
+              <w:t xml:space="preserve">Why leaving isn’t a wasted degree</w:t>
             </w:r>
           </w:p>
         </w:tc>
@@ -1108,7 +1108,7 @@
                 <w:sz w:val="22"/>
                 <w:szCs w:val="22"/>
               </w:rPr>
-              <w:t xml:space="preserve">What you actually want to leave, so you know what to look for in the next job</w:t>
+              <w:t xml:space="preserve">Why the years and the debt already spent are not a reason to stay</w:t>
             </w:r>
           </w:p>
         </w:tc>
@@ -1175,7 +1175,7 @@
                 <w:sz w:val="22"/>
                 <w:szCs w:val="22"/>
               </w:rPr>
-              <w:t xml:space="preserve">What you’ll miss</w:t>
+              <w:t xml:space="preserve">Your why, in writing</w:t>
             </w:r>
           </w:p>
         </w:tc>
@@ -1206,7 +1206,7 @@
                 <w:sz w:val="22"/>
                 <w:szCs w:val="22"/>
               </w:rPr>
-              <w:t xml:space="preserve">What you give up by leaving, and which parts you can keep anyway</w:t>
+              <w:t xml:space="preserve">What you actually want to leave, so you know what to look for in the next job</w:t>
             </w:r>
           </w:p>
         </w:tc>
@@ -1273,7 +1273,7 @@
                 <w:sz w:val="22"/>
                 <w:szCs w:val="22"/>
               </w:rPr>
-              <w:t xml:space="preserve">Telling the first person</w:t>
+              <w:t xml:space="preserve">What you’ll miss</w:t>
             </w:r>
           </w:p>
         </w:tc>
@@ -1304,7 +1304,203 @@
                 <w:sz w:val="22"/>
                 <w:szCs w:val="22"/>
               </w:rPr>
+              <w:t xml:space="preserve">What you give up by leaving, and which parts you can keep anyway</w:t>
+            </w:r>
+          </w:p>
+        </w:tc>
+        <w:tc>
+          <w:tcPr>
+            <w:tcW w:type="dxa" w:w="600"/>
+            <w:tcBorders>
+              <w:top w:val="none"/>
+              <w:left w:val="none"/>
+              <w:bottom w:val="single" w:color="D1D5DB" w:sz="4"/>
+              <w:right w:val="none"/>
+            </w:tcBorders>
+            <w:tcMar>
+              <w:top w:type="dxa" w:w="130"/>
+              <w:left w:type="dxa" w:w="0"/>
+              <w:bottom w:type="dxa" w:w="130"/>
+              <w:right w:type="dxa" w:w="0"/>
+            </w:tcMar>
+          </w:tcPr>
+          <w:p>
+            <w:pPr>
+              <w:spacing w:after="0"/>
+              <w:jc w:val="right"/>
+            </w:pPr>
+            <w:r>
+              <w:rPr>
+                <w:rFonts w:ascii="Segoe UI Symbol" w:cs="Segoe UI Symbol" w:eastAsia="Segoe UI Symbol" w:hAnsi="Segoe UI Symbol"/>
+                <w:color w:val="40916C"/>
+                <w:sz w:val="24"/>
+                <w:szCs w:val="24"/>
+              </w:rPr>
+              <w:t xml:space="preserve">☐</w:t>
+            </w:r>
+          </w:p>
+        </w:tc>
+      </w:tr>
+      <w:tr>
+        <w:tc>
+          <w:tcPr>
+            <w:tcW w:type="dxa" w:w="3300"/>
+            <w:tcBorders>
+              <w:top w:val="none"/>
+              <w:left w:val="none"/>
+              <w:bottom w:val="single" w:color="D1D5DB" w:sz="4"/>
+              <w:right w:val="none"/>
+            </w:tcBorders>
+            <w:tcMar>
+              <w:top w:type="dxa" w:w="130"/>
+              <w:left w:type="dxa" w:w="40"/>
+              <w:bottom w:type="dxa" w:w="130"/>
+              <w:right w:type="dxa" w:w="160"/>
+            </w:tcMar>
+          </w:tcPr>
+          <w:p>
+            <w:pPr>
+              <w:spacing w:after="0" w:before="0"/>
+            </w:pPr>
+            <w:r>
+              <w:rPr>
+                <w:rFonts w:ascii="Calibri" w:cs="Calibri" w:eastAsia="Calibri" w:hAnsi="Calibri"/>
+                <w:b/>
+                <w:bCs/>
+                <w:color w:val="1B1B1E"/>
+                <w:sz w:val="22"/>
+                <w:szCs w:val="22"/>
+              </w:rPr>
+              <w:t xml:space="preserve">Telling the first person</w:t>
+            </w:r>
+          </w:p>
+        </w:tc>
+        <w:tc>
+          <w:tcPr>
+            <w:tcW w:type="dxa" w:w="5460"/>
+            <w:tcBorders>
+              <w:top w:val="none"/>
+              <w:left w:val="none"/>
+              <w:bottom w:val="single" w:color="D1D5DB" w:sz="4"/>
+              <w:right w:val="none"/>
+            </w:tcBorders>
+            <w:tcMar>
+              <w:top w:type="dxa" w:w="130"/>
+              <w:left w:type="dxa" w:w="0"/>
+              <w:bottom w:type="dxa" w:w="130"/>
+              <w:right w:type="dxa" w:w="160"/>
+            </w:tcMar>
+          </w:tcPr>
+          <w:p>
+            <w:pPr>
+              <w:spacing w:after="0" w:before="0"/>
+            </w:pPr>
+            <w:r>
+              <w:rPr>
+                <w:rFonts w:ascii="Calibri" w:cs="Calibri" w:eastAsia="Calibri" w:hAnsi="Calibri"/>
+                <w:color w:val="6B7280"/>
+                <w:sz w:val="22"/>
+                <w:szCs w:val="22"/>
+              </w:rPr>
               <w:t xml:space="preserve">Say it out loud to one person, and plan exactly what you’ll say first</w:t>
+            </w:r>
+          </w:p>
+        </w:tc>
+        <w:tc>
+          <w:tcPr>
+            <w:tcW w:type="dxa" w:w="600"/>
+            <w:tcBorders>
+              <w:top w:val="none"/>
+              <w:left w:val="none"/>
+              <w:bottom w:val="single" w:color="D1D5DB" w:sz="4"/>
+              <w:right w:val="none"/>
+            </w:tcBorders>
+            <w:tcMar>
+              <w:top w:type="dxa" w:w="130"/>
+              <w:left w:type="dxa" w:w="0"/>
+              <w:bottom w:type="dxa" w:w="130"/>
+              <w:right w:type="dxa" w:w="0"/>
+            </w:tcMar>
+          </w:tcPr>
+          <w:p>
+            <w:pPr>
+              <w:spacing w:after="0"/>
+              <w:jc w:val="right"/>
+            </w:pPr>
+            <w:r>
+              <w:rPr>
+                <w:rFonts w:ascii="Segoe UI Symbol" w:cs="Segoe UI Symbol" w:eastAsia="Segoe UI Symbol" w:hAnsi="Segoe UI Symbol"/>
+                <w:color w:val="40916C"/>
+                <w:sz w:val="24"/>
+                <w:szCs w:val="24"/>
+              </w:rPr>
+              <w:t xml:space="preserve">☐</w:t>
+            </w:r>
+          </w:p>
+        </w:tc>
+      </w:tr>
+      <w:tr>
+        <w:tc>
+          <w:tcPr>
+            <w:tcW w:type="dxa" w:w="3300"/>
+            <w:tcBorders>
+              <w:top w:val="none"/>
+              <w:left w:val="none"/>
+              <w:bottom w:val="single" w:color="D1D5DB" w:sz="4"/>
+              <w:right w:val="none"/>
+            </w:tcBorders>
+            <w:tcMar>
+              <w:top w:type="dxa" w:w="130"/>
+              <w:left w:type="dxa" w:w="40"/>
+              <w:bottom w:type="dxa" w:w="130"/>
+              <w:right w:type="dxa" w:w="160"/>
+            </w:tcMar>
+          </w:tcPr>
+          <w:p>
+            <w:pPr>
+              <w:spacing w:after="0" w:before="0"/>
+            </w:pPr>
+            <w:r>
+              <w:rPr>
+                <w:rFonts w:ascii="Calibri" w:cs="Calibri" w:eastAsia="Calibri" w:hAnsi="Calibri"/>
+                <w:b/>
+                <w:bCs/>
+                <w:color w:val="1B1B1E"/>
+                <w:sz w:val="22"/>
+                <w:szCs w:val="22"/>
+              </w:rPr>
+              <w:t xml:space="preserve">Kept private</w:t>
+            </w:r>
+          </w:p>
+        </w:tc>
+        <w:tc>
+          <w:tcPr>
+            <w:tcW w:type="dxa" w:w="5460"/>
+            <w:tcBorders>
+              <w:top w:val="none"/>
+              <w:left w:val="none"/>
+              <w:bottom w:val="single" w:color="D1D5DB" w:sz="4"/>
+              <w:right w:val="none"/>
+            </w:tcBorders>
+            <w:tcMar>
+              <w:top w:type="dxa" w:w="130"/>
+              <w:left w:type="dxa" w:w="0"/>
+              <w:bottom w:type="dxa" w:w="130"/>
+              <w:right w:type="dxa" w:w="160"/>
+            </w:tcMar>
+          </w:tcPr>
+          <w:p>
+            <w:pPr>
+              <w:spacing w:after="0" w:before="0"/>
+            </w:pPr>
+            <w:r>
+              <w:rPr>
+                <w:rFonts w:ascii="Calibri" w:cs="Calibri" w:eastAsia="Calibri" w:hAnsi="Calibri"/>
+                <w:color w:val="6B7280"/>
+                <w:sz w:val="22"/>
+                <w:szCs w:val="22"/>
+              </w:rPr>
+              <w:t xml:space="preserve">Six settings to change before anyone at work can guess, and your staff-room sentence</w:t>
             </w:r>
           </w:p>
         </w:tc>
@@ -1880,7 +2076,7 @@
           <w:sz w:val="17"/>
           <w:szCs w:val="17"/>
         </w:rPr>
-        <w:t xml:space="preserve">WEEKS 1, 6 AND 12</w:t>
+        <w:t xml:space="preserve">LESSON 0.2 · THE MONEY PAGE</w:t>
       </w:r>
     </w:p>
     <w:p>
@@ -1897,7 +2093,7 @@
           <w:sz w:val="40"/>
           <w:szCs w:val="40"/>
         </w:rPr>
-        <w:t xml:space="preserve">Bad week, or time to go</w:t>
+        <w:t xml:space="preserve">Your starting line</w:t>
       </w:r>
     </w:p>
     <w:p>
@@ -1911,844 +2107,13 @@
           <w:sz w:val="22"/>
           <w:szCs w:val="22"/>
         </w:rPr>
-        <w:t xml:space="preserve">Answer these in week 1, then again in week 6 and week 12. One bad Tuesday should not be the thing that decides it.</w:t>
-      </w:r>
-    </w:p>
-    <w:tbl>
-      <w:tblPr>
-        <w:tblW w:type="dxa" w:w="9360"/>
-        <w:tblBorders>
-          <w:top w:val="single" w:color="auto" w:sz="4"/>
-          <w:left w:val="single" w:color="auto" w:sz="4"/>
-          <w:bottom w:val="single" w:color="auto" w:sz="4"/>
-          <w:right w:val="single" w:color="auto" w:sz="4"/>
-          <w:insideH w:val="single" w:color="auto" w:sz="4"/>
-          <w:insideV w:val="single" w:color="auto" w:sz="4"/>
-        </w:tblBorders>
-      </w:tblPr>
-      <w:tblGrid>
-        <w:gridCol w:w="2600"/>
-        <w:gridCol w:w="2253"/>
-        <w:gridCol w:w="2253"/>
-        <w:gridCol w:w="2253"/>
-      </w:tblGrid>
-      <w:tr>
-        <w:tc>
-          <w:tcPr>
-            <w:tcW w:type="dxa" w:w="2600"/>
-            <w:tcBorders>
-              <w:top w:val="single" w:color="D1D5DB" w:sz="6"/>
-              <w:left w:val="single" w:color="D1D5DB" w:sz="6"/>
-              <w:bottom w:val="single" w:color="D1D5DB" w:sz="6"/>
-              <w:right w:val="single" w:color="D1D5DB" w:sz="6"/>
-            </w:tcBorders>
-            <w:shd w:fill="FFFFFF" w:color="auto" w:val="clear"/>
-            <w:tcMar>
-              <w:top w:type="dxa" w:w="100"/>
-              <w:left w:type="dxa" w:w="140"/>
-              <w:bottom w:type="dxa" w:w="100"/>
-              <w:right w:type="dxa" w:w="140"/>
-            </w:tcMar>
-          </w:tcPr>
-          <w:p>
-            <w:pPr>
-              <w:spacing w:after="0" w:before="0"/>
-            </w:pPr>
-            <w:r>
-              <w:rPr>
-                <w:rFonts w:ascii="Calibri" w:cs="Calibri" w:eastAsia="Calibri" w:hAnsi="Calibri"/>
-                <w:b/>
-                <w:bCs/>
-                <w:color w:val="1B1B1E"/>
-                <w:sz w:val="19"/>
-                <w:szCs w:val="19"/>
-              </w:rPr>
-              <w:t xml:space="preserve"/>
-            </w:r>
-          </w:p>
-        </w:tc>
-        <w:tc>
-          <w:tcPr>
-            <w:tcW w:type="dxa" w:w="2253"/>
-            <w:tcBorders>
-              <w:top w:val="single" w:color="D1D5DB" w:sz="6"/>
-              <w:left w:val="single" w:color="D1D5DB" w:sz="6"/>
-              <w:bottom w:val="single" w:color="D1D5DB" w:sz="6"/>
-              <w:right w:val="single" w:color="D1D5DB" w:sz="6"/>
-            </w:tcBorders>
-            <w:shd w:fill="F0FAF3" w:color="auto" w:val="clear"/>
-            <w:tcMar>
-              <w:top w:type="dxa" w:w="100"/>
-              <w:left w:type="dxa" w:w="140"/>
-              <w:bottom w:type="dxa" w:w="100"/>
-              <w:right w:type="dxa" w:w="140"/>
-            </w:tcMar>
-          </w:tcPr>
-          <w:p>
-            <w:pPr>
-              <w:spacing w:after="0" w:before="0"/>
-            </w:pPr>
-            <w:r>
-              <w:rPr>
-                <w:rFonts w:ascii="Calibri" w:cs="Calibri" w:eastAsia="Calibri" w:hAnsi="Calibri"/>
-                <w:b/>
-                <w:bCs/>
-                <w:color w:val="1B1B1E"/>
-                <w:sz w:val="19"/>
-                <w:szCs w:val="19"/>
-              </w:rPr>
-              <w:t xml:space="preserve">Week 1</w:t>
-            </w:r>
-          </w:p>
-        </w:tc>
-        <w:tc>
-          <w:tcPr>
-            <w:tcW w:type="dxa" w:w="2253"/>
-            <w:tcBorders>
-              <w:top w:val="single" w:color="D1D5DB" w:sz="6"/>
-              <w:left w:val="single" w:color="D1D5DB" w:sz="6"/>
-              <w:bottom w:val="single" w:color="D1D5DB" w:sz="6"/>
-              <w:right w:val="single" w:color="D1D5DB" w:sz="6"/>
-            </w:tcBorders>
-            <w:shd w:fill="F0FAF3" w:color="auto" w:val="clear"/>
-            <w:tcMar>
-              <w:top w:type="dxa" w:w="100"/>
-              <w:left w:type="dxa" w:w="140"/>
-              <w:bottom w:type="dxa" w:w="100"/>
-              <w:right w:type="dxa" w:w="140"/>
-            </w:tcMar>
-          </w:tcPr>
-          <w:p>
-            <w:pPr>
-              <w:spacing w:after="0" w:before="0"/>
-            </w:pPr>
-            <w:r>
-              <w:rPr>
-                <w:rFonts w:ascii="Calibri" w:cs="Calibri" w:eastAsia="Calibri" w:hAnsi="Calibri"/>
-                <w:b/>
-                <w:bCs/>
-                <w:color w:val="1B1B1E"/>
-                <w:sz w:val="19"/>
-                <w:szCs w:val="19"/>
-              </w:rPr>
-              <w:t xml:space="preserve">Week 6</w:t>
-            </w:r>
-          </w:p>
-        </w:tc>
-        <w:tc>
-          <w:tcPr>
-            <w:tcW w:type="dxa" w:w="2253"/>
-            <w:tcBorders>
-              <w:top w:val="single" w:color="D1D5DB" w:sz="6"/>
-              <w:left w:val="single" w:color="D1D5DB" w:sz="6"/>
-              <w:bottom w:val="single" w:color="D1D5DB" w:sz="6"/>
-              <w:right w:val="single" w:color="D1D5DB" w:sz="6"/>
-            </w:tcBorders>
-            <w:shd w:fill="F0FAF3" w:color="auto" w:val="clear"/>
-            <w:tcMar>
-              <w:top w:type="dxa" w:w="100"/>
-              <w:left w:type="dxa" w:w="140"/>
-              <w:bottom w:type="dxa" w:w="100"/>
-              <w:right w:type="dxa" w:w="140"/>
-            </w:tcMar>
-          </w:tcPr>
-          <w:p>
-            <w:pPr>
-              <w:spacing w:after="0" w:before="0"/>
-            </w:pPr>
-            <w:r>
-              <w:rPr>
-                <w:rFonts w:ascii="Calibri" w:cs="Calibri" w:eastAsia="Calibri" w:hAnsi="Calibri"/>
-                <w:b/>
-                <w:bCs/>
-                <w:color w:val="1B1B1E"/>
-                <w:sz w:val="19"/>
-                <w:szCs w:val="19"/>
-              </w:rPr>
-              <w:t xml:space="preserve">Week 12</w:t>
-            </w:r>
-          </w:p>
-        </w:tc>
-      </w:tr>
-      <w:tr>
-        <w:trPr>
-          <w:trHeight w:val="640" w:hRule="atLeast"/>
-        </w:trPr>
-        <w:tc>
-          <w:tcPr>
-            <w:tcW w:type="dxa" w:w="2600"/>
-            <w:tcBorders>
-              <w:top w:val="single" w:color="D1D5DB" w:sz="6"/>
-              <w:left w:val="single" w:color="D1D5DB" w:sz="6"/>
-              <w:bottom w:val="single" w:color="D1D5DB" w:sz="6"/>
-              <w:right w:val="single" w:color="D1D5DB" w:sz="6"/>
-            </w:tcBorders>
-            <w:shd w:fill="FFFFFF" w:color="auto" w:val="clear"/>
-            <w:tcMar>
-              <w:top w:type="dxa" w:w="120"/>
-              <w:left w:type="dxa" w:w="140"/>
-              <w:bottom w:type="dxa" w:w="120"/>
-              <w:right w:type="dxa" w:w="140"/>
-            </w:tcMar>
-          </w:tcPr>
-          <w:p>
-            <w:pPr>
-              <w:spacing w:after="0" w:before="0"/>
-            </w:pPr>
-            <w:r>
-              <w:rPr>
-                <w:rFonts w:ascii="Calibri" w:cs="Calibri" w:eastAsia="Calibri" w:hAnsi="Calibri"/>
-                <w:b/>
-                <w:bCs/>
-                <w:color w:val="1B1B1E"/>
-                <w:sz w:val="20"/>
-                <w:szCs w:val="20"/>
-              </w:rPr>
-              <w:t xml:space="preserve">Date</w:t>
-            </w:r>
-          </w:p>
-        </w:tc>
-        <w:tc>
-          <w:tcPr>
-            <w:tcW w:type="dxa" w:w="2253"/>
-            <w:tcBorders>
-              <w:top w:val="single" w:color="D1D5DB" w:sz="6"/>
-              <w:left w:val="single" w:color="D1D5DB" w:sz="6"/>
-              <w:bottom w:val="single" w:color="D1D5DB" w:sz="6"/>
-              <w:right w:val="single" w:color="D1D5DB" w:sz="6"/>
-            </w:tcBorders>
-            <w:shd w:fill="FFFFFF" w:color="auto" w:val="clear"/>
-            <w:tcMar>
-              <w:top w:type="dxa" w:w="120"/>
-              <w:left w:type="dxa" w:w="140"/>
-              <w:bottom w:type="dxa" w:w="120"/>
-              <w:right w:type="dxa" w:w="140"/>
-            </w:tcMar>
-          </w:tcPr>
-          <w:p>
-            <w:pPr>
-              <w:spacing w:after="120" w:before="0"/>
-            </w:pPr>
-            <w:r>
-              <w:rPr>
-                <w:rFonts w:ascii="Calibri" w:cs="Calibri" w:eastAsia="Calibri" w:hAnsi="Calibri"/>
-                <w:color w:val="1B1B1E"/>
-                <w:sz w:val="22"/>
-                <w:szCs w:val="22"/>
-              </w:rPr>
-              <w:t xml:space="preserve"> </w:t>
-            </w:r>
-          </w:p>
-        </w:tc>
-        <w:tc>
-          <w:tcPr>
-            <w:tcW w:type="dxa" w:w="2253"/>
-            <w:tcBorders>
-              <w:top w:val="single" w:color="D1D5DB" w:sz="6"/>
-              <w:left w:val="single" w:color="D1D5DB" w:sz="6"/>
-              <w:bottom w:val="single" w:color="D1D5DB" w:sz="6"/>
-              <w:right w:val="single" w:color="D1D5DB" w:sz="6"/>
-            </w:tcBorders>
-            <w:shd w:fill="FFFFFF" w:color="auto" w:val="clear"/>
-            <w:tcMar>
-              <w:top w:type="dxa" w:w="120"/>
-              <w:left w:type="dxa" w:w="140"/>
-              <w:bottom w:type="dxa" w:w="120"/>
-              <w:right w:type="dxa" w:w="140"/>
-            </w:tcMar>
-          </w:tcPr>
-          <w:p>
-            <w:pPr>
-              <w:spacing w:after="120" w:before="0"/>
-            </w:pPr>
-            <w:r>
-              <w:rPr>
-                <w:rFonts w:ascii="Calibri" w:cs="Calibri" w:eastAsia="Calibri" w:hAnsi="Calibri"/>
-                <w:color w:val="1B1B1E"/>
-                <w:sz w:val="22"/>
-                <w:szCs w:val="22"/>
-              </w:rPr>
-              <w:t xml:space="preserve"> </w:t>
-            </w:r>
-          </w:p>
-        </w:tc>
-        <w:tc>
-          <w:tcPr>
-            <w:tcW w:type="dxa" w:w="2253"/>
-            <w:tcBorders>
-              <w:top w:val="single" w:color="D1D5DB" w:sz="6"/>
-              <w:left w:val="single" w:color="D1D5DB" w:sz="6"/>
-              <w:bottom w:val="single" w:color="D1D5DB" w:sz="6"/>
-              <w:right w:val="single" w:color="D1D5DB" w:sz="6"/>
-            </w:tcBorders>
-            <w:shd w:fill="FFFFFF" w:color="auto" w:val="clear"/>
-            <w:tcMar>
-              <w:top w:type="dxa" w:w="120"/>
-              <w:left w:type="dxa" w:w="140"/>
-              <w:bottom w:type="dxa" w:w="120"/>
-              <w:right w:type="dxa" w:w="140"/>
-            </w:tcMar>
-          </w:tcPr>
-          <w:p>
-            <w:pPr>
-              <w:spacing w:after="120" w:before="0"/>
-            </w:pPr>
-            <w:r>
-              <w:rPr>
-                <w:rFonts w:ascii="Calibri" w:cs="Calibri" w:eastAsia="Calibri" w:hAnsi="Calibri"/>
-                <w:color w:val="1B1B1E"/>
-                <w:sz w:val="22"/>
-                <w:szCs w:val="22"/>
-              </w:rPr>
-              <w:t xml:space="preserve"> </w:t>
-            </w:r>
-          </w:p>
-        </w:tc>
-      </w:tr>
-      <w:tr>
-        <w:trPr>
-          <w:trHeight w:val="640" w:hRule="atLeast"/>
-        </w:trPr>
-        <w:tc>
-          <w:tcPr>
-            <w:tcW w:type="dxa" w:w="2600"/>
-            <w:tcBorders>
-              <w:top w:val="single" w:color="D1D5DB" w:sz="6"/>
-              <w:left w:val="single" w:color="D1D5DB" w:sz="6"/>
-              <w:bottom w:val="single" w:color="D1D5DB" w:sz="6"/>
-              <w:right w:val="single" w:color="D1D5DB" w:sz="6"/>
-            </w:tcBorders>
-            <w:shd w:fill="FFFFFF" w:color="auto" w:val="clear"/>
-            <w:tcMar>
-              <w:top w:type="dxa" w:w="120"/>
-              <w:left w:type="dxa" w:w="140"/>
-              <w:bottom w:type="dxa" w:w="120"/>
-              <w:right w:type="dxa" w:w="140"/>
-            </w:tcMar>
-          </w:tcPr>
-          <w:p>
-            <w:pPr>
-              <w:spacing w:after="0" w:before="0"/>
-            </w:pPr>
-            <w:r>
-              <w:rPr>
-                <w:rFonts w:ascii="Calibri" w:cs="Calibri" w:eastAsia="Calibri" w:hAnsi="Calibri"/>
-                <w:b/>
-                <w:bCs/>
-                <w:color w:val="1B1B1E"/>
-                <w:sz w:val="20"/>
-                <w:szCs w:val="20"/>
-              </w:rPr>
-              <w:t xml:space="preserve">The stage you are in</w:t>
-            </w:r>
-          </w:p>
-        </w:tc>
-        <w:tc>
-          <w:tcPr>
-            <w:tcW w:type="dxa" w:w="2253"/>
-            <w:tcBorders>
-              <w:top w:val="single" w:color="D1D5DB" w:sz="6"/>
-              <w:left w:val="single" w:color="D1D5DB" w:sz="6"/>
-              <w:bottom w:val="single" w:color="D1D5DB" w:sz="6"/>
-              <w:right w:val="single" w:color="D1D5DB" w:sz="6"/>
-            </w:tcBorders>
-            <w:shd w:fill="FFFFFF" w:color="auto" w:val="clear"/>
-            <w:tcMar>
-              <w:top w:type="dxa" w:w="120"/>
-              <w:left w:type="dxa" w:w="140"/>
-              <w:bottom w:type="dxa" w:w="120"/>
-              <w:right w:type="dxa" w:w="140"/>
-            </w:tcMar>
-          </w:tcPr>
-          <w:p>
-            <w:pPr>
-              <w:spacing w:after="120" w:before="0"/>
-            </w:pPr>
-            <w:r>
-              <w:rPr>
-                <w:rFonts w:ascii="Calibri" w:cs="Calibri" w:eastAsia="Calibri" w:hAnsi="Calibri"/>
-                <w:color w:val="1B1B1E"/>
-                <w:sz w:val="22"/>
-                <w:szCs w:val="22"/>
-              </w:rPr>
-              <w:t xml:space="preserve"> </w:t>
-            </w:r>
-          </w:p>
-        </w:tc>
-        <w:tc>
-          <w:tcPr>
-            <w:tcW w:type="dxa" w:w="2253"/>
-            <w:tcBorders>
-              <w:top w:val="single" w:color="D1D5DB" w:sz="6"/>
-              <w:left w:val="single" w:color="D1D5DB" w:sz="6"/>
-              <w:bottom w:val="single" w:color="D1D5DB" w:sz="6"/>
-              <w:right w:val="single" w:color="D1D5DB" w:sz="6"/>
-            </w:tcBorders>
-            <w:shd w:fill="FFFFFF" w:color="auto" w:val="clear"/>
-            <w:tcMar>
-              <w:top w:type="dxa" w:w="120"/>
-              <w:left w:type="dxa" w:w="140"/>
-              <w:bottom w:type="dxa" w:w="120"/>
-              <w:right w:type="dxa" w:w="140"/>
-            </w:tcMar>
-          </w:tcPr>
-          <w:p>
-            <w:pPr>
-              <w:spacing w:after="120" w:before="0"/>
-            </w:pPr>
-            <w:r>
-              <w:rPr>
-                <w:rFonts w:ascii="Calibri" w:cs="Calibri" w:eastAsia="Calibri" w:hAnsi="Calibri"/>
-                <w:color w:val="1B1B1E"/>
-                <w:sz w:val="22"/>
-                <w:szCs w:val="22"/>
-              </w:rPr>
-              <w:t xml:space="preserve"> </w:t>
-            </w:r>
-          </w:p>
-        </w:tc>
-        <w:tc>
-          <w:tcPr>
-            <w:tcW w:type="dxa" w:w="2253"/>
-            <w:tcBorders>
-              <w:top w:val="single" w:color="D1D5DB" w:sz="6"/>
-              <w:left w:val="single" w:color="D1D5DB" w:sz="6"/>
-              <w:bottom w:val="single" w:color="D1D5DB" w:sz="6"/>
-              <w:right w:val="single" w:color="D1D5DB" w:sz="6"/>
-            </w:tcBorders>
-            <w:shd w:fill="FFFFFF" w:color="auto" w:val="clear"/>
-            <w:tcMar>
-              <w:top w:type="dxa" w:w="120"/>
-              <w:left w:type="dxa" w:w="140"/>
-              <w:bottom w:type="dxa" w:w="120"/>
-              <w:right w:type="dxa" w:w="140"/>
-            </w:tcMar>
-          </w:tcPr>
-          <w:p>
-            <w:pPr>
-              <w:spacing w:after="120" w:before="0"/>
-            </w:pPr>
-            <w:r>
-              <w:rPr>
-                <w:rFonts w:ascii="Calibri" w:cs="Calibri" w:eastAsia="Calibri" w:hAnsi="Calibri"/>
-                <w:color w:val="1B1B1E"/>
-                <w:sz w:val="22"/>
-                <w:szCs w:val="22"/>
-              </w:rPr>
-              <w:t xml:space="preserve"> </w:t>
-            </w:r>
-          </w:p>
-        </w:tc>
-      </w:tr>
-      <w:tr>
-        <w:trPr>
-          <w:trHeight w:val="640" w:hRule="atLeast"/>
-        </w:trPr>
-        <w:tc>
-          <w:tcPr>
-            <w:tcW w:type="dxa" w:w="2600"/>
-            <w:tcBorders>
-              <w:top w:val="single" w:color="D1D5DB" w:sz="6"/>
-              <w:left w:val="single" w:color="D1D5DB" w:sz="6"/>
-              <w:bottom w:val="single" w:color="D1D5DB" w:sz="6"/>
-              <w:right w:val="single" w:color="D1D5DB" w:sz="6"/>
-            </w:tcBorders>
-            <w:shd w:fill="FFFFFF" w:color="auto" w:val="clear"/>
-            <w:tcMar>
-              <w:top w:type="dxa" w:w="120"/>
-              <w:left w:type="dxa" w:w="140"/>
-              <w:bottom w:type="dxa" w:w="120"/>
-              <w:right w:type="dxa" w:w="140"/>
-            </w:tcMar>
-          </w:tcPr>
-          <w:p>
-            <w:pPr>
-              <w:spacing w:after="0" w:before="0"/>
-            </w:pPr>
-            <w:r>
-              <w:rPr>
-                <w:rFonts w:ascii="Calibri" w:cs="Calibri" w:eastAsia="Calibri" w:hAnsi="Calibri"/>
-                <w:b/>
-                <w:bCs/>
-                <w:color w:val="1B1B1E"/>
-                <w:sz w:val="20"/>
-                <w:szCs w:val="20"/>
-              </w:rPr>
-              <w:t xml:space="preserve">Bad workplace, bad fit, or bad season</w:t>
-            </w:r>
-          </w:p>
-        </w:tc>
-        <w:tc>
-          <w:tcPr>
-            <w:tcW w:type="dxa" w:w="2253"/>
-            <w:tcBorders>
-              <w:top w:val="single" w:color="D1D5DB" w:sz="6"/>
-              <w:left w:val="single" w:color="D1D5DB" w:sz="6"/>
-              <w:bottom w:val="single" w:color="D1D5DB" w:sz="6"/>
-              <w:right w:val="single" w:color="D1D5DB" w:sz="6"/>
-            </w:tcBorders>
-            <w:shd w:fill="FFFFFF" w:color="auto" w:val="clear"/>
-            <w:tcMar>
-              <w:top w:type="dxa" w:w="120"/>
-              <w:left w:type="dxa" w:w="140"/>
-              <w:bottom w:type="dxa" w:w="120"/>
-              <w:right w:type="dxa" w:w="140"/>
-            </w:tcMar>
-          </w:tcPr>
-          <w:p>
-            <w:pPr>
-              <w:spacing w:after="120" w:before="0"/>
-            </w:pPr>
-            <w:r>
-              <w:rPr>
-                <w:rFonts w:ascii="Calibri" w:cs="Calibri" w:eastAsia="Calibri" w:hAnsi="Calibri"/>
-                <w:color w:val="1B1B1E"/>
-                <w:sz w:val="22"/>
-                <w:szCs w:val="22"/>
-              </w:rPr>
-              <w:t xml:space="preserve"> </w:t>
-            </w:r>
-          </w:p>
-        </w:tc>
-        <w:tc>
-          <w:tcPr>
-            <w:tcW w:type="dxa" w:w="2253"/>
-            <w:tcBorders>
-              <w:top w:val="single" w:color="D1D5DB" w:sz="6"/>
-              <w:left w:val="single" w:color="D1D5DB" w:sz="6"/>
-              <w:bottom w:val="single" w:color="D1D5DB" w:sz="6"/>
-              <w:right w:val="single" w:color="D1D5DB" w:sz="6"/>
-            </w:tcBorders>
-            <w:shd w:fill="FFFFFF" w:color="auto" w:val="clear"/>
-            <w:tcMar>
-              <w:top w:type="dxa" w:w="120"/>
-              <w:left w:type="dxa" w:w="140"/>
-              <w:bottom w:type="dxa" w:w="120"/>
-              <w:right w:type="dxa" w:w="140"/>
-            </w:tcMar>
-          </w:tcPr>
-          <w:p>
-            <w:pPr>
-              <w:spacing w:after="120" w:before="0"/>
-            </w:pPr>
-            <w:r>
-              <w:rPr>
-                <w:rFonts w:ascii="Calibri" w:cs="Calibri" w:eastAsia="Calibri" w:hAnsi="Calibri"/>
-                <w:color w:val="1B1B1E"/>
-                <w:sz w:val="22"/>
-                <w:szCs w:val="22"/>
-              </w:rPr>
-              <w:t xml:space="preserve"> </w:t>
-            </w:r>
-          </w:p>
-        </w:tc>
-        <w:tc>
-          <w:tcPr>
-            <w:tcW w:type="dxa" w:w="2253"/>
-            <w:tcBorders>
-              <w:top w:val="single" w:color="D1D5DB" w:sz="6"/>
-              <w:left w:val="single" w:color="D1D5DB" w:sz="6"/>
-              <w:bottom w:val="single" w:color="D1D5DB" w:sz="6"/>
-              <w:right w:val="single" w:color="D1D5DB" w:sz="6"/>
-            </w:tcBorders>
-            <w:shd w:fill="FFFFFF" w:color="auto" w:val="clear"/>
-            <w:tcMar>
-              <w:top w:type="dxa" w:w="120"/>
-              <w:left w:type="dxa" w:w="140"/>
-              <w:bottom w:type="dxa" w:w="120"/>
-              <w:right w:type="dxa" w:w="140"/>
-            </w:tcMar>
-          </w:tcPr>
-          <w:p>
-            <w:pPr>
-              <w:spacing w:after="120" w:before="0"/>
-            </w:pPr>
-            <w:r>
-              <w:rPr>
-                <w:rFonts w:ascii="Calibri" w:cs="Calibri" w:eastAsia="Calibri" w:hAnsi="Calibri"/>
-                <w:color w:val="1B1B1E"/>
-                <w:sz w:val="22"/>
-                <w:szCs w:val="22"/>
-              </w:rPr>
-              <w:t xml:space="preserve"> </w:t>
-            </w:r>
-          </w:p>
-        </w:tc>
-      </w:tr>
-      <w:tr>
-        <w:trPr>
-          <w:trHeight w:val="640" w:hRule="atLeast"/>
-        </w:trPr>
-        <w:tc>
-          <w:tcPr>
-            <w:tcW w:type="dxa" w:w="2600"/>
-            <w:tcBorders>
-              <w:top w:val="single" w:color="D1D5DB" w:sz="6"/>
-              <w:left w:val="single" w:color="D1D5DB" w:sz="6"/>
-              <w:bottom w:val="single" w:color="D1D5DB" w:sz="6"/>
-              <w:right w:val="single" w:color="D1D5DB" w:sz="6"/>
-            </w:tcBorders>
-            <w:shd w:fill="FFFFFF" w:color="auto" w:val="clear"/>
-            <w:tcMar>
-              <w:top w:type="dxa" w:w="120"/>
-              <w:left w:type="dxa" w:w="140"/>
-              <w:bottom w:type="dxa" w:w="120"/>
-              <w:right w:type="dxa" w:w="140"/>
-            </w:tcMar>
-          </w:tcPr>
-          <w:p>
-            <w:pPr>
-              <w:spacing w:after="0" w:before="0"/>
-            </w:pPr>
-            <w:r>
-              <w:rPr>
-                <w:rFonts w:ascii="Calibri" w:cs="Calibri" w:eastAsia="Calibri" w:hAnsi="Calibri"/>
-                <w:b/>
-                <w:bCs/>
-                <w:color w:val="1B1B1E"/>
-                <w:sz w:val="20"/>
-                <w:szCs w:val="20"/>
-              </w:rPr>
-              <w:t xml:space="preserve">The path you would name today</w:t>
-            </w:r>
-          </w:p>
-        </w:tc>
-        <w:tc>
-          <w:tcPr>
-            <w:tcW w:type="dxa" w:w="2253"/>
-            <w:tcBorders>
-              <w:top w:val="single" w:color="D1D5DB" w:sz="6"/>
-              <w:left w:val="single" w:color="D1D5DB" w:sz="6"/>
-              <w:bottom w:val="single" w:color="D1D5DB" w:sz="6"/>
-              <w:right w:val="single" w:color="D1D5DB" w:sz="6"/>
-            </w:tcBorders>
-            <w:shd w:fill="FFFFFF" w:color="auto" w:val="clear"/>
-            <w:tcMar>
-              <w:top w:type="dxa" w:w="120"/>
-              <w:left w:type="dxa" w:w="140"/>
-              <w:bottom w:type="dxa" w:w="120"/>
-              <w:right w:type="dxa" w:w="140"/>
-            </w:tcMar>
-          </w:tcPr>
-          <w:p>
-            <w:pPr>
-              <w:spacing w:after="120" w:before="0"/>
-            </w:pPr>
-            <w:r>
-              <w:rPr>
-                <w:rFonts w:ascii="Calibri" w:cs="Calibri" w:eastAsia="Calibri" w:hAnsi="Calibri"/>
-                <w:color w:val="1B1B1E"/>
-                <w:sz w:val="22"/>
-                <w:szCs w:val="22"/>
-              </w:rPr>
-              <w:t xml:space="preserve"> </w:t>
-            </w:r>
-          </w:p>
-        </w:tc>
-        <w:tc>
-          <w:tcPr>
-            <w:tcW w:type="dxa" w:w="2253"/>
-            <w:tcBorders>
-              <w:top w:val="single" w:color="D1D5DB" w:sz="6"/>
-              <w:left w:val="single" w:color="D1D5DB" w:sz="6"/>
-              <w:bottom w:val="single" w:color="D1D5DB" w:sz="6"/>
-              <w:right w:val="single" w:color="D1D5DB" w:sz="6"/>
-            </w:tcBorders>
-            <w:shd w:fill="FFFFFF" w:color="auto" w:val="clear"/>
-            <w:tcMar>
-              <w:top w:type="dxa" w:w="120"/>
-              <w:left w:type="dxa" w:w="140"/>
-              <w:bottom w:type="dxa" w:w="120"/>
-              <w:right w:type="dxa" w:w="140"/>
-            </w:tcMar>
-          </w:tcPr>
-          <w:p>
-            <w:pPr>
-              <w:spacing w:after="120" w:before="0"/>
-            </w:pPr>
-            <w:r>
-              <w:rPr>
-                <w:rFonts w:ascii="Calibri" w:cs="Calibri" w:eastAsia="Calibri" w:hAnsi="Calibri"/>
-                <w:color w:val="1B1B1E"/>
-                <w:sz w:val="22"/>
-                <w:szCs w:val="22"/>
-              </w:rPr>
-              <w:t xml:space="preserve"> </w:t>
-            </w:r>
-          </w:p>
-        </w:tc>
-        <w:tc>
-          <w:tcPr>
-            <w:tcW w:type="dxa" w:w="2253"/>
-            <w:tcBorders>
-              <w:top w:val="single" w:color="D1D5DB" w:sz="6"/>
-              <w:left w:val="single" w:color="D1D5DB" w:sz="6"/>
-              <w:bottom w:val="single" w:color="D1D5DB" w:sz="6"/>
-              <w:right w:val="single" w:color="D1D5DB" w:sz="6"/>
-            </w:tcBorders>
-            <w:shd w:fill="FFFFFF" w:color="auto" w:val="clear"/>
-            <w:tcMar>
-              <w:top w:type="dxa" w:w="120"/>
-              <w:left w:type="dxa" w:w="140"/>
-              <w:bottom w:type="dxa" w:w="120"/>
-              <w:right w:type="dxa" w:w="140"/>
-            </w:tcMar>
-          </w:tcPr>
-          <w:p>
-            <w:pPr>
-              <w:spacing w:after="120" w:before="0"/>
-            </w:pPr>
-            <w:r>
-              <w:rPr>
-                <w:rFonts w:ascii="Calibri" w:cs="Calibri" w:eastAsia="Calibri" w:hAnsi="Calibri"/>
-                <w:color w:val="1B1B1E"/>
-                <w:sz w:val="22"/>
-                <w:szCs w:val="22"/>
-              </w:rPr>
-              <w:t xml:space="preserve"> </w:t>
-            </w:r>
-          </w:p>
-        </w:tc>
-      </w:tr>
-      <w:tr>
-        <w:trPr>
-          <w:trHeight w:val="640" w:hRule="atLeast"/>
-        </w:trPr>
-        <w:tc>
-          <w:tcPr>
-            <w:tcW w:type="dxa" w:w="2600"/>
-            <w:tcBorders>
-              <w:top w:val="single" w:color="D1D5DB" w:sz="6"/>
-              <w:left w:val="single" w:color="D1D5DB" w:sz="6"/>
-              <w:bottom w:val="single" w:color="D1D5DB" w:sz="6"/>
-              <w:right w:val="single" w:color="D1D5DB" w:sz="6"/>
-            </w:tcBorders>
-            <w:shd w:fill="FFFFFF" w:color="auto" w:val="clear"/>
-            <w:tcMar>
-              <w:top w:type="dxa" w:w="120"/>
-              <w:left w:type="dxa" w:w="140"/>
-              <w:bottom w:type="dxa" w:w="120"/>
-              <w:right w:type="dxa" w:w="140"/>
-            </w:tcMar>
-          </w:tcPr>
-          <w:p>
-            <w:pPr>
-              <w:spacing w:after="0" w:before="0"/>
-            </w:pPr>
-            <w:r>
-              <w:rPr>
-                <w:rFonts w:ascii="Calibri" w:cs="Calibri" w:eastAsia="Calibri" w:hAnsi="Calibri"/>
-                <w:b/>
-                <w:bCs/>
-                <w:color w:val="1B1B1E"/>
-                <w:sz w:val="20"/>
-                <w:szCs w:val="20"/>
-              </w:rPr>
-              <w:t xml:space="preserve">Your pay floor</w:t>
-            </w:r>
-          </w:p>
-        </w:tc>
-        <w:tc>
-          <w:tcPr>
-            <w:tcW w:type="dxa" w:w="2253"/>
-            <w:tcBorders>
-              <w:top w:val="single" w:color="D1D5DB" w:sz="6"/>
-              <w:left w:val="single" w:color="D1D5DB" w:sz="6"/>
-              <w:bottom w:val="single" w:color="D1D5DB" w:sz="6"/>
-              <w:right w:val="single" w:color="D1D5DB" w:sz="6"/>
-            </w:tcBorders>
-            <w:shd w:fill="FFFFFF" w:color="auto" w:val="clear"/>
-            <w:tcMar>
-              <w:top w:type="dxa" w:w="120"/>
-              <w:left w:type="dxa" w:w="140"/>
-              <w:bottom w:type="dxa" w:w="120"/>
-              <w:right w:type="dxa" w:w="140"/>
-            </w:tcMar>
-          </w:tcPr>
-          <w:p>
-            <w:pPr>
-              <w:spacing w:after="120" w:before="0"/>
-            </w:pPr>
-            <w:r>
-              <w:rPr>
-                <w:rFonts w:ascii="Calibri" w:cs="Calibri" w:eastAsia="Calibri" w:hAnsi="Calibri"/>
-                <w:color w:val="1B1B1E"/>
-                <w:sz w:val="22"/>
-                <w:szCs w:val="22"/>
-              </w:rPr>
-              <w:t xml:space="preserve"> </w:t>
-            </w:r>
-          </w:p>
-        </w:tc>
-        <w:tc>
-          <w:tcPr>
-            <w:tcW w:type="dxa" w:w="2253"/>
-            <w:tcBorders>
-              <w:top w:val="single" w:color="D1D5DB" w:sz="6"/>
-              <w:left w:val="single" w:color="D1D5DB" w:sz="6"/>
-              <w:bottom w:val="single" w:color="D1D5DB" w:sz="6"/>
-              <w:right w:val="single" w:color="D1D5DB" w:sz="6"/>
-            </w:tcBorders>
-            <w:shd w:fill="FFFFFF" w:color="auto" w:val="clear"/>
-            <w:tcMar>
-              <w:top w:type="dxa" w:w="120"/>
-              <w:left w:type="dxa" w:w="140"/>
-              <w:bottom w:type="dxa" w:w="120"/>
-              <w:right w:type="dxa" w:w="140"/>
-            </w:tcMar>
-          </w:tcPr>
-          <w:p>
-            <w:pPr>
-              <w:spacing w:after="120" w:before="0"/>
-            </w:pPr>
-            <w:r>
-              <w:rPr>
-                <w:rFonts w:ascii="Calibri" w:cs="Calibri" w:eastAsia="Calibri" w:hAnsi="Calibri"/>
-                <w:color w:val="1B1B1E"/>
-                <w:sz w:val="22"/>
-                <w:szCs w:val="22"/>
-              </w:rPr>
-              <w:t xml:space="preserve"> </w:t>
-            </w:r>
-          </w:p>
-        </w:tc>
-        <w:tc>
-          <w:tcPr>
-            <w:tcW w:type="dxa" w:w="2253"/>
-            <w:tcBorders>
-              <w:top w:val="single" w:color="D1D5DB" w:sz="6"/>
-              <w:left w:val="single" w:color="D1D5DB" w:sz="6"/>
-              <w:bottom w:val="single" w:color="D1D5DB" w:sz="6"/>
-              <w:right w:val="single" w:color="D1D5DB" w:sz="6"/>
-            </w:tcBorders>
-            <w:shd w:fill="FFFFFF" w:color="auto" w:val="clear"/>
-            <w:tcMar>
-              <w:top w:type="dxa" w:w="120"/>
-              <w:left w:type="dxa" w:w="140"/>
-              <w:bottom w:type="dxa" w:w="120"/>
-              <w:right w:type="dxa" w:w="140"/>
-            </w:tcMar>
-          </w:tcPr>
-          <w:p>
-            <w:pPr>
-              <w:spacing w:after="120" w:before="0"/>
-            </w:pPr>
-            <w:r>
-              <w:rPr>
-                <w:rFonts w:ascii="Calibri" w:cs="Calibri" w:eastAsia="Calibri" w:hAnsi="Calibri"/>
-                <w:color w:val="1B1B1E"/>
-                <w:sz w:val="22"/>
-                <w:szCs w:val="22"/>
-              </w:rPr>
-              <w:t xml:space="preserve"> </w:t>
-            </w:r>
-          </w:p>
-        </w:tc>
-      </w:tr>
-    </w:tbl>
-    <w:p>
-      <w:pPr>
-        <w:spacing w:after="80" w:before="280"/>
+        <w:t xml:space="preserve">What an hour of your work pays now, and the number the next job has to clear. The lesson does the arithmetic; write the answers here.</w:t>
+      </w:r>
+    </w:p>
+    <w:p>
+      <w:pPr>
+        <w:pStyle w:val="Heading2"/>
+        <w:spacing w:after="140" w:before="360"/>
       </w:pPr>
       <w:r>
         <w:rPr>
@@ -2756,1188 +2121,10 @@
           <w:b/>
           <w:bCs/>
           <w:color w:val="1B1B1E"/>
-          <w:sz w:val="22"/>
-          <w:szCs w:val="22"/>
-        </w:rPr>
-        <w:t xml:space="preserve">Where you are going, in one sentence. Write a new one each time rather than editing the old one.</w:t>
-      </w:r>
-    </w:p>
-    <w:p>
-      <w:pPr>
-        <w:spacing w:after="100" w:before="0"/>
-      </w:pPr>
-      <w:r>
-        <w:rPr>
-          <w:rFonts w:ascii="Calibri" w:cs="Calibri" w:eastAsia="Calibri" w:hAnsi="Calibri"/>
-          <w:color w:val="6B7280"/>
-          <w:sz w:val="20"/>
-          <w:szCs w:val="20"/>
-        </w:rPr>
-        <w:t xml:space="preserve">Three sentences by week twelve. The first one is usually about leaving and the last one usually is not.</w:t>
-      </w:r>
-    </w:p>
-    <w:tbl>
-      <w:tblPr>
-        <w:tblW w:type="dxa" w:w="9360"/>
-        <w:tblBorders>
-          <w:top w:val="single" w:color="auto" w:sz="4"/>
-          <w:left w:val="single" w:color="auto" w:sz="4"/>
-          <w:bottom w:val="single" w:color="auto" w:sz="4"/>
-          <w:right w:val="single" w:color="auto" w:sz="4"/>
-          <w:insideH w:val="single" w:color="auto" w:sz="4"/>
-          <w:insideV w:val="single" w:color="auto" w:sz="4"/>
-        </w:tblBorders>
-      </w:tblPr>
-      <w:tblGrid>
-        <w:gridCol w:w="9360"/>
-      </w:tblGrid>
-      <w:tr>
-        <w:trPr>
-          <w:trHeight w:val="1960" w:hRule="atLeast"/>
-        </w:trPr>
-        <w:tc>
-          <w:tcPr>
-            <w:tcW w:type="dxa" w:w="9360"/>
-            <w:tcBorders>
-              <w:top w:val="single" w:color="D1D5DB" w:sz="6"/>
-              <w:left w:val="single" w:color="D1D5DB" w:sz="6"/>
-              <w:bottom w:val="single" w:color="D1D5DB" w:sz="6"/>
-              <w:right w:val="single" w:color="D1D5DB" w:sz="6"/>
-            </w:tcBorders>
-            <w:shd w:fill="FFFFFF" w:color="auto" w:val="clear"/>
-            <w:tcMar>
-              <w:top w:type="dxa" w:w="140"/>
-              <w:left w:type="dxa" w:w="160"/>
-              <w:bottom w:type="dxa" w:w="140"/>
-              <w:right w:type="dxa" w:w="160"/>
-            </w:tcMar>
-          </w:tcPr>
-          <w:p>
-            <w:pPr>
-              <w:spacing w:after="120" w:before="0"/>
-            </w:pPr>
-            <w:r>
-              <w:rPr>
-                <w:rFonts w:ascii="Calibri" w:cs="Calibri" w:eastAsia="Calibri" w:hAnsi="Calibri"/>
-                <w:color w:val="1B1B1E"/>
-                <w:sz w:val="22"/>
-                <w:szCs w:val="22"/>
-              </w:rPr>
-              <w:t xml:space="preserve"> </w:t>
-            </w:r>
-          </w:p>
-        </w:tc>
-      </w:tr>
-    </w:tbl>
-    <w:p>
-      <w:pPr>
-        <w:spacing w:after="200" w:before="0" w:line="120"/>
-      </w:pPr>
-      <w:r>
-        <w:rPr>
-          <w:rFonts w:ascii="Calibri" w:cs="Calibri" w:eastAsia="Calibri" w:hAnsi="Calibri"/>
-          <w:sz w:val="8"/>
-          <w:szCs w:val="8"/>
-        </w:rPr>
-        <w:t xml:space="preserve"/>
-      </w:r>
-    </w:p>
-    <w:p>
-      <w:r>
-        <w:br w:type="page"/>
-      </w:r>
-    </w:p>
-    <w:p>
-      <w:pPr>
-        <w:spacing w:after="60" w:before="120"/>
-      </w:pPr>
-      <w:r>
-        <w:rPr>
-          <w:rFonts w:ascii="Calibri" w:cs="Calibri" w:eastAsia="Calibri" w:hAnsi="Calibri"/>
-          <w:b/>
-          <w:bCs/>
-          <w:color w:val="2D6A4F"/>
-          <w:spacing w:val="30"/>
-          <w:sz w:val="17"/>
-          <w:szCs w:val="17"/>
-        </w:rPr>
-        <w:t xml:space="preserve">MODULE 1 · SUNK COST</w:t>
-      </w:r>
-    </w:p>
-    <w:p>
-      <w:pPr>
-        <w:pStyle w:val="Heading1"/>
-        <w:spacing w:after="60" w:before="0"/>
-      </w:pPr>
-      <w:r>
-        <w:rPr>
-          <w:rFonts w:ascii="Georgia" w:cs="Georgia" w:eastAsia="Georgia" w:hAnsi="Georgia"/>
-          <w:b/>
-          <w:bCs/>
-          <w:color w:val="1B1B1E"/>
-          <w:sz w:val="40"/>
-          <w:szCs w:val="40"/>
-        </w:rPr>
-        <w:t xml:space="preserve">Why leaving isn’t a wasted degree</w:t>
-      </w:r>
-    </w:p>
-    <w:p>
-      <w:pPr>
-        <w:spacing w:after="320" w:before="0"/>
-      </w:pPr>
-      <w:r>
-        <w:rPr>
-          <w:rFonts w:ascii="Calibri" w:cs="Calibri" w:eastAsia="Calibri" w:hAnsi="Calibri"/>
-          <w:color w:val="6B7280"/>
-          <w:sz w:val="22"/>
-          <w:szCs w:val="22"/>
-        </w:rPr>
-        <w:t xml:space="preserve">The years and the debt are already spent either way. This is where you stop counting them as a reason to stay.</w:t>
-      </w:r>
-    </w:p>
-    <w:p>
-      <w:pPr>
-        <w:spacing w:after="80" w:before="280"/>
-      </w:pPr>
-      <w:r>
-        <w:rPr>
-          <w:rFonts w:ascii="Calibri" w:cs="Calibri" w:eastAsia="Calibri" w:hAnsi="Calibri"/>
-          <w:b/>
-          <w:bCs/>
-          <w:color w:val="1B1B1E"/>
-          <w:sz w:val="22"/>
-          <w:szCs w:val="22"/>
-        </w:rPr>
-        <w:t xml:space="preserve">Write it exactly as it sounds in your head. Not the reasonable version.</w:t>
-      </w:r>
-    </w:p>
-    <w:p>
-      <w:pPr>
-        <w:spacing w:after="100" w:before="0"/>
-      </w:pPr>
-      <w:r>
-        <w:rPr>
-          <w:rFonts w:ascii="Calibri" w:cs="Calibri" w:eastAsia="Calibri" w:hAnsi="Calibri"/>
-          <w:color w:val="6B7280"/>
-          <w:sz w:val="20"/>
-          <w:szCs w:val="20"/>
-        </w:rPr>
-        <w:t xml:space="preserve">It usually starts with “after all that” or “I should be able to”.</w:t>
-      </w:r>
-    </w:p>
-    <w:tbl>
-      <w:tblPr>
-        <w:tblW w:type="dxa" w:w="9360"/>
-        <w:tblBorders>
-          <w:top w:val="single" w:color="auto" w:sz="4"/>
-          <w:left w:val="single" w:color="auto" w:sz="4"/>
-          <w:bottom w:val="single" w:color="auto" w:sz="4"/>
-          <w:right w:val="single" w:color="auto" w:sz="4"/>
-          <w:insideH w:val="single" w:color="auto" w:sz="4"/>
-          <w:insideV w:val="single" w:color="auto" w:sz="4"/>
-        </w:tblBorders>
-      </w:tblPr>
-      <w:tblGrid>
-        <w:gridCol w:w="9360"/>
-      </w:tblGrid>
-      <w:tr>
-        <w:trPr>
-          <w:trHeight w:val="1360" w:hRule="atLeast"/>
-        </w:trPr>
-        <w:tc>
-          <w:tcPr>
-            <w:tcW w:type="dxa" w:w="9360"/>
-            <w:tcBorders>
-              <w:top w:val="single" w:color="D1D5DB" w:sz="6"/>
-              <w:left w:val="single" w:color="D1D5DB" w:sz="6"/>
-              <w:bottom w:val="single" w:color="D1D5DB" w:sz="6"/>
-              <w:right w:val="single" w:color="D1D5DB" w:sz="6"/>
-            </w:tcBorders>
-            <w:shd w:fill="FFFFFF" w:color="auto" w:val="clear"/>
-            <w:tcMar>
-              <w:top w:type="dxa" w:w="140"/>
-              <w:left w:type="dxa" w:w="160"/>
-              <w:bottom w:type="dxa" w:w="140"/>
-              <w:right w:type="dxa" w:w="160"/>
-            </w:tcMar>
-          </w:tcPr>
-          <w:p>
-            <w:pPr>
-              <w:spacing w:after="120" w:before="0"/>
-            </w:pPr>
-            <w:r>
-              <w:rPr>
-                <w:rFonts w:ascii="Calibri" w:cs="Calibri" w:eastAsia="Calibri" w:hAnsi="Calibri"/>
-                <w:color w:val="1B1B1E"/>
-                <w:sz w:val="22"/>
-                <w:szCs w:val="22"/>
-              </w:rPr>
-              <w:t xml:space="preserve"> </w:t>
-            </w:r>
-          </w:p>
-        </w:tc>
-      </w:tr>
-    </w:tbl>
-    <w:p>
-      <w:pPr>
-        <w:spacing w:after="200" w:before="0" w:line="120"/>
-      </w:pPr>
-      <w:r>
-        <w:rPr>
-          <w:rFonts w:ascii="Calibri" w:cs="Calibri" w:eastAsia="Calibri" w:hAnsi="Calibri"/>
-          <w:sz w:val="8"/>
-          <w:szCs w:val="8"/>
-        </w:rPr>
-        <w:t xml:space="preserve"/>
-      </w:r>
-    </w:p>
-    <w:p>
-      <w:pPr>
-        <w:spacing w:after="120" w:before="0" w:line="120"/>
-      </w:pPr>
-      <w:r>
-        <w:rPr>
-          <w:rFonts w:ascii="Calibri" w:cs="Calibri" w:eastAsia="Calibri" w:hAnsi="Calibri"/>
-          <w:sz w:val="8"/>
-          <w:szCs w:val="8"/>
-        </w:rPr>
-        <w:t xml:space="preserve"/>
-      </w:r>
-    </w:p>
-    <w:tbl>
-      <w:tblPr>
-        <w:tblW w:type="dxa" w:w="9360"/>
-        <w:tblBorders>
-          <w:top w:val="single" w:color="auto" w:sz="4"/>
-          <w:left w:val="single" w:color="auto" w:sz="4"/>
-          <w:bottom w:val="single" w:color="auto" w:sz="4"/>
-          <w:right w:val="single" w:color="auto" w:sz="4"/>
-          <w:insideH w:val="single" w:color="auto" w:sz="4"/>
-          <w:insideV w:val="single" w:color="auto" w:sz="4"/>
-        </w:tblBorders>
-      </w:tblPr>
-      <w:tblGrid>
-        <w:gridCol w:w="9360"/>
-      </w:tblGrid>
-      <w:tr>
-        <w:tc>
-          <w:tcPr>
-            <w:tcW w:type="dxa" w:w="9360"/>
-            <w:tcBorders>
-              <w:top w:val="none"/>
-              <w:left w:val="single" w:color="2D6A4F" w:sz="24"/>
-              <w:bottom w:val="none"/>
-              <w:right w:val="none"/>
-            </w:tcBorders>
-            <w:shd w:fill="F0FAF3" w:color="auto" w:val="clear"/>
-            <w:tcMar>
-              <w:top w:type="dxa" w:w="120"/>
-              <w:left w:type="dxa" w:w="200"/>
-              <w:bottom w:type="dxa" w:w="120"/>
-              <w:right w:type="dxa" w:w="200"/>
-            </w:tcMar>
-          </w:tcPr>
-          <w:p>
-            <w:pPr>
-              <w:spacing w:after="0" w:before="0"/>
-            </w:pPr>
-            <w:r>
-              <w:rPr>
-                <w:rFonts w:ascii="Calibri" w:cs="Calibri" w:eastAsia="Calibri" w:hAnsi="Calibri"/>
-                <w:i/>
-                <w:iCs/>
-                <w:color w:val="1B1B1E"/>
-                <w:sz w:val="22"/>
-                <w:szCs w:val="22"/>
-              </w:rPr>
-              <w:t xml:space="preserve">“I know it's the sunken cost fallacy but it's so hard to quit after putting so much time, money, and effort into this career.”</w:t>
-            </w:r>
-            <w:r>
-              <w:rPr>
-                <w:rFonts w:ascii="Calibri" w:cs="Calibri" w:eastAsia="Calibri" w:hAnsi="Calibri"/>
-                <w:color w:val="6B7280"/>
-                <w:sz w:val="18"/>
-                <w:szCs w:val="18"/>
-              </w:rPr>
-              <w:t xml:space="preserve">   an SLP, r/slp</w:t>
-            </w:r>
-          </w:p>
-        </w:tc>
-      </w:tr>
-    </w:tbl>
-    <w:p>
-      <w:pPr>
-        <w:spacing w:after="200" w:before="0" w:line="120"/>
-      </w:pPr>
-      <w:r>
-        <w:rPr>
-          <w:rFonts w:ascii="Calibri" w:cs="Calibri" w:eastAsia="Calibri" w:hAnsi="Calibri"/>
-          <w:sz w:val="8"/>
-          <w:szCs w:val="8"/>
-        </w:rPr>
-        <w:t xml:space="preserve"/>
-      </w:r>
-    </w:p>
-    <w:p>
-      <w:pPr>
-        <w:spacing w:after="80" w:before="280"/>
-      </w:pPr>
-      <w:r>
-        <w:rPr>
-          <w:rFonts w:ascii="Calibri" w:cs="Calibri" w:eastAsia="Calibri" w:hAnsi="Calibri"/>
-          <w:b/>
-          <w:bCs/>
-          <w:color w:val="1B1B1E"/>
-          <w:sz w:val="22"/>
-          <w:szCs w:val="22"/>
-        </w:rPr>
-        <w:t xml:space="preserve">Who taught you that sentence? A supervisor, a cohort, a parent, yourself at twenty-four.</w:t>
-      </w:r>
-    </w:p>
-    <w:tbl>
-      <w:tblPr>
-        <w:tblW w:type="dxa" w:w="9360"/>
-        <w:tblBorders>
-          <w:top w:val="single" w:color="auto" w:sz="4"/>
-          <w:left w:val="single" w:color="auto" w:sz="4"/>
-          <w:bottom w:val="single" w:color="auto" w:sz="4"/>
-          <w:right w:val="single" w:color="auto" w:sz="4"/>
-          <w:insideH w:val="single" w:color="auto" w:sz="4"/>
-          <w:insideV w:val="single" w:color="auto" w:sz="4"/>
-        </w:tblBorders>
-      </w:tblPr>
-      <w:tblGrid>
-        <w:gridCol w:w="9360"/>
-      </w:tblGrid>
-      <w:tr>
-        <w:trPr>
-          <w:trHeight w:val="1060" w:hRule="atLeast"/>
-        </w:trPr>
-        <w:tc>
-          <w:tcPr>
-            <w:tcW w:type="dxa" w:w="9360"/>
-            <w:tcBorders>
-              <w:top w:val="single" w:color="D1D5DB" w:sz="6"/>
-              <w:left w:val="single" w:color="D1D5DB" w:sz="6"/>
-              <w:bottom w:val="single" w:color="D1D5DB" w:sz="6"/>
-              <w:right w:val="single" w:color="D1D5DB" w:sz="6"/>
-            </w:tcBorders>
-            <w:shd w:fill="FFFFFF" w:color="auto" w:val="clear"/>
-            <w:tcMar>
-              <w:top w:type="dxa" w:w="140"/>
-              <w:left w:type="dxa" w:w="160"/>
-              <w:bottom w:type="dxa" w:w="140"/>
-              <w:right w:type="dxa" w:w="160"/>
-            </w:tcMar>
-          </w:tcPr>
-          <w:p>
-            <w:pPr>
-              <w:spacing w:after="120" w:before="0"/>
-            </w:pPr>
-            <w:r>
-              <w:rPr>
-                <w:rFonts w:ascii="Calibri" w:cs="Calibri" w:eastAsia="Calibri" w:hAnsi="Calibri"/>
-                <w:color w:val="1B1B1E"/>
-                <w:sz w:val="22"/>
-                <w:szCs w:val="22"/>
-              </w:rPr>
-              <w:t xml:space="preserve"> </w:t>
-            </w:r>
-          </w:p>
-        </w:tc>
-      </w:tr>
-    </w:tbl>
-    <w:p>
-      <w:pPr>
-        <w:spacing w:after="200" w:before="0" w:line="120"/>
-      </w:pPr>
-      <w:r>
-        <w:rPr>
-          <w:rFonts w:ascii="Calibri" w:cs="Calibri" w:eastAsia="Calibri" w:hAnsi="Calibri"/>
-          <w:sz w:val="8"/>
-          <w:szCs w:val="8"/>
-        </w:rPr>
-        <w:t xml:space="preserve"/>
-      </w:r>
-    </w:p>
-    <w:p>
-      <w:pPr>
-        <w:spacing w:after="80" w:before="280"/>
-      </w:pPr>
-      <w:r>
-        <w:rPr>
-          <w:rFonts w:ascii="Calibri" w:cs="Calibri" w:eastAsia="Calibri" w:hAnsi="Calibri"/>
-          <w:b/>
-          <w:bCs/>
-          <w:color w:val="1B1B1E"/>
-          <w:sz w:val="22"/>
-          <w:szCs w:val="22"/>
-        </w:rPr>
-        <w:t xml:space="preserve">What would you say to a CF who said it to you, word for word?</w:t>
-      </w:r>
-    </w:p>
-    <w:p>
-      <w:pPr>
-        <w:spacing w:after="100" w:before="0"/>
-      </w:pPr>
-      <w:r>
-        <w:rPr>
-          <w:rFonts w:ascii="Calibri" w:cs="Calibri" w:eastAsia="Calibri" w:hAnsi="Calibri"/>
-          <w:color w:val="6B7280"/>
-          <w:sz w:val="20"/>
-          <w:szCs w:val="20"/>
-        </w:rPr>
-        <w:t xml:space="preserve">People are consistently kinder to a hypothetical CF than to themselves. Use the kinder version.</w:t>
-      </w:r>
-    </w:p>
-    <w:tbl>
-      <w:tblPr>
-        <w:tblW w:type="dxa" w:w="9360"/>
-        <w:tblBorders>
-          <w:top w:val="single" w:color="auto" w:sz="4"/>
-          <w:left w:val="single" w:color="auto" w:sz="4"/>
-          <w:bottom w:val="single" w:color="auto" w:sz="4"/>
-          <w:right w:val="single" w:color="auto" w:sz="4"/>
-          <w:insideH w:val="single" w:color="auto" w:sz="4"/>
-          <w:insideV w:val="single" w:color="auto" w:sz="4"/>
-        </w:tblBorders>
-      </w:tblPr>
-      <w:tblGrid>
-        <w:gridCol w:w="9360"/>
-      </w:tblGrid>
-      <w:tr>
-        <w:trPr>
-          <w:trHeight w:val="1660" w:hRule="atLeast"/>
-        </w:trPr>
-        <w:tc>
-          <w:tcPr>
-            <w:tcW w:type="dxa" w:w="9360"/>
-            <w:tcBorders>
-              <w:top w:val="single" w:color="D1D5DB" w:sz="6"/>
-              <w:left w:val="single" w:color="D1D5DB" w:sz="6"/>
-              <w:bottom w:val="single" w:color="D1D5DB" w:sz="6"/>
-              <w:right w:val="single" w:color="D1D5DB" w:sz="6"/>
-            </w:tcBorders>
-            <w:shd w:fill="FFFFFF" w:color="auto" w:val="clear"/>
-            <w:tcMar>
-              <w:top w:type="dxa" w:w="140"/>
-              <w:left w:type="dxa" w:w="160"/>
-              <w:bottom w:type="dxa" w:w="140"/>
-              <w:right w:type="dxa" w:w="160"/>
-            </w:tcMar>
-          </w:tcPr>
-          <w:p>
-            <w:pPr>
-              <w:spacing w:after="120" w:before="0"/>
-            </w:pPr>
-            <w:r>
-              <w:rPr>
-                <w:rFonts w:ascii="Calibri" w:cs="Calibri" w:eastAsia="Calibri" w:hAnsi="Calibri"/>
-                <w:color w:val="1B1B1E"/>
-                <w:sz w:val="22"/>
-                <w:szCs w:val="22"/>
-              </w:rPr>
-              <w:t xml:space="preserve"> </w:t>
-            </w:r>
-          </w:p>
-        </w:tc>
-      </w:tr>
-    </w:tbl>
-    <w:p>
-      <w:pPr>
-        <w:spacing w:after="200" w:before="0" w:line="120"/>
-      </w:pPr>
-      <w:r>
-        <w:rPr>
-          <w:rFonts w:ascii="Calibri" w:cs="Calibri" w:eastAsia="Calibri" w:hAnsi="Calibri"/>
-          <w:sz w:val="8"/>
-          <w:szCs w:val="8"/>
-        </w:rPr>
-        <w:t xml:space="preserve"/>
-      </w:r>
-    </w:p>
-    <w:p>
-      <w:r>
-        <w:br w:type="page"/>
-      </w:r>
-    </w:p>
-    <w:p>
-      <w:pPr>
-        <w:spacing w:after="60" w:before="120"/>
-      </w:pPr>
-      <w:r>
-        <w:rPr>
-          <w:rFonts w:ascii="Calibri" w:cs="Calibri" w:eastAsia="Calibri" w:hAnsi="Calibri"/>
-          <w:b/>
-          <w:bCs/>
-          <w:color w:val="2D6A4F"/>
-          <w:spacing w:val="30"/>
-          <w:sz w:val="17"/>
-          <w:szCs w:val="17"/>
-        </w:rPr>
-        <w:t xml:space="preserve">MODULE 1 · THE CHECKPOINT</w:t>
-      </w:r>
-    </w:p>
-    <w:p>
-      <w:pPr>
-        <w:pStyle w:val="Heading1"/>
-        <w:spacing w:after="60" w:before="0"/>
-      </w:pPr>
-      <w:r>
-        <w:rPr>
-          <w:rFonts w:ascii="Georgia" w:cs="Georgia" w:eastAsia="Georgia" w:hAnsi="Georgia"/>
-          <w:b/>
-          <w:bCs/>
-          <w:color w:val="1B1B1E"/>
-          <w:sz w:val="40"/>
-          <w:szCs w:val="40"/>
-        </w:rPr>
-        <w:t xml:space="preserve">Your why, in writing</w:t>
-      </w:r>
-    </w:p>
-    <w:p>
-      <w:pPr>
-        <w:spacing w:after="320" w:before="0"/>
-      </w:pPr>
-      <w:r>
-        <w:rPr>
-          <w:rFonts w:ascii="Calibri" w:cs="Calibri" w:eastAsia="Calibri" w:hAnsi="Calibri"/>
-          <w:color w:val="6B7280"/>
-          <w:sz w:val="22"/>
-          <w:szCs w:val="22"/>
-        </w:rPr>
-        <w:t xml:space="preserve">What you want to leave, in your own words, so you know what you are looking for in the next job.</w:t>
-      </w:r>
-    </w:p>
-    <w:p>
-      <w:pPr>
-        <w:spacing w:after="80" w:before="280"/>
-      </w:pPr>
-      <w:r>
-        <w:rPr>
-          <w:rFonts w:ascii="Calibri" w:cs="Calibri" w:eastAsia="Calibri" w:hAnsi="Calibri"/>
-          <w:b/>
-          <w:bCs/>
-          <w:color w:val="1B1B1E"/>
-          <w:sz w:val="22"/>
-          <w:szCs w:val="22"/>
-        </w:rPr>
-        <w:t xml:space="preserve">Everything you want to leave. Names, days, specific meetings, the thing you have never said out loud. Do not soften it.</w:t>
-      </w:r>
-    </w:p>
-    <w:p>
-      <w:pPr>
-        <w:spacing w:after="100" w:before="0"/>
-      </w:pPr>
-      <w:r>
-        <w:rPr>
-          <w:rFonts w:ascii="Calibri" w:cs="Calibri" w:eastAsia="Calibri" w:hAnsi="Calibri"/>
-          <w:color w:val="6B7280"/>
-          <w:sz w:val="20"/>
-          <w:szCs w:val="20"/>
-        </w:rPr>
-        <w:t xml:space="preserve">Nobody reads this.</w:t>
-      </w:r>
-    </w:p>
-    <w:tbl>
-      <w:tblPr>
-        <w:tblW w:type="dxa" w:w="9360"/>
-        <w:tblBorders>
-          <w:top w:val="single" w:color="auto" w:sz="4"/>
-          <w:left w:val="single" w:color="auto" w:sz="4"/>
-          <w:bottom w:val="single" w:color="auto" w:sz="4"/>
-          <w:right w:val="single" w:color="auto" w:sz="4"/>
-          <w:insideH w:val="single" w:color="auto" w:sz="4"/>
-          <w:insideV w:val="single" w:color="auto" w:sz="4"/>
-        </w:tblBorders>
-      </w:tblPr>
-      <w:tblGrid>
-        <w:gridCol w:w="9360"/>
-      </w:tblGrid>
-      <w:tr>
-        <w:trPr>
-          <w:trHeight w:val="3160" w:hRule="atLeast"/>
-        </w:trPr>
-        <w:tc>
-          <w:tcPr>
-            <w:tcW w:type="dxa" w:w="9360"/>
-            <w:tcBorders>
-              <w:top w:val="single" w:color="D1D5DB" w:sz="6"/>
-              <w:left w:val="single" w:color="D1D5DB" w:sz="6"/>
-              <w:bottom w:val="single" w:color="D1D5DB" w:sz="6"/>
-              <w:right w:val="single" w:color="D1D5DB" w:sz="6"/>
-            </w:tcBorders>
-            <w:shd w:fill="FFFFFF" w:color="auto" w:val="clear"/>
-            <w:tcMar>
-              <w:top w:type="dxa" w:w="140"/>
-              <w:left w:type="dxa" w:w="160"/>
-              <w:bottom w:type="dxa" w:w="140"/>
-              <w:right w:type="dxa" w:w="160"/>
-            </w:tcMar>
-          </w:tcPr>
-          <w:p>
-            <w:pPr>
-              <w:spacing w:after="120" w:before="0"/>
-            </w:pPr>
-            <w:r>
-              <w:rPr>
-                <w:rFonts w:ascii="Calibri" w:cs="Calibri" w:eastAsia="Calibri" w:hAnsi="Calibri"/>
-                <w:color w:val="1B1B1E"/>
-                <w:sz w:val="22"/>
-                <w:szCs w:val="22"/>
-              </w:rPr>
-              <w:t xml:space="preserve"> </w:t>
-            </w:r>
-          </w:p>
-        </w:tc>
-      </w:tr>
-    </w:tbl>
-    <w:p>
-      <w:pPr>
-        <w:spacing w:after="200" w:before="0" w:line="120"/>
-      </w:pPr>
-      <w:r>
-        <w:rPr>
-          <w:rFonts w:ascii="Calibri" w:cs="Calibri" w:eastAsia="Calibri" w:hAnsi="Calibri"/>
-          <w:sz w:val="8"/>
-          <w:szCs w:val="8"/>
-        </w:rPr>
-        <w:t xml:space="preserve"/>
-      </w:r>
-    </w:p>
-    <w:p>
-      <w:pPr>
-        <w:spacing w:after="80" w:before="280"/>
-      </w:pPr>
-      <w:r>
-        <w:rPr>
-          <w:rFonts w:ascii="Calibri" w:cs="Calibri" w:eastAsia="Calibri" w:hAnsi="Calibri"/>
-          <w:b/>
-          <w:bCs/>
-          <w:color w:val="1B1B1E"/>
-          <w:sz w:val="22"/>
-          <w:szCs w:val="22"/>
-        </w:rPr>
-        <w:t xml:space="preserve">Read it back, and mark the three that would still be true in a different building.</w:t>
-      </w:r>
-    </w:p>
-    <w:p>
-      <w:pPr>
-        <w:spacing w:after="100" w:before="0"/>
-      </w:pPr>
-      <w:r>
-        <w:rPr>
-          <w:rFonts w:ascii="Calibri" w:cs="Calibri" w:eastAsia="Calibri" w:hAnsi="Calibri"/>
-          <w:color w:val="6B7280"/>
-          <w:sz w:val="20"/>
-          <w:szCs w:val="20"/>
-        </w:rPr>
-        <w:t xml:space="preserve">Those three are about the work. Everything else is about this job, and that is a different problem with a faster fix.</w:t>
-      </w:r>
-    </w:p>
-    <w:tbl>
-      <w:tblPr>
-        <w:tblW w:type="dxa" w:w="9360"/>
-        <w:tblBorders>
-          <w:top w:val="single" w:color="auto" w:sz="4"/>
-          <w:left w:val="single" w:color="auto" w:sz="4"/>
-          <w:bottom w:val="single" w:color="auto" w:sz="4"/>
-          <w:right w:val="single" w:color="auto" w:sz="4"/>
-          <w:insideH w:val="single" w:color="auto" w:sz="4"/>
-          <w:insideV w:val="single" w:color="auto" w:sz="4"/>
-        </w:tblBorders>
-      </w:tblPr>
-      <w:tblGrid>
-        <w:gridCol w:w="9360"/>
-      </w:tblGrid>
-      <w:tr>
-        <w:trPr>
-          <w:trHeight w:val="1360" w:hRule="atLeast"/>
-        </w:trPr>
-        <w:tc>
-          <w:tcPr>
-            <w:tcW w:type="dxa" w:w="9360"/>
-            <w:tcBorders>
-              <w:top w:val="single" w:color="D1D5DB" w:sz="6"/>
-              <w:left w:val="single" w:color="D1D5DB" w:sz="6"/>
-              <w:bottom w:val="single" w:color="D1D5DB" w:sz="6"/>
-              <w:right w:val="single" w:color="D1D5DB" w:sz="6"/>
-            </w:tcBorders>
-            <w:shd w:fill="FFFFFF" w:color="auto" w:val="clear"/>
-            <w:tcMar>
-              <w:top w:type="dxa" w:w="140"/>
-              <w:left w:type="dxa" w:w="160"/>
-              <w:bottom w:type="dxa" w:w="140"/>
-              <w:right w:type="dxa" w:w="160"/>
-            </w:tcMar>
-          </w:tcPr>
-          <w:p>
-            <w:pPr>
-              <w:spacing w:after="120" w:before="0"/>
-            </w:pPr>
-            <w:r>
-              <w:rPr>
-                <w:rFonts w:ascii="Calibri" w:cs="Calibri" w:eastAsia="Calibri" w:hAnsi="Calibri"/>
-                <w:color w:val="1B1B1E"/>
-                <w:sz w:val="22"/>
-                <w:szCs w:val="22"/>
-              </w:rPr>
-              <w:t xml:space="preserve"> </w:t>
-            </w:r>
-          </w:p>
-        </w:tc>
-      </w:tr>
-    </w:tbl>
-    <w:p>
-      <w:pPr>
-        <w:spacing w:after="200" w:before="0" w:line="120"/>
-      </w:pPr>
-      <w:r>
-        <w:rPr>
-          <w:rFonts w:ascii="Calibri" w:cs="Calibri" w:eastAsia="Calibri" w:hAnsi="Calibri"/>
-          <w:sz w:val="8"/>
-          <w:szCs w:val="8"/>
-        </w:rPr>
-        <w:t xml:space="preserve"/>
-      </w:r>
-    </w:p>
-    <w:p>
-      <w:r>
-        <w:br w:type="page"/>
-      </w:r>
-    </w:p>
-    <w:p>
-      <w:pPr>
-        <w:spacing w:after="60" w:before="120"/>
-      </w:pPr>
-      <w:r>
-        <w:rPr>
-          <w:rFonts w:ascii="Calibri" w:cs="Calibri" w:eastAsia="Calibri" w:hAnsi="Calibri"/>
-          <w:b/>
-          <w:bCs/>
-          <w:color w:val="2D6A4F"/>
-          <w:spacing w:val="30"/>
-          <w:sz w:val="17"/>
-          <w:szCs w:val="17"/>
-        </w:rPr>
-        <w:t xml:space="preserve">MODULE 1 · WHAT YOU KEEP</w:t>
-      </w:r>
-    </w:p>
-    <w:p>
-      <w:pPr>
-        <w:pStyle w:val="Heading1"/>
-        <w:spacing w:after="60" w:before="0"/>
-      </w:pPr>
-      <w:r>
-        <w:rPr>
-          <w:rFonts w:ascii="Georgia" w:cs="Georgia" w:eastAsia="Georgia" w:hAnsi="Georgia"/>
-          <w:b/>
-          <w:bCs/>
-          <w:color w:val="1B1B1E"/>
-          <w:sz w:val="40"/>
-          <w:szCs w:val="40"/>
-        </w:rPr>
-        <w:t xml:space="preserve">What you’ll miss</w:t>
-      </w:r>
-    </w:p>
-    <w:p>
-      <w:pPr>
-        <w:spacing w:after="320" w:before="0"/>
-      </w:pPr>
-      <w:r>
-        <w:rPr>
-          <w:rFonts w:ascii="Calibri" w:cs="Calibri" w:eastAsia="Calibri" w:hAnsi="Calibri"/>
-          <w:color w:val="6B7280"/>
-          <w:sz w:val="22"/>
-          <w:szCs w:val="22"/>
-        </w:rPr>
-        <w:t xml:space="preserve">Name it now. The people who skip this are the ones who end up going back.</w:t>
-      </w:r>
-    </w:p>
-    <w:p>
-      <w:pPr>
-        <w:spacing w:after="80" w:before="280"/>
-      </w:pPr>
-      <w:r>
-        <w:rPr>
-          <w:rFonts w:ascii="Calibri" w:cs="Calibri" w:eastAsia="Calibri" w:hAnsi="Calibri"/>
-          <w:b/>
-          <w:bCs/>
-          <w:color w:val="1B1B1E"/>
-          <w:sz w:val="22"/>
-          <w:szCs w:val="22"/>
-        </w:rPr>
-        <w:t xml:space="preserve">Finish the sentence: I will miss being the person who …</w:t>
-      </w:r>
-    </w:p>
-    <w:tbl>
-      <w:tblPr>
-        <w:tblW w:type="dxa" w:w="9360"/>
-        <w:tblBorders>
-          <w:top w:val="single" w:color="auto" w:sz="4"/>
-          <w:left w:val="single" w:color="auto" w:sz="4"/>
-          <w:bottom w:val="single" w:color="auto" w:sz="4"/>
-          <w:right w:val="single" w:color="auto" w:sz="4"/>
-          <w:insideH w:val="single" w:color="auto" w:sz="4"/>
-          <w:insideV w:val="single" w:color="auto" w:sz="4"/>
-        </w:tblBorders>
-      </w:tblPr>
-      <w:tblGrid>
-        <w:gridCol w:w="9360"/>
-      </w:tblGrid>
-      <w:tr>
-        <w:trPr>
-          <w:trHeight w:val="1360" w:hRule="atLeast"/>
-        </w:trPr>
-        <w:tc>
-          <w:tcPr>
-            <w:tcW w:type="dxa" w:w="9360"/>
-            <w:tcBorders>
-              <w:top w:val="single" w:color="D1D5DB" w:sz="6"/>
-              <w:left w:val="single" w:color="D1D5DB" w:sz="6"/>
-              <w:bottom w:val="single" w:color="D1D5DB" w:sz="6"/>
-              <w:right w:val="single" w:color="D1D5DB" w:sz="6"/>
-            </w:tcBorders>
-            <w:shd w:fill="FFFFFF" w:color="auto" w:val="clear"/>
-            <w:tcMar>
-              <w:top w:type="dxa" w:w="140"/>
-              <w:left w:type="dxa" w:w="160"/>
-              <w:bottom w:type="dxa" w:w="140"/>
-              <w:right w:type="dxa" w:w="160"/>
-            </w:tcMar>
-          </w:tcPr>
-          <w:p>
-            <w:pPr>
-              <w:spacing w:after="120" w:before="0"/>
-            </w:pPr>
-            <w:r>
-              <w:rPr>
-                <w:rFonts w:ascii="Calibri" w:cs="Calibri" w:eastAsia="Calibri" w:hAnsi="Calibri"/>
-                <w:color w:val="1B1B1E"/>
-                <w:sz w:val="22"/>
-                <w:szCs w:val="22"/>
-              </w:rPr>
-              <w:t xml:space="preserve"> </w:t>
-            </w:r>
-          </w:p>
-        </w:tc>
-      </w:tr>
-    </w:tbl>
-    <w:p>
-      <w:pPr>
-        <w:spacing w:after="200" w:before="0" w:line="120"/>
-      </w:pPr>
-      <w:r>
-        <w:rPr>
-          <w:rFonts w:ascii="Calibri" w:cs="Calibri" w:eastAsia="Calibri" w:hAnsi="Calibri"/>
-          <w:sz w:val="8"/>
-          <w:szCs w:val="8"/>
-        </w:rPr>
-        <w:t xml:space="preserve"/>
-      </w:r>
-    </w:p>
-    <w:p>
-      <w:pPr>
-        <w:spacing w:after="120" w:before="0" w:line="120"/>
-      </w:pPr>
-      <w:r>
-        <w:rPr>
-          <w:rFonts w:ascii="Calibri" w:cs="Calibri" w:eastAsia="Calibri" w:hAnsi="Calibri"/>
-          <w:sz w:val="8"/>
-          <w:szCs w:val="8"/>
-        </w:rPr>
-        <w:t xml:space="preserve"/>
-      </w:r>
-    </w:p>
-    <w:tbl>
-      <w:tblPr>
-        <w:tblW w:type="dxa" w:w="9360"/>
-        <w:tblBorders>
-          <w:top w:val="single" w:color="auto" w:sz="4"/>
-          <w:left w:val="single" w:color="auto" w:sz="4"/>
-          <w:bottom w:val="single" w:color="auto" w:sz="4"/>
-          <w:right w:val="single" w:color="auto" w:sz="4"/>
-          <w:insideH w:val="single" w:color="auto" w:sz="4"/>
-          <w:insideV w:val="single" w:color="auto" w:sz="4"/>
-        </w:tblBorders>
-      </w:tblPr>
-      <w:tblGrid>
-        <w:gridCol w:w="9360"/>
-      </w:tblGrid>
-      <w:tr>
-        <w:tc>
-          <w:tcPr>
-            <w:tcW w:type="dxa" w:w="9360"/>
-            <w:tcBorders>
-              <w:top w:val="none"/>
-              <w:left w:val="single" w:color="2D6A4F" w:sz="24"/>
-              <w:bottom w:val="none"/>
-              <w:right w:val="none"/>
-            </w:tcBorders>
-            <w:shd w:fill="F0FAF3" w:color="auto" w:val="clear"/>
-            <w:tcMar>
-              <w:top w:type="dxa" w:w="120"/>
-              <w:left w:type="dxa" w:w="200"/>
-              <w:bottom w:type="dxa" w:w="120"/>
-              <w:right w:type="dxa" w:w="200"/>
-            </w:tcMar>
-          </w:tcPr>
-          <w:p>
-            <w:pPr>
-              <w:spacing w:after="0" w:before="0"/>
-            </w:pPr>
-            <w:r>
-              <w:rPr>
-                <w:rFonts w:ascii="Calibri" w:cs="Calibri" w:eastAsia="Calibri" w:hAnsi="Calibri"/>
-                <w:i/>
-                <w:iCs/>
-                <w:color w:val="1B1B1E"/>
-                <w:sz w:val="22"/>
-                <w:szCs w:val="22"/>
-              </w:rPr>
-              <w:t xml:space="preserve">“I've taken a long time to grieve the loss of who I was in my previous role.”</w:t>
-            </w:r>
-            <w:r>
-              <w:rPr>
-                <w:rFonts w:ascii="Calibri" w:cs="Calibri" w:eastAsia="Calibri" w:hAnsi="Calibri"/>
-                <w:color w:val="6B7280"/>
-                <w:sz w:val="18"/>
-                <w:szCs w:val="18"/>
-              </w:rPr>
-              <w:t xml:space="preserve">   a comment on a former SLP's essay about leaving</w:t>
-            </w:r>
-          </w:p>
-        </w:tc>
-      </w:tr>
-    </w:tbl>
-    <w:p>
-      <w:pPr>
-        <w:spacing w:after="200" w:before="0" w:line="120"/>
-      </w:pPr>
-      <w:r>
-        <w:rPr>
-          <w:rFonts w:ascii="Calibri" w:cs="Calibri" w:eastAsia="Calibri" w:hAnsi="Calibri"/>
-          <w:sz w:val="8"/>
-          <w:szCs w:val="8"/>
-        </w:rPr>
-        <w:t xml:space="preserve"/>
-      </w:r>
-    </w:p>
-    <w:p>
-      <w:pPr>
-        <w:spacing w:after="80" w:before="280"/>
-      </w:pPr>
-      <w:r>
-        <w:rPr>
-          <w:rFonts w:ascii="Calibri" w:cs="Calibri" w:eastAsia="Calibri" w:hAnsi="Calibri"/>
-          <w:b/>
-          <w:bCs/>
-          <w:color w:val="1B1B1E"/>
-          <w:sz w:val="22"/>
-          <w:szCs w:val="22"/>
-        </w:rPr>
-        <w:t xml:space="preserve">Which part of that goes with you into any job? A moment, a person, a session. Be specific.</w:t>
-      </w:r>
-    </w:p>
-    <w:tbl>
-      <w:tblPr>
-        <w:tblW w:type="dxa" w:w="9360"/>
-        <w:tblBorders>
-          <w:top w:val="single" w:color="auto" w:sz="4"/>
-          <w:left w:val="single" w:color="auto" w:sz="4"/>
-          <w:bottom w:val="single" w:color="auto" w:sz="4"/>
-          <w:right w:val="single" w:color="auto" w:sz="4"/>
-          <w:insideH w:val="single" w:color="auto" w:sz="4"/>
-          <w:insideV w:val="single" w:color="auto" w:sz="4"/>
-        </w:tblBorders>
-      </w:tblPr>
-      <w:tblGrid>
-        <w:gridCol w:w="9360"/>
-      </w:tblGrid>
-      <w:tr>
-        <w:trPr>
-          <w:trHeight w:val="1360" w:hRule="atLeast"/>
-        </w:trPr>
-        <w:tc>
-          <w:tcPr>
-            <w:tcW w:type="dxa" w:w="9360"/>
-            <w:tcBorders>
-              <w:top w:val="single" w:color="D1D5DB" w:sz="6"/>
-              <w:left w:val="single" w:color="D1D5DB" w:sz="6"/>
-              <w:bottom w:val="single" w:color="D1D5DB" w:sz="6"/>
-              <w:right w:val="single" w:color="D1D5DB" w:sz="6"/>
-            </w:tcBorders>
-            <w:shd w:fill="FFFFFF" w:color="auto" w:val="clear"/>
-            <w:tcMar>
-              <w:top w:type="dxa" w:w="140"/>
-              <w:left w:type="dxa" w:w="160"/>
-              <w:bottom w:type="dxa" w:w="140"/>
-              <w:right w:type="dxa" w:w="160"/>
-            </w:tcMar>
-          </w:tcPr>
-          <w:p>
-            <w:pPr>
-              <w:spacing w:after="120" w:before="0"/>
-            </w:pPr>
-            <w:r>
-              <w:rPr>
-                <w:rFonts w:ascii="Calibri" w:cs="Calibri" w:eastAsia="Calibri" w:hAnsi="Calibri"/>
-                <w:color w:val="1B1B1E"/>
-                <w:sz w:val="22"/>
-                <w:szCs w:val="22"/>
-              </w:rPr>
-              <w:t xml:space="preserve"> </w:t>
-            </w:r>
-          </w:p>
-        </w:tc>
-      </w:tr>
-    </w:tbl>
-    <w:p>
-      <w:pPr>
-        <w:spacing w:after="200" w:before="0" w:line="120"/>
-      </w:pPr>
-      <w:r>
-        <w:rPr>
-          <w:rFonts w:ascii="Calibri" w:cs="Calibri" w:eastAsia="Calibri" w:hAnsi="Calibri"/>
-          <w:sz w:val="8"/>
-          <w:szCs w:val="8"/>
-        </w:rPr>
-        <w:t xml:space="preserve"/>
-      </w:r>
-    </w:p>
-    <w:p>
-      <w:pPr>
-        <w:spacing w:after="80" w:before="280"/>
-      </w:pPr>
-      <w:r>
-        <w:rPr>
-          <w:rFonts w:ascii="Calibri" w:cs="Calibri" w:eastAsia="Calibri" w:hAnsi="Calibri"/>
-          <w:b/>
-          <w:bCs/>
-          <w:color w:val="1B1B1E"/>
-          <w:sz w:val="22"/>
-          <w:szCs w:val="22"/>
-        </w:rPr>
-        <w:t xml:space="preserve">Which part only exists in a clinic, and what will you do about that outside work?</w:t>
-      </w:r>
-    </w:p>
-    <w:tbl>
-      <w:tblPr>
-        <w:tblW w:type="dxa" w:w="9360"/>
-        <w:tblBorders>
-          <w:top w:val="single" w:color="auto" w:sz="4"/>
-          <w:left w:val="single" w:color="auto" w:sz="4"/>
-          <w:bottom w:val="single" w:color="auto" w:sz="4"/>
-          <w:right w:val="single" w:color="auto" w:sz="4"/>
-          <w:insideH w:val="single" w:color="auto" w:sz="4"/>
-          <w:insideV w:val="single" w:color="auto" w:sz="4"/>
-        </w:tblBorders>
-      </w:tblPr>
-      <w:tblGrid>
-        <w:gridCol w:w="9360"/>
-      </w:tblGrid>
-      <w:tr>
-        <w:trPr>
-          <w:trHeight w:val="1360" w:hRule="atLeast"/>
-        </w:trPr>
-        <w:tc>
-          <w:tcPr>
-            <w:tcW w:type="dxa" w:w="9360"/>
-            <w:tcBorders>
-              <w:top w:val="single" w:color="D1D5DB" w:sz="6"/>
-              <w:left w:val="single" w:color="D1D5DB" w:sz="6"/>
-              <w:bottom w:val="single" w:color="D1D5DB" w:sz="6"/>
-              <w:right w:val="single" w:color="D1D5DB" w:sz="6"/>
-            </w:tcBorders>
-            <w:shd w:fill="FFFFFF" w:color="auto" w:val="clear"/>
-            <w:tcMar>
-              <w:top w:type="dxa" w:w="140"/>
-              <w:left w:type="dxa" w:w="160"/>
-              <w:bottom w:type="dxa" w:w="140"/>
-              <w:right w:type="dxa" w:w="160"/>
-            </w:tcMar>
-          </w:tcPr>
-          <w:p>
-            <w:pPr>
-              <w:spacing w:after="120" w:before="0"/>
-            </w:pPr>
-            <w:r>
-              <w:rPr>
-                <w:rFonts w:ascii="Calibri" w:cs="Calibri" w:eastAsia="Calibri" w:hAnsi="Calibri"/>
-                <w:color w:val="1B1B1E"/>
-                <w:sz w:val="22"/>
-                <w:szCs w:val="22"/>
-              </w:rPr>
-              <w:t xml:space="preserve"> </w:t>
-            </w:r>
-          </w:p>
-        </w:tc>
-      </w:tr>
-    </w:tbl>
-    <w:p>
-      <w:pPr>
-        <w:spacing w:after="200" w:before="0" w:line="120"/>
-      </w:pPr>
-      <w:r>
-        <w:rPr>
-          <w:rFonts w:ascii="Calibri" w:cs="Calibri" w:eastAsia="Calibri" w:hAnsi="Calibri"/>
-          <w:sz w:val="8"/>
-          <w:szCs w:val="8"/>
-        </w:rPr>
-        <w:t xml:space="preserve"/>
-      </w:r>
-    </w:p>
-    <w:p>
-      <w:r>
-        <w:br w:type="page"/>
-      </w:r>
-    </w:p>
-    <w:p>
-      <w:pPr>
-        <w:spacing w:after="60" w:before="120"/>
-      </w:pPr>
-      <w:r>
-        <w:rPr>
-          <w:rFonts w:ascii="Calibri" w:cs="Calibri" w:eastAsia="Calibri" w:hAnsi="Calibri"/>
-          <w:b/>
-          <w:bCs/>
-          <w:color w:val="2D6A4F"/>
-          <w:spacing w:val="30"/>
-          <w:sz w:val="17"/>
-          <w:szCs w:val="17"/>
-        </w:rPr>
-        <w:t xml:space="preserve">MODULE 1 · LESSON 7</w:t>
-      </w:r>
-    </w:p>
-    <w:p>
-      <w:pPr>
-        <w:pStyle w:val="Heading1"/>
-        <w:spacing w:after="60" w:before="0"/>
-      </w:pPr>
-      <w:r>
-        <w:rPr>
-          <w:rFonts w:ascii="Georgia" w:cs="Georgia" w:eastAsia="Georgia" w:hAnsi="Georgia"/>
-          <w:b/>
-          <w:bCs/>
-          <w:color w:val="1B1B1E"/>
-          <w:sz w:val="40"/>
-          <w:szCs w:val="40"/>
-        </w:rPr>
-        <w:t xml:space="preserve">Telling the first person</w:t>
-      </w:r>
-    </w:p>
-    <w:p>
-      <w:pPr>
-        <w:spacing w:after="320" w:before="0"/>
-      </w:pPr>
-      <w:r>
-        <w:rPr>
-          <w:rFonts w:ascii="Calibri" w:cs="Calibri" w:eastAsia="Calibri" w:hAnsi="Calibri"/>
-          <w:color w:val="6B7280"/>
-          <w:sz w:val="22"/>
-          <w:szCs w:val="22"/>
-        </w:rPr>
-        <w:t xml:space="preserve">Say it out loud to one person. Plan who, when, and what you will say.</w:t>
+          <w:sz w:val="24"/>
+          <w:szCs w:val="24"/>
+        </w:rPr>
+        <w:t xml:space="preserve">What an hour pays now</w:t>
       </w:r>
     </w:p>
     <w:tbl>
@@ -3990,7 +2177,7 @@
                 <w:sz w:val="21"/>
                 <w:szCs w:val="21"/>
               </w:rPr>
-              <w:t xml:space="preserve">Who</w:t>
+              <w:t xml:space="preserve">Salary now</w:t>
             </w:r>
           </w:p>
           <w:p>
@@ -4004,7 +2191,7 @@
                 <w:sz w:val="18"/>
                 <w:szCs w:val="18"/>
               </w:rPr>
-              <w:t xml:space="preserve">Not a colleague, if you can avoid it</w:t>
+              <w:t xml:space="preserve">Gross, before tax</w:t>
             </w:r>
           </w:p>
         </w:tc>
@@ -4075,7 +2262,7 @@
                 <w:sz w:val="21"/>
                 <w:szCs w:val="21"/>
               </w:rPr>
-              <w:t xml:space="preserve">When</w:t>
+              <w:t xml:space="preserve">Hours in a real week</w:t>
             </w:r>
           </w:p>
           <w:p>
@@ -4089,7 +2276,7 @@
                 <w:sz w:val="18"/>
                 <w:szCs w:val="18"/>
               </w:rPr>
-              <w:t xml:space="preserve">A date, not “soon”</w:t>
+              <w:t xml:space="preserve">Including the evenings and the Sunday notes</w:t>
             </w:r>
           </w:p>
         </w:tc>
@@ -4160,7 +2347,7 @@
                 <w:sz w:val="21"/>
                 <w:szCs w:val="21"/>
               </w:rPr>
-              <w:t xml:space="preserve">What you plan to say</w:t>
+              <w:t xml:space="preserve">Weeks worked a year</w:t>
             </w:r>
           </w:p>
           <w:p>
@@ -4174,7 +2361,7 @@
                 <w:sz w:val="18"/>
                 <w:szCs w:val="18"/>
               </w:rPr>
-              <w:t xml:space="preserve">One sentence</w:t>
+              <w:t xml:space="preserve">A school year is about 39</w:t>
             </w:r>
           </w:p>
         </w:tc>
@@ -4211,6 +2398,91 @@
           </w:p>
         </w:tc>
       </w:tr>
+      <w:tr>
+        <w:trPr>
+          <w:trHeight w:val="640" w:hRule="atLeast"/>
+        </w:trPr>
+        <w:tc>
+          <w:tcPr>
+            <w:tcW w:type="dxa" w:w="3600"/>
+            <w:tcBorders>
+              <w:top w:val="single" w:color="D1D5DB" w:sz="6"/>
+              <w:left w:val="single" w:color="D1D5DB" w:sz="6"/>
+              <w:bottom w:val="single" w:color="D1D5DB" w:sz="6"/>
+              <w:right w:val="single" w:color="D1D5DB" w:sz="6"/>
+            </w:tcBorders>
+            <w:shd w:fill="F0FAF3" w:color="auto" w:val="clear"/>
+            <w:tcMar>
+              <w:top w:type="dxa" w:w="120"/>
+              <w:left w:type="dxa" w:w="160"/>
+              <w:bottom w:type="dxa" w:w="120"/>
+              <w:right w:type="dxa" w:w="160"/>
+            </w:tcMar>
+          </w:tcPr>
+          <w:p>
+            <w:pPr>
+              <w:spacing w:after="120" w:before="0"/>
+            </w:pPr>
+            <w:r>
+              <w:rPr>
+                <w:rFonts w:ascii="Calibri" w:cs="Calibri" w:eastAsia="Calibri" w:hAnsi="Calibri"/>
+                <w:b/>
+                <w:bCs/>
+                <w:color w:val="1B1B1E"/>
+                <w:sz w:val="21"/>
+                <w:szCs w:val="21"/>
+              </w:rPr>
+              <w:t xml:space="preserve">Your real hourly rate</w:t>
+            </w:r>
+          </w:p>
+          <w:p>
+            <w:pPr>
+              <w:spacing w:after="0" w:before="0"/>
+            </w:pPr>
+            <w:r>
+              <w:rPr>
+                <w:rFonts w:ascii="Calibri" w:cs="Calibri" w:eastAsia="Calibri" w:hAnsi="Calibri"/>
+                <w:color w:val="6B7280"/>
+                <w:sz w:val="18"/>
+                <w:szCs w:val="18"/>
+              </w:rPr>
+              <w:t xml:space="preserve">Salary divided by hours times weeks. The lesson shows it, and what the same salary pays at forty hours</w:t>
+            </w:r>
+          </w:p>
+        </w:tc>
+        <w:tc>
+          <w:tcPr>
+            <w:tcW w:type="dxa" w:w="5760"/>
+            <w:tcBorders>
+              <w:top w:val="single" w:color="D1D5DB" w:sz="6"/>
+              <w:left w:val="single" w:color="D1D5DB" w:sz="6"/>
+              <w:bottom w:val="single" w:color="D1D5DB" w:sz="6"/>
+              <w:right w:val="single" w:color="D1D5DB" w:sz="6"/>
+            </w:tcBorders>
+            <w:shd w:fill="FFFFFF" w:color="auto" w:val="clear"/>
+            <w:tcMar>
+              <w:top w:type="dxa" w:w="120"/>
+              <w:left w:type="dxa" w:w="160"/>
+              <w:bottom w:type="dxa" w:w="120"/>
+              <w:right w:type="dxa" w:w="160"/>
+            </w:tcMar>
+          </w:tcPr>
+          <w:p>
+            <w:pPr>
+              <w:spacing w:after="120" w:before="0"/>
+            </w:pPr>
+            <w:r>
+              <w:rPr>
+                <w:rFonts w:ascii="Calibri" w:cs="Calibri" w:eastAsia="Calibri" w:hAnsi="Calibri"/>
+                <w:color w:val="1B1B1E"/>
+                <w:sz w:val="22"/>
+                <w:szCs w:val="22"/>
+              </w:rPr>
+              <w:t xml:space="preserve"> </w:t>
+            </w:r>
+          </w:p>
+        </w:tc>
+      </w:tr>
     </w:tbl>
     <w:p>
       <w:pPr>
@@ -4227,7 +2499,8 @@
     </w:p>
     <w:p>
       <w:pPr>
-        <w:spacing w:after="80" w:before="280"/>
+        <w:pStyle w:val="Heading2"/>
+        <w:spacing w:after="140" w:before="360"/>
       </w:pPr>
       <w:r>
         <w:rPr>
@@ -4235,225 +2508,10 @@
           <w:b/>
           <w:bCs/>
           <w:color w:val="1B1B1E"/>
-          <w:sz w:val="22"/>
-          <w:szCs w:val="22"/>
-        </w:rPr>
-        <w:t xml:space="preserve">What you actually said, and what they said back.</w:t>
-      </w:r>
-    </w:p>
-    <w:p>
-      <w:pPr>
-        <w:spacing w:after="100" w:before="0"/>
-      </w:pPr>
-      <w:r>
-        <w:rPr>
-          <w:rFonts w:ascii="Calibri" w:cs="Calibri" w:eastAsia="Calibri" w:hAnsi="Calibri"/>
-          <w:color w:val="6B7280"/>
-          <w:sz w:val="20"/>
-          <w:szCs w:val="20"/>
-        </w:rPr>
-        <w:t xml:space="preserve">Fill this in afterwards. People are almost always less surprised than you expect them to be.</w:t>
-      </w:r>
-    </w:p>
-    <w:tbl>
-      <w:tblPr>
-        <w:tblW w:type="dxa" w:w="9360"/>
-        <w:tblBorders>
-          <w:top w:val="single" w:color="auto" w:sz="4"/>
-          <w:left w:val="single" w:color="auto" w:sz="4"/>
-          <w:bottom w:val="single" w:color="auto" w:sz="4"/>
-          <w:right w:val="single" w:color="auto" w:sz="4"/>
-          <w:insideH w:val="single" w:color="auto" w:sz="4"/>
-          <w:insideV w:val="single" w:color="auto" w:sz="4"/>
-        </w:tblBorders>
-      </w:tblPr>
-      <w:tblGrid>
-        <w:gridCol w:w="9360"/>
-      </w:tblGrid>
-      <w:tr>
-        <w:trPr>
-          <w:trHeight w:val="1960" w:hRule="atLeast"/>
-        </w:trPr>
-        <w:tc>
-          <w:tcPr>
-            <w:tcW w:type="dxa" w:w="9360"/>
-            <w:tcBorders>
-              <w:top w:val="single" w:color="D1D5DB" w:sz="6"/>
-              <w:left w:val="single" w:color="D1D5DB" w:sz="6"/>
-              <w:bottom w:val="single" w:color="D1D5DB" w:sz="6"/>
-              <w:right w:val="single" w:color="D1D5DB" w:sz="6"/>
-            </w:tcBorders>
-            <w:shd w:fill="FFFFFF" w:color="auto" w:val="clear"/>
-            <w:tcMar>
-              <w:top w:type="dxa" w:w="140"/>
-              <w:left w:type="dxa" w:w="160"/>
-              <w:bottom w:type="dxa" w:w="140"/>
-              <w:right w:type="dxa" w:w="160"/>
-            </w:tcMar>
-          </w:tcPr>
-          <w:p>
-            <w:pPr>
-              <w:spacing w:after="120" w:before="0"/>
-            </w:pPr>
-            <w:r>
-              <w:rPr>
-                <w:rFonts w:ascii="Calibri" w:cs="Calibri" w:eastAsia="Calibri" w:hAnsi="Calibri"/>
-                <w:color w:val="1B1B1E"/>
-                <w:sz w:val="22"/>
-                <w:szCs w:val="22"/>
-              </w:rPr>
-              <w:t xml:space="preserve"> </w:t>
-            </w:r>
-          </w:p>
-        </w:tc>
-      </w:tr>
-    </w:tbl>
-    <w:p>
-      <w:pPr>
-        <w:spacing w:after="200" w:before="0" w:line="120"/>
-      </w:pPr>
-      <w:r>
-        <w:rPr>
-          <w:rFonts w:ascii="Calibri" w:cs="Calibri" w:eastAsia="Calibri" w:hAnsi="Calibri"/>
-          <w:sz w:val="8"/>
-          <w:szCs w:val="8"/>
-        </w:rPr>
-        <w:t xml:space="preserve"/>
-      </w:r>
-    </w:p>
-    <w:p>
-      <w:pPr>
-        <w:spacing w:after="80" w:before="280"/>
-      </w:pPr>
-      <w:r>
-        <w:rPr>
-          <w:rFonts w:ascii="Calibri" w:cs="Calibri" w:eastAsia="Calibri" w:hAnsi="Calibri"/>
-          <w:b/>
-          <w:bCs/>
-          <w:color w:val="1B1B1E"/>
-          <w:sz w:val="22"/>
-          <w:szCs w:val="22"/>
-        </w:rPr>
-        <w:t xml:space="preserve">What changed for you in the hour after.</w:t>
-      </w:r>
-    </w:p>
-    <w:tbl>
-      <w:tblPr>
-        <w:tblW w:type="dxa" w:w="9360"/>
-        <w:tblBorders>
-          <w:top w:val="single" w:color="auto" w:sz="4"/>
-          <w:left w:val="single" w:color="auto" w:sz="4"/>
-          <w:bottom w:val="single" w:color="auto" w:sz="4"/>
-          <w:right w:val="single" w:color="auto" w:sz="4"/>
-          <w:insideH w:val="single" w:color="auto" w:sz="4"/>
-          <w:insideV w:val="single" w:color="auto" w:sz="4"/>
-        </w:tblBorders>
-      </w:tblPr>
-      <w:tblGrid>
-        <w:gridCol w:w="9360"/>
-      </w:tblGrid>
-      <w:tr>
-        <w:trPr>
-          <w:trHeight w:val="1060" w:hRule="atLeast"/>
-        </w:trPr>
-        <w:tc>
-          <w:tcPr>
-            <w:tcW w:type="dxa" w:w="9360"/>
-            <w:tcBorders>
-              <w:top w:val="single" w:color="D1D5DB" w:sz="6"/>
-              <w:left w:val="single" w:color="D1D5DB" w:sz="6"/>
-              <w:bottom w:val="single" w:color="D1D5DB" w:sz="6"/>
-              <w:right w:val="single" w:color="D1D5DB" w:sz="6"/>
-            </w:tcBorders>
-            <w:shd w:fill="FFFFFF" w:color="auto" w:val="clear"/>
-            <w:tcMar>
-              <w:top w:type="dxa" w:w="140"/>
-              <w:left w:type="dxa" w:w="160"/>
-              <w:bottom w:type="dxa" w:w="140"/>
-              <w:right w:type="dxa" w:w="160"/>
-            </w:tcMar>
-          </w:tcPr>
-          <w:p>
-            <w:pPr>
-              <w:spacing w:after="120" w:before="0"/>
-            </w:pPr>
-            <w:r>
-              <w:rPr>
-                <w:rFonts w:ascii="Calibri" w:cs="Calibri" w:eastAsia="Calibri" w:hAnsi="Calibri"/>
-                <w:color w:val="1B1B1E"/>
-                <w:sz w:val="22"/>
-                <w:szCs w:val="22"/>
-              </w:rPr>
-              <w:t xml:space="preserve"> </w:t>
-            </w:r>
-          </w:p>
-        </w:tc>
-      </w:tr>
-    </w:tbl>
-    <w:p>
-      <w:pPr>
-        <w:spacing w:after="200" w:before="0" w:line="120"/>
-      </w:pPr>
-      <w:r>
-        <w:rPr>
-          <w:rFonts w:ascii="Calibri" w:cs="Calibri" w:eastAsia="Calibri" w:hAnsi="Calibri"/>
-          <w:sz w:val="8"/>
-          <w:szCs w:val="8"/>
-        </w:rPr>
-        <w:t xml:space="preserve"/>
-      </w:r>
-    </w:p>
-    <w:p>
-      <w:r>
-        <w:br w:type="page"/>
-      </w:r>
-    </w:p>
-    <w:p>
-      <w:pPr>
-        <w:spacing w:after="60" w:before="120"/>
-      </w:pPr>
-      <w:r>
-        <w:rPr>
-          <w:rFonts w:ascii="Calibri" w:cs="Calibri" w:eastAsia="Calibri" w:hAnsi="Calibri"/>
-          <w:b/>
-          <w:bCs/>
-          <w:color w:val="155E75"/>
-          <w:spacing w:val="30"/>
-          <w:sz w:val="17"/>
-          <w:szCs w:val="17"/>
-        </w:rPr>
-        <w:t xml:space="preserve">MODULE 3 · SHEET 1 OF 2</w:t>
-      </w:r>
-    </w:p>
-    <w:p>
-      <w:pPr>
-        <w:pStyle w:val="Heading1"/>
-        <w:spacing w:after="60" w:before="0"/>
-      </w:pPr>
-      <w:r>
-        <w:rPr>
-          <w:rFonts w:ascii="Georgia" w:cs="Georgia" w:eastAsia="Georgia" w:hAnsi="Georgia"/>
-          <w:b/>
-          <w:bCs/>
-          <w:color w:val="1B1B1E"/>
-          <w:sz w:val="40"/>
-          <w:szCs w:val="40"/>
-        </w:rPr>
-        <w:t xml:space="preserve">Informational interview sheet</w:t>
-      </w:r>
-    </w:p>
-    <w:p>
-      <w:pPr>
-        <w:spacing w:after="320" w:before="0"/>
-      </w:pPr>
-      <w:r>
-        <w:rPr>
-          <w:rFonts w:ascii="Calibri" w:cs="Calibri" w:eastAsia="Calibri" w:hAnsi="Calibri"/>
-          <w:color w:val="6B7280"/>
-          <w:sz w:val="22"/>
-          <w:szCs w:val="22"/>
-        </w:rPr>
-        <w:t xml:space="preserve">Keep this open while you talk. Their answers, in their words.</w:t>
+          <w:sz w:val="24"/>
+          <w:szCs w:val="24"/>
+        </w:rPr>
+        <w:t xml:space="preserve">The number the next job has to clear</w:t>
       </w:r>
     </w:p>
     <w:tbl>
@@ -4506,7 +2564,7 @@
                 <w:sz w:val="21"/>
                 <w:szCs w:val="21"/>
               </w:rPr>
-              <w:t xml:space="preserve">Who, and their title now</w:t>
+              <w:t xml:space="preserve">Monthly expenses</w:t>
             </w:r>
           </w:p>
           <w:p>
@@ -4520,7 +2578,7 @@
                 <w:sz w:val="18"/>
                 <w:szCs w:val="18"/>
               </w:rPr>
-              <w:t xml:space="preserve">How you found them</w:t>
+              <w:t xml:space="preserve">The real month, not the good one</w:t>
             </w:r>
           </w:p>
         </w:tc>
@@ -4591,7 +2649,21 @@
                 <w:sz w:val="21"/>
                 <w:szCs w:val="21"/>
               </w:rPr>
-              <w:t xml:space="preserve">Date</w:t>
+              <w:t xml:space="preserve">Tax you assume</w:t>
+            </w:r>
+          </w:p>
+          <w:p>
+            <w:pPr>
+              <w:spacing w:after="0" w:before="0"/>
+            </w:pPr>
+            <w:r>
+              <w:rPr>
+                <w:rFonts w:ascii="Calibri" w:cs="Calibri" w:eastAsia="Calibri" w:hAnsi="Calibri"/>
+                <w:color w:val="6B7280"/>
+                <w:sz w:val="18"/>
+                <w:szCs w:val="18"/>
+              </w:rPr>
+              <w:t xml:space="preserve">Federal, state and the 7.65% payroll share. Your guess, as a percentage</w:t>
             </w:r>
           </w:p>
         </w:tc>
@@ -4628,10 +2700,384 @@
           </w:p>
         </w:tc>
       </w:tr>
+      <w:tr>
+        <w:trPr>
+          <w:trHeight w:val="640" w:hRule="atLeast"/>
+        </w:trPr>
+        <w:tc>
+          <w:tcPr>
+            <w:tcW w:type="dxa" w:w="3600"/>
+            <w:tcBorders>
+              <w:top w:val="single" w:color="D1D5DB" w:sz="6"/>
+              <w:left w:val="single" w:color="D1D5DB" w:sz="6"/>
+              <w:bottom w:val="single" w:color="D1D5DB" w:sz="6"/>
+              <w:right w:val="single" w:color="D1D5DB" w:sz="6"/>
+            </w:tcBorders>
+            <w:shd w:fill="F0FAF3" w:color="auto" w:val="clear"/>
+            <w:tcMar>
+              <w:top w:type="dxa" w:w="120"/>
+              <w:left w:type="dxa" w:w="160"/>
+              <w:bottom w:type="dxa" w:w="120"/>
+              <w:right w:type="dxa" w:w="160"/>
+            </w:tcMar>
+          </w:tcPr>
+          <w:p>
+            <w:pPr>
+              <w:spacing w:after="120" w:before="0"/>
+            </w:pPr>
+            <w:r>
+              <w:rPr>
+                <w:rFonts w:ascii="Calibri" w:cs="Calibri" w:eastAsia="Calibri" w:hAnsi="Calibri"/>
+                <w:b/>
+                <w:bCs/>
+                <w:color w:val="1B1B1E"/>
+                <w:sz w:val="21"/>
+                <w:szCs w:val="21"/>
+              </w:rPr>
+              <w:t xml:space="preserve">The annual floor</w:t>
+            </w:r>
+          </w:p>
+          <w:p>
+            <w:pPr>
+              <w:spacing w:after="0" w:before="0"/>
+            </w:pPr>
+            <w:r>
+              <w:rPr>
+                <w:rFonts w:ascii="Calibri" w:cs="Calibri" w:eastAsia="Calibri" w:hAnsi="Calibri"/>
+                <w:color w:val="6B7280"/>
+                <w:sz w:val="18"/>
+                <w:szCs w:val="18"/>
+              </w:rPr>
+              <w:t xml:space="preserve">Expenses times twelve, grossed up for the tax. Below this you decline</w:t>
+            </w:r>
+          </w:p>
+        </w:tc>
+        <w:tc>
+          <w:tcPr>
+            <w:tcW w:type="dxa" w:w="5760"/>
+            <w:tcBorders>
+              <w:top w:val="single" w:color="D1D5DB" w:sz="6"/>
+              <w:left w:val="single" w:color="D1D5DB" w:sz="6"/>
+              <w:bottom w:val="single" w:color="D1D5DB" w:sz="6"/>
+              <w:right w:val="single" w:color="D1D5DB" w:sz="6"/>
+            </w:tcBorders>
+            <w:shd w:fill="FFFFFF" w:color="auto" w:val="clear"/>
+            <w:tcMar>
+              <w:top w:type="dxa" w:w="120"/>
+              <w:left w:type="dxa" w:w="160"/>
+              <w:bottom w:type="dxa" w:w="120"/>
+              <w:right w:type="dxa" w:w="160"/>
+            </w:tcMar>
+          </w:tcPr>
+          <w:p>
+            <w:pPr>
+              <w:spacing w:after="120" w:before="0"/>
+            </w:pPr>
+            <w:r>
+              <w:rPr>
+                <w:rFonts w:ascii="Calibri" w:cs="Calibri" w:eastAsia="Calibri" w:hAnsi="Calibri"/>
+                <w:color w:val="1B1B1E"/>
+                <w:sz w:val="22"/>
+                <w:szCs w:val="22"/>
+              </w:rPr>
+              <w:t xml:space="preserve"> </w:t>
+            </w:r>
+          </w:p>
+        </w:tc>
+      </w:tr>
+      <w:tr>
+        <w:trPr>
+          <w:trHeight w:val="640" w:hRule="atLeast"/>
+        </w:trPr>
+        <w:tc>
+          <w:tcPr>
+            <w:tcW w:type="dxa" w:w="3600"/>
+            <w:tcBorders>
+              <w:top w:val="single" w:color="D1D5DB" w:sz="6"/>
+              <w:left w:val="single" w:color="D1D5DB" w:sz="6"/>
+              <w:bottom w:val="single" w:color="D1D5DB" w:sz="6"/>
+              <w:right w:val="single" w:color="D1D5DB" w:sz="6"/>
+            </w:tcBorders>
+            <w:shd w:fill="F0FAF3" w:color="auto" w:val="clear"/>
+            <w:tcMar>
+              <w:top w:type="dxa" w:w="120"/>
+              <w:left w:type="dxa" w:w="160"/>
+              <w:bottom w:type="dxa" w:w="120"/>
+              <w:right w:type="dxa" w:w="160"/>
+            </w:tcMar>
+          </w:tcPr>
+          <w:p>
+            <w:pPr>
+              <w:spacing w:after="120" w:before="0"/>
+            </w:pPr>
+            <w:r>
+              <w:rPr>
+                <w:rFonts w:ascii="Calibri" w:cs="Calibri" w:eastAsia="Calibri" w:hAnsi="Calibri"/>
+                <w:b/>
+                <w:bCs/>
+                <w:color w:val="1B1B1E"/>
+                <w:sz w:val="21"/>
+                <w:szCs w:val="21"/>
+              </w:rPr>
+              <w:t xml:space="preserve">The date</w:t>
+            </w:r>
+          </w:p>
+          <w:p>
+            <w:pPr>
+              <w:spacing w:after="0" w:before="0"/>
+            </w:pPr>
+            <w:r>
+              <w:rPr>
+                <w:rFonts w:ascii="Calibri" w:cs="Calibri" w:eastAsia="Calibri" w:hAnsi="Calibri"/>
+                <w:color w:val="6B7280"/>
+                <w:sz w:val="18"/>
+                <w:szCs w:val="18"/>
+              </w:rPr>
+              <w:t xml:space="preserve">When you want to be somewhere else. A month and a year</w:t>
+            </w:r>
+          </w:p>
+        </w:tc>
+        <w:tc>
+          <w:tcPr>
+            <w:tcW w:type="dxa" w:w="5760"/>
+            <w:tcBorders>
+              <w:top w:val="single" w:color="D1D5DB" w:sz="6"/>
+              <w:left w:val="single" w:color="D1D5DB" w:sz="6"/>
+              <w:bottom w:val="single" w:color="D1D5DB" w:sz="6"/>
+              <w:right w:val="single" w:color="D1D5DB" w:sz="6"/>
+            </w:tcBorders>
+            <w:shd w:fill="FFFFFF" w:color="auto" w:val="clear"/>
+            <w:tcMar>
+              <w:top w:type="dxa" w:w="120"/>
+              <w:left w:type="dxa" w:w="160"/>
+              <w:bottom w:type="dxa" w:w="120"/>
+              <w:right w:type="dxa" w:w="160"/>
+            </w:tcMar>
+          </w:tcPr>
+          <w:p>
+            <w:pPr>
+              <w:spacing w:after="120" w:before="0"/>
+            </w:pPr>
+            <w:r>
+              <w:rPr>
+                <w:rFonts w:ascii="Calibri" w:cs="Calibri" w:eastAsia="Calibri" w:hAnsi="Calibri"/>
+                <w:color w:val="1B1B1E"/>
+                <w:sz w:val="22"/>
+                <w:szCs w:val="22"/>
+              </w:rPr>
+              <w:t xml:space="preserve"> </w:t>
+            </w:r>
+          </w:p>
+        </w:tc>
+      </w:tr>
     </w:tbl>
     <w:p>
       <w:pPr>
         <w:spacing w:after="200" w:before="0" w:line="120"/>
+      </w:pPr>
+      <w:r>
+        <w:rPr>
+          <w:rFonts w:ascii="Calibri" w:cs="Calibri" w:eastAsia="Calibri" w:hAnsi="Calibri"/>
+          <w:sz w:val="8"/>
+          <w:szCs w:val="8"/>
+        </w:rPr>
+        <w:t xml:space="preserve"/>
+      </w:r>
+    </w:p>
+    <w:p>
+      <w:r>
+        <w:br w:type="page"/>
+      </w:r>
+    </w:p>
+    <w:p>
+      <w:pPr>
+        <w:spacing w:after="60" w:before="120"/>
+      </w:pPr>
+      <w:r>
+        <w:rPr>
+          <w:rFonts w:ascii="Calibri" w:cs="Calibri" w:eastAsia="Calibri" w:hAnsi="Calibri"/>
+          <w:b/>
+          <w:bCs/>
+          <w:color w:val="2D6A4F"/>
+          <w:spacing w:val="30"/>
+          <w:sz w:val="17"/>
+          <w:szCs w:val="17"/>
+        </w:rPr>
+        <w:t xml:space="preserve">LESSON 0.2 · THE TRADES</w:t>
+      </w:r>
+    </w:p>
+    <w:p>
+      <w:pPr>
+        <w:pStyle w:val="Heading1"/>
+        <w:spacing w:after="60" w:before="0"/>
+      </w:pPr>
+      <w:r>
+        <w:rPr>
+          <w:rFonts w:ascii="Georgia" w:cs="Georgia" w:eastAsia="Georgia" w:hAnsi="Georgia"/>
+          <w:b/>
+          <w:bCs/>
+          <w:color w:val="1B1B1E"/>
+          <w:sz w:val="40"/>
+          <w:szCs w:val="40"/>
+        </w:rPr>
+        <w:t xml:space="preserve">What you would trade to get there</w:t>
+      </w:r>
+    </w:p>
+    <w:p>
+      <w:pPr>
+        <w:spacing w:after="320" w:before="0"/>
+      </w:pPr>
+      <w:r>
+        <w:rPr>
+          <w:rFonts w:ascii="Calibri" w:cs="Calibri" w:eastAsia="Calibri" w:hAnsi="Calibri"/>
+          <w:color w:val="6B7280"/>
+          <w:sz w:val="22"/>
+          <w:szCs w:val="22"/>
+        </w:rPr>
+        <w:t xml:space="preserve">Tick the ones that are genuinely on the table. The lesson uses these to rule paths in and out.</w:t>
+      </w:r>
+    </w:p>
+    <w:p>
+      <w:pPr>
+        <w:spacing w:after="120"/>
+      </w:pPr>
+      <w:r>
+        <w:rPr>
+          <w:rFonts w:ascii="Segoe UI Symbol" w:cs="Segoe UI Symbol" w:eastAsia="Segoe UI Symbol" w:hAnsi="Segoe UI Symbol"/>
+          <w:color w:val="2D6A4F"/>
+          <w:sz w:val="24"/>
+          <w:szCs w:val="24"/>
+        </w:rPr>
+        <w:t xml:space="preserve">☐  </w:t>
+      </w:r>
+      <w:r>
+        <w:rPr>
+          <w:rFonts w:ascii="Calibri" w:cs="Calibri" w:eastAsia="Calibri" w:hAnsi="Calibri"/>
+          <w:color w:val="1B1B1E"/>
+          <w:sz w:val="22"/>
+          <w:szCs w:val="22"/>
+        </w:rPr>
+        <w:t xml:space="preserve">Move city or state</w:t>
+      </w:r>
+    </w:p>
+    <w:p>
+      <w:pPr>
+        <w:spacing w:after="120"/>
+      </w:pPr>
+      <w:r>
+        <w:rPr>
+          <w:rFonts w:ascii="Segoe UI Symbol" w:cs="Segoe UI Symbol" w:eastAsia="Segoe UI Symbol" w:hAnsi="Segoe UI Symbol"/>
+          <w:color w:val="2D6A4F"/>
+          <w:sz w:val="24"/>
+          <w:szCs w:val="24"/>
+        </w:rPr>
+        <w:t xml:space="preserve">☐  </w:t>
+      </w:r>
+      <w:r>
+        <w:rPr>
+          <w:rFonts w:ascii="Calibri" w:cs="Calibri" w:eastAsia="Calibri" w:hAnsi="Calibri"/>
+          <w:color w:val="1B1B1E"/>
+          <w:sz w:val="22"/>
+          <w:szCs w:val="22"/>
+        </w:rPr>
+        <w:t xml:space="preserve">Take a pay dip for the first year</w:t>
+      </w:r>
+    </w:p>
+    <w:p>
+      <w:pPr>
+        <w:spacing w:after="120"/>
+      </w:pPr>
+      <w:r>
+        <w:rPr>
+          <w:rFonts w:ascii="Segoe UI Symbol" w:cs="Segoe UI Symbol" w:eastAsia="Segoe UI Symbol" w:hAnsi="Segoe UI Symbol"/>
+          <w:color w:val="2D6A4F"/>
+          <w:sz w:val="24"/>
+          <w:szCs w:val="24"/>
+        </w:rPr>
+        <w:t xml:space="preserve">☐  </w:t>
+      </w:r>
+      <w:r>
+        <w:rPr>
+          <w:rFonts w:ascii="Calibri" w:cs="Calibri" w:eastAsia="Calibri" w:hAnsi="Calibri"/>
+          <w:color w:val="1B1B1E"/>
+          <w:sz w:val="22"/>
+          <w:szCs w:val="22"/>
+        </w:rPr>
+        <w:t xml:space="preserve">Go without employer benefits for a while</w:t>
+      </w:r>
+    </w:p>
+    <w:p>
+      <w:pPr>
+        <w:spacing w:after="120"/>
+      </w:pPr>
+      <w:r>
+        <w:rPr>
+          <w:rFonts w:ascii="Segoe UI Symbol" w:cs="Segoe UI Symbol" w:eastAsia="Segoe UI Symbol" w:hAnsi="Segoe UI Symbol"/>
+          <w:color w:val="2D6A4F"/>
+          <w:sz w:val="24"/>
+          <w:szCs w:val="24"/>
+        </w:rPr>
+        <w:t xml:space="preserve">☐  </w:t>
+      </w:r>
+      <w:r>
+        <w:rPr>
+          <w:rFonts w:ascii="Calibri" w:cs="Calibri" w:eastAsia="Calibri" w:hAnsi="Calibri"/>
+          <w:color w:val="1B1B1E"/>
+          <w:sz w:val="22"/>
+          <w:szCs w:val="22"/>
+        </w:rPr>
+        <w:t xml:space="preserve">Commute again</w:t>
+      </w:r>
+    </w:p>
+    <w:p>
+      <w:pPr>
+        <w:spacing w:after="120"/>
+      </w:pPr>
+      <w:r>
+        <w:rPr>
+          <w:rFonts w:ascii="Segoe UI Symbol" w:cs="Segoe UI Symbol" w:eastAsia="Segoe UI Symbol" w:hAnsi="Segoe UI Symbol"/>
+          <w:color w:val="2D6A4F"/>
+          <w:sz w:val="24"/>
+          <w:szCs w:val="24"/>
+        </w:rPr>
+        <w:t xml:space="preserve">☐  </w:t>
+      </w:r>
+      <w:r>
+        <w:rPr>
+          <w:rFonts w:ascii="Calibri" w:cs="Calibri" w:eastAsia="Calibri" w:hAnsi="Calibri"/>
+          <w:color w:val="1B1B1E"/>
+          <w:sz w:val="22"/>
+          <w:szCs w:val="22"/>
+        </w:rPr>
+        <w:t xml:space="preserve">Give up remote work</w:t>
+      </w:r>
+    </w:p>
+    <w:p>
+      <w:pPr>
+        <w:spacing w:after="120"/>
+      </w:pPr>
+      <w:r>
+        <w:rPr>
+          <w:rFonts w:ascii="Segoe UI Symbol" w:cs="Segoe UI Symbol" w:eastAsia="Segoe UI Symbol" w:hAnsi="Segoe UI Symbol"/>
+          <w:color w:val="2D6A4F"/>
+          <w:sz w:val="24"/>
+          <w:szCs w:val="24"/>
+        </w:rPr>
+        <w:t xml:space="preserve">☐  </w:t>
+      </w:r>
+      <w:r>
+        <w:rPr>
+          <w:rFonts w:ascii="Calibri" w:cs="Calibri" w:eastAsia="Calibri" w:hAnsi="Calibri"/>
+          <w:color w:val="1B1B1E"/>
+          <w:sz w:val="22"/>
+          <w:szCs w:val="22"/>
+        </w:rPr>
+        <w:t xml:space="preserve">Work in an office with other people every day</w:t>
+      </w:r>
+    </w:p>
+    <w:p>
+      <w:pPr>
+        <w:spacing w:after="120" w:before="0" w:line="120"/>
       </w:pPr>
       <w:r>
         <w:rPr>
@@ -4655,7 +3101,1306 @@
           <w:sz w:val="22"/>
           <w:szCs w:val="22"/>
         </w:rPr>
-        <w:t xml:space="preserve">How did you get the first one? Walk me through the six months before the offer.</w:t>
+        <w:t xml:space="preserve">The one you ticked that surprised you, and why it is on the table now when it was not a year ago.</w:t>
+      </w:r>
+    </w:p>
+    <w:tbl>
+      <w:tblPr>
+        <w:tblW w:type="dxa" w:w="9360"/>
+        <w:tblBorders>
+          <w:top w:val="single" w:color="auto" w:sz="4"/>
+          <w:left w:val="single" w:color="auto" w:sz="4"/>
+          <w:bottom w:val="single" w:color="auto" w:sz="4"/>
+          <w:right w:val="single" w:color="auto" w:sz="4"/>
+          <w:insideH w:val="single" w:color="auto" w:sz="4"/>
+          <w:insideV w:val="single" w:color="auto" w:sz="4"/>
+        </w:tblBorders>
+      </w:tblPr>
+      <w:tblGrid>
+        <w:gridCol w:w="9360"/>
+      </w:tblGrid>
+      <w:tr>
+        <w:trPr>
+          <w:trHeight w:val="1360" w:hRule="atLeast"/>
+        </w:trPr>
+        <w:tc>
+          <w:tcPr>
+            <w:tcW w:type="dxa" w:w="9360"/>
+            <w:tcBorders>
+              <w:top w:val="single" w:color="D1D5DB" w:sz="6"/>
+              <w:left w:val="single" w:color="D1D5DB" w:sz="6"/>
+              <w:bottom w:val="single" w:color="D1D5DB" w:sz="6"/>
+              <w:right w:val="single" w:color="D1D5DB" w:sz="6"/>
+            </w:tcBorders>
+            <w:shd w:fill="FFFFFF" w:color="auto" w:val="clear"/>
+            <w:tcMar>
+              <w:top w:type="dxa" w:w="140"/>
+              <w:left w:type="dxa" w:w="160"/>
+              <w:bottom w:type="dxa" w:w="140"/>
+              <w:right w:type="dxa" w:w="160"/>
+            </w:tcMar>
+          </w:tcPr>
+          <w:p>
+            <w:pPr>
+              <w:spacing w:after="120" w:before="0"/>
+            </w:pPr>
+            <w:r>
+              <w:rPr>
+                <w:rFonts w:ascii="Calibri" w:cs="Calibri" w:eastAsia="Calibri" w:hAnsi="Calibri"/>
+                <w:color w:val="1B1B1E"/>
+                <w:sz w:val="22"/>
+                <w:szCs w:val="22"/>
+              </w:rPr>
+              <w:t xml:space="preserve"> </w:t>
+            </w:r>
+          </w:p>
+        </w:tc>
+      </w:tr>
+    </w:tbl>
+    <w:p>
+      <w:pPr>
+        <w:spacing w:after="200" w:before="0" w:line="120"/>
+      </w:pPr>
+      <w:r>
+        <w:rPr>
+          <w:rFonts w:ascii="Calibri" w:cs="Calibri" w:eastAsia="Calibri" w:hAnsi="Calibri"/>
+          <w:sz w:val="8"/>
+          <w:szCs w:val="8"/>
+        </w:rPr>
+        <w:t xml:space="preserve"/>
+      </w:r>
+    </w:p>
+    <w:p>
+      <w:r>
+        <w:br w:type="page"/>
+      </w:r>
+    </w:p>
+    <w:p>
+      <w:pPr>
+        <w:spacing w:after="60" w:before="120"/>
+      </w:pPr>
+      <w:r>
+        <w:rPr>
+          <w:rFonts w:ascii="Calibri" w:cs="Calibri" w:eastAsia="Calibri" w:hAnsi="Calibri"/>
+          <w:b/>
+          <w:bCs/>
+          <w:color w:val="2D6A4F"/>
+          <w:spacing w:val="30"/>
+          <w:sz w:val="17"/>
+          <w:szCs w:val="17"/>
+        </w:rPr>
+        <w:t xml:space="preserve">WEEKS 1, 6 AND 12</w:t>
+      </w:r>
+    </w:p>
+    <w:p>
+      <w:pPr>
+        <w:pStyle w:val="Heading1"/>
+        <w:spacing w:after="60" w:before="0"/>
+      </w:pPr>
+      <w:r>
+        <w:rPr>
+          <w:rFonts w:ascii="Georgia" w:cs="Georgia" w:eastAsia="Georgia" w:hAnsi="Georgia"/>
+          <w:b/>
+          <w:bCs/>
+          <w:color w:val="1B1B1E"/>
+          <w:sz w:val="40"/>
+          <w:szCs w:val="40"/>
+        </w:rPr>
+        <w:t xml:space="preserve">Bad week, or time to go</w:t>
+      </w:r>
+    </w:p>
+    <w:p>
+      <w:pPr>
+        <w:spacing w:after="320" w:before="0"/>
+      </w:pPr>
+      <w:r>
+        <w:rPr>
+          <w:rFonts w:ascii="Calibri" w:cs="Calibri" w:eastAsia="Calibri" w:hAnsi="Calibri"/>
+          <w:color w:val="6B7280"/>
+          <w:sz w:val="22"/>
+          <w:szCs w:val="22"/>
+        </w:rPr>
+        <w:t xml:space="preserve">Answer these in week 1, then again in week 6 and week 12. One bad Tuesday should not be the thing that decides it.</w:t>
+      </w:r>
+    </w:p>
+    <w:tbl>
+      <w:tblPr>
+        <w:tblW w:type="dxa" w:w="9360"/>
+        <w:tblBorders>
+          <w:top w:val="single" w:color="auto" w:sz="4"/>
+          <w:left w:val="single" w:color="auto" w:sz="4"/>
+          <w:bottom w:val="single" w:color="auto" w:sz="4"/>
+          <w:right w:val="single" w:color="auto" w:sz="4"/>
+          <w:insideH w:val="single" w:color="auto" w:sz="4"/>
+          <w:insideV w:val="single" w:color="auto" w:sz="4"/>
+        </w:tblBorders>
+      </w:tblPr>
+      <w:tblGrid>
+        <w:gridCol w:w="2600"/>
+        <w:gridCol w:w="2253"/>
+        <w:gridCol w:w="2253"/>
+        <w:gridCol w:w="2253"/>
+      </w:tblGrid>
+      <w:tr>
+        <w:tc>
+          <w:tcPr>
+            <w:tcW w:type="dxa" w:w="2600"/>
+            <w:tcBorders>
+              <w:top w:val="single" w:color="D1D5DB" w:sz="6"/>
+              <w:left w:val="single" w:color="D1D5DB" w:sz="6"/>
+              <w:bottom w:val="single" w:color="D1D5DB" w:sz="6"/>
+              <w:right w:val="single" w:color="D1D5DB" w:sz="6"/>
+            </w:tcBorders>
+            <w:shd w:fill="FFFFFF" w:color="auto" w:val="clear"/>
+            <w:tcMar>
+              <w:top w:type="dxa" w:w="100"/>
+              <w:left w:type="dxa" w:w="140"/>
+              <w:bottom w:type="dxa" w:w="100"/>
+              <w:right w:type="dxa" w:w="140"/>
+            </w:tcMar>
+          </w:tcPr>
+          <w:p>
+            <w:pPr>
+              <w:spacing w:after="0" w:before="0"/>
+            </w:pPr>
+            <w:r>
+              <w:rPr>
+                <w:rFonts w:ascii="Calibri" w:cs="Calibri" w:eastAsia="Calibri" w:hAnsi="Calibri"/>
+                <w:b/>
+                <w:bCs/>
+                <w:color w:val="1B1B1E"/>
+                <w:sz w:val="19"/>
+                <w:szCs w:val="19"/>
+              </w:rPr>
+              <w:t xml:space="preserve"/>
+            </w:r>
+          </w:p>
+        </w:tc>
+        <w:tc>
+          <w:tcPr>
+            <w:tcW w:type="dxa" w:w="2253"/>
+            <w:tcBorders>
+              <w:top w:val="single" w:color="D1D5DB" w:sz="6"/>
+              <w:left w:val="single" w:color="D1D5DB" w:sz="6"/>
+              <w:bottom w:val="single" w:color="D1D5DB" w:sz="6"/>
+              <w:right w:val="single" w:color="D1D5DB" w:sz="6"/>
+            </w:tcBorders>
+            <w:shd w:fill="F0FAF3" w:color="auto" w:val="clear"/>
+            <w:tcMar>
+              <w:top w:type="dxa" w:w="100"/>
+              <w:left w:type="dxa" w:w="140"/>
+              <w:bottom w:type="dxa" w:w="100"/>
+              <w:right w:type="dxa" w:w="140"/>
+            </w:tcMar>
+          </w:tcPr>
+          <w:p>
+            <w:pPr>
+              <w:spacing w:after="0" w:before="0"/>
+            </w:pPr>
+            <w:r>
+              <w:rPr>
+                <w:rFonts w:ascii="Calibri" w:cs="Calibri" w:eastAsia="Calibri" w:hAnsi="Calibri"/>
+                <w:b/>
+                <w:bCs/>
+                <w:color w:val="1B1B1E"/>
+                <w:sz w:val="19"/>
+                <w:szCs w:val="19"/>
+              </w:rPr>
+              <w:t xml:space="preserve">Week 1</w:t>
+            </w:r>
+          </w:p>
+        </w:tc>
+        <w:tc>
+          <w:tcPr>
+            <w:tcW w:type="dxa" w:w="2253"/>
+            <w:tcBorders>
+              <w:top w:val="single" w:color="D1D5DB" w:sz="6"/>
+              <w:left w:val="single" w:color="D1D5DB" w:sz="6"/>
+              <w:bottom w:val="single" w:color="D1D5DB" w:sz="6"/>
+              <w:right w:val="single" w:color="D1D5DB" w:sz="6"/>
+            </w:tcBorders>
+            <w:shd w:fill="F0FAF3" w:color="auto" w:val="clear"/>
+            <w:tcMar>
+              <w:top w:type="dxa" w:w="100"/>
+              <w:left w:type="dxa" w:w="140"/>
+              <w:bottom w:type="dxa" w:w="100"/>
+              <w:right w:type="dxa" w:w="140"/>
+            </w:tcMar>
+          </w:tcPr>
+          <w:p>
+            <w:pPr>
+              <w:spacing w:after="0" w:before="0"/>
+            </w:pPr>
+            <w:r>
+              <w:rPr>
+                <w:rFonts w:ascii="Calibri" w:cs="Calibri" w:eastAsia="Calibri" w:hAnsi="Calibri"/>
+                <w:b/>
+                <w:bCs/>
+                <w:color w:val="1B1B1E"/>
+                <w:sz w:val="19"/>
+                <w:szCs w:val="19"/>
+              </w:rPr>
+              <w:t xml:space="preserve">Week 6</w:t>
+            </w:r>
+          </w:p>
+        </w:tc>
+        <w:tc>
+          <w:tcPr>
+            <w:tcW w:type="dxa" w:w="2253"/>
+            <w:tcBorders>
+              <w:top w:val="single" w:color="D1D5DB" w:sz="6"/>
+              <w:left w:val="single" w:color="D1D5DB" w:sz="6"/>
+              <w:bottom w:val="single" w:color="D1D5DB" w:sz="6"/>
+              <w:right w:val="single" w:color="D1D5DB" w:sz="6"/>
+            </w:tcBorders>
+            <w:shd w:fill="F0FAF3" w:color="auto" w:val="clear"/>
+            <w:tcMar>
+              <w:top w:type="dxa" w:w="100"/>
+              <w:left w:type="dxa" w:w="140"/>
+              <w:bottom w:type="dxa" w:w="100"/>
+              <w:right w:type="dxa" w:w="140"/>
+            </w:tcMar>
+          </w:tcPr>
+          <w:p>
+            <w:pPr>
+              <w:spacing w:after="0" w:before="0"/>
+            </w:pPr>
+            <w:r>
+              <w:rPr>
+                <w:rFonts w:ascii="Calibri" w:cs="Calibri" w:eastAsia="Calibri" w:hAnsi="Calibri"/>
+                <w:b/>
+                <w:bCs/>
+                <w:color w:val="1B1B1E"/>
+                <w:sz w:val="19"/>
+                <w:szCs w:val="19"/>
+              </w:rPr>
+              <w:t xml:space="preserve">Week 12</w:t>
+            </w:r>
+          </w:p>
+        </w:tc>
+      </w:tr>
+      <w:tr>
+        <w:trPr>
+          <w:trHeight w:val="640" w:hRule="atLeast"/>
+        </w:trPr>
+        <w:tc>
+          <w:tcPr>
+            <w:tcW w:type="dxa" w:w="2600"/>
+            <w:tcBorders>
+              <w:top w:val="single" w:color="D1D5DB" w:sz="6"/>
+              <w:left w:val="single" w:color="D1D5DB" w:sz="6"/>
+              <w:bottom w:val="single" w:color="D1D5DB" w:sz="6"/>
+              <w:right w:val="single" w:color="D1D5DB" w:sz="6"/>
+            </w:tcBorders>
+            <w:shd w:fill="FFFFFF" w:color="auto" w:val="clear"/>
+            <w:tcMar>
+              <w:top w:type="dxa" w:w="120"/>
+              <w:left w:type="dxa" w:w="140"/>
+              <w:bottom w:type="dxa" w:w="120"/>
+              <w:right w:type="dxa" w:w="140"/>
+            </w:tcMar>
+          </w:tcPr>
+          <w:p>
+            <w:pPr>
+              <w:spacing w:after="0" w:before="0"/>
+            </w:pPr>
+            <w:r>
+              <w:rPr>
+                <w:rFonts w:ascii="Calibri" w:cs="Calibri" w:eastAsia="Calibri" w:hAnsi="Calibri"/>
+                <w:b/>
+                <w:bCs/>
+                <w:color w:val="1B1B1E"/>
+                <w:sz w:val="20"/>
+                <w:szCs w:val="20"/>
+              </w:rPr>
+              <w:t xml:space="preserve">Date</w:t>
+            </w:r>
+          </w:p>
+        </w:tc>
+        <w:tc>
+          <w:tcPr>
+            <w:tcW w:type="dxa" w:w="2253"/>
+            <w:tcBorders>
+              <w:top w:val="single" w:color="D1D5DB" w:sz="6"/>
+              <w:left w:val="single" w:color="D1D5DB" w:sz="6"/>
+              <w:bottom w:val="single" w:color="D1D5DB" w:sz="6"/>
+              <w:right w:val="single" w:color="D1D5DB" w:sz="6"/>
+            </w:tcBorders>
+            <w:shd w:fill="FFFFFF" w:color="auto" w:val="clear"/>
+            <w:tcMar>
+              <w:top w:type="dxa" w:w="120"/>
+              <w:left w:type="dxa" w:w="140"/>
+              <w:bottom w:type="dxa" w:w="120"/>
+              <w:right w:type="dxa" w:w="140"/>
+            </w:tcMar>
+          </w:tcPr>
+          <w:p>
+            <w:pPr>
+              <w:spacing w:after="120" w:before="0"/>
+            </w:pPr>
+            <w:r>
+              <w:rPr>
+                <w:rFonts w:ascii="Calibri" w:cs="Calibri" w:eastAsia="Calibri" w:hAnsi="Calibri"/>
+                <w:color w:val="1B1B1E"/>
+                <w:sz w:val="22"/>
+                <w:szCs w:val="22"/>
+              </w:rPr>
+              <w:t xml:space="preserve"> </w:t>
+            </w:r>
+          </w:p>
+        </w:tc>
+        <w:tc>
+          <w:tcPr>
+            <w:tcW w:type="dxa" w:w="2253"/>
+            <w:tcBorders>
+              <w:top w:val="single" w:color="D1D5DB" w:sz="6"/>
+              <w:left w:val="single" w:color="D1D5DB" w:sz="6"/>
+              <w:bottom w:val="single" w:color="D1D5DB" w:sz="6"/>
+              <w:right w:val="single" w:color="D1D5DB" w:sz="6"/>
+            </w:tcBorders>
+            <w:shd w:fill="FFFFFF" w:color="auto" w:val="clear"/>
+            <w:tcMar>
+              <w:top w:type="dxa" w:w="120"/>
+              <w:left w:type="dxa" w:w="140"/>
+              <w:bottom w:type="dxa" w:w="120"/>
+              <w:right w:type="dxa" w:w="140"/>
+            </w:tcMar>
+          </w:tcPr>
+          <w:p>
+            <w:pPr>
+              <w:spacing w:after="120" w:before="0"/>
+            </w:pPr>
+            <w:r>
+              <w:rPr>
+                <w:rFonts w:ascii="Calibri" w:cs="Calibri" w:eastAsia="Calibri" w:hAnsi="Calibri"/>
+                <w:color w:val="1B1B1E"/>
+                <w:sz w:val="22"/>
+                <w:szCs w:val="22"/>
+              </w:rPr>
+              <w:t xml:space="preserve"> </w:t>
+            </w:r>
+          </w:p>
+        </w:tc>
+        <w:tc>
+          <w:tcPr>
+            <w:tcW w:type="dxa" w:w="2253"/>
+            <w:tcBorders>
+              <w:top w:val="single" w:color="D1D5DB" w:sz="6"/>
+              <w:left w:val="single" w:color="D1D5DB" w:sz="6"/>
+              <w:bottom w:val="single" w:color="D1D5DB" w:sz="6"/>
+              <w:right w:val="single" w:color="D1D5DB" w:sz="6"/>
+            </w:tcBorders>
+            <w:shd w:fill="FFFFFF" w:color="auto" w:val="clear"/>
+            <w:tcMar>
+              <w:top w:type="dxa" w:w="120"/>
+              <w:left w:type="dxa" w:w="140"/>
+              <w:bottom w:type="dxa" w:w="120"/>
+              <w:right w:type="dxa" w:w="140"/>
+            </w:tcMar>
+          </w:tcPr>
+          <w:p>
+            <w:pPr>
+              <w:spacing w:after="120" w:before="0"/>
+            </w:pPr>
+            <w:r>
+              <w:rPr>
+                <w:rFonts w:ascii="Calibri" w:cs="Calibri" w:eastAsia="Calibri" w:hAnsi="Calibri"/>
+                <w:color w:val="1B1B1E"/>
+                <w:sz w:val="22"/>
+                <w:szCs w:val="22"/>
+              </w:rPr>
+              <w:t xml:space="preserve"> </w:t>
+            </w:r>
+          </w:p>
+        </w:tc>
+      </w:tr>
+      <w:tr>
+        <w:trPr>
+          <w:trHeight w:val="640" w:hRule="atLeast"/>
+        </w:trPr>
+        <w:tc>
+          <w:tcPr>
+            <w:tcW w:type="dxa" w:w="2600"/>
+            <w:tcBorders>
+              <w:top w:val="single" w:color="D1D5DB" w:sz="6"/>
+              <w:left w:val="single" w:color="D1D5DB" w:sz="6"/>
+              <w:bottom w:val="single" w:color="D1D5DB" w:sz="6"/>
+              <w:right w:val="single" w:color="D1D5DB" w:sz="6"/>
+            </w:tcBorders>
+            <w:shd w:fill="FFFFFF" w:color="auto" w:val="clear"/>
+            <w:tcMar>
+              <w:top w:type="dxa" w:w="120"/>
+              <w:left w:type="dxa" w:w="140"/>
+              <w:bottom w:type="dxa" w:w="120"/>
+              <w:right w:type="dxa" w:w="140"/>
+            </w:tcMar>
+          </w:tcPr>
+          <w:p>
+            <w:pPr>
+              <w:spacing w:after="0" w:before="0"/>
+            </w:pPr>
+            <w:r>
+              <w:rPr>
+                <w:rFonts w:ascii="Calibri" w:cs="Calibri" w:eastAsia="Calibri" w:hAnsi="Calibri"/>
+                <w:b/>
+                <w:bCs/>
+                <w:color w:val="1B1B1E"/>
+                <w:sz w:val="20"/>
+                <w:szCs w:val="20"/>
+              </w:rPr>
+              <w:t xml:space="preserve">The stage you are in</w:t>
+            </w:r>
+          </w:p>
+        </w:tc>
+        <w:tc>
+          <w:tcPr>
+            <w:tcW w:type="dxa" w:w="2253"/>
+            <w:tcBorders>
+              <w:top w:val="single" w:color="D1D5DB" w:sz="6"/>
+              <w:left w:val="single" w:color="D1D5DB" w:sz="6"/>
+              <w:bottom w:val="single" w:color="D1D5DB" w:sz="6"/>
+              <w:right w:val="single" w:color="D1D5DB" w:sz="6"/>
+            </w:tcBorders>
+            <w:shd w:fill="FFFFFF" w:color="auto" w:val="clear"/>
+            <w:tcMar>
+              <w:top w:type="dxa" w:w="120"/>
+              <w:left w:type="dxa" w:w="140"/>
+              <w:bottom w:type="dxa" w:w="120"/>
+              <w:right w:type="dxa" w:w="140"/>
+            </w:tcMar>
+          </w:tcPr>
+          <w:p>
+            <w:pPr>
+              <w:spacing w:after="120" w:before="0"/>
+            </w:pPr>
+            <w:r>
+              <w:rPr>
+                <w:rFonts w:ascii="Calibri" w:cs="Calibri" w:eastAsia="Calibri" w:hAnsi="Calibri"/>
+                <w:color w:val="1B1B1E"/>
+                <w:sz w:val="22"/>
+                <w:szCs w:val="22"/>
+              </w:rPr>
+              <w:t xml:space="preserve"> </w:t>
+            </w:r>
+          </w:p>
+        </w:tc>
+        <w:tc>
+          <w:tcPr>
+            <w:tcW w:type="dxa" w:w="2253"/>
+            <w:tcBorders>
+              <w:top w:val="single" w:color="D1D5DB" w:sz="6"/>
+              <w:left w:val="single" w:color="D1D5DB" w:sz="6"/>
+              <w:bottom w:val="single" w:color="D1D5DB" w:sz="6"/>
+              <w:right w:val="single" w:color="D1D5DB" w:sz="6"/>
+            </w:tcBorders>
+            <w:shd w:fill="FFFFFF" w:color="auto" w:val="clear"/>
+            <w:tcMar>
+              <w:top w:type="dxa" w:w="120"/>
+              <w:left w:type="dxa" w:w="140"/>
+              <w:bottom w:type="dxa" w:w="120"/>
+              <w:right w:type="dxa" w:w="140"/>
+            </w:tcMar>
+          </w:tcPr>
+          <w:p>
+            <w:pPr>
+              <w:spacing w:after="120" w:before="0"/>
+            </w:pPr>
+            <w:r>
+              <w:rPr>
+                <w:rFonts w:ascii="Calibri" w:cs="Calibri" w:eastAsia="Calibri" w:hAnsi="Calibri"/>
+                <w:color w:val="1B1B1E"/>
+                <w:sz w:val="22"/>
+                <w:szCs w:val="22"/>
+              </w:rPr>
+              <w:t xml:space="preserve"> </w:t>
+            </w:r>
+          </w:p>
+        </w:tc>
+        <w:tc>
+          <w:tcPr>
+            <w:tcW w:type="dxa" w:w="2253"/>
+            <w:tcBorders>
+              <w:top w:val="single" w:color="D1D5DB" w:sz="6"/>
+              <w:left w:val="single" w:color="D1D5DB" w:sz="6"/>
+              <w:bottom w:val="single" w:color="D1D5DB" w:sz="6"/>
+              <w:right w:val="single" w:color="D1D5DB" w:sz="6"/>
+            </w:tcBorders>
+            <w:shd w:fill="FFFFFF" w:color="auto" w:val="clear"/>
+            <w:tcMar>
+              <w:top w:type="dxa" w:w="120"/>
+              <w:left w:type="dxa" w:w="140"/>
+              <w:bottom w:type="dxa" w:w="120"/>
+              <w:right w:type="dxa" w:w="140"/>
+            </w:tcMar>
+          </w:tcPr>
+          <w:p>
+            <w:pPr>
+              <w:spacing w:after="120" w:before="0"/>
+            </w:pPr>
+            <w:r>
+              <w:rPr>
+                <w:rFonts w:ascii="Calibri" w:cs="Calibri" w:eastAsia="Calibri" w:hAnsi="Calibri"/>
+                <w:color w:val="1B1B1E"/>
+                <w:sz w:val="22"/>
+                <w:szCs w:val="22"/>
+              </w:rPr>
+              <w:t xml:space="preserve"> </w:t>
+            </w:r>
+          </w:p>
+        </w:tc>
+      </w:tr>
+      <w:tr>
+        <w:trPr>
+          <w:trHeight w:val="640" w:hRule="atLeast"/>
+        </w:trPr>
+        <w:tc>
+          <w:tcPr>
+            <w:tcW w:type="dxa" w:w="2600"/>
+            <w:tcBorders>
+              <w:top w:val="single" w:color="D1D5DB" w:sz="6"/>
+              <w:left w:val="single" w:color="D1D5DB" w:sz="6"/>
+              <w:bottom w:val="single" w:color="D1D5DB" w:sz="6"/>
+              <w:right w:val="single" w:color="D1D5DB" w:sz="6"/>
+            </w:tcBorders>
+            <w:shd w:fill="FFFFFF" w:color="auto" w:val="clear"/>
+            <w:tcMar>
+              <w:top w:type="dxa" w:w="120"/>
+              <w:left w:type="dxa" w:w="140"/>
+              <w:bottom w:type="dxa" w:w="120"/>
+              <w:right w:type="dxa" w:w="140"/>
+            </w:tcMar>
+          </w:tcPr>
+          <w:p>
+            <w:pPr>
+              <w:spacing w:after="0" w:before="0"/>
+            </w:pPr>
+            <w:r>
+              <w:rPr>
+                <w:rFonts w:ascii="Calibri" w:cs="Calibri" w:eastAsia="Calibri" w:hAnsi="Calibri"/>
+                <w:b/>
+                <w:bCs/>
+                <w:color w:val="1B1B1E"/>
+                <w:sz w:val="20"/>
+                <w:szCs w:val="20"/>
+              </w:rPr>
+              <w:t xml:space="preserve">Bad workplace, bad fit, or bad season</w:t>
+            </w:r>
+          </w:p>
+        </w:tc>
+        <w:tc>
+          <w:tcPr>
+            <w:tcW w:type="dxa" w:w="2253"/>
+            <w:tcBorders>
+              <w:top w:val="single" w:color="D1D5DB" w:sz="6"/>
+              <w:left w:val="single" w:color="D1D5DB" w:sz="6"/>
+              <w:bottom w:val="single" w:color="D1D5DB" w:sz="6"/>
+              <w:right w:val="single" w:color="D1D5DB" w:sz="6"/>
+            </w:tcBorders>
+            <w:shd w:fill="FFFFFF" w:color="auto" w:val="clear"/>
+            <w:tcMar>
+              <w:top w:type="dxa" w:w="120"/>
+              <w:left w:type="dxa" w:w="140"/>
+              <w:bottom w:type="dxa" w:w="120"/>
+              <w:right w:type="dxa" w:w="140"/>
+            </w:tcMar>
+          </w:tcPr>
+          <w:p>
+            <w:pPr>
+              <w:spacing w:after="120" w:before="0"/>
+            </w:pPr>
+            <w:r>
+              <w:rPr>
+                <w:rFonts w:ascii="Calibri" w:cs="Calibri" w:eastAsia="Calibri" w:hAnsi="Calibri"/>
+                <w:color w:val="1B1B1E"/>
+                <w:sz w:val="22"/>
+                <w:szCs w:val="22"/>
+              </w:rPr>
+              <w:t xml:space="preserve"> </w:t>
+            </w:r>
+          </w:p>
+        </w:tc>
+        <w:tc>
+          <w:tcPr>
+            <w:tcW w:type="dxa" w:w="2253"/>
+            <w:tcBorders>
+              <w:top w:val="single" w:color="D1D5DB" w:sz="6"/>
+              <w:left w:val="single" w:color="D1D5DB" w:sz="6"/>
+              <w:bottom w:val="single" w:color="D1D5DB" w:sz="6"/>
+              <w:right w:val="single" w:color="D1D5DB" w:sz="6"/>
+            </w:tcBorders>
+            <w:shd w:fill="FFFFFF" w:color="auto" w:val="clear"/>
+            <w:tcMar>
+              <w:top w:type="dxa" w:w="120"/>
+              <w:left w:type="dxa" w:w="140"/>
+              <w:bottom w:type="dxa" w:w="120"/>
+              <w:right w:type="dxa" w:w="140"/>
+            </w:tcMar>
+          </w:tcPr>
+          <w:p>
+            <w:pPr>
+              <w:spacing w:after="120" w:before="0"/>
+            </w:pPr>
+            <w:r>
+              <w:rPr>
+                <w:rFonts w:ascii="Calibri" w:cs="Calibri" w:eastAsia="Calibri" w:hAnsi="Calibri"/>
+                <w:color w:val="1B1B1E"/>
+                <w:sz w:val="22"/>
+                <w:szCs w:val="22"/>
+              </w:rPr>
+              <w:t xml:space="preserve"> </w:t>
+            </w:r>
+          </w:p>
+        </w:tc>
+        <w:tc>
+          <w:tcPr>
+            <w:tcW w:type="dxa" w:w="2253"/>
+            <w:tcBorders>
+              <w:top w:val="single" w:color="D1D5DB" w:sz="6"/>
+              <w:left w:val="single" w:color="D1D5DB" w:sz="6"/>
+              <w:bottom w:val="single" w:color="D1D5DB" w:sz="6"/>
+              <w:right w:val="single" w:color="D1D5DB" w:sz="6"/>
+            </w:tcBorders>
+            <w:shd w:fill="FFFFFF" w:color="auto" w:val="clear"/>
+            <w:tcMar>
+              <w:top w:type="dxa" w:w="120"/>
+              <w:left w:type="dxa" w:w="140"/>
+              <w:bottom w:type="dxa" w:w="120"/>
+              <w:right w:type="dxa" w:w="140"/>
+            </w:tcMar>
+          </w:tcPr>
+          <w:p>
+            <w:pPr>
+              <w:spacing w:after="120" w:before="0"/>
+            </w:pPr>
+            <w:r>
+              <w:rPr>
+                <w:rFonts w:ascii="Calibri" w:cs="Calibri" w:eastAsia="Calibri" w:hAnsi="Calibri"/>
+                <w:color w:val="1B1B1E"/>
+                <w:sz w:val="22"/>
+                <w:szCs w:val="22"/>
+              </w:rPr>
+              <w:t xml:space="preserve"> </w:t>
+            </w:r>
+          </w:p>
+        </w:tc>
+      </w:tr>
+      <w:tr>
+        <w:trPr>
+          <w:trHeight w:val="640" w:hRule="atLeast"/>
+        </w:trPr>
+        <w:tc>
+          <w:tcPr>
+            <w:tcW w:type="dxa" w:w="2600"/>
+            <w:tcBorders>
+              <w:top w:val="single" w:color="D1D5DB" w:sz="6"/>
+              <w:left w:val="single" w:color="D1D5DB" w:sz="6"/>
+              <w:bottom w:val="single" w:color="D1D5DB" w:sz="6"/>
+              <w:right w:val="single" w:color="D1D5DB" w:sz="6"/>
+            </w:tcBorders>
+            <w:shd w:fill="FFFFFF" w:color="auto" w:val="clear"/>
+            <w:tcMar>
+              <w:top w:type="dxa" w:w="120"/>
+              <w:left w:type="dxa" w:w="140"/>
+              <w:bottom w:type="dxa" w:w="120"/>
+              <w:right w:type="dxa" w:w="140"/>
+            </w:tcMar>
+          </w:tcPr>
+          <w:p>
+            <w:pPr>
+              <w:spacing w:after="0" w:before="0"/>
+            </w:pPr>
+            <w:r>
+              <w:rPr>
+                <w:rFonts w:ascii="Calibri" w:cs="Calibri" w:eastAsia="Calibri" w:hAnsi="Calibri"/>
+                <w:b/>
+                <w:bCs/>
+                <w:color w:val="1B1B1E"/>
+                <w:sz w:val="20"/>
+                <w:szCs w:val="20"/>
+              </w:rPr>
+              <w:t xml:space="preserve">The path you would name today</w:t>
+            </w:r>
+          </w:p>
+        </w:tc>
+        <w:tc>
+          <w:tcPr>
+            <w:tcW w:type="dxa" w:w="2253"/>
+            <w:tcBorders>
+              <w:top w:val="single" w:color="D1D5DB" w:sz="6"/>
+              <w:left w:val="single" w:color="D1D5DB" w:sz="6"/>
+              <w:bottom w:val="single" w:color="D1D5DB" w:sz="6"/>
+              <w:right w:val="single" w:color="D1D5DB" w:sz="6"/>
+            </w:tcBorders>
+            <w:shd w:fill="FFFFFF" w:color="auto" w:val="clear"/>
+            <w:tcMar>
+              <w:top w:type="dxa" w:w="120"/>
+              <w:left w:type="dxa" w:w="140"/>
+              <w:bottom w:type="dxa" w:w="120"/>
+              <w:right w:type="dxa" w:w="140"/>
+            </w:tcMar>
+          </w:tcPr>
+          <w:p>
+            <w:pPr>
+              <w:spacing w:after="120" w:before="0"/>
+            </w:pPr>
+            <w:r>
+              <w:rPr>
+                <w:rFonts w:ascii="Calibri" w:cs="Calibri" w:eastAsia="Calibri" w:hAnsi="Calibri"/>
+                <w:color w:val="1B1B1E"/>
+                <w:sz w:val="22"/>
+                <w:szCs w:val="22"/>
+              </w:rPr>
+              <w:t xml:space="preserve"> </w:t>
+            </w:r>
+          </w:p>
+        </w:tc>
+        <w:tc>
+          <w:tcPr>
+            <w:tcW w:type="dxa" w:w="2253"/>
+            <w:tcBorders>
+              <w:top w:val="single" w:color="D1D5DB" w:sz="6"/>
+              <w:left w:val="single" w:color="D1D5DB" w:sz="6"/>
+              <w:bottom w:val="single" w:color="D1D5DB" w:sz="6"/>
+              <w:right w:val="single" w:color="D1D5DB" w:sz="6"/>
+            </w:tcBorders>
+            <w:shd w:fill="FFFFFF" w:color="auto" w:val="clear"/>
+            <w:tcMar>
+              <w:top w:type="dxa" w:w="120"/>
+              <w:left w:type="dxa" w:w="140"/>
+              <w:bottom w:type="dxa" w:w="120"/>
+              <w:right w:type="dxa" w:w="140"/>
+            </w:tcMar>
+          </w:tcPr>
+          <w:p>
+            <w:pPr>
+              <w:spacing w:after="120" w:before="0"/>
+            </w:pPr>
+            <w:r>
+              <w:rPr>
+                <w:rFonts w:ascii="Calibri" w:cs="Calibri" w:eastAsia="Calibri" w:hAnsi="Calibri"/>
+                <w:color w:val="1B1B1E"/>
+                <w:sz w:val="22"/>
+                <w:szCs w:val="22"/>
+              </w:rPr>
+              <w:t xml:space="preserve"> </w:t>
+            </w:r>
+          </w:p>
+        </w:tc>
+        <w:tc>
+          <w:tcPr>
+            <w:tcW w:type="dxa" w:w="2253"/>
+            <w:tcBorders>
+              <w:top w:val="single" w:color="D1D5DB" w:sz="6"/>
+              <w:left w:val="single" w:color="D1D5DB" w:sz="6"/>
+              <w:bottom w:val="single" w:color="D1D5DB" w:sz="6"/>
+              <w:right w:val="single" w:color="D1D5DB" w:sz="6"/>
+            </w:tcBorders>
+            <w:shd w:fill="FFFFFF" w:color="auto" w:val="clear"/>
+            <w:tcMar>
+              <w:top w:type="dxa" w:w="120"/>
+              <w:left w:type="dxa" w:w="140"/>
+              <w:bottom w:type="dxa" w:w="120"/>
+              <w:right w:type="dxa" w:w="140"/>
+            </w:tcMar>
+          </w:tcPr>
+          <w:p>
+            <w:pPr>
+              <w:spacing w:after="120" w:before="0"/>
+            </w:pPr>
+            <w:r>
+              <w:rPr>
+                <w:rFonts w:ascii="Calibri" w:cs="Calibri" w:eastAsia="Calibri" w:hAnsi="Calibri"/>
+                <w:color w:val="1B1B1E"/>
+                <w:sz w:val="22"/>
+                <w:szCs w:val="22"/>
+              </w:rPr>
+              <w:t xml:space="preserve"> </w:t>
+            </w:r>
+          </w:p>
+        </w:tc>
+      </w:tr>
+      <w:tr>
+        <w:trPr>
+          <w:trHeight w:val="640" w:hRule="atLeast"/>
+        </w:trPr>
+        <w:tc>
+          <w:tcPr>
+            <w:tcW w:type="dxa" w:w="2600"/>
+            <w:tcBorders>
+              <w:top w:val="single" w:color="D1D5DB" w:sz="6"/>
+              <w:left w:val="single" w:color="D1D5DB" w:sz="6"/>
+              <w:bottom w:val="single" w:color="D1D5DB" w:sz="6"/>
+              <w:right w:val="single" w:color="D1D5DB" w:sz="6"/>
+            </w:tcBorders>
+            <w:shd w:fill="FFFFFF" w:color="auto" w:val="clear"/>
+            <w:tcMar>
+              <w:top w:type="dxa" w:w="120"/>
+              <w:left w:type="dxa" w:w="140"/>
+              <w:bottom w:type="dxa" w:w="120"/>
+              <w:right w:type="dxa" w:w="140"/>
+            </w:tcMar>
+          </w:tcPr>
+          <w:p>
+            <w:pPr>
+              <w:spacing w:after="0" w:before="0"/>
+            </w:pPr>
+            <w:r>
+              <w:rPr>
+                <w:rFonts w:ascii="Calibri" w:cs="Calibri" w:eastAsia="Calibri" w:hAnsi="Calibri"/>
+                <w:b/>
+                <w:bCs/>
+                <w:color w:val="1B1B1E"/>
+                <w:sz w:val="20"/>
+                <w:szCs w:val="20"/>
+              </w:rPr>
+              <w:t xml:space="preserve">Your pay floor</w:t>
+            </w:r>
+          </w:p>
+        </w:tc>
+        <w:tc>
+          <w:tcPr>
+            <w:tcW w:type="dxa" w:w="2253"/>
+            <w:tcBorders>
+              <w:top w:val="single" w:color="D1D5DB" w:sz="6"/>
+              <w:left w:val="single" w:color="D1D5DB" w:sz="6"/>
+              <w:bottom w:val="single" w:color="D1D5DB" w:sz="6"/>
+              <w:right w:val="single" w:color="D1D5DB" w:sz="6"/>
+            </w:tcBorders>
+            <w:shd w:fill="FFFFFF" w:color="auto" w:val="clear"/>
+            <w:tcMar>
+              <w:top w:type="dxa" w:w="120"/>
+              <w:left w:type="dxa" w:w="140"/>
+              <w:bottom w:type="dxa" w:w="120"/>
+              <w:right w:type="dxa" w:w="140"/>
+            </w:tcMar>
+          </w:tcPr>
+          <w:p>
+            <w:pPr>
+              <w:spacing w:after="120" w:before="0"/>
+            </w:pPr>
+            <w:r>
+              <w:rPr>
+                <w:rFonts w:ascii="Calibri" w:cs="Calibri" w:eastAsia="Calibri" w:hAnsi="Calibri"/>
+                <w:color w:val="1B1B1E"/>
+                <w:sz w:val="22"/>
+                <w:szCs w:val="22"/>
+              </w:rPr>
+              <w:t xml:space="preserve"> </w:t>
+            </w:r>
+          </w:p>
+        </w:tc>
+        <w:tc>
+          <w:tcPr>
+            <w:tcW w:type="dxa" w:w="2253"/>
+            <w:tcBorders>
+              <w:top w:val="single" w:color="D1D5DB" w:sz="6"/>
+              <w:left w:val="single" w:color="D1D5DB" w:sz="6"/>
+              <w:bottom w:val="single" w:color="D1D5DB" w:sz="6"/>
+              <w:right w:val="single" w:color="D1D5DB" w:sz="6"/>
+            </w:tcBorders>
+            <w:shd w:fill="FFFFFF" w:color="auto" w:val="clear"/>
+            <w:tcMar>
+              <w:top w:type="dxa" w:w="120"/>
+              <w:left w:type="dxa" w:w="140"/>
+              <w:bottom w:type="dxa" w:w="120"/>
+              <w:right w:type="dxa" w:w="140"/>
+            </w:tcMar>
+          </w:tcPr>
+          <w:p>
+            <w:pPr>
+              <w:spacing w:after="120" w:before="0"/>
+            </w:pPr>
+            <w:r>
+              <w:rPr>
+                <w:rFonts w:ascii="Calibri" w:cs="Calibri" w:eastAsia="Calibri" w:hAnsi="Calibri"/>
+                <w:color w:val="1B1B1E"/>
+                <w:sz w:val="22"/>
+                <w:szCs w:val="22"/>
+              </w:rPr>
+              <w:t xml:space="preserve"> </w:t>
+            </w:r>
+          </w:p>
+        </w:tc>
+        <w:tc>
+          <w:tcPr>
+            <w:tcW w:type="dxa" w:w="2253"/>
+            <w:tcBorders>
+              <w:top w:val="single" w:color="D1D5DB" w:sz="6"/>
+              <w:left w:val="single" w:color="D1D5DB" w:sz="6"/>
+              <w:bottom w:val="single" w:color="D1D5DB" w:sz="6"/>
+              <w:right w:val="single" w:color="D1D5DB" w:sz="6"/>
+            </w:tcBorders>
+            <w:shd w:fill="FFFFFF" w:color="auto" w:val="clear"/>
+            <w:tcMar>
+              <w:top w:type="dxa" w:w="120"/>
+              <w:left w:type="dxa" w:w="140"/>
+              <w:bottom w:type="dxa" w:w="120"/>
+              <w:right w:type="dxa" w:w="140"/>
+            </w:tcMar>
+          </w:tcPr>
+          <w:p>
+            <w:pPr>
+              <w:spacing w:after="120" w:before="0"/>
+            </w:pPr>
+            <w:r>
+              <w:rPr>
+                <w:rFonts w:ascii="Calibri" w:cs="Calibri" w:eastAsia="Calibri" w:hAnsi="Calibri"/>
+                <w:color w:val="1B1B1E"/>
+                <w:sz w:val="22"/>
+                <w:szCs w:val="22"/>
+              </w:rPr>
+              <w:t xml:space="preserve"> </w:t>
+            </w:r>
+          </w:p>
+        </w:tc>
+      </w:tr>
+    </w:tbl>
+    <w:p>
+      <w:pPr>
+        <w:spacing w:after="80" w:before="280"/>
+      </w:pPr>
+      <w:r>
+        <w:rPr>
+          <w:rFonts w:ascii="Calibri" w:cs="Calibri" w:eastAsia="Calibri" w:hAnsi="Calibri"/>
+          <w:b/>
+          <w:bCs/>
+          <w:color w:val="1B1B1E"/>
+          <w:sz w:val="22"/>
+          <w:szCs w:val="22"/>
+        </w:rPr>
+        <w:t xml:space="preserve">Where you are going, in one sentence. Write a new one each time rather than editing the old one.</w:t>
+      </w:r>
+    </w:p>
+    <w:p>
+      <w:pPr>
+        <w:spacing w:after="100" w:before="0"/>
+      </w:pPr>
+      <w:r>
+        <w:rPr>
+          <w:rFonts w:ascii="Calibri" w:cs="Calibri" w:eastAsia="Calibri" w:hAnsi="Calibri"/>
+          <w:color w:val="6B7280"/>
+          <w:sz w:val="20"/>
+          <w:szCs w:val="20"/>
+        </w:rPr>
+        <w:t xml:space="preserve">Three sentences by week twelve. The first one is usually about leaving and the last one usually is not.</w:t>
+      </w:r>
+    </w:p>
+    <w:tbl>
+      <w:tblPr>
+        <w:tblW w:type="dxa" w:w="9360"/>
+        <w:tblBorders>
+          <w:top w:val="single" w:color="auto" w:sz="4"/>
+          <w:left w:val="single" w:color="auto" w:sz="4"/>
+          <w:bottom w:val="single" w:color="auto" w:sz="4"/>
+          <w:right w:val="single" w:color="auto" w:sz="4"/>
+          <w:insideH w:val="single" w:color="auto" w:sz="4"/>
+          <w:insideV w:val="single" w:color="auto" w:sz="4"/>
+        </w:tblBorders>
+      </w:tblPr>
+      <w:tblGrid>
+        <w:gridCol w:w="9360"/>
+      </w:tblGrid>
+      <w:tr>
+        <w:trPr>
+          <w:trHeight w:val="1960" w:hRule="atLeast"/>
+        </w:trPr>
+        <w:tc>
+          <w:tcPr>
+            <w:tcW w:type="dxa" w:w="9360"/>
+            <w:tcBorders>
+              <w:top w:val="single" w:color="D1D5DB" w:sz="6"/>
+              <w:left w:val="single" w:color="D1D5DB" w:sz="6"/>
+              <w:bottom w:val="single" w:color="D1D5DB" w:sz="6"/>
+              <w:right w:val="single" w:color="D1D5DB" w:sz="6"/>
+            </w:tcBorders>
+            <w:shd w:fill="FFFFFF" w:color="auto" w:val="clear"/>
+            <w:tcMar>
+              <w:top w:type="dxa" w:w="140"/>
+              <w:left w:type="dxa" w:w="160"/>
+              <w:bottom w:type="dxa" w:w="140"/>
+              <w:right w:type="dxa" w:w="160"/>
+            </w:tcMar>
+          </w:tcPr>
+          <w:p>
+            <w:pPr>
+              <w:spacing w:after="120" w:before="0"/>
+            </w:pPr>
+            <w:r>
+              <w:rPr>
+                <w:rFonts w:ascii="Calibri" w:cs="Calibri" w:eastAsia="Calibri" w:hAnsi="Calibri"/>
+                <w:color w:val="1B1B1E"/>
+                <w:sz w:val="22"/>
+                <w:szCs w:val="22"/>
+              </w:rPr>
+              <w:t xml:space="preserve"> </w:t>
+            </w:r>
+          </w:p>
+        </w:tc>
+      </w:tr>
+    </w:tbl>
+    <w:p>
+      <w:pPr>
+        <w:spacing w:after="200" w:before="0" w:line="120"/>
+      </w:pPr>
+      <w:r>
+        <w:rPr>
+          <w:rFonts w:ascii="Calibri" w:cs="Calibri" w:eastAsia="Calibri" w:hAnsi="Calibri"/>
+          <w:sz w:val="8"/>
+          <w:szCs w:val="8"/>
+        </w:rPr>
+        <w:t xml:space="preserve"/>
+      </w:r>
+    </w:p>
+    <w:p>
+      <w:r>
+        <w:br w:type="page"/>
+      </w:r>
+    </w:p>
+    <w:p>
+      <w:pPr>
+        <w:spacing w:after="60" w:before="120"/>
+      </w:pPr>
+      <w:r>
+        <w:rPr>
+          <w:rFonts w:ascii="Calibri" w:cs="Calibri" w:eastAsia="Calibri" w:hAnsi="Calibri"/>
+          <w:b/>
+          <w:bCs/>
+          <w:color w:val="2D6A4F"/>
+          <w:spacing w:val="30"/>
+          <w:sz w:val="17"/>
+          <w:szCs w:val="17"/>
+        </w:rPr>
+        <w:t xml:space="preserve">MODULE 1 · SUNK COST</w:t>
+      </w:r>
+    </w:p>
+    <w:p>
+      <w:pPr>
+        <w:pStyle w:val="Heading1"/>
+        <w:spacing w:after="60" w:before="0"/>
+      </w:pPr>
+      <w:r>
+        <w:rPr>
+          <w:rFonts w:ascii="Georgia" w:cs="Georgia" w:eastAsia="Georgia" w:hAnsi="Georgia"/>
+          <w:b/>
+          <w:bCs/>
+          <w:color w:val="1B1B1E"/>
+          <w:sz w:val="40"/>
+          <w:szCs w:val="40"/>
+        </w:rPr>
+        <w:t xml:space="preserve">Why leaving isn’t a wasted degree</w:t>
+      </w:r>
+    </w:p>
+    <w:p>
+      <w:pPr>
+        <w:spacing w:after="320" w:before="0"/>
+      </w:pPr>
+      <w:r>
+        <w:rPr>
+          <w:rFonts w:ascii="Calibri" w:cs="Calibri" w:eastAsia="Calibri" w:hAnsi="Calibri"/>
+          <w:color w:val="6B7280"/>
+          <w:sz w:val="22"/>
+          <w:szCs w:val="22"/>
+        </w:rPr>
+        <w:t xml:space="preserve">The years and the debt are already spent either way. This is where you stop counting them as a reason to stay.</w:t>
+      </w:r>
+    </w:p>
+    <w:p>
+      <w:pPr>
+        <w:spacing w:after="80" w:before="280"/>
+      </w:pPr>
+      <w:r>
+        <w:rPr>
+          <w:rFonts w:ascii="Calibri" w:cs="Calibri" w:eastAsia="Calibri" w:hAnsi="Calibri"/>
+          <w:b/>
+          <w:bCs/>
+          <w:color w:val="1B1B1E"/>
+          <w:sz w:val="22"/>
+          <w:szCs w:val="22"/>
+        </w:rPr>
+        <w:t xml:space="preserve">Write it exactly as it sounds in your head. Not the reasonable version.</w:t>
+      </w:r>
+    </w:p>
+    <w:p>
+      <w:pPr>
+        <w:spacing w:after="100" w:before="0"/>
+      </w:pPr>
+      <w:r>
+        <w:rPr>
+          <w:rFonts w:ascii="Calibri" w:cs="Calibri" w:eastAsia="Calibri" w:hAnsi="Calibri"/>
+          <w:color w:val="6B7280"/>
+          <w:sz w:val="20"/>
+          <w:szCs w:val="20"/>
+        </w:rPr>
+        <w:t xml:space="preserve">It usually starts with “after all that” or “I should be able to”.</w:t>
+      </w:r>
+    </w:p>
+    <w:tbl>
+      <w:tblPr>
+        <w:tblW w:type="dxa" w:w="9360"/>
+        <w:tblBorders>
+          <w:top w:val="single" w:color="auto" w:sz="4"/>
+          <w:left w:val="single" w:color="auto" w:sz="4"/>
+          <w:bottom w:val="single" w:color="auto" w:sz="4"/>
+          <w:right w:val="single" w:color="auto" w:sz="4"/>
+          <w:insideH w:val="single" w:color="auto" w:sz="4"/>
+          <w:insideV w:val="single" w:color="auto" w:sz="4"/>
+        </w:tblBorders>
+      </w:tblPr>
+      <w:tblGrid>
+        <w:gridCol w:w="9360"/>
+      </w:tblGrid>
+      <w:tr>
+        <w:trPr>
+          <w:trHeight w:val="1360" w:hRule="atLeast"/>
+        </w:trPr>
+        <w:tc>
+          <w:tcPr>
+            <w:tcW w:type="dxa" w:w="9360"/>
+            <w:tcBorders>
+              <w:top w:val="single" w:color="D1D5DB" w:sz="6"/>
+              <w:left w:val="single" w:color="D1D5DB" w:sz="6"/>
+              <w:bottom w:val="single" w:color="D1D5DB" w:sz="6"/>
+              <w:right w:val="single" w:color="D1D5DB" w:sz="6"/>
+            </w:tcBorders>
+            <w:shd w:fill="FFFFFF" w:color="auto" w:val="clear"/>
+            <w:tcMar>
+              <w:top w:type="dxa" w:w="140"/>
+              <w:left w:type="dxa" w:w="160"/>
+              <w:bottom w:type="dxa" w:w="140"/>
+              <w:right w:type="dxa" w:w="160"/>
+            </w:tcMar>
+          </w:tcPr>
+          <w:p>
+            <w:pPr>
+              <w:spacing w:after="120" w:before="0"/>
+            </w:pPr>
+            <w:r>
+              <w:rPr>
+                <w:rFonts w:ascii="Calibri" w:cs="Calibri" w:eastAsia="Calibri" w:hAnsi="Calibri"/>
+                <w:color w:val="1B1B1E"/>
+                <w:sz w:val="22"/>
+                <w:szCs w:val="22"/>
+              </w:rPr>
+              <w:t xml:space="preserve"> </w:t>
+            </w:r>
+          </w:p>
+        </w:tc>
+      </w:tr>
+    </w:tbl>
+    <w:p>
+      <w:pPr>
+        <w:spacing w:after="200" w:before="0" w:line="120"/>
+      </w:pPr>
+      <w:r>
+        <w:rPr>
+          <w:rFonts w:ascii="Calibri" w:cs="Calibri" w:eastAsia="Calibri" w:hAnsi="Calibri"/>
+          <w:sz w:val="8"/>
+          <w:szCs w:val="8"/>
+        </w:rPr>
+        <w:t xml:space="preserve"/>
+      </w:r>
+    </w:p>
+    <w:p>
+      <w:pPr>
+        <w:spacing w:after="120" w:before="0" w:line="120"/>
+      </w:pPr>
+      <w:r>
+        <w:rPr>
+          <w:rFonts w:ascii="Calibri" w:cs="Calibri" w:eastAsia="Calibri" w:hAnsi="Calibri"/>
+          <w:sz w:val="8"/>
+          <w:szCs w:val="8"/>
+        </w:rPr>
+        <w:t xml:space="preserve"/>
+      </w:r>
+    </w:p>
+    <w:tbl>
+      <w:tblPr>
+        <w:tblW w:type="dxa" w:w="9360"/>
+        <w:tblBorders>
+          <w:top w:val="single" w:color="auto" w:sz="4"/>
+          <w:left w:val="single" w:color="auto" w:sz="4"/>
+          <w:bottom w:val="single" w:color="auto" w:sz="4"/>
+          <w:right w:val="single" w:color="auto" w:sz="4"/>
+          <w:insideH w:val="single" w:color="auto" w:sz="4"/>
+          <w:insideV w:val="single" w:color="auto" w:sz="4"/>
+        </w:tblBorders>
+      </w:tblPr>
+      <w:tblGrid>
+        <w:gridCol w:w="9360"/>
+      </w:tblGrid>
+      <w:tr>
+        <w:tc>
+          <w:tcPr>
+            <w:tcW w:type="dxa" w:w="9360"/>
+            <w:tcBorders>
+              <w:top w:val="none"/>
+              <w:left w:val="single" w:color="2D6A4F" w:sz="24"/>
+              <w:bottom w:val="none"/>
+              <w:right w:val="none"/>
+            </w:tcBorders>
+            <w:shd w:fill="F0FAF3" w:color="auto" w:val="clear"/>
+            <w:tcMar>
+              <w:top w:type="dxa" w:w="120"/>
+              <w:left w:type="dxa" w:w="200"/>
+              <w:bottom w:type="dxa" w:w="120"/>
+              <w:right w:type="dxa" w:w="200"/>
+            </w:tcMar>
+          </w:tcPr>
+          <w:p>
+            <w:pPr>
+              <w:spacing w:after="0" w:before="0"/>
+            </w:pPr>
+            <w:r>
+              <w:rPr>
+                <w:rFonts w:ascii="Calibri" w:cs="Calibri" w:eastAsia="Calibri" w:hAnsi="Calibri"/>
+                <w:i/>
+                <w:iCs/>
+                <w:color w:val="1B1B1E"/>
+                <w:sz w:val="22"/>
+                <w:szCs w:val="22"/>
+              </w:rPr>
+              <w:t xml:space="preserve">“I know it's the sunken cost fallacy but it's so hard to quit after putting so much time, money, and effort into this career.”</w:t>
+            </w:r>
+            <w:r>
+              <w:rPr>
+                <w:rFonts w:ascii="Calibri" w:cs="Calibri" w:eastAsia="Calibri" w:hAnsi="Calibri"/>
+                <w:color w:val="6B7280"/>
+                <w:sz w:val="18"/>
+                <w:szCs w:val="18"/>
+              </w:rPr>
+              <w:t xml:space="preserve">   an SLP, r/slp</w:t>
+            </w:r>
+          </w:p>
+        </w:tc>
+      </w:tr>
+    </w:tbl>
+    <w:p>
+      <w:pPr>
+        <w:spacing w:after="200" w:before="0" w:line="120"/>
+      </w:pPr>
+      <w:r>
+        <w:rPr>
+          <w:rFonts w:ascii="Calibri" w:cs="Calibri" w:eastAsia="Calibri" w:hAnsi="Calibri"/>
+          <w:sz w:val="8"/>
+          <w:szCs w:val="8"/>
+        </w:rPr>
+        <w:t xml:space="preserve"/>
+      </w:r>
+    </w:p>
+    <w:p>
+      <w:pPr>
+        <w:spacing w:after="80" w:before="280"/>
+      </w:pPr>
+      <w:r>
+        <w:rPr>
+          <w:rFonts w:ascii="Calibri" w:cs="Calibri" w:eastAsia="Calibri" w:hAnsi="Calibri"/>
+          <w:b/>
+          <w:bCs/>
+          <w:color w:val="1B1B1E"/>
+          <w:sz w:val="22"/>
+          <w:szCs w:val="22"/>
+        </w:rPr>
+        <w:t xml:space="preserve">Who taught you that sentence? A supervisor, a cohort, a parent, yourself at twenty-four.</w:t>
       </w:r>
     </w:p>
     <w:tbl>
@@ -4737,7 +4482,21 @@
           <w:sz w:val="22"/>
           <w:szCs w:val="22"/>
         </w:rPr>
-        <w:t xml:space="preserve">What does a Tuesday actually look like?</w:t>
+        <w:t xml:space="preserve">What would you say to a CF who said it to you, word for word?</w:t>
+      </w:r>
+    </w:p>
+    <w:p>
+      <w:pPr>
+        <w:spacing w:after="100" w:before="0"/>
+      </w:pPr>
+      <w:r>
+        <w:rPr>
+          <w:rFonts w:ascii="Calibri" w:cs="Calibri" w:eastAsia="Calibri" w:hAnsi="Calibri"/>
+          <w:color w:val="6B7280"/>
+          <w:sz w:val="20"/>
+          <w:szCs w:val="20"/>
+        </w:rPr>
+        <w:t xml:space="preserve">People are consistently kinder to a hypothetical CF than to themselves. Use the kinder version.</w:t>
       </w:r>
     </w:p>
     <w:tbl>
@@ -4757,7 +4516,7 @@
       </w:tblGrid>
       <w:tr>
         <w:trPr>
-          <w:trHeight w:val="760" w:hRule="atLeast"/>
+          <w:trHeight w:val="1660" w:hRule="atLeast"/>
         </w:trPr>
         <w:tc>
           <w:tcPr>
@@ -4804,6 +4563,59 @@
           <w:szCs w:val="8"/>
         </w:rPr>
         <w:t xml:space="preserve"/>
+      </w:r>
+    </w:p>
+    <w:p>
+      <w:r>
+        <w:br w:type="page"/>
+      </w:r>
+    </w:p>
+    <w:p>
+      <w:pPr>
+        <w:spacing w:after="60" w:before="120"/>
+      </w:pPr>
+      <w:r>
+        <w:rPr>
+          <w:rFonts w:ascii="Calibri" w:cs="Calibri" w:eastAsia="Calibri" w:hAnsi="Calibri"/>
+          <w:b/>
+          <w:bCs/>
+          <w:color w:val="2D6A4F"/>
+          <w:spacing w:val="30"/>
+          <w:sz w:val="17"/>
+          <w:szCs w:val="17"/>
+        </w:rPr>
+        <w:t xml:space="preserve">MODULE 1 · THE CHECKPOINT</w:t>
+      </w:r>
+    </w:p>
+    <w:p>
+      <w:pPr>
+        <w:pStyle w:val="Heading1"/>
+        <w:spacing w:after="60" w:before="0"/>
+      </w:pPr>
+      <w:r>
+        <w:rPr>
+          <w:rFonts w:ascii="Georgia" w:cs="Georgia" w:eastAsia="Georgia" w:hAnsi="Georgia"/>
+          <w:b/>
+          <w:bCs/>
+          <w:color w:val="1B1B1E"/>
+          <w:sz w:val="40"/>
+          <w:szCs w:val="40"/>
+        </w:rPr>
+        <w:t xml:space="preserve">Your why, in writing</w:t>
+      </w:r>
+    </w:p>
+    <w:p>
+      <w:pPr>
+        <w:spacing w:after="320" w:before="0"/>
+      </w:pPr>
+      <w:r>
+        <w:rPr>
+          <w:rFonts w:ascii="Calibri" w:cs="Calibri" w:eastAsia="Calibri" w:hAnsi="Calibri"/>
+          <w:color w:val="6B7280"/>
+          <w:sz w:val="22"/>
+          <w:szCs w:val="22"/>
+        </w:rPr>
+        <w:t xml:space="preserve">What you want to leave, in your own words, so you know what you are looking for in the next job.</w:t>
       </w:r>
     </w:p>
     <w:p>
@@ -4819,7 +4631,21 @@
           <w:sz w:val="22"/>
           <w:szCs w:val="22"/>
         </w:rPr>
-        <w:t xml:space="preserve">What part of the clinical background turned out to be useful, and what did you drop?</w:t>
+        <w:t xml:space="preserve">Everything you want to leave. Names, days, specific meetings, the thing you have never said out loud. Do not soften it.</w:t>
+      </w:r>
+    </w:p>
+    <w:p>
+      <w:pPr>
+        <w:spacing w:after="100" w:before="0"/>
+      </w:pPr>
+      <w:r>
+        <w:rPr>
+          <w:rFonts w:ascii="Calibri" w:cs="Calibri" w:eastAsia="Calibri" w:hAnsi="Calibri"/>
+          <w:color w:val="6B7280"/>
+          <w:sz w:val="20"/>
+          <w:szCs w:val="20"/>
+        </w:rPr>
+        <w:t xml:space="preserve">Nobody reads this.</w:t>
       </w:r>
     </w:p>
     <w:tbl>
@@ -4839,7 +4665,7 @@
       </w:tblGrid>
       <w:tr>
         <w:trPr>
-          <w:trHeight w:val="760" w:hRule="atLeast"/>
+          <w:trHeight w:val="3160" w:hRule="atLeast"/>
         </w:trPr>
         <w:tc>
           <w:tcPr>
@@ -4901,7 +4727,7 @@
           <w:sz w:val="22"/>
           <w:szCs w:val="22"/>
         </w:rPr>
-        <w:t xml:space="preserve">Who else should I be talking to?</w:t>
+        <w:t xml:space="preserve">Read it back, and mark the three that would still be true in a different building.</w:t>
       </w:r>
     </w:p>
     <w:p>
@@ -4915,7 +4741,7 @@
           <w:sz w:val="20"/>
           <w:szCs w:val="20"/>
         </w:rPr>
-        <w:t xml:space="preserve">The question that turns one conversation into two.</w:t>
+        <w:t xml:space="preserve">Those three are about the work. Everything else is about this job, and that is a different problem with a faster fix.</w:t>
       </w:r>
     </w:p>
     <w:tbl>
@@ -4935,7 +4761,7 @@
       </w:tblGrid>
       <w:tr>
         <w:trPr>
-          <w:trHeight w:val="760" w:hRule="atLeast"/>
+          <w:trHeight w:val="1360" w:hRule="atLeast"/>
         </w:trPr>
         <w:tc>
           <w:tcPr>
@@ -4982,6 +4808,59 @@
           <w:szCs w:val="8"/>
         </w:rPr>
         <w:t xml:space="preserve"/>
+      </w:r>
+    </w:p>
+    <w:p>
+      <w:r>
+        <w:br w:type="page"/>
+      </w:r>
+    </w:p>
+    <w:p>
+      <w:pPr>
+        <w:spacing w:after="60" w:before="120"/>
+      </w:pPr>
+      <w:r>
+        <w:rPr>
+          <w:rFonts w:ascii="Calibri" w:cs="Calibri" w:eastAsia="Calibri" w:hAnsi="Calibri"/>
+          <w:b/>
+          <w:bCs/>
+          <w:color w:val="2D6A4F"/>
+          <w:spacing w:val="30"/>
+          <w:sz w:val="17"/>
+          <w:szCs w:val="17"/>
+        </w:rPr>
+        <w:t xml:space="preserve">MODULE 1 · WHAT YOU KEEP</w:t>
+      </w:r>
+    </w:p>
+    <w:p>
+      <w:pPr>
+        <w:pStyle w:val="Heading1"/>
+        <w:spacing w:after="60" w:before="0"/>
+      </w:pPr>
+      <w:r>
+        <w:rPr>
+          <w:rFonts w:ascii="Georgia" w:cs="Georgia" w:eastAsia="Georgia" w:hAnsi="Georgia"/>
+          <w:b/>
+          <w:bCs/>
+          <w:color w:val="1B1B1E"/>
+          <w:sz w:val="40"/>
+          <w:szCs w:val="40"/>
+        </w:rPr>
+        <w:t xml:space="preserve">What you’ll miss</w:t>
+      </w:r>
+    </w:p>
+    <w:p>
+      <w:pPr>
+        <w:spacing w:after="320" w:before="0"/>
+      </w:pPr>
+      <w:r>
+        <w:rPr>
+          <w:rFonts w:ascii="Calibri" w:cs="Calibri" w:eastAsia="Calibri" w:hAnsi="Calibri"/>
+          <w:color w:val="6B7280"/>
+          <w:sz w:val="22"/>
+          <w:szCs w:val="22"/>
+        </w:rPr>
+        <w:t xml:space="preserve">Name it now. The people who skip this are the ones who end up going back.</w:t>
       </w:r>
     </w:p>
     <w:p>
@@ -4997,21 +4876,7 @@
           <w:sz w:val="22"/>
           <w:szCs w:val="22"/>
         </w:rPr>
-        <w:t xml:space="preserve">The sentence you are taking away, and what you do in the next fortnight because of it.</w:t>
-      </w:r>
-    </w:p>
-    <w:p>
-      <w:pPr>
-        <w:spacing w:after="100" w:before="0"/>
-      </w:pPr>
-      <w:r>
-        <w:rPr>
-          <w:rFonts w:ascii="Calibri" w:cs="Calibri" w:eastAsia="Calibri" w:hAnsi="Calibri"/>
-          <w:color w:val="6B7280"/>
-          <w:sz w:val="20"/>
-          <w:szCs w:val="20"/>
-        </w:rPr>
-        <w:t xml:space="preserve">You asked for fifteen minutes. Running over it is the fastest way to not get a second conversation.</w:t>
+        <w:t xml:space="preserve">Finish the sentence: I will miss being the person who …</w:t>
       </w:r>
     </w:p>
     <w:tbl>
@@ -5031,7 +4896,7 @@
       </w:tblGrid>
       <w:tr>
         <w:trPr>
-          <w:trHeight w:val="760" w:hRule="atLeast"/>
+          <w:trHeight w:val="1360" w:hRule="atLeast"/>
         </w:trPr>
         <w:tc>
           <w:tcPr>
@@ -5081,25 +4946,276 @@
       </w:r>
     </w:p>
     <w:p>
-      <w:r>
-        <w:br w:type="page"/>
-      </w:r>
-    </w:p>
-    <w:p>
-      <w:pPr>
-        <w:spacing w:after="60" w:before="120"/>
+      <w:pPr>
+        <w:spacing w:after="120" w:before="0" w:line="120"/>
+      </w:pPr>
+      <w:r>
+        <w:rPr>
+          <w:rFonts w:ascii="Calibri" w:cs="Calibri" w:eastAsia="Calibri" w:hAnsi="Calibri"/>
+          <w:sz w:val="8"/>
+          <w:szCs w:val="8"/>
+        </w:rPr>
+        <w:t xml:space="preserve"/>
+      </w:r>
+    </w:p>
+    <w:tbl>
+      <w:tblPr>
+        <w:tblW w:type="dxa" w:w="9360"/>
+        <w:tblBorders>
+          <w:top w:val="single" w:color="auto" w:sz="4"/>
+          <w:left w:val="single" w:color="auto" w:sz="4"/>
+          <w:bottom w:val="single" w:color="auto" w:sz="4"/>
+          <w:right w:val="single" w:color="auto" w:sz="4"/>
+          <w:insideH w:val="single" w:color="auto" w:sz="4"/>
+          <w:insideV w:val="single" w:color="auto" w:sz="4"/>
+        </w:tblBorders>
+      </w:tblPr>
+      <w:tblGrid>
+        <w:gridCol w:w="9360"/>
+      </w:tblGrid>
+      <w:tr>
+        <w:tc>
+          <w:tcPr>
+            <w:tcW w:type="dxa" w:w="9360"/>
+            <w:tcBorders>
+              <w:top w:val="none"/>
+              <w:left w:val="single" w:color="2D6A4F" w:sz="24"/>
+              <w:bottom w:val="none"/>
+              <w:right w:val="none"/>
+            </w:tcBorders>
+            <w:shd w:fill="F0FAF3" w:color="auto" w:val="clear"/>
+            <w:tcMar>
+              <w:top w:type="dxa" w:w="120"/>
+              <w:left w:type="dxa" w:w="200"/>
+              <w:bottom w:type="dxa" w:w="120"/>
+              <w:right w:type="dxa" w:w="200"/>
+            </w:tcMar>
+          </w:tcPr>
+          <w:p>
+            <w:pPr>
+              <w:spacing w:after="0" w:before="0"/>
+            </w:pPr>
+            <w:r>
+              <w:rPr>
+                <w:rFonts w:ascii="Calibri" w:cs="Calibri" w:eastAsia="Calibri" w:hAnsi="Calibri"/>
+                <w:i/>
+                <w:iCs/>
+                <w:color w:val="1B1B1E"/>
+                <w:sz w:val="22"/>
+                <w:szCs w:val="22"/>
+              </w:rPr>
+              <w:t xml:space="preserve">“I've taken a long time to grieve the loss of who I was in my previous role.”</w:t>
+            </w:r>
+            <w:r>
+              <w:rPr>
+                <w:rFonts w:ascii="Calibri" w:cs="Calibri" w:eastAsia="Calibri" w:hAnsi="Calibri"/>
+                <w:color w:val="6B7280"/>
+                <w:sz w:val="18"/>
+                <w:szCs w:val="18"/>
+              </w:rPr>
+              <w:t xml:space="preserve">   a comment on a former SLP's essay about leaving</w:t>
+            </w:r>
+          </w:p>
+        </w:tc>
+      </w:tr>
+    </w:tbl>
+    <w:p>
+      <w:pPr>
+        <w:spacing w:after="200" w:before="0" w:line="120"/>
+      </w:pPr>
+      <w:r>
+        <w:rPr>
+          <w:rFonts w:ascii="Calibri" w:cs="Calibri" w:eastAsia="Calibri" w:hAnsi="Calibri"/>
+          <w:sz w:val="8"/>
+          <w:szCs w:val="8"/>
+        </w:rPr>
+        <w:t xml:space="preserve"/>
+      </w:r>
+    </w:p>
+    <w:p>
+      <w:pPr>
+        <w:spacing w:after="80" w:before="280"/>
       </w:pPr>
       <w:r>
         <w:rPr>
           <w:rFonts w:ascii="Calibri" w:cs="Calibri" w:eastAsia="Calibri" w:hAnsi="Calibri"/>
           <w:b/>
           <w:bCs/>
-          <w:color w:val="155E75"/>
+          <w:color w:val="1B1B1E"/>
+          <w:sz w:val="22"/>
+          <w:szCs w:val="22"/>
+        </w:rPr>
+        <w:t xml:space="preserve">Which part of that goes with you into any job? A moment, a person, a session. Be specific.</w:t>
+      </w:r>
+    </w:p>
+    <w:tbl>
+      <w:tblPr>
+        <w:tblW w:type="dxa" w:w="9360"/>
+        <w:tblBorders>
+          <w:top w:val="single" w:color="auto" w:sz="4"/>
+          <w:left w:val="single" w:color="auto" w:sz="4"/>
+          <w:bottom w:val="single" w:color="auto" w:sz="4"/>
+          <w:right w:val="single" w:color="auto" w:sz="4"/>
+          <w:insideH w:val="single" w:color="auto" w:sz="4"/>
+          <w:insideV w:val="single" w:color="auto" w:sz="4"/>
+        </w:tblBorders>
+      </w:tblPr>
+      <w:tblGrid>
+        <w:gridCol w:w="9360"/>
+      </w:tblGrid>
+      <w:tr>
+        <w:trPr>
+          <w:trHeight w:val="1360" w:hRule="atLeast"/>
+        </w:trPr>
+        <w:tc>
+          <w:tcPr>
+            <w:tcW w:type="dxa" w:w="9360"/>
+            <w:tcBorders>
+              <w:top w:val="single" w:color="D1D5DB" w:sz="6"/>
+              <w:left w:val="single" w:color="D1D5DB" w:sz="6"/>
+              <w:bottom w:val="single" w:color="D1D5DB" w:sz="6"/>
+              <w:right w:val="single" w:color="D1D5DB" w:sz="6"/>
+            </w:tcBorders>
+            <w:shd w:fill="FFFFFF" w:color="auto" w:val="clear"/>
+            <w:tcMar>
+              <w:top w:type="dxa" w:w="140"/>
+              <w:left w:type="dxa" w:w="160"/>
+              <w:bottom w:type="dxa" w:w="140"/>
+              <w:right w:type="dxa" w:w="160"/>
+            </w:tcMar>
+          </w:tcPr>
+          <w:p>
+            <w:pPr>
+              <w:spacing w:after="120" w:before="0"/>
+            </w:pPr>
+            <w:r>
+              <w:rPr>
+                <w:rFonts w:ascii="Calibri" w:cs="Calibri" w:eastAsia="Calibri" w:hAnsi="Calibri"/>
+                <w:color w:val="1B1B1E"/>
+                <w:sz w:val="22"/>
+                <w:szCs w:val="22"/>
+              </w:rPr>
+              <w:t xml:space="preserve"> </w:t>
+            </w:r>
+          </w:p>
+        </w:tc>
+      </w:tr>
+    </w:tbl>
+    <w:p>
+      <w:pPr>
+        <w:spacing w:after="200" w:before="0" w:line="120"/>
+      </w:pPr>
+      <w:r>
+        <w:rPr>
+          <w:rFonts w:ascii="Calibri" w:cs="Calibri" w:eastAsia="Calibri" w:hAnsi="Calibri"/>
+          <w:sz w:val="8"/>
+          <w:szCs w:val="8"/>
+        </w:rPr>
+        <w:t xml:space="preserve"/>
+      </w:r>
+    </w:p>
+    <w:p>
+      <w:pPr>
+        <w:spacing w:after="80" w:before="280"/>
+      </w:pPr>
+      <w:r>
+        <w:rPr>
+          <w:rFonts w:ascii="Calibri" w:cs="Calibri" w:eastAsia="Calibri" w:hAnsi="Calibri"/>
+          <w:b/>
+          <w:bCs/>
+          <w:color w:val="1B1B1E"/>
+          <w:sz w:val="22"/>
+          <w:szCs w:val="22"/>
+        </w:rPr>
+        <w:t xml:space="preserve">Which part only exists in a clinic, and what will you do about that outside work?</w:t>
+      </w:r>
+    </w:p>
+    <w:tbl>
+      <w:tblPr>
+        <w:tblW w:type="dxa" w:w="9360"/>
+        <w:tblBorders>
+          <w:top w:val="single" w:color="auto" w:sz="4"/>
+          <w:left w:val="single" w:color="auto" w:sz="4"/>
+          <w:bottom w:val="single" w:color="auto" w:sz="4"/>
+          <w:right w:val="single" w:color="auto" w:sz="4"/>
+          <w:insideH w:val="single" w:color="auto" w:sz="4"/>
+          <w:insideV w:val="single" w:color="auto" w:sz="4"/>
+        </w:tblBorders>
+      </w:tblPr>
+      <w:tblGrid>
+        <w:gridCol w:w="9360"/>
+      </w:tblGrid>
+      <w:tr>
+        <w:trPr>
+          <w:trHeight w:val="1360" w:hRule="atLeast"/>
+        </w:trPr>
+        <w:tc>
+          <w:tcPr>
+            <w:tcW w:type="dxa" w:w="9360"/>
+            <w:tcBorders>
+              <w:top w:val="single" w:color="D1D5DB" w:sz="6"/>
+              <w:left w:val="single" w:color="D1D5DB" w:sz="6"/>
+              <w:bottom w:val="single" w:color="D1D5DB" w:sz="6"/>
+              <w:right w:val="single" w:color="D1D5DB" w:sz="6"/>
+            </w:tcBorders>
+            <w:shd w:fill="FFFFFF" w:color="auto" w:val="clear"/>
+            <w:tcMar>
+              <w:top w:type="dxa" w:w="140"/>
+              <w:left w:type="dxa" w:w="160"/>
+              <w:bottom w:type="dxa" w:w="140"/>
+              <w:right w:type="dxa" w:w="160"/>
+            </w:tcMar>
+          </w:tcPr>
+          <w:p>
+            <w:pPr>
+              <w:spacing w:after="120" w:before="0"/>
+            </w:pPr>
+            <w:r>
+              <w:rPr>
+                <w:rFonts w:ascii="Calibri" w:cs="Calibri" w:eastAsia="Calibri" w:hAnsi="Calibri"/>
+                <w:color w:val="1B1B1E"/>
+                <w:sz w:val="22"/>
+                <w:szCs w:val="22"/>
+              </w:rPr>
+              <w:t xml:space="preserve"> </w:t>
+            </w:r>
+          </w:p>
+        </w:tc>
+      </w:tr>
+    </w:tbl>
+    <w:p>
+      <w:pPr>
+        <w:spacing w:after="200" w:before="0" w:line="120"/>
+      </w:pPr>
+      <w:r>
+        <w:rPr>
+          <w:rFonts w:ascii="Calibri" w:cs="Calibri" w:eastAsia="Calibri" w:hAnsi="Calibri"/>
+          <w:sz w:val="8"/>
+          <w:szCs w:val="8"/>
+        </w:rPr>
+        <w:t xml:space="preserve"/>
+      </w:r>
+    </w:p>
+    <w:p>
+      <w:r>
+        <w:br w:type="page"/>
+      </w:r>
+    </w:p>
+    <w:p>
+      <w:pPr>
+        <w:spacing w:after="60" w:before="120"/>
+      </w:pPr>
+      <w:r>
+        <w:rPr>
+          <w:rFonts w:ascii="Calibri" w:cs="Calibri" w:eastAsia="Calibri" w:hAnsi="Calibri"/>
+          <w:b/>
+          <w:bCs/>
+          <w:color w:val="2D6A4F"/>
           <w:spacing w:val="30"/>
           <w:sz w:val="17"/>
           <w:szCs w:val="17"/>
         </w:rPr>
-        <w:t xml:space="preserve">MODULE 3 · SHEET 2 OF 2</w:t>
+        <w:t xml:space="preserve">MODULE 1 · LESSON 7</w:t>
       </w:r>
     </w:p>
     <w:p>
@@ -5116,7 +5232,7 @@
           <w:sz w:val="40"/>
           <w:szCs w:val="40"/>
         </w:rPr>
-        <w:t xml:space="preserve">Informational interview sheet</w:t>
+        <w:t xml:space="preserve">Telling the first person</w:t>
       </w:r>
     </w:p>
     <w:p>
@@ -5130,7 +5246,7 @@
           <w:sz w:val="22"/>
           <w:szCs w:val="22"/>
         </w:rPr>
-        <w:t xml:space="preserve">Keep this open while you talk. Their answers, in their words.</w:t>
+        <w:t xml:space="preserve">Say it out loud to one person. Plan who, when, and what you will say.</w:t>
       </w:r>
     </w:p>
     <w:tbl>
@@ -5183,7 +5299,7 @@
                 <w:sz w:val="21"/>
                 <w:szCs w:val="21"/>
               </w:rPr>
-              <w:t xml:space="preserve">Who, and their title now</w:t>
+              <w:t xml:space="preserve">Who</w:t>
             </w:r>
           </w:p>
           <w:p>
@@ -5197,7 +5313,7 @@
                 <w:sz w:val="18"/>
                 <w:szCs w:val="18"/>
               </w:rPr>
-              <w:t xml:space="preserve">How you found them</w:t>
+              <w:t xml:space="preserve">Not a colleague, if you can avoid it</w:t>
             </w:r>
           </w:p>
         </w:tc>
@@ -5268,7 +5384,106 @@
                 <w:sz w:val="21"/>
                 <w:szCs w:val="21"/>
               </w:rPr>
-              <w:t xml:space="preserve">Date</w:t>
+              <w:t xml:space="preserve">When</w:t>
+            </w:r>
+          </w:p>
+          <w:p>
+            <w:pPr>
+              <w:spacing w:after="0" w:before="0"/>
+            </w:pPr>
+            <w:r>
+              <w:rPr>
+                <w:rFonts w:ascii="Calibri" w:cs="Calibri" w:eastAsia="Calibri" w:hAnsi="Calibri"/>
+                <w:color w:val="6B7280"/>
+                <w:sz w:val="18"/>
+                <w:szCs w:val="18"/>
+              </w:rPr>
+              <w:t xml:space="preserve">A date, not “soon”</w:t>
+            </w:r>
+          </w:p>
+        </w:tc>
+        <w:tc>
+          <w:tcPr>
+            <w:tcW w:type="dxa" w:w="5760"/>
+            <w:tcBorders>
+              <w:top w:val="single" w:color="D1D5DB" w:sz="6"/>
+              <w:left w:val="single" w:color="D1D5DB" w:sz="6"/>
+              <w:bottom w:val="single" w:color="D1D5DB" w:sz="6"/>
+              <w:right w:val="single" w:color="D1D5DB" w:sz="6"/>
+            </w:tcBorders>
+            <w:shd w:fill="FFFFFF" w:color="auto" w:val="clear"/>
+            <w:tcMar>
+              <w:top w:type="dxa" w:w="120"/>
+              <w:left w:type="dxa" w:w="160"/>
+              <w:bottom w:type="dxa" w:w="120"/>
+              <w:right w:type="dxa" w:w="160"/>
+            </w:tcMar>
+          </w:tcPr>
+          <w:p>
+            <w:pPr>
+              <w:spacing w:after="120" w:before="0"/>
+            </w:pPr>
+            <w:r>
+              <w:rPr>
+                <w:rFonts w:ascii="Calibri" w:cs="Calibri" w:eastAsia="Calibri" w:hAnsi="Calibri"/>
+                <w:color w:val="1B1B1E"/>
+                <w:sz w:val="22"/>
+                <w:szCs w:val="22"/>
+              </w:rPr>
+              <w:t xml:space="preserve"> </w:t>
+            </w:r>
+          </w:p>
+        </w:tc>
+      </w:tr>
+      <w:tr>
+        <w:trPr>
+          <w:trHeight w:val="640" w:hRule="atLeast"/>
+        </w:trPr>
+        <w:tc>
+          <w:tcPr>
+            <w:tcW w:type="dxa" w:w="3600"/>
+            <w:tcBorders>
+              <w:top w:val="single" w:color="D1D5DB" w:sz="6"/>
+              <w:left w:val="single" w:color="D1D5DB" w:sz="6"/>
+              <w:bottom w:val="single" w:color="D1D5DB" w:sz="6"/>
+              <w:right w:val="single" w:color="D1D5DB" w:sz="6"/>
+            </w:tcBorders>
+            <w:shd w:fill="F0FAF3" w:color="auto" w:val="clear"/>
+            <w:tcMar>
+              <w:top w:type="dxa" w:w="120"/>
+              <w:left w:type="dxa" w:w="160"/>
+              <w:bottom w:type="dxa" w:w="120"/>
+              <w:right w:type="dxa" w:w="160"/>
+            </w:tcMar>
+          </w:tcPr>
+          <w:p>
+            <w:pPr>
+              <w:spacing w:after="120" w:before="0"/>
+            </w:pPr>
+            <w:r>
+              <w:rPr>
+                <w:rFonts w:ascii="Calibri" w:cs="Calibri" w:eastAsia="Calibri" w:hAnsi="Calibri"/>
+                <w:b/>
+                <w:bCs/>
+                <w:color w:val="1B1B1E"/>
+                <w:sz w:val="21"/>
+                <w:szCs w:val="21"/>
+              </w:rPr>
+              <w:t xml:space="preserve">What you plan to say</w:t>
+            </w:r>
+          </w:p>
+          <w:p>
+            <w:pPr>
+              <w:spacing w:after="0" w:before="0"/>
+            </w:pPr>
+            <w:r>
+              <w:rPr>
+                <w:rFonts w:ascii="Calibri" w:cs="Calibri" w:eastAsia="Calibri" w:hAnsi="Calibri"/>
+                <w:color w:val="6B7280"/>
+                <w:sz w:val="18"/>
+                <w:szCs w:val="18"/>
+              </w:rPr>
+              <w:t xml:space="preserve">One sentence</w:t>
             </w:r>
           </w:p>
         </w:tc>
@@ -5332,7 +5547,103 @@
           <w:sz w:val="22"/>
           <w:szCs w:val="22"/>
         </w:rPr>
-        <w:t xml:space="preserve">How did you get the first one? Walk me through the six months before the offer.</w:t>
+        <w:t xml:space="preserve">What you actually said, and what they said back.</w:t>
+      </w:r>
+    </w:p>
+    <w:p>
+      <w:pPr>
+        <w:spacing w:after="100" w:before="0"/>
+      </w:pPr>
+      <w:r>
+        <w:rPr>
+          <w:rFonts w:ascii="Calibri" w:cs="Calibri" w:eastAsia="Calibri" w:hAnsi="Calibri"/>
+          <w:color w:val="6B7280"/>
+          <w:sz w:val="20"/>
+          <w:szCs w:val="20"/>
+        </w:rPr>
+        <w:t xml:space="preserve">Fill this in afterwards. People are almost always less surprised than you expect them to be.</w:t>
+      </w:r>
+    </w:p>
+    <w:tbl>
+      <w:tblPr>
+        <w:tblW w:type="dxa" w:w="9360"/>
+        <w:tblBorders>
+          <w:top w:val="single" w:color="auto" w:sz="4"/>
+          <w:left w:val="single" w:color="auto" w:sz="4"/>
+          <w:bottom w:val="single" w:color="auto" w:sz="4"/>
+          <w:right w:val="single" w:color="auto" w:sz="4"/>
+          <w:insideH w:val="single" w:color="auto" w:sz="4"/>
+          <w:insideV w:val="single" w:color="auto" w:sz="4"/>
+        </w:tblBorders>
+      </w:tblPr>
+      <w:tblGrid>
+        <w:gridCol w:w="9360"/>
+      </w:tblGrid>
+      <w:tr>
+        <w:trPr>
+          <w:trHeight w:val="1960" w:hRule="atLeast"/>
+        </w:trPr>
+        <w:tc>
+          <w:tcPr>
+            <w:tcW w:type="dxa" w:w="9360"/>
+            <w:tcBorders>
+              <w:top w:val="single" w:color="D1D5DB" w:sz="6"/>
+              <w:left w:val="single" w:color="D1D5DB" w:sz="6"/>
+              <w:bottom w:val="single" w:color="D1D5DB" w:sz="6"/>
+              <w:right w:val="single" w:color="D1D5DB" w:sz="6"/>
+            </w:tcBorders>
+            <w:shd w:fill="FFFFFF" w:color="auto" w:val="clear"/>
+            <w:tcMar>
+              <w:top w:type="dxa" w:w="140"/>
+              <w:left w:type="dxa" w:w="160"/>
+              <w:bottom w:type="dxa" w:w="140"/>
+              <w:right w:type="dxa" w:w="160"/>
+            </w:tcMar>
+          </w:tcPr>
+          <w:p>
+            <w:pPr>
+              <w:spacing w:after="120" w:before="0"/>
+            </w:pPr>
+            <w:r>
+              <w:rPr>
+                <w:rFonts w:ascii="Calibri" w:cs="Calibri" w:eastAsia="Calibri" w:hAnsi="Calibri"/>
+                <w:color w:val="1B1B1E"/>
+                <w:sz w:val="22"/>
+                <w:szCs w:val="22"/>
+              </w:rPr>
+              <w:t xml:space="preserve"> </w:t>
+            </w:r>
+          </w:p>
+        </w:tc>
+      </w:tr>
+    </w:tbl>
+    <w:p>
+      <w:pPr>
+        <w:spacing w:after="200" w:before="0" w:line="120"/>
+      </w:pPr>
+      <w:r>
+        <w:rPr>
+          <w:rFonts w:ascii="Calibri" w:cs="Calibri" w:eastAsia="Calibri" w:hAnsi="Calibri"/>
+          <w:sz w:val="8"/>
+          <w:szCs w:val="8"/>
+        </w:rPr>
+        <w:t xml:space="preserve"/>
+      </w:r>
+    </w:p>
+    <w:p>
+      <w:pPr>
+        <w:spacing w:after="80" w:before="280"/>
+      </w:pPr>
+      <w:r>
+        <w:rPr>
+          <w:rFonts w:ascii="Calibri" w:cs="Calibri" w:eastAsia="Calibri" w:hAnsi="Calibri"/>
+          <w:b/>
+          <w:bCs/>
+          <w:color w:val="1B1B1E"/>
+          <w:sz w:val="22"/>
+          <w:szCs w:val="22"/>
+        </w:rPr>
+        <w:t xml:space="preserve">What changed for you in the hour after.</w:t>
       </w:r>
     </w:p>
     <w:tbl>
@@ -5402,6 +5713,210 @@
       </w:r>
     </w:p>
     <w:p>
+      <w:r>
+        <w:br w:type="page"/>
+      </w:r>
+    </w:p>
+    <w:p>
+      <w:pPr>
+        <w:spacing w:after="60" w:before="120"/>
+      </w:pPr>
+      <w:r>
+        <w:rPr>
+          <w:rFonts w:ascii="Calibri" w:cs="Calibri" w:eastAsia="Calibri" w:hAnsi="Calibri"/>
+          <w:b/>
+          <w:bCs/>
+          <w:color w:val="2D6A4F"/>
+          <w:spacing w:val="30"/>
+          <w:sz w:val="17"/>
+          <w:szCs w:val="17"/>
+        </w:rPr>
+        <w:t xml:space="preserve">MODULE 1 · LESSON 7, BEFORE YOU SAY IT</w:t>
+      </w:r>
+    </w:p>
+    <w:p>
+      <w:pPr>
+        <w:pStyle w:val="Heading1"/>
+        <w:spacing w:after="60" w:before="0"/>
+      </w:pPr>
+      <w:r>
+        <w:rPr>
+          <w:rFonts w:ascii="Georgia" w:cs="Georgia" w:eastAsia="Georgia" w:hAnsi="Georgia"/>
+          <w:b/>
+          <w:bCs/>
+          <w:color w:val="1B1B1E"/>
+          <w:sz w:val="40"/>
+          <w:szCs w:val="40"/>
+        </w:rPr>
+        <w:t xml:space="preserve">Kept private</w:t>
+      </w:r>
+    </w:p>
+    <w:p>
+      <w:pPr>
+        <w:spacing w:after="320" w:before="0"/>
+      </w:pPr>
+      <w:r>
+        <w:rPr>
+          <w:rFonts w:ascii="Calibri" w:cs="Calibri" w:eastAsia="Calibri" w:hAnsi="Calibri"/>
+          <w:color w:val="6B7280"/>
+          <w:sz w:val="22"/>
+          <w:szCs w:val="22"/>
+        </w:rPr>
+        <w:t xml:space="preserve">Six settings and habits from lesson 1.7, so the search stays yours until you decide otherwise. Tick them as you do them.</w:t>
+      </w:r>
+    </w:p>
+    <w:p>
+      <w:pPr>
+        <w:spacing w:after="120"/>
+      </w:pPr>
+      <w:r>
+        <w:rPr>
+          <w:rFonts w:ascii="Segoe UI Symbol" w:cs="Segoe UI Symbol" w:eastAsia="Segoe UI Symbol" w:hAnsi="Segoe UI Symbol"/>
+          <w:color w:val="2D6A4F"/>
+          <w:sz w:val="24"/>
+          <w:szCs w:val="24"/>
+        </w:rPr>
+        <w:t xml:space="preserve">☐  </w:t>
+      </w:r>
+      <w:r>
+        <w:rPr>
+          <w:rFonts w:ascii="Calibri" w:cs="Calibri" w:eastAsia="Calibri" w:hAnsi="Calibri"/>
+          <w:color w:val="1B1B1E"/>
+          <w:sz w:val="22"/>
+          <w:szCs w:val="22"/>
+        </w:rPr>
+        <w:t xml:space="preserve">LinkedIn: “Share profile updates with your network” is off</w:t>
+      </w:r>
+    </w:p>
+    <w:p>
+      <w:pPr>
+        <w:spacing w:after="120"/>
+      </w:pPr>
+      <w:r>
+        <w:rPr>
+          <w:rFonts w:ascii="Segoe UI Symbol" w:cs="Segoe UI Symbol" w:eastAsia="Segoe UI Symbol" w:hAnsi="Segoe UI Symbol"/>
+          <w:color w:val="2D6A4F"/>
+          <w:sz w:val="24"/>
+          <w:szCs w:val="24"/>
+        </w:rPr>
+        <w:t xml:space="preserve">☐  </w:t>
+      </w:r>
+      <w:r>
+        <w:rPr>
+          <w:rFonts w:ascii="Calibri" w:cs="Calibri" w:eastAsia="Calibri" w:hAnsi="Calibri"/>
+          <w:color w:val="1B1B1E"/>
+          <w:sz w:val="22"/>
+          <w:szCs w:val="22"/>
+        </w:rPr>
+        <w:t xml:space="preserve">LinkedIn: Open to Work is set to recruiters only, not the banner</w:t>
+      </w:r>
+    </w:p>
+    <w:p>
+      <w:pPr>
+        <w:spacing w:after="120"/>
+      </w:pPr>
+      <w:r>
+        <w:rPr>
+          <w:rFonts w:ascii="Segoe UI Symbol" w:cs="Segoe UI Symbol" w:eastAsia="Segoe UI Symbol" w:hAnsi="Segoe UI Symbol"/>
+          <w:color w:val="2D6A4F"/>
+          <w:sz w:val="24"/>
+          <w:szCs w:val="24"/>
+        </w:rPr>
+        <w:t xml:space="preserve">☐  </w:t>
+      </w:r>
+      <w:r>
+        <w:rPr>
+          <w:rFonts w:ascii="Calibri" w:cs="Calibri" w:eastAsia="Calibri" w:hAnsi="Calibri"/>
+          <w:color w:val="1B1B1E"/>
+          <w:sz w:val="22"/>
+          <w:szCs w:val="22"/>
+        </w:rPr>
+        <w:t xml:space="preserve">Applications and job alerts go to a personal email, never the work one</w:t>
+      </w:r>
+    </w:p>
+    <w:p>
+      <w:pPr>
+        <w:spacing w:after="120"/>
+      </w:pPr>
+      <w:r>
+        <w:rPr>
+          <w:rFonts w:ascii="Segoe UI Symbol" w:cs="Segoe UI Symbol" w:eastAsia="Segoe UI Symbol" w:hAnsi="Segoe UI Symbol"/>
+          <w:color w:val="2D6A4F"/>
+          <w:sz w:val="24"/>
+          <w:szCs w:val="24"/>
+        </w:rPr>
+        <w:t xml:space="preserve">☐  </w:t>
+      </w:r>
+      <w:r>
+        <w:rPr>
+          <w:rFonts w:ascii="Calibri" w:cs="Calibri" w:eastAsia="Calibri" w:hAnsi="Calibri"/>
+          <w:color w:val="1B1B1E"/>
+          <w:sz w:val="22"/>
+          <w:szCs w:val="22"/>
+        </w:rPr>
+        <w:t xml:space="preserve">Nobody at your current job is listed as a reference</w:t>
+      </w:r>
+    </w:p>
+    <w:p>
+      <w:pPr>
+        <w:spacing w:after="120"/>
+      </w:pPr>
+      <w:r>
+        <w:rPr>
+          <w:rFonts w:ascii="Segoe UI Symbol" w:cs="Segoe UI Symbol" w:eastAsia="Segoe UI Symbol" w:hAnsi="Segoe UI Symbol"/>
+          <w:color w:val="2D6A4F"/>
+          <w:sz w:val="24"/>
+          <w:szCs w:val="24"/>
+        </w:rPr>
+        <w:t xml:space="preserve">☐  </w:t>
+      </w:r>
+      <w:r>
+        <w:rPr>
+          <w:rFonts w:ascii="Calibri" w:cs="Calibri" w:eastAsia="Calibri" w:hAnsi="Calibri"/>
+          <w:color w:val="1B1B1E"/>
+          <w:sz w:val="22"/>
+          <w:szCs w:val="22"/>
+        </w:rPr>
+        <w:t xml:space="preserve">You know your contract window or notice period, and the date it falls on</w:t>
+      </w:r>
+    </w:p>
+    <w:p>
+      <w:pPr>
+        <w:spacing w:after="120"/>
+      </w:pPr>
+      <w:r>
+        <w:rPr>
+          <w:rFonts w:ascii="Segoe UI Symbol" w:cs="Segoe UI Symbol" w:eastAsia="Segoe UI Symbol" w:hAnsi="Segoe UI Symbol"/>
+          <w:color w:val="2D6A4F"/>
+          <w:sz w:val="24"/>
+          <w:szCs w:val="24"/>
+        </w:rPr>
+        <w:t xml:space="preserve">☐  </w:t>
+      </w:r>
+      <w:r>
+        <w:rPr>
+          <w:rFonts w:ascii="Calibri" w:cs="Calibri" w:eastAsia="Calibri" w:hAnsi="Calibri"/>
+          <w:color w:val="1B1B1E"/>
+          <w:sz w:val="22"/>
+          <w:szCs w:val="22"/>
+        </w:rPr>
+        <w:t xml:space="preserve">The one sentence for the staff room is ready: “I’m looking at what else I could do with my SLP background.”</w:t>
+      </w:r>
+    </w:p>
+    <w:p>
+      <w:pPr>
+        <w:spacing w:after="120" w:before="0" w:line="120"/>
+      </w:pPr>
+      <w:r>
+        <w:rPr>
+          <w:rFonts w:ascii="Calibri" w:cs="Calibri" w:eastAsia="Calibri" w:hAnsi="Calibri"/>
+          <w:sz w:val="8"/>
+          <w:szCs w:val="8"/>
+        </w:rPr>
+        <w:t xml:space="preserve"/>
+      </w:r>
+    </w:p>
+    <w:p>
       <w:pPr>
         <w:spacing w:after="80" w:before="280"/>
       </w:pPr>
@@ -5414,7 +5929,21 @@
           <w:sz w:val="22"/>
           <w:szCs w:val="22"/>
         </w:rPr>
-        <w:t xml:space="preserve">What does a Tuesday actually look like?</w:t>
+        <w:t xml:space="preserve">That sentence in your own words, the way you would actually say it at the copier.</w:t>
+      </w:r>
+    </w:p>
+    <w:p>
+      <w:pPr>
+        <w:spacing w:after="100" w:before="0"/>
+      </w:pPr>
+      <w:r>
+        <w:rPr>
+          <w:rFonts w:ascii="Calibri" w:cs="Calibri" w:eastAsia="Calibri" w:hAnsi="Calibri"/>
+          <w:color w:val="6B7280"/>
+          <w:sz w:val="20"/>
+          <w:szCs w:val="20"/>
+        </w:rPr>
+        <w:t xml:space="preserve">If they ask what: “I don’t know yet. I’m finding out.” True, and it ends the conversation on your terms.</w:t>
       </w:r>
     </w:p>
     <w:tbl>
@@ -5434,7 +5963,7 @@
       </w:tblGrid>
       <w:tr>
         <w:trPr>
-          <w:trHeight w:val="760" w:hRule="atLeast"/>
+          <w:trHeight w:val="1060" w:hRule="atLeast"/>
         </w:trPr>
         <w:tc>
           <w:tcPr>
@@ -5484,299 +6013,25 @@
       </w:r>
     </w:p>
     <w:p>
-      <w:pPr>
-        <w:spacing w:after="80" w:before="280"/>
+      <w:r>
+        <w:br w:type="page"/>
+      </w:r>
+    </w:p>
+    <w:p>
+      <w:pPr>
+        <w:spacing w:after="60" w:before="120"/>
       </w:pPr>
       <w:r>
         <w:rPr>
           <w:rFonts w:ascii="Calibri" w:cs="Calibri" w:eastAsia="Calibri" w:hAnsi="Calibri"/>
           <w:b/>
           <w:bCs/>
-          <w:color w:val="1B1B1E"/>
-          <w:sz w:val="22"/>
-          <w:szCs w:val="22"/>
-        </w:rPr>
-        <w:t xml:space="preserve">What part of the clinical background turned out to be useful, and what did you drop?</w:t>
-      </w:r>
-    </w:p>
-    <w:tbl>
-      <w:tblPr>
-        <w:tblW w:type="dxa" w:w="9360"/>
-        <w:tblBorders>
-          <w:top w:val="single" w:color="auto" w:sz="4"/>
-          <w:left w:val="single" w:color="auto" w:sz="4"/>
-          <w:bottom w:val="single" w:color="auto" w:sz="4"/>
-          <w:right w:val="single" w:color="auto" w:sz="4"/>
-          <w:insideH w:val="single" w:color="auto" w:sz="4"/>
-          <w:insideV w:val="single" w:color="auto" w:sz="4"/>
-        </w:tblBorders>
-      </w:tblPr>
-      <w:tblGrid>
-        <w:gridCol w:w="9360"/>
-      </w:tblGrid>
-      <w:tr>
-        <w:trPr>
-          <w:trHeight w:val="760" w:hRule="atLeast"/>
-        </w:trPr>
-        <w:tc>
-          <w:tcPr>
-            <w:tcW w:type="dxa" w:w="9360"/>
-            <w:tcBorders>
-              <w:top w:val="single" w:color="D1D5DB" w:sz="6"/>
-              <w:left w:val="single" w:color="D1D5DB" w:sz="6"/>
-              <w:bottom w:val="single" w:color="D1D5DB" w:sz="6"/>
-              <w:right w:val="single" w:color="D1D5DB" w:sz="6"/>
-            </w:tcBorders>
-            <w:shd w:fill="FFFFFF" w:color="auto" w:val="clear"/>
-            <w:tcMar>
-              <w:top w:type="dxa" w:w="140"/>
-              <w:left w:type="dxa" w:w="160"/>
-              <w:bottom w:type="dxa" w:w="140"/>
-              <w:right w:type="dxa" w:w="160"/>
-            </w:tcMar>
-          </w:tcPr>
-          <w:p>
-            <w:pPr>
-              <w:spacing w:after="120" w:before="0"/>
-            </w:pPr>
-            <w:r>
-              <w:rPr>
-                <w:rFonts w:ascii="Calibri" w:cs="Calibri" w:eastAsia="Calibri" w:hAnsi="Calibri"/>
-                <w:color w:val="1B1B1E"/>
-                <w:sz w:val="22"/>
-                <w:szCs w:val="22"/>
-              </w:rPr>
-              <w:t xml:space="preserve"> </w:t>
-            </w:r>
-          </w:p>
-        </w:tc>
-      </w:tr>
-    </w:tbl>
-    <w:p>
-      <w:pPr>
-        <w:spacing w:after="200" w:before="0" w:line="120"/>
-      </w:pPr>
-      <w:r>
-        <w:rPr>
-          <w:rFonts w:ascii="Calibri" w:cs="Calibri" w:eastAsia="Calibri" w:hAnsi="Calibri"/>
-          <w:sz w:val="8"/>
-          <w:szCs w:val="8"/>
-        </w:rPr>
-        <w:t xml:space="preserve"/>
-      </w:r>
-    </w:p>
-    <w:p>
-      <w:pPr>
-        <w:spacing w:after="80" w:before="280"/>
-      </w:pPr>
-      <w:r>
-        <w:rPr>
-          <w:rFonts w:ascii="Calibri" w:cs="Calibri" w:eastAsia="Calibri" w:hAnsi="Calibri"/>
-          <w:b/>
-          <w:bCs/>
-          <w:color w:val="1B1B1E"/>
-          <w:sz w:val="22"/>
-          <w:szCs w:val="22"/>
-        </w:rPr>
-        <w:t xml:space="preserve">Who else should I be talking to?</w:t>
-      </w:r>
-    </w:p>
-    <w:p>
-      <w:pPr>
-        <w:spacing w:after="100" w:before="0"/>
-      </w:pPr>
-      <w:r>
-        <w:rPr>
-          <w:rFonts w:ascii="Calibri" w:cs="Calibri" w:eastAsia="Calibri" w:hAnsi="Calibri"/>
-          <w:color w:val="6B7280"/>
-          <w:sz w:val="20"/>
-          <w:szCs w:val="20"/>
-        </w:rPr>
-        <w:t xml:space="preserve">The question that turns one conversation into two.</w:t>
-      </w:r>
-    </w:p>
-    <w:tbl>
-      <w:tblPr>
-        <w:tblW w:type="dxa" w:w="9360"/>
-        <w:tblBorders>
-          <w:top w:val="single" w:color="auto" w:sz="4"/>
-          <w:left w:val="single" w:color="auto" w:sz="4"/>
-          <w:bottom w:val="single" w:color="auto" w:sz="4"/>
-          <w:right w:val="single" w:color="auto" w:sz="4"/>
-          <w:insideH w:val="single" w:color="auto" w:sz="4"/>
-          <w:insideV w:val="single" w:color="auto" w:sz="4"/>
-        </w:tblBorders>
-      </w:tblPr>
-      <w:tblGrid>
-        <w:gridCol w:w="9360"/>
-      </w:tblGrid>
-      <w:tr>
-        <w:trPr>
-          <w:trHeight w:val="760" w:hRule="atLeast"/>
-        </w:trPr>
-        <w:tc>
-          <w:tcPr>
-            <w:tcW w:type="dxa" w:w="9360"/>
-            <w:tcBorders>
-              <w:top w:val="single" w:color="D1D5DB" w:sz="6"/>
-              <w:left w:val="single" w:color="D1D5DB" w:sz="6"/>
-              <w:bottom w:val="single" w:color="D1D5DB" w:sz="6"/>
-              <w:right w:val="single" w:color="D1D5DB" w:sz="6"/>
-            </w:tcBorders>
-            <w:shd w:fill="FFFFFF" w:color="auto" w:val="clear"/>
-            <w:tcMar>
-              <w:top w:type="dxa" w:w="140"/>
-              <w:left w:type="dxa" w:w="160"/>
-              <w:bottom w:type="dxa" w:w="140"/>
-              <w:right w:type="dxa" w:w="160"/>
-            </w:tcMar>
-          </w:tcPr>
-          <w:p>
-            <w:pPr>
-              <w:spacing w:after="120" w:before="0"/>
-            </w:pPr>
-            <w:r>
-              <w:rPr>
-                <w:rFonts w:ascii="Calibri" w:cs="Calibri" w:eastAsia="Calibri" w:hAnsi="Calibri"/>
-                <w:color w:val="1B1B1E"/>
-                <w:sz w:val="22"/>
-                <w:szCs w:val="22"/>
-              </w:rPr>
-              <w:t xml:space="preserve"> </w:t>
-            </w:r>
-          </w:p>
-        </w:tc>
-      </w:tr>
-    </w:tbl>
-    <w:p>
-      <w:pPr>
-        <w:spacing w:after="200" w:before="0" w:line="120"/>
-      </w:pPr>
-      <w:r>
-        <w:rPr>
-          <w:rFonts w:ascii="Calibri" w:cs="Calibri" w:eastAsia="Calibri" w:hAnsi="Calibri"/>
-          <w:sz w:val="8"/>
-          <w:szCs w:val="8"/>
-        </w:rPr>
-        <w:t xml:space="preserve"/>
-      </w:r>
-    </w:p>
-    <w:p>
-      <w:pPr>
-        <w:spacing w:after="80" w:before="280"/>
-      </w:pPr>
-      <w:r>
-        <w:rPr>
-          <w:rFonts w:ascii="Calibri" w:cs="Calibri" w:eastAsia="Calibri" w:hAnsi="Calibri"/>
-          <w:b/>
-          <w:bCs/>
-          <w:color w:val="1B1B1E"/>
-          <w:sz w:val="22"/>
-          <w:szCs w:val="22"/>
-        </w:rPr>
-        <w:t xml:space="preserve">The sentence you are taking away, and what you do in the next fortnight because of it.</w:t>
-      </w:r>
-    </w:p>
-    <w:p>
-      <w:pPr>
-        <w:spacing w:after="100" w:before="0"/>
-      </w:pPr>
-      <w:r>
-        <w:rPr>
-          <w:rFonts w:ascii="Calibri" w:cs="Calibri" w:eastAsia="Calibri" w:hAnsi="Calibri"/>
-          <w:color w:val="6B7280"/>
-          <w:sz w:val="20"/>
-          <w:szCs w:val="20"/>
-        </w:rPr>
-        <w:t xml:space="preserve">You asked for fifteen minutes. Running over it is the fastest way to not get a second conversation.</w:t>
-      </w:r>
-    </w:p>
-    <w:tbl>
-      <w:tblPr>
-        <w:tblW w:type="dxa" w:w="9360"/>
-        <w:tblBorders>
-          <w:top w:val="single" w:color="auto" w:sz="4"/>
-          <w:left w:val="single" w:color="auto" w:sz="4"/>
-          <w:bottom w:val="single" w:color="auto" w:sz="4"/>
-          <w:right w:val="single" w:color="auto" w:sz="4"/>
-          <w:insideH w:val="single" w:color="auto" w:sz="4"/>
-          <w:insideV w:val="single" w:color="auto" w:sz="4"/>
-        </w:tblBorders>
-      </w:tblPr>
-      <w:tblGrid>
-        <w:gridCol w:w="9360"/>
-      </w:tblGrid>
-      <w:tr>
-        <w:trPr>
-          <w:trHeight w:val="760" w:hRule="atLeast"/>
-        </w:trPr>
-        <w:tc>
-          <w:tcPr>
-            <w:tcW w:type="dxa" w:w="9360"/>
-            <w:tcBorders>
-              <w:top w:val="single" w:color="D1D5DB" w:sz="6"/>
-              <w:left w:val="single" w:color="D1D5DB" w:sz="6"/>
-              <w:bottom w:val="single" w:color="D1D5DB" w:sz="6"/>
-              <w:right w:val="single" w:color="D1D5DB" w:sz="6"/>
-            </w:tcBorders>
-            <w:shd w:fill="FFFFFF" w:color="auto" w:val="clear"/>
-            <w:tcMar>
-              <w:top w:type="dxa" w:w="140"/>
-              <w:left w:type="dxa" w:w="160"/>
-              <w:bottom w:type="dxa" w:w="140"/>
-              <w:right w:type="dxa" w:w="160"/>
-            </w:tcMar>
-          </w:tcPr>
-          <w:p>
-            <w:pPr>
-              <w:spacing w:after="120" w:before="0"/>
-            </w:pPr>
-            <w:r>
-              <w:rPr>
-                <w:rFonts w:ascii="Calibri" w:cs="Calibri" w:eastAsia="Calibri" w:hAnsi="Calibri"/>
-                <w:color w:val="1B1B1E"/>
-                <w:sz w:val="22"/>
-                <w:szCs w:val="22"/>
-              </w:rPr>
-              <w:t xml:space="preserve"> </w:t>
-            </w:r>
-          </w:p>
-        </w:tc>
-      </w:tr>
-    </w:tbl>
-    <w:p>
-      <w:pPr>
-        <w:spacing w:after="200" w:before="0" w:line="120"/>
-      </w:pPr>
-      <w:r>
-        <w:rPr>
-          <w:rFonts w:ascii="Calibri" w:cs="Calibri" w:eastAsia="Calibri" w:hAnsi="Calibri"/>
-          <w:sz w:val="8"/>
-          <w:szCs w:val="8"/>
-        </w:rPr>
-        <w:t xml:space="preserve"/>
-      </w:r>
-    </w:p>
-    <w:p>
-      <w:r>
-        <w:br w:type="page"/>
-      </w:r>
-    </w:p>
-    <w:p>
-      <w:pPr>
-        <w:spacing w:after="60" w:before="120"/>
-      </w:pPr>
-      <w:r>
-        <w:rPr>
-          <w:rFonts w:ascii="Calibri" w:cs="Calibri" w:eastAsia="Calibri" w:hAnsi="Calibri"/>
-          <w:b/>
-          <w:bCs/>
-          <w:color w:val="065F46"/>
+          <w:color w:val="155E75"/>
           <w:spacing w:val="30"/>
           <w:sz w:val="17"/>
           <w:szCs w:val="17"/>
         </w:rPr>
-        <w:t xml:space="preserve">MODULE 6 · INTERVIEW 1 OF 2</w:t>
+        <w:t xml:space="preserve">MODULE 3 · SHEET 1 OF 2</w:t>
       </w:r>
     </w:p>
     <w:p>
@@ -5793,7 +6048,7 @@
           <w:sz w:val="40"/>
           <w:szCs w:val="40"/>
         </w:rPr>
-        <w:t xml:space="preserve">Interview prep on one page</w:t>
+        <w:t xml:space="preserve">Informational interview sheet</w:t>
       </w:r>
     </w:p>
     <w:p>
@@ -5807,7 +6062,7 @@
           <w:sz w:val="22"/>
           <w:szCs w:val="22"/>
         </w:rPr>
-        <w:t xml:space="preserve">Take this in with you, decided in advance rather than in the room.</w:t>
+        <w:t xml:space="preserve">Keep this open while you talk. Their answers, in their words.</w:t>
       </w:r>
     </w:p>
     <w:tbl>
@@ -5860,7 +6115,7 @@
                 <w:sz w:val="21"/>
                 <w:szCs w:val="21"/>
               </w:rPr>
-              <w:t xml:space="preserve">Company and role</w:t>
+              <w:t xml:space="preserve">Who, their title now, and the date</w:t>
             </w:r>
           </w:p>
           <w:p>
@@ -5874,7 +6129,7 @@
                 <w:sz w:val="18"/>
                 <w:szCs w:val="18"/>
               </w:rPr>
-              <w:t xml:space="preserve">Who you are speaking to</w:t>
+              <w:t xml:space="preserve">How you found them</w:t>
             </w:r>
           </w:p>
         </w:tc>
@@ -5911,77 +6166,6 @@
           </w:p>
         </w:tc>
       </w:tr>
-      <w:tr>
-        <w:trPr>
-          <w:trHeight w:val="640" w:hRule="atLeast"/>
-        </w:trPr>
-        <w:tc>
-          <w:tcPr>
-            <w:tcW w:type="dxa" w:w="3600"/>
-            <w:tcBorders>
-              <w:top w:val="single" w:color="D1D5DB" w:sz="6"/>
-              <w:left w:val="single" w:color="D1D5DB" w:sz="6"/>
-              <w:bottom w:val="single" w:color="D1D5DB" w:sz="6"/>
-              <w:right w:val="single" w:color="D1D5DB" w:sz="6"/>
-            </w:tcBorders>
-            <w:shd w:fill="F0FAF3" w:color="auto" w:val="clear"/>
-            <w:tcMar>
-              <w:top w:type="dxa" w:w="120"/>
-              <w:left w:type="dxa" w:w="160"/>
-              <w:bottom w:type="dxa" w:w="120"/>
-              <w:right w:type="dxa" w:w="160"/>
-            </w:tcMar>
-          </w:tcPr>
-          <w:p>
-            <w:pPr>
-              <w:spacing w:after="120" w:before="0"/>
-            </w:pPr>
-            <w:r>
-              <w:rPr>
-                <w:rFonts w:ascii="Calibri" w:cs="Calibri" w:eastAsia="Calibri" w:hAnsi="Calibri"/>
-                <w:b/>
-                <w:bCs/>
-                <w:color w:val="1B1B1E"/>
-                <w:sz w:val="21"/>
-                <w:szCs w:val="21"/>
-              </w:rPr>
-              <w:t xml:space="preserve">Date</w:t>
-            </w:r>
-          </w:p>
-        </w:tc>
-        <w:tc>
-          <w:tcPr>
-            <w:tcW w:type="dxa" w:w="5760"/>
-            <w:tcBorders>
-              <w:top w:val="single" w:color="D1D5DB" w:sz="6"/>
-              <w:left w:val="single" w:color="D1D5DB" w:sz="6"/>
-              <w:bottom w:val="single" w:color="D1D5DB" w:sz="6"/>
-              <w:right w:val="single" w:color="D1D5DB" w:sz="6"/>
-            </w:tcBorders>
-            <w:shd w:fill="FFFFFF" w:color="auto" w:val="clear"/>
-            <w:tcMar>
-              <w:top w:type="dxa" w:w="120"/>
-              <w:left w:type="dxa" w:w="160"/>
-              <w:bottom w:type="dxa" w:w="120"/>
-              <w:right w:type="dxa" w:w="160"/>
-            </w:tcMar>
-          </w:tcPr>
-          <w:p>
-            <w:pPr>
-              <w:spacing w:after="120" w:before="0"/>
-            </w:pPr>
-            <w:r>
-              <w:rPr>
-                <w:rFonts w:ascii="Calibri" w:cs="Calibri" w:eastAsia="Calibri" w:hAnsi="Calibri"/>
-                <w:color w:val="1B1B1E"/>
-                <w:sz w:val="22"/>
-                <w:szCs w:val="22"/>
-              </w:rPr>
-              <w:t xml:space="preserve"> </w:t>
-            </w:r>
-          </w:p>
-        </w:tc>
-      </w:tr>
     </w:tbl>
     <w:p>
       <w:pPr>
@@ -5994,37 +6178,6 @@
           <w:szCs w:val="8"/>
         </w:rPr>
         <w:t xml:space="preserve"/>
-      </w:r>
-    </w:p>
-    <w:p>
-      <w:pPr>
-        <w:pStyle w:val="Heading2"/>
-        <w:spacing w:after="140" w:before="360"/>
-      </w:pPr>
-      <w:r>
-        <w:rPr>
-          <w:rFonts w:ascii="Calibri" w:cs="Calibri" w:eastAsia="Calibri" w:hAnsi="Calibri"/>
-          <w:b/>
-          <w:bCs/>
-          <w:color w:val="1B1B1E"/>
-          <w:sz w:val="24"/>
-          <w:szCs w:val="24"/>
-        </w:rPr>
-        <w:t xml:space="preserve">Your bridge statement</w:t>
-      </w:r>
-    </w:p>
-    <w:p>
-      <w:pPr>
-        <w:spacing w:after="120" w:before="0"/>
-      </w:pPr>
-      <w:r>
-        <w:rPr>
-          <w:rFonts w:ascii="Calibri" w:cs="Calibri" w:eastAsia="Calibri" w:hAnsi="Calibri"/>
-          <w:color w:val="6B7280"/>
-          <w:sz w:val="20"/>
-          <w:szCs w:val="20"/>
-        </w:rPr>
-        <w:t xml:space="preserve">Where you are going, how you prepared, one accomplishment with a number in it. Forty-five seconds.</w:t>
       </w:r>
     </w:p>
     <w:p>
@@ -6040,7 +6193,7 @@
           <w:sz w:val="22"/>
           <w:szCs w:val="22"/>
         </w:rPr>
-        <w:t xml:space="preserve">Write it out, then say it aloud five times before you go in.</w:t>
+        <w:t xml:space="preserve">How did you get the first one? Walk me through the six months before the offer.</w:t>
       </w:r>
     </w:p>
     <w:tbl>
@@ -6060,7 +6213,7 @@
       </w:tblGrid>
       <w:tr>
         <w:trPr>
-          <w:trHeight w:val="1060" w:hRule="atLeast"/>
+          <w:trHeight w:val="760" w:hRule="atLeast"/>
         </w:trPr>
         <w:tc>
           <w:tcPr>
@@ -6111,8 +6264,7 @@
     </w:p>
     <w:p>
       <w:pPr>
-        <w:pStyle w:val="Heading2"/>
-        <w:spacing w:after="140" w:before="360"/>
+        <w:spacing w:after="80" w:before="280"/>
       </w:pPr>
       <w:r>
         <w:rPr>
@@ -6120,10 +6272,403 @@
           <w:b/>
           <w:bCs/>
           <w:color w:val="1B1B1E"/>
-          <w:sz w:val="24"/>
-          <w:szCs w:val="24"/>
-        </w:rPr>
-        <w:t xml:space="preserve">Three stories, each with a number in it</w:t>
+          <w:sz w:val="22"/>
+          <w:szCs w:val="22"/>
+        </w:rPr>
+        <w:t xml:space="preserve">What does a Tuesday actually look like?</w:t>
+      </w:r>
+    </w:p>
+    <w:tbl>
+      <w:tblPr>
+        <w:tblW w:type="dxa" w:w="9360"/>
+        <w:tblBorders>
+          <w:top w:val="single" w:color="auto" w:sz="4"/>
+          <w:left w:val="single" w:color="auto" w:sz="4"/>
+          <w:bottom w:val="single" w:color="auto" w:sz="4"/>
+          <w:right w:val="single" w:color="auto" w:sz="4"/>
+          <w:insideH w:val="single" w:color="auto" w:sz="4"/>
+          <w:insideV w:val="single" w:color="auto" w:sz="4"/>
+        </w:tblBorders>
+      </w:tblPr>
+      <w:tblGrid>
+        <w:gridCol w:w="9360"/>
+      </w:tblGrid>
+      <w:tr>
+        <w:trPr>
+          <w:trHeight w:val="760" w:hRule="atLeast"/>
+        </w:trPr>
+        <w:tc>
+          <w:tcPr>
+            <w:tcW w:type="dxa" w:w="9360"/>
+            <w:tcBorders>
+              <w:top w:val="single" w:color="D1D5DB" w:sz="6"/>
+              <w:left w:val="single" w:color="D1D5DB" w:sz="6"/>
+              <w:bottom w:val="single" w:color="D1D5DB" w:sz="6"/>
+              <w:right w:val="single" w:color="D1D5DB" w:sz="6"/>
+            </w:tcBorders>
+            <w:shd w:fill="FFFFFF" w:color="auto" w:val="clear"/>
+            <w:tcMar>
+              <w:top w:type="dxa" w:w="140"/>
+              <w:left w:type="dxa" w:w="160"/>
+              <w:bottom w:type="dxa" w:w="140"/>
+              <w:right w:type="dxa" w:w="160"/>
+            </w:tcMar>
+          </w:tcPr>
+          <w:p>
+            <w:pPr>
+              <w:spacing w:after="120" w:before="0"/>
+            </w:pPr>
+            <w:r>
+              <w:rPr>
+                <w:rFonts w:ascii="Calibri" w:cs="Calibri" w:eastAsia="Calibri" w:hAnsi="Calibri"/>
+                <w:color w:val="1B1B1E"/>
+                <w:sz w:val="22"/>
+                <w:szCs w:val="22"/>
+              </w:rPr>
+              <w:t xml:space="preserve"> </w:t>
+            </w:r>
+          </w:p>
+        </w:tc>
+      </w:tr>
+    </w:tbl>
+    <w:p>
+      <w:pPr>
+        <w:spacing w:after="200" w:before="0" w:line="120"/>
+      </w:pPr>
+      <w:r>
+        <w:rPr>
+          <w:rFonts w:ascii="Calibri" w:cs="Calibri" w:eastAsia="Calibri" w:hAnsi="Calibri"/>
+          <w:sz w:val="8"/>
+          <w:szCs w:val="8"/>
+        </w:rPr>
+        <w:t xml:space="preserve"/>
+      </w:r>
+    </w:p>
+    <w:p>
+      <w:pPr>
+        <w:spacing w:after="80" w:before="280"/>
+      </w:pPr>
+      <w:r>
+        <w:rPr>
+          <w:rFonts w:ascii="Calibri" w:cs="Calibri" w:eastAsia="Calibri" w:hAnsi="Calibri"/>
+          <w:b/>
+          <w:bCs/>
+          <w:color w:val="1B1B1E"/>
+          <w:sz w:val="22"/>
+          <w:szCs w:val="22"/>
+        </w:rPr>
+        <w:t xml:space="preserve">What part of the clinical background turned out to be useful, and what did you drop?</w:t>
+      </w:r>
+    </w:p>
+    <w:tbl>
+      <w:tblPr>
+        <w:tblW w:type="dxa" w:w="9360"/>
+        <w:tblBorders>
+          <w:top w:val="single" w:color="auto" w:sz="4"/>
+          <w:left w:val="single" w:color="auto" w:sz="4"/>
+          <w:bottom w:val="single" w:color="auto" w:sz="4"/>
+          <w:right w:val="single" w:color="auto" w:sz="4"/>
+          <w:insideH w:val="single" w:color="auto" w:sz="4"/>
+          <w:insideV w:val="single" w:color="auto" w:sz="4"/>
+        </w:tblBorders>
+      </w:tblPr>
+      <w:tblGrid>
+        <w:gridCol w:w="9360"/>
+      </w:tblGrid>
+      <w:tr>
+        <w:trPr>
+          <w:trHeight w:val="760" w:hRule="atLeast"/>
+        </w:trPr>
+        <w:tc>
+          <w:tcPr>
+            <w:tcW w:type="dxa" w:w="9360"/>
+            <w:tcBorders>
+              <w:top w:val="single" w:color="D1D5DB" w:sz="6"/>
+              <w:left w:val="single" w:color="D1D5DB" w:sz="6"/>
+              <w:bottom w:val="single" w:color="D1D5DB" w:sz="6"/>
+              <w:right w:val="single" w:color="D1D5DB" w:sz="6"/>
+            </w:tcBorders>
+            <w:shd w:fill="FFFFFF" w:color="auto" w:val="clear"/>
+            <w:tcMar>
+              <w:top w:type="dxa" w:w="140"/>
+              <w:left w:type="dxa" w:w="160"/>
+              <w:bottom w:type="dxa" w:w="140"/>
+              <w:right w:type="dxa" w:w="160"/>
+            </w:tcMar>
+          </w:tcPr>
+          <w:p>
+            <w:pPr>
+              <w:spacing w:after="120" w:before="0"/>
+            </w:pPr>
+            <w:r>
+              <w:rPr>
+                <w:rFonts w:ascii="Calibri" w:cs="Calibri" w:eastAsia="Calibri" w:hAnsi="Calibri"/>
+                <w:color w:val="1B1B1E"/>
+                <w:sz w:val="22"/>
+                <w:szCs w:val="22"/>
+              </w:rPr>
+              <w:t xml:space="preserve"> </w:t>
+            </w:r>
+          </w:p>
+        </w:tc>
+      </w:tr>
+    </w:tbl>
+    <w:p>
+      <w:pPr>
+        <w:spacing w:after="200" w:before="0" w:line="120"/>
+      </w:pPr>
+      <w:r>
+        <w:rPr>
+          <w:rFonts w:ascii="Calibri" w:cs="Calibri" w:eastAsia="Calibri" w:hAnsi="Calibri"/>
+          <w:sz w:val="8"/>
+          <w:szCs w:val="8"/>
+        </w:rPr>
+        <w:t xml:space="preserve"/>
+      </w:r>
+    </w:p>
+    <w:p>
+      <w:pPr>
+        <w:spacing w:after="80" w:before="280"/>
+      </w:pPr>
+      <w:r>
+        <w:rPr>
+          <w:rFonts w:ascii="Calibri" w:cs="Calibri" w:eastAsia="Calibri" w:hAnsi="Calibri"/>
+          <w:b/>
+          <w:bCs/>
+          <w:color w:val="1B1B1E"/>
+          <w:sz w:val="22"/>
+          <w:szCs w:val="22"/>
+        </w:rPr>
+        <w:t xml:space="preserve">Who else should I be talking to?</w:t>
+      </w:r>
+    </w:p>
+    <w:p>
+      <w:pPr>
+        <w:spacing w:after="100" w:before="0"/>
+      </w:pPr>
+      <w:r>
+        <w:rPr>
+          <w:rFonts w:ascii="Calibri" w:cs="Calibri" w:eastAsia="Calibri" w:hAnsi="Calibri"/>
+          <w:color w:val="6B7280"/>
+          <w:sz w:val="20"/>
+          <w:szCs w:val="20"/>
+        </w:rPr>
+        <w:t xml:space="preserve">The question that turns one conversation into two.</w:t>
+      </w:r>
+    </w:p>
+    <w:tbl>
+      <w:tblPr>
+        <w:tblW w:type="dxa" w:w="9360"/>
+        <w:tblBorders>
+          <w:top w:val="single" w:color="auto" w:sz="4"/>
+          <w:left w:val="single" w:color="auto" w:sz="4"/>
+          <w:bottom w:val="single" w:color="auto" w:sz="4"/>
+          <w:right w:val="single" w:color="auto" w:sz="4"/>
+          <w:insideH w:val="single" w:color="auto" w:sz="4"/>
+          <w:insideV w:val="single" w:color="auto" w:sz="4"/>
+        </w:tblBorders>
+      </w:tblPr>
+      <w:tblGrid>
+        <w:gridCol w:w="9360"/>
+      </w:tblGrid>
+      <w:tr>
+        <w:trPr>
+          <w:trHeight w:val="760" w:hRule="atLeast"/>
+        </w:trPr>
+        <w:tc>
+          <w:tcPr>
+            <w:tcW w:type="dxa" w:w="9360"/>
+            <w:tcBorders>
+              <w:top w:val="single" w:color="D1D5DB" w:sz="6"/>
+              <w:left w:val="single" w:color="D1D5DB" w:sz="6"/>
+              <w:bottom w:val="single" w:color="D1D5DB" w:sz="6"/>
+              <w:right w:val="single" w:color="D1D5DB" w:sz="6"/>
+            </w:tcBorders>
+            <w:shd w:fill="FFFFFF" w:color="auto" w:val="clear"/>
+            <w:tcMar>
+              <w:top w:type="dxa" w:w="140"/>
+              <w:left w:type="dxa" w:w="160"/>
+              <w:bottom w:type="dxa" w:w="140"/>
+              <w:right w:type="dxa" w:w="160"/>
+            </w:tcMar>
+          </w:tcPr>
+          <w:p>
+            <w:pPr>
+              <w:spacing w:after="120" w:before="0"/>
+            </w:pPr>
+            <w:r>
+              <w:rPr>
+                <w:rFonts w:ascii="Calibri" w:cs="Calibri" w:eastAsia="Calibri" w:hAnsi="Calibri"/>
+                <w:color w:val="1B1B1E"/>
+                <w:sz w:val="22"/>
+                <w:szCs w:val="22"/>
+              </w:rPr>
+              <w:t xml:space="preserve"> </w:t>
+            </w:r>
+          </w:p>
+        </w:tc>
+      </w:tr>
+    </w:tbl>
+    <w:p>
+      <w:pPr>
+        <w:spacing w:after="200" w:before="0" w:line="120"/>
+      </w:pPr>
+      <w:r>
+        <w:rPr>
+          <w:rFonts w:ascii="Calibri" w:cs="Calibri" w:eastAsia="Calibri" w:hAnsi="Calibri"/>
+          <w:sz w:val="8"/>
+          <w:szCs w:val="8"/>
+        </w:rPr>
+        <w:t xml:space="preserve"/>
+      </w:r>
+    </w:p>
+    <w:p>
+      <w:pPr>
+        <w:spacing w:after="80" w:before="280"/>
+      </w:pPr>
+      <w:r>
+        <w:rPr>
+          <w:rFonts w:ascii="Calibri" w:cs="Calibri" w:eastAsia="Calibri" w:hAnsi="Calibri"/>
+          <w:b/>
+          <w:bCs/>
+          <w:color w:val="1B1B1E"/>
+          <w:sz w:val="22"/>
+          <w:szCs w:val="22"/>
+        </w:rPr>
+        <w:t xml:space="preserve">The sentence you are taking away, and what you do in the next fortnight because of it.</w:t>
+      </w:r>
+    </w:p>
+    <w:p>
+      <w:pPr>
+        <w:spacing w:after="100" w:before="0"/>
+      </w:pPr>
+      <w:r>
+        <w:rPr>
+          <w:rFonts w:ascii="Calibri" w:cs="Calibri" w:eastAsia="Calibri" w:hAnsi="Calibri"/>
+          <w:color w:val="6B7280"/>
+          <w:sz w:val="20"/>
+          <w:szCs w:val="20"/>
+        </w:rPr>
+        <w:t xml:space="preserve">You asked for fifteen minutes. Running over it is the fastest way to not get a second conversation.</w:t>
+      </w:r>
+    </w:p>
+    <w:tbl>
+      <w:tblPr>
+        <w:tblW w:type="dxa" w:w="9360"/>
+        <w:tblBorders>
+          <w:top w:val="single" w:color="auto" w:sz="4"/>
+          <w:left w:val="single" w:color="auto" w:sz="4"/>
+          <w:bottom w:val="single" w:color="auto" w:sz="4"/>
+          <w:right w:val="single" w:color="auto" w:sz="4"/>
+          <w:insideH w:val="single" w:color="auto" w:sz="4"/>
+          <w:insideV w:val="single" w:color="auto" w:sz="4"/>
+        </w:tblBorders>
+      </w:tblPr>
+      <w:tblGrid>
+        <w:gridCol w:w="9360"/>
+      </w:tblGrid>
+      <w:tr>
+        <w:trPr>
+          <w:trHeight w:val="760" w:hRule="atLeast"/>
+        </w:trPr>
+        <w:tc>
+          <w:tcPr>
+            <w:tcW w:type="dxa" w:w="9360"/>
+            <w:tcBorders>
+              <w:top w:val="single" w:color="D1D5DB" w:sz="6"/>
+              <w:left w:val="single" w:color="D1D5DB" w:sz="6"/>
+              <w:bottom w:val="single" w:color="D1D5DB" w:sz="6"/>
+              <w:right w:val="single" w:color="D1D5DB" w:sz="6"/>
+            </w:tcBorders>
+            <w:shd w:fill="FFFFFF" w:color="auto" w:val="clear"/>
+            <w:tcMar>
+              <w:top w:type="dxa" w:w="140"/>
+              <w:left w:type="dxa" w:w="160"/>
+              <w:bottom w:type="dxa" w:w="140"/>
+              <w:right w:type="dxa" w:w="160"/>
+            </w:tcMar>
+          </w:tcPr>
+          <w:p>
+            <w:pPr>
+              <w:spacing w:after="120" w:before="0"/>
+            </w:pPr>
+            <w:r>
+              <w:rPr>
+                <w:rFonts w:ascii="Calibri" w:cs="Calibri" w:eastAsia="Calibri" w:hAnsi="Calibri"/>
+                <w:color w:val="1B1B1E"/>
+                <w:sz w:val="22"/>
+                <w:szCs w:val="22"/>
+              </w:rPr>
+              <w:t xml:space="preserve"> </w:t>
+            </w:r>
+          </w:p>
+        </w:tc>
+      </w:tr>
+    </w:tbl>
+    <w:p>
+      <w:pPr>
+        <w:spacing w:after="200" w:before="0" w:line="120"/>
+      </w:pPr>
+      <w:r>
+        <w:rPr>
+          <w:rFonts w:ascii="Calibri" w:cs="Calibri" w:eastAsia="Calibri" w:hAnsi="Calibri"/>
+          <w:sz w:val="8"/>
+          <w:szCs w:val="8"/>
+        </w:rPr>
+        <w:t xml:space="preserve"/>
+      </w:r>
+    </w:p>
+    <w:p>
+      <w:r>
+        <w:br w:type="page"/>
+      </w:r>
+    </w:p>
+    <w:p>
+      <w:pPr>
+        <w:spacing w:after="60" w:before="120"/>
+      </w:pPr>
+      <w:r>
+        <w:rPr>
+          <w:rFonts w:ascii="Calibri" w:cs="Calibri" w:eastAsia="Calibri" w:hAnsi="Calibri"/>
+          <w:b/>
+          <w:bCs/>
+          <w:color w:val="155E75"/>
+          <w:spacing w:val="30"/>
+          <w:sz w:val="17"/>
+          <w:szCs w:val="17"/>
+        </w:rPr>
+        <w:t xml:space="preserve">MODULE 3 · SHEET 2 OF 2</w:t>
+      </w:r>
+    </w:p>
+    <w:p>
+      <w:pPr>
+        <w:pStyle w:val="Heading1"/>
+        <w:spacing w:after="60" w:before="0"/>
+      </w:pPr>
+      <w:r>
+        <w:rPr>
+          <w:rFonts w:ascii="Georgia" w:cs="Georgia" w:eastAsia="Georgia" w:hAnsi="Georgia"/>
+          <w:b/>
+          <w:bCs/>
+          <w:color w:val="1B1B1E"/>
+          <w:sz w:val="40"/>
+          <w:szCs w:val="40"/>
+        </w:rPr>
+        <w:t xml:space="preserve">Informational interview sheet</w:t>
+      </w:r>
+    </w:p>
+    <w:p>
+      <w:pPr>
+        <w:spacing w:after="320" w:before="0"/>
+      </w:pPr>
+      <w:r>
+        <w:rPr>
+          <w:rFonts w:ascii="Calibri" w:cs="Calibri" w:eastAsia="Calibri" w:hAnsi="Calibri"/>
+          <w:color w:val="6B7280"/>
+          <w:sz w:val="22"/>
+          <w:szCs w:val="22"/>
+        </w:rPr>
+        <w:t xml:space="preserve">Keep this open while you talk. Their answers, in their words.</w:t>
       </w:r>
     </w:p>
     <w:tbl>
@@ -6176,7 +6721,7 @@
                 <w:sz w:val="21"/>
                 <w:szCs w:val="21"/>
               </w:rPr>
-              <w:t xml:space="preserve">Story 1</w:t>
+              <w:t xml:space="preserve">Who, their title now, and the date</w:t>
             </w:r>
           </w:p>
           <w:p>
@@ -6190,177 +6735,7 @@
                 <w:sz w:val="18"/>
                 <w:szCs w:val="18"/>
               </w:rPr>
-              <w:t xml:space="preserve">The number</w:t>
-            </w:r>
-          </w:p>
-        </w:tc>
-        <w:tc>
-          <w:tcPr>
-            <w:tcW w:type="dxa" w:w="5760"/>
-            <w:tcBorders>
-              <w:top w:val="single" w:color="D1D5DB" w:sz="6"/>
-              <w:left w:val="single" w:color="D1D5DB" w:sz="6"/>
-              <w:bottom w:val="single" w:color="D1D5DB" w:sz="6"/>
-              <w:right w:val="single" w:color="D1D5DB" w:sz="6"/>
-            </w:tcBorders>
-            <w:shd w:fill="FFFFFF" w:color="auto" w:val="clear"/>
-            <w:tcMar>
-              <w:top w:type="dxa" w:w="120"/>
-              <w:left w:type="dxa" w:w="160"/>
-              <w:bottom w:type="dxa" w:w="120"/>
-              <w:right w:type="dxa" w:w="160"/>
-            </w:tcMar>
-          </w:tcPr>
-          <w:p>
-            <w:pPr>
-              <w:spacing w:after="120" w:before="0"/>
-            </w:pPr>
-            <w:r>
-              <w:rPr>
-                <w:rFonts w:ascii="Calibri" w:cs="Calibri" w:eastAsia="Calibri" w:hAnsi="Calibri"/>
-                <w:color w:val="1B1B1E"/>
-                <w:sz w:val="22"/>
-                <w:szCs w:val="22"/>
-              </w:rPr>
-              <w:t xml:space="preserve"> </w:t>
-            </w:r>
-          </w:p>
-        </w:tc>
-      </w:tr>
-      <w:tr>
-        <w:trPr>
-          <w:trHeight w:val="640" w:hRule="atLeast"/>
-        </w:trPr>
-        <w:tc>
-          <w:tcPr>
-            <w:tcW w:type="dxa" w:w="3600"/>
-            <w:tcBorders>
-              <w:top w:val="single" w:color="D1D5DB" w:sz="6"/>
-              <w:left w:val="single" w:color="D1D5DB" w:sz="6"/>
-              <w:bottom w:val="single" w:color="D1D5DB" w:sz="6"/>
-              <w:right w:val="single" w:color="D1D5DB" w:sz="6"/>
-            </w:tcBorders>
-            <w:shd w:fill="F0FAF3" w:color="auto" w:val="clear"/>
-            <w:tcMar>
-              <w:top w:type="dxa" w:w="120"/>
-              <w:left w:type="dxa" w:w="160"/>
-              <w:bottom w:type="dxa" w:w="120"/>
-              <w:right w:type="dxa" w:w="160"/>
-            </w:tcMar>
-          </w:tcPr>
-          <w:p>
-            <w:pPr>
-              <w:spacing w:after="120" w:before="0"/>
-            </w:pPr>
-            <w:r>
-              <w:rPr>
-                <w:rFonts w:ascii="Calibri" w:cs="Calibri" w:eastAsia="Calibri" w:hAnsi="Calibri"/>
-                <w:b/>
-                <w:bCs/>
-                <w:color w:val="1B1B1E"/>
-                <w:sz w:val="21"/>
-                <w:szCs w:val="21"/>
-              </w:rPr>
-              <w:t xml:space="preserve">Story 2</w:t>
-            </w:r>
-          </w:p>
-          <w:p>
-            <w:pPr>
-              <w:spacing w:after="0" w:before="0"/>
-            </w:pPr>
-            <w:r>
-              <w:rPr>
-                <w:rFonts w:ascii="Calibri" w:cs="Calibri" w:eastAsia="Calibri" w:hAnsi="Calibri"/>
-                <w:color w:val="6B7280"/>
-                <w:sz w:val="18"/>
-                <w:szCs w:val="18"/>
-              </w:rPr>
-              <w:t xml:space="preserve">The number</w:t>
-            </w:r>
-          </w:p>
-        </w:tc>
-        <w:tc>
-          <w:tcPr>
-            <w:tcW w:type="dxa" w:w="5760"/>
-            <w:tcBorders>
-              <w:top w:val="single" w:color="D1D5DB" w:sz="6"/>
-              <w:left w:val="single" w:color="D1D5DB" w:sz="6"/>
-              <w:bottom w:val="single" w:color="D1D5DB" w:sz="6"/>
-              <w:right w:val="single" w:color="D1D5DB" w:sz="6"/>
-            </w:tcBorders>
-            <w:shd w:fill="FFFFFF" w:color="auto" w:val="clear"/>
-            <w:tcMar>
-              <w:top w:type="dxa" w:w="120"/>
-              <w:left w:type="dxa" w:w="160"/>
-              <w:bottom w:type="dxa" w:w="120"/>
-              <w:right w:type="dxa" w:w="160"/>
-            </w:tcMar>
-          </w:tcPr>
-          <w:p>
-            <w:pPr>
-              <w:spacing w:after="120" w:before="0"/>
-            </w:pPr>
-            <w:r>
-              <w:rPr>
-                <w:rFonts w:ascii="Calibri" w:cs="Calibri" w:eastAsia="Calibri" w:hAnsi="Calibri"/>
-                <w:color w:val="1B1B1E"/>
-                <w:sz w:val="22"/>
-                <w:szCs w:val="22"/>
-              </w:rPr>
-              <w:t xml:space="preserve"> </w:t>
-            </w:r>
-          </w:p>
-        </w:tc>
-      </w:tr>
-      <w:tr>
-        <w:trPr>
-          <w:trHeight w:val="640" w:hRule="atLeast"/>
-        </w:trPr>
-        <w:tc>
-          <w:tcPr>
-            <w:tcW w:type="dxa" w:w="3600"/>
-            <w:tcBorders>
-              <w:top w:val="single" w:color="D1D5DB" w:sz="6"/>
-              <w:left w:val="single" w:color="D1D5DB" w:sz="6"/>
-              <w:bottom w:val="single" w:color="D1D5DB" w:sz="6"/>
-              <w:right w:val="single" w:color="D1D5DB" w:sz="6"/>
-            </w:tcBorders>
-            <w:shd w:fill="F0FAF3" w:color="auto" w:val="clear"/>
-            <w:tcMar>
-              <w:top w:type="dxa" w:w="120"/>
-              <w:left w:type="dxa" w:w="160"/>
-              <w:bottom w:type="dxa" w:w="120"/>
-              <w:right w:type="dxa" w:w="160"/>
-            </w:tcMar>
-          </w:tcPr>
-          <w:p>
-            <w:pPr>
-              <w:spacing w:after="120" w:before="0"/>
-            </w:pPr>
-            <w:r>
-              <w:rPr>
-                <w:rFonts w:ascii="Calibri" w:cs="Calibri" w:eastAsia="Calibri" w:hAnsi="Calibri"/>
-                <w:b/>
-                <w:bCs/>
-                <w:color w:val="1B1B1E"/>
-                <w:sz w:val="21"/>
-                <w:szCs w:val="21"/>
-              </w:rPr>
-              <w:t xml:space="preserve">Story 3</w:t>
-            </w:r>
-          </w:p>
-          <w:p>
-            <w:pPr>
-              <w:spacing w:after="0" w:before="0"/>
-            </w:pPr>
-            <w:r>
-              <w:rPr>
-                <w:rFonts w:ascii="Calibri" w:cs="Calibri" w:eastAsia="Calibri" w:hAnsi="Calibri"/>
-                <w:color w:val="6B7280"/>
-                <w:sz w:val="18"/>
-                <w:szCs w:val="18"/>
-              </w:rPr>
-              <w:t xml:space="preserve">The number</w:t>
+              <w:t xml:space="preserve">How you found them</w:t>
             </w:r>
           </w:p>
         </w:tc>
@@ -6424,7 +6799,7 @@
           <w:sz w:val="22"/>
           <w:szCs w:val="22"/>
         </w:rPr>
-        <w:t xml:space="preserve">Three questions for them: the first ninety days, what the last person found hard, how the work gets measured.</w:t>
+        <w:t xml:space="preserve">How did you get the first one? Walk me through the six months before the offer.</w:t>
       </w:r>
     </w:p>
     <w:tbl>
@@ -6444,7 +6819,7 @@
       </w:tblGrid>
       <w:tr>
         <w:trPr>
-          <w:trHeight w:val="1060" w:hRule="atLeast"/>
+          <w:trHeight w:val="760" w:hRule="atLeast"/>
         </w:trPr>
         <w:tc>
           <w:tcPr>
@@ -6495,7 +6870,187 @@
     </w:p>
     <w:p>
       <w:pPr>
-        <w:spacing w:after="120" w:before="0"/>
+        <w:spacing w:after="80" w:before="280"/>
+      </w:pPr>
+      <w:r>
+        <w:rPr>
+          <w:rFonts w:ascii="Calibri" w:cs="Calibri" w:eastAsia="Calibri" w:hAnsi="Calibri"/>
+          <w:b/>
+          <w:bCs/>
+          <w:color w:val="1B1B1E"/>
+          <w:sz w:val="22"/>
+          <w:szCs w:val="22"/>
+        </w:rPr>
+        <w:t xml:space="preserve">What does a Tuesday actually look like?</w:t>
+      </w:r>
+    </w:p>
+    <w:tbl>
+      <w:tblPr>
+        <w:tblW w:type="dxa" w:w="9360"/>
+        <w:tblBorders>
+          <w:top w:val="single" w:color="auto" w:sz="4"/>
+          <w:left w:val="single" w:color="auto" w:sz="4"/>
+          <w:bottom w:val="single" w:color="auto" w:sz="4"/>
+          <w:right w:val="single" w:color="auto" w:sz="4"/>
+          <w:insideH w:val="single" w:color="auto" w:sz="4"/>
+          <w:insideV w:val="single" w:color="auto" w:sz="4"/>
+        </w:tblBorders>
+      </w:tblPr>
+      <w:tblGrid>
+        <w:gridCol w:w="9360"/>
+      </w:tblGrid>
+      <w:tr>
+        <w:trPr>
+          <w:trHeight w:val="760" w:hRule="atLeast"/>
+        </w:trPr>
+        <w:tc>
+          <w:tcPr>
+            <w:tcW w:type="dxa" w:w="9360"/>
+            <w:tcBorders>
+              <w:top w:val="single" w:color="D1D5DB" w:sz="6"/>
+              <w:left w:val="single" w:color="D1D5DB" w:sz="6"/>
+              <w:bottom w:val="single" w:color="D1D5DB" w:sz="6"/>
+              <w:right w:val="single" w:color="D1D5DB" w:sz="6"/>
+            </w:tcBorders>
+            <w:shd w:fill="FFFFFF" w:color="auto" w:val="clear"/>
+            <w:tcMar>
+              <w:top w:type="dxa" w:w="140"/>
+              <w:left w:type="dxa" w:w="160"/>
+              <w:bottom w:type="dxa" w:w="140"/>
+              <w:right w:type="dxa" w:w="160"/>
+            </w:tcMar>
+          </w:tcPr>
+          <w:p>
+            <w:pPr>
+              <w:spacing w:after="120" w:before="0"/>
+            </w:pPr>
+            <w:r>
+              <w:rPr>
+                <w:rFonts w:ascii="Calibri" w:cs="Calibri" w:eastAsia="Calibri" w:hAnsi="Calibri"/>
+                <w:color w:val="1B1B1E"/>
+                <w:sz w:val="22"/>
+                <w:szCs w:val="22"/>
+              </w:rPr>
+              <w:t xml:space="preserve"> </w:t>
+            </w:r>
+          </w:p>
+        </w:tc>
+      </w:tr>
+    </w:tbl>
+    <w:p>
+      <w:pPr>
+        <w:spacing w:after="200" w:before="0" w:line="120"/>
+      </w:pPr>
+      <w:r>
+        <w:rPr>
+          <w:rFonts w:ascii="Calibri" w:cs="Calibri" w:eastAsia="Calibri" w:hAnsi="Calibri"/>
+          <w:sz w:val="8"/>
+          <w:szCs w:val="8"/>
+        </w:rPr>
+        <w:t xml:space="preserve"/>
+      </w:r>
+    </w:p>
+    <w:p>
+      <w:pPr>
+        <w:spacing w:after="80" w:before="280"/>
+      </w:pPr>
+      <w:r>
+        <w:rPr>
+          <w:rFonts w:ascii="Calibri" w:cs="Calibri" w:eastAsia="Calibri" w:hAnsi="Calibri"/>
+          <w:b/>
+          <w:bCs/>
+          <w:color w:val="1B1B1E"/>
+          <w:sz w:val="22"/>
+          <w:szCs w:val="22"/>
+        </w:rPr>
+        <w:t xml:space="preserve">What part of the clinical background turned out to be useful, and what did you drop?</w:t>
+      </w:r>
+    </w:p>
+    <w:tbl>
+      <w:tblPr>
+        <w:tblW w:type="dxa" w:w="9360"/>
+        <w:tblBorders>
+          <w:top w:val="single" w:color="auto" w:sz="4"/>
+          <w:left w:val="single" w:color="auto" w:sz="4"/>
+          <w:bottom w:val="single" w:color="auto" w:sz="4"/>
+          <w:right w:val="single" w:color="auto" w:sz="4"/>
+          <w:insideH w:val="single" w:color="auto" w:sz="4"/>
+          <w:insideV w:val="single" w:color="auto" w:sz="4"/>
+        </w:tblBorders>
+      </w:tblPr>
+      <w:tblGrid>
+        <w:gridCol w:w="9360"/>
+      </w:tblGrid>
+      <w:tr>
+        <w:trPr>
+          <w:trHeight w:val="760" w:hRule="atLeast"/>
+        </w:trPr>
+        <w:tc>
+          <w:tcPr>
+            <w:tcW w:type="dxa" w:w="9360"/>
+            <w:tcBorders>
+              <w:top w:val="single" w:color="D1D5DB" w:sz="6"/>
+              <w:left w:val="single" w:color="D1D5DB" w:sz="6"/>
+              <w:bottom w:val="single" w:color="D1D5DB" w:sz="6"/>
+              <w:right w:val="single" w:color="D1D5DB" w:sz="6"/>
+            </w:tcBorders>
+            <w:shd w:fill="FFFFFF" w:color="auto" w:val="clear"/>
+            <w:tcMar>
+              <w:top w:type="dxa" w:w="140"/>
+              <w:left w:type="dxa" w:w="160"/>
+              <w:bottom w:type="dxa" w:w="140"/>
+              <w:right w:type="dxa" w:w="160"/>
+            </w:tcMar>
+          </w:tcPr>
+          <w:p>
+            <w:pPr>
+              <w:spacing w:after="120" w:before="0"/>
+            </w:pPr>
+            <w:r>
+              <w:rPr>
+                <w:rFonts w:ascii="Calibri" w:cs="Calibri" w:eastAsia="Calibri" w:hAnsi="Calibri"/>
+                <w:color w:val="1B1B1E"/>
+                <w:sz w:val="22"/>
+                <w:szCs w:val="22"/>
+              </w:rPr>
+              <w:t xml:space="preserve"> </w:t>
+            </w:r>
+          </w:p>
+        </w:tc>
+      </w:tr>
+    </w:tbl>
+    <w:p>
+      <w:pPr>
+        <w:spacing w:after="200" w:before="0" w:line="120"/>
+      </w:pPr>
+      <w:r>
+        <w:rPr>
+          <w:rFonts w:ascii="Calibri" w:cs="Calibri" w:eastAsia="Calibri" w:hAnsi="Calibri"/>
+          <w:sz w:val="8"/>
+          <w:szCs w:val="8"/>
+        </w:rPr>
+        <w:t xml:space="preserve"/>
+      </w:r>
+    </w:p>
+    <w:p>
+      <w:pPr>
+        <w:spacing w:after="80" w:before="280"/>
+      </w:pPr>
+      <w:r>
+        <w:rPr>
+          <w:rFonts w:ascii="Calibri" w:cs="Calibri" w:eastAsia="Calibri" w:hAnsi="Calibri"/>
+          <w:b/>
+          <w:bCs/>
+          <w:color w:val="1B1B1E"/>
+          <w:sz w:val="22"/>
+          <w:szCs w:val="22"/>
+        </w:rPr>
+        <w:t xml:space="preserve">Who else should I be talking to?</w:t>
+      </w:r>
+    </w:p>
+    <w:p>
+      <w:pPr>
+        <w:spacing w:after="100" w:before="0"/>
       </w:pPr>
       <w:r>
         <w:rPr>
@@ -6504,7 +7059,169 @@
           <w:sz w:val="20"/>
           <w:szCs w:val="20"/>
         </w:rPr>
-        <w:t xml:space="preserve">Burnout is a true reason and a bad answer. Answer with where you are going, not what you are leaving.</w:t>
+        <w:t xml:space="preserve">The question that turns one conversation into two.</w:t>
+      </w:r>
+    </w:p>
+    <w:tbl>
+      <w:tblPr>
+        <w:tblW w:type="dxa" w:w="9360"/>
+        <w:tblBorders>
+          <w:top w:val="single" w:color="auto" w:sz="4"/>
+          <w:left w:val="single" w:color="auto" w:sz="4"/>
+          <w:bottom w:val="single" w:color="auto" w:sz="4"/>
+          <w:right w:val="single" w:color="auto" w:sz="4"/>
+          <w:insideH w:val="single" w:color="auto" w:sz="4"/>
+          <w:insideV w:val="single" w:color="auto" w:sz="4"/>
+        </w:tblBorders>
+      </w:tblPr>
+      <w:tblGrid>
+        <w:gridCol w:w="9360"/>
+      </w:tblGrid>
+      <w:tr>
+        <w:trPr>
+          <w:trHeight w:val="760" w:hRule="atLeast"/>
+        </w:trPr>
+        <w:tc>
+          <w:tcPr>
+            <w:tcW w:type="dxa" w:w="9360"/>
+            <w:tcBorders>
+              <w:top w:val="single" w:color="D1D5DB" w:sz="6"/>
+              <w:left w:val="single" w:color="D1D5DB" w:sz="6"/>
+              <w:bottom w:val="single" w:color="D1D5DB" w:sz="6"/>
+              <w:right w:val="single" w:color="D1D5DB" w:sz="6"/>
+            </w:tcBorders>
+            <w:shd w:fill="FFFFFF" w:color="auto" w:val="clear"/>
+            <w:tcMar>
+              <w:top w:type="dxa" w:w="140"/>
+              <w:left w:type="dxa" w:w="160"/>
+              <w:bottom w:type="dxa" w:w="140"/>
+              <w:right w:type="dxa" w:w="160"/>
+            </w:tcMar>
+          </w:tcPr>
+          <w:p>
+            <w:pPr>
+              <w:spacing w:after="120" w:before="0"/>
+            </w:pPr>
+            <w:r>
+              <w:rPr>
+                <w:rFonts w:ascii="Calibri" w:cs="Calibri" w:eastAsia="Calibri" w:hAnsi="Calibri"/>
+                <w:color w:val="1B1B1E"/>
+                <w:sz w:val="22"/>
+                <w:szCs w:val="22"/>
+              </w:rPr>
+              <w:t xml:space="preserve"> </w:t>
+            </w:r>
+          </w:p>
+        </w:tc>
+      </w:tr>
+    </w:tbl>
+    <w:p>
+      <w:pPr>
+        <w:spacing w:after="200" w:before="0" w:line="120"/>
+      </w:pPr>
+      <w:r>
+        <w:rPr>
+          <w:rFonts w:ascii="Calibri" w:cs="Calibri" w:eastAsia="Calibri" w:hAnsi="Calibri"/>
+          <w:sz w:val="8"/>
+          <w:szCs w:val="8"/>
+        </w:rPr>
+        <w:t xml:space="preserve"/>
+      </w:r>
+    </w:p>
+    <w:p>
+      <w:pPr>
+        <w:spacing w:after="80" w:before="280"/>
+      </w:pPr>
+      <w:r>
+        <w:rPr>
+          <w:rFonts w:ascii="Calibri" w:cs="Calibri" w:eastAsia="Calibri" w:hAnsi="Calibri"/>
+          <w:b/>
+          <w:bCs/>
+          <w:color w:val="1B1B1E"/>
+          <w:sz w:val="22"/>
+          <w:szCs w:val="22"/>
+        </w:rPr>
+        <w:t xml:space="preserve">The sentence you are taking away, and what you do in the next fortnight because of it.</w:t>
+      </w:r>
+    </w:p>
+    <w:p>
+      <w:pPr>
+        <w:spacing w:after="100" w:before="0"/>
+      </w:pPr>
+      <w:r>
+        <w:rPr>
+          <w:rFonts w:ascii="Calibri" w:cs="Calibri" w:eastAsia="Calibri" w:hAnsi="Calibri"/>
+          <w:color w:val="6B7280"/>
+          <w:sz w:val="20"/>
+          <w:szCs w:val="20"/>
+        </w:rPr>
+        <w:t xml:space="preserve">You asked for fifteen minutes. Running over it is the fastest way to not get a second conversation.</w:t>
+      </w:r>
+    </w:p>
+    <w:tbl>
+      <w:tblPr>
+        <w:tblW w:type="dxa" w:w="9360"/>
+        <w:tblBorders>
+          <w:top w:val="single" w:color="auto" w:sz="4"/>
+          <w:left w:val="single" w:color="auto" w:sz="4"/>
+          <w:bottom w:val="single" w:color="auto" w:sz="4"/>
+          <w:right w:val="single" w:color="auto" w:sz="4"/>
+          <w:insideH w:val="single" w:color="auto" w:sz="4"/>
+          <w:insideV w:val="single" w:color="auto" w:sz="4"/>
+        </w:tblBorders>
+      </w:tblPr>
+      <w:tblGrid>
+        <w:gridCol w:w="9360"/>
+      </w:tblGrid>
+      <w:tr>
+        <w:trPr>
+          <w:trHeight w:val="760" w:hRule="atLeast"/>
+        </w:trPr>
+        <w:tc>
+          <w:tcPr>
+            <w:tcW w:type="dxa" w:w="9360"/>
+            <w:tcBorders>
+              <w:top w:val="single" w:color="D1D5DB" w:sz="6"/>
+              <w:left w:val="single" w:color="D1D5DB" w:sz="6"/>
+              <w:bottom w:val="single" w:color="D1D5DB" w:sz="6"/>
+              <w:right w:val="single" w:color="D1D5DB" w:sz="6"/>
+            </w:tcBorders>
+            <w:shd w:fill="FFFFFF" w:color="auto" w:val="clear"/>
+            <w:tcMar>
+              <w:top w:type="dxa" w:w="140"/>
+              <w:left w:type="dxa" w:w="160"/>
+              <w:bottom w:type="dxa" w:w="140"/>
+              <w:right w:type="dxa" w:w="160"/>
+            </w:tcMar>
+          </w:tcPr>
+          <w:p>
+            <w:pPr>
+              <w:spacing w:after="120" w:before="0"/>
+            </w:pPr>
+            <w:r>
+              <w:rPr>
+                <w:rFonts w:ascii="Calibri" w:cs="Calibri" w:eastAsia="Calibri" w:hAnsi="Calibri"/>
+                <w:color w:val="1B1B1E"/>
+                <w:sz w:val="22"/>
+                <w:szCs w:val="22"/>
+              </w:rPr>
+              <w:t xml:space="preserve"> </w:t>
+            </w:r>
+          </w:p>
+        </w:tc>
+      </w:tr>
+    </w:tbl>
+    <w:p>
+      <w:pPr>
+        <w:spacing w:after="200" w:before="0" w:line="120"/>
+      </w:pPr>
+      <w:r>
+        <w:rPr>
+          <w:rFonts w:ascii="Calibri" w:cs="Calibri" w:eastAsia="Calibri" w:hAnsi="Calibri"/>
+          <w:sz w:val="8"/>
+          <w:szCs w:val="8"/>
+        </w:rPr>
+        <w:t xml:space="preserve"/>
       </w:r>
     </w:p>
     <w:p>
@@ -6526,7 +7243,7 @@
           <w:sz w:val="17"/>
           <w:szCs w:val="17"/>
         </w:rPr>
-        <w:t xml:space="preserve">MODULE 6 · INTERVIEW 2 OF 2</w:t>
+        <w:t xml:space="preserve">MODULE 6 · INTERVIEW 1 OF 2</w:t>
       </w:r>
     </w:p>
     <w:p>
@@ -6610,7 +7327,7 @@
                 <w:sz w:val="21"/>
                 <w:szCs w:val="21"/>
               </w:rPr>
-              <w:t xml:space="preserve">Company and role</w:t>
+              <w:t xml:space="preserve">Company, role and date</w:t>
             </w:r>
           </w:p>
           <w:p>
@@ -6625,77 +7342,6 @@
                 <w:szCs w:val="18"/>
               </w:rPr>
               <w:t xml:space="preserve">Who you are speaking to</w:t>
-            </w:r>
-          </w:p>
-        </w:tc>
-        <w:tc>
-          <w:tcPr>
-            <w:tcW w:type="dxa" w:w="5760"/>
-            <w:tcBorders>
-              <w:top w:val="single" w:color="D1D5DB" w:sz="6"/>
-              <w:left w:val="single" w:color="D1D5DB" w:sz="6"/>
-              <w:bottom w:val="single" w:color="D1D5DB" w:sz="6"/>
-              <w:right w:val="single" w:color="D1D5DB" w:sz="6"/>
-            </w:tcBorders>
-            <w:shd w:fill="FFFFFF" w:color="auto" w:val="clear"/>
-            <w:tcMar>
-              <w:top w:type="dxa" w:w="120"/>
-              <w:left w:type="dxa" w:w="160"/>
-              <w:bottom w:type="dxa" w:w="120"/>
-              <w:right w:type="dxa" w:w="160"/>
-            </w:tcMar>
-          </w:tcPr>
-          <w:p>
-            <w:pPr>
-              <w:spacing w:after="120" w:before="0"/>
-            </w:pPr>
-            <w:r>
-              <w:rPr>
-                <w:rFonts w:ascii="Calibri" w:cs="Calibri" w:eastAsia="Calibri" w:hAnsi="Calibri"/>
-                <w:color w:val="1B1B1E"/>
-                <w:sz w:val="22"/>
-                <w:szCs w:val="22"/>
-              </w:rPr>
-              <w:t xml:space="preserve"> </w:t>
-            </w:r>
-          </w:p>
-        </w:tc>
-      </w:tr>
-      <w:tr>
-        <w:trPr>
-          <w:trHeight w:val="640" w:hRule="atLeast"/>
-        </w:trPr>
-        <w:tc>
-          <w:tcPr>
-            <w:tcW w:type="dxa" w:w="3600"/>
-            <w:tcBorders>
-              <w:top w:val="single" w:color="D1D5DB" w:sz="6"/>
-              <w:left w:val="single" w:color="D1D5DB" w:sz="6"/>
-              <w:bottom w:val="single" w:color="D1D5DB" w:sz="6"/>
-              <w:right w:val="single" w:color="D1D5DB" w:sz="6"/>
-            </w:tcBorders>
-            <w:shd w:fill="F0FAF3" w:color="auto" w:val="clear"/>
-            <w:tcMar>
-              <w:top w:type="dxa" w:w="120"/>
-              <w:left w:type="dxa" w:w="160"/>
-              <w:bottom w:type="dxa" w:w="120"/>
-              <w:right w:type="dxa" w:w="160"/>
-            </w:tcMar>
-          </w:tcPr>
-          <w:p>
-            <w:pPr>
-              <w:spacing w:after="120" w:before="0"/>
-            </w:pPr>
-            <w:r>
-              <w:rPr>
-                <w:rFonts w:ascii="Calibri" w:cs="Calibri" w:eastAsia="Calibri" w:hAnsi="Calibri"/>
-                <w:b/>
-                <w:bCs/>
-                <w:color w:val="1B1B1E"/>
-                <w:sz w:val="21"/>
-                <w:szCs w:val="21"/>
-              </w:rPr>
-              <w:t xml:space="preserve">Date</w:t>
             </w:r>
           </w:p>
         </w:tc>
@@ -6810,7 +7456,7 @@
       </w:tblGrid>
       <w:tr>
         <w:trPr>
-          <w:trHeight w:val="1060" w:hRule="atLeast"/>
+          <w:trHeight w:val="760" w:hRule="atLeast"/>
         </w:trPr>
         <w:tc>
           <w:tcPr>
@@ -7194,7 +7840,686 @@
       </w:tblGrid>
       <w:tr>
         <w:trPr>
-          <w:trHeight w:val="1060" w:hRule="atLeast"/>
+          <w:trHeight w:val="760" w:hRule="atLeast"/>
+        </w:trPr>
+        <w:tc>
+          <w:tcPr>
+            <w:tcW w:type="dxa" w:w="9360"/>
+            <w:tcBorders>
+              <w:top w:val="single" w:color="D1D5DB" w:sz="6"/>
+              <w:left w:val="single" w:color="D1D5DB" w:sz="6"/>
+              <w:bottom w:val="single" w:color="D1D5DB" w:sz="6"/>
+              <w:right w:val="single" w:color="D1D5DB" w:sz="6"/>
+            </w:tcBorders>
+            <w:shd w:fill="FFFFFF" w:color="auto" w:val="clear"/>
+            <w:tcMar>
+              <w:top w:type="dxa" w:w="140"/>
+              <w:left w:type="dxa" w:w="160"/>
+              <w:bottom w:type="dxa" w:w="140"/>
+              <w:right w:type="dxa" w:w="160"/>
+            </w:tcMar>
+          </w:tcPr>
+          <w:p>
+            <w:pPr>
+              <w:spacing w:after="120" w:before="0"/>
+            </w:pPr>
+            <w:r>
+              <w:rPr>
+                <w:rFonts w:ascii="Calibri" w:cs="Calibri" w:eastAsia="Calibri" w:hAnsi="Calibri"/>
+                <w:color w:val="1B1B1E"/>
+                <w:sz w:val="22"/>
+                <w:szCs w:val="22"/>
+              </w:rPr>
+              <w:t xml:space="preserve"> </w:t>
+            </w:r>
+          </w:p>
+        </w:tc>
+      </w:tr>
+    </w:tbl>
+    <w:p>
+      <w:pPr>
+        <w:spacing w:after="200" w:before="0" w:line="120"/>
+      </w:pPr>
+      <w:r>
+        <w:rPr>
+          <w:rFonts w:ascii="Calibri" w:cs="Calibri" w:eastAsia="Calibri" w:hAnsi="Calibri"/>
+          <w:sz w:val="8"/>
+          <w:szCs w:val="8"/>
+        </w:rPr>
+        <w:t xml:space="preserve"/>
+      </w:r>
+    </w:p>
+    <w:p>
+      <w:pPr>
+        <w:spacing w:after="120" w:before="0"/>
+      </w:pPr>
+      <w:r>
+        <w:rPr>
+          <w:rFonts w:ascii="Calibri" w:cs="Calibri" w:eastAsia="Calibri" w:hAnsi="Calibri"/>
+          <w:color w:val="6B7280"/>
+          <w:sz w:val="20"/>
+          <w:szCs w:val="20"/>
+        </w:rPr>
+        <w:t xml:space="preserve">Burnout is a true reason and a bad answer. Answer with where you are going, not what you are leaving.</w:t>
+      </w:r>
+    </w:p>
+    <w:p>
+      <w:r>
+        <w:br w:type="page"/>
+      </w:r>
+    </w:p>
+    <w:p>
+      <w:pPr>
+        <w:spacing w:after="60" w:before="120"/>
+      </w:pPr>
+      <w:r>
+        <w:rPr>
+          <w:rFonts w:ascii="Calibri" w:cs="Calibri" w:eastAsia="Calibri" w:hAnsi="Calibri"/>
+          <w:b/>
+          <w:bCs/>
+          <w:color w:val="065F46"/>
+          <w:spacing w:val="30"/>
+          <w:sz w:val="17"/>
+          <w:szCs w:val="17"/>
+        </w:rPr>
+        <w:t xml:space="preserve">MODULE 6 · INTERVIEW 2 OF 2</w:t>
+      </w:r>
+    </w:p>
+    <w:p>
+      <w:pPr>
+        <w:pStyle w:val="Heading1"/>
+        <w:spacing w:after="60" w:before="0"/>
+      </w:pPr>
+      <w:r>
+        <w:rPr>
+          <w:rFonts w:ascii="Georgia" w:cs="Georgia" w:eastAsia="Georgia" w:hAnsi="Georgia"/>
+          <w:b/>
+          <w:bCs/>
+          <w:color w:val="1B1B1E"/>
+          <w:sz w:val="40"/>
+          <w:szCs w:val="40"/>
+        </w:rPr>
+        <w:t xml:space="preserve">Interview prep on one page</w:t>
+      </w:r>
+    </w:p>
+    <w:p>
+      <w:pPr>
+        <w:spacing w:after="320" w:before="0"/>
+      </w:pPr>
+      <w:r>
+        <w:rPr>
+          <w:rFonts w:ascii="Calibri" w:cs="Calibri" w:eastAsia="Calibri" w:hAnsi="Calibri"/>
+          <w:color w:val="6B7280"/>
+          <w:sz w:val="22"/>
+          <w:szCs w:val="22"/>
+        </w:rPr>
+        <w:t xml:space="preserve">Take this in with you, decided in advance rather than in the room.</w:t>
+      </w:r>
+    </w:p>
+    <w:tbl>
+      <w:tblPr>
+        <w:tblW w:type="dxa" w:w="9360"/>
+        <w:tblBorders>
+          <w:top w:val="single" w:color="auto" w:sz="4"/>
+          <w:left w:val="single" w:color="auto" w:sz="4"/>
+          <w:bottom w:val="single" w:color="auto" w:sz="4"/>
+          <w:right w:val="single" w:color="auto" w:sz="4"/>
+          <w:insideH w:val="single" w:color="auto" w:sz="4"/>
+          <w:insideV w:val="single" w:color="auto" w:sz="4"/>
+        </w:tblBorders>
+      </w:tblPr>
+      <w:tblGrid>
+        <w:gridCol w:w="3600"/>
+        <w:gridCol w:w="5760"/>
+      </w:tblGrid>
+      <w:tr>
+        <w:trPr>
+          <w:trHeight w:val="640" w:hRule="atLeast"/>
+        </w:trPr>
+        <w:tc>
+          <w:tcPr>
+            <w:tcW w:type="dxa" w:w="3600"/>
+            <w:tcBorders>
+              <w:top w:val="single" w:color="D1D5DB" w:sz="6"/>
+              <w:left w:val="single" w:color="D1D5DB" w:sz="6"/>
+              <w:bottom w:val="single" w:color="D1D5DB" w:sz="6"/>
+              <w:right w:val="single" w:color="D1D5DB" w:sz="6"/>
+            </w:tcBorders>
+            <w:shd w:fill="F0FAF3" w:color="auto" w:val="clear"/>
+            <w:tcMar>
+              <w:top w:type="dxa" w:w="120"/>
+              <w:left w:type="dxa" w:w="160"/>
+              <w:bottom w:type="dxa" w:w="120"/>
+              <w:right w:type="dxa" w:w="160"/>
+            </w:tcMar>
+          </w:tcPr>
+          <w:p>
+            <w:pPr>
+              <w:spacing w:after="120" w:before="0"/>
+            </w:pPr>
+            <w:r>
+              <w:rPr>
+                <w:rFonts w:ascii="Calibri" w:cs="Calibri" w:eastAsia="Calibri" w:hAnsi="Calibri"/>
+                <w:b/>
+                <w:bCs/>
+                <w:color w:val="1B1B1E"/>
+                <w:sz w:val="21"/>
+                <w:szCs w:val="21"/>
+              </w:rPr>
+              <w:t xml:space="preserve">Company, role and date</w:t>
+            </w:r>
+          </w:p>
+          <w:p>
+            <w:pPr>
+              <w:spacing w:after="0" w:before="0"/>
+            </w:pPr>
+            <w:r>
+              <w:rPr>
+                <w:rFonts w:ascii="Calibri" w:cs="Calibri" w:eastAsia="Calibri" w:hAnsi="Calibri"/>
+                <w:color w:val="6B7280"/>
+                <w:sz w:val="18"/>
+                <w:szCs w:val="18"/>
+              </w:rPr>
+              <w:t xml:space="preserve">Who you are speaking to</w:t>
+            </w:r>
+          </w:p>
+        </w:tc>
+        <w:tc>
+          <w:tcPr>
+            <w:tcW w:type="dxa" w:w="5760"/>
+            <w:tcBorders>
+              <w:top w:val="single" w:color="D1D5DB" w:sz="6"/>
+              <w:left w:val="single" w:color="D1D5DB" w:sz="6"/>
+              <w:bottom w:val="single" w:color="D1D5DB" w:sz="6"/>
+              <w:right w:val="single" w:color="D1D5DB" w:sz="6"/>
+            </w:tcBorders>
+            <w:shd w:fill="FFFFFF" w:color="auto" w:val="clear"/>
+            <w:tcMar>
+              <w:top w:type="dxa" w:w="120"/>
+              <w:left w:type="dxa" w:w="160"/>
+              <w:bottom w:type="dxa" w:w="120"/>
+              <w:right w:type="dxa" w:w="160"/>
+            </w:tcMar>
+          </w:tcPr>
+          <w:p>
+            <w:pPr>
+              <w:spacing w:after="120" w:before="0"/>
+            </w:pPr>
+            <w:r>
+              <w:rPr>
+                <w:rFonts w:ascii="Calibri" w:cs="Calibri" w:eastAsia="Calibri" w:hAnsi="Calibri"/>
+                <w:color w:val="1B1B1E"/>
+                <w:sz w:val="22"/>
+                <w:szCs w:val="22"/>
+              </w:rPr>
+              <w:t xml:space="preserve"> </w:t>
+            </w:r>
+          </w:p>
+        </w:tc>
+      </w:tr>
+    </w:tbl>
+    <w:p>
+      <w:pPr>
+        <w:spacing w:after="200" w:before="0" w:line="120"/>
+      </w:pPr>
+      <w:r>
+        <w:rPr>
+          <w:rFonts w:ascii="Calibri" w:cs="Calibri" w:eastAsia="Calibri" w:hAnsi="Calibri"/>
+          <w:sz w:val="8"/>
+          <w:szCs w:val="8"/>
+        </w:rPr>
+        <w:t xml:space="preserve"/>
+      </w:r>
+    </w:p>
+    <w:p>
+      <w:pPr>
+        <w:pStyle w:val="Heading2"/>
+        <w:spacing w:after="140" w:before="360"/>
+      </w:pPr>
+      <w:r>
+        <w:rPr>
+          <w:rFonts w:ascii="Calibri" w:cs="Calibri" w:eastAsia="Calibri" w:hAnsi="Calibri"/>
+          <w:b/>
+          <w:bCs/>
+          <w:color w:val="1B1B1E"/>
+          <w:sz w:val="24"/>
+          <w:szCs w:val="24"/>
+        </w:rPr>
+        <w:t xml:space="preserve">Your bridge statement</w:t>
+      </w:r>
+    </w:p>
+    <w:p>
+      <w:pPr>
+        <w:spacing w:after="120" w:before="0"/>
+      </w:pPr>
+      <w:r>
+        <w:rPr>
+          <w:rFonts w:ascii="Calibri" w:cs="Calibri" w:eastAsia="Calibri" w:hAnsi="Calibri"/>
+          <w:color w:val="6B7280"/>
+          <w:sz w:val="20"/>
+          <w:szCs w:val="20"/>
+        </w:rPr>
+        <w:t xml:space="preserve">Where you are going, how you prepared, one accomplishment with a number in it. Forty-five seconds.</w:t>
+      </w:r>
+    </w:p>
+    <w:p>
+      <w:pPr>
+        <w:spacing w:after="80" w:before="280"/>
+      </w:pPr>
+      <w:r>
+        <w:rPr>
+          <w:rFonts w:ascii="Calibri" w:cs="Calibri" w:eastAsia="Calibri" w:hAnsi="Calibri"/>
+          <w:b/>
+          <w:bCs/>
+          <w:color w:val="1B1B1E"/>
+          <w:sz w:val="22"/>
+          <w:szCs w:val="22"/>
+        </w:rPr>
+        <w:t xml:space="preserve">Write it out, then say it aloud five times before you go in.</w:t>
+      </w:r>
+    </w:p>
+    <w:tbl>
+      <w:tblPr>
+        <w:tblW w:type="dxa" w:w="9360"/>
+        <w:tblBorders>
+          <w:top w:val="single" w:color="auto" w:sz="4"/>
+          <w:left w:val="single" w:color="auto" w:sz="4"/>
+          <w:bottom w:val="single" w:color="auto" w:sz="4"/>
+          <w:right w:val="single" w:color="auto" w:sz="4"/>
+          <w:insideH w:val="single" w:color="auto" w:sz="4"/>
+          <w:insideV w:val="single" w:color="auto" w:sz="4"/>
+        </w:tblBorders>
+      </w:tblPr>
+      <w:tblGrid>
+        <w:gridCol w:w="9360"/>
+      </w:tblGrid>
+      <w:tr>
+        <w:trPr>
+          <w:trHeight w:val="760" w:hRule="atLeast"/>
+        </w:trPr>
+        <w:tc>
+          <w:tcPr>
+            <w:tcW w:type="dxa" w:w="9360"/>
+            <w:tcBorders>
+              <w:top w:val="single" w:color="D1D5DB" w:sz="6"/>
+              <w:left w:val="single" w:color="D1D5DB" w:sz="6"/>
+              <w:bottom w:val="single" w:color="D1D5DB" w:sz="6"/>
+              <w:right w:val="single" w:color="D1D5DB" w:sz="6"/>
+            </w:tcBorders>
+            <w:shd w:fill="FFFFFF" w:color="auto" w:val="clear"/>
+            <w:tcMar>
+              <w:top w:type="dxa" w:w="140"/>
+              <w:left w:type="dxa" w:w="160"/>
+              <w:bottom w:type="dxa" w:w="140"/>
+              <w:right w:type="dxa" w:w="160"/>
+            </w:tcMar>
+          </w:tcPr>
+          <w:p>
+            <w:pPr>
+              <w:spacing w:after="120" w:before="0"/>
+            </w:pPr>
+            <w:r>
+              <w:rPr>
+                <w:rFonts w:ascii="Calibri" w:cs="Calibri" w:eastAsia="Calibri" w:hAnsi="Calibri"/>
+                <w:color w:val="1B1B1E"/>
+                <w:sz w:val="22"/>
+                <w:szCs w:val="22"/>
+              </w:rPr>
+              <w:t xml:space="preserve"> </w:t>
+            </w:r>
+          </w:p>
+        </w:tc>
+      </w:tr>
+    </w:tbl>
+    <w:p>
+      <w:pPr>
+        <w:spacing w:after="200" w:before="0" w:line="120"/>
+      </w:pPr>
+      <w:r>
+        <w:rPr>
+          <w:rFonts w:ascii="Calibri" w:cs="Calibri" w:eastAsia="Calibri" w:hAnsi="Calibri"/>
+          <w:sz w:val="8"/>
+          <w:szCs w:val="8"/>
+        </w:rPr>
+        <w:t xml:space="preserve"/>
+      </w:r>
+    </w:p>
+    <w:p>
+      <w:pPr>
+        <w:pStyle w:val="Heading2"/>
+        <w:spacing w:after="140" w:before="360"/>
+      </w:pPr>
+      <w:r>
+        <w:rPr>
+          <w:rFonts w:ascii="Calibri" w:cs="Calibri" w:eastAsia="Calibri" w:hAnsi="Calibri"/>
+          <w:b/>
+          <w:bCs/>
+          <w:color w:val="1B1B1E"/>
+          <w:sz w:val="24"/>
+          <w:szCs w:val="24"/>
+        </w:rPr>
+        <w:t xml:space="preserve">Three stories, each with a number in it</w:t>
+      </w:r>
+    </w:p>
+    <w:tbl>
+      <w:tblPr>
+        <w:tblW w:type="dxa" w:w="9360"/>
+        <w:tblBorders>
+          <w:top w:val="single" w:color="auto" w:sz="4"/>
+          <w:left w:val="single" w:color="auto" w:sz="4"/>
+          <w:bottom w:val="single" w:color="auto" w:sz="4"/>
+          <w:right w:val="single" w:color="auto" w:sz="4"/>
+          <w:insideH w:val="single" w:color="auto" w:sz="4"/>
+          <w:insideV w:val="single" w:color="auto" w:sz="4"/>
+        </w:tblBorders>
+      </w:tblPr>
+      <w:tblGrid>
+        <w:gridCol w:w="3600"/>
+        <w:gridCol w:w="5760"/>
+      </w:tblGrid>
+      <w:tr>
+        <w:trPr>
+          <w:trHeight w:val="640" w:hRule="atLeast"/>
+        </w:trPr>
+        <w:tc>
+          <w:tcPr>
+            <w:tcW w:type="dxa" w:w="3600"/>
+            <w:tcBorders>
+              <w:top w:val="single" w:color="D1D5DB" w:sz="6"/>
+              <w:left w:val="single" w:color="D1D5DB" w:sz="6"/>
+              <w:bottom w:val="single" w:color="D1D5DB" w:sz="6"/>
+              <w:right w:val="single" w:color="D1D5DB" w:sz="6"/>
+            </w:tcBorders>
+            <w:shd w:fill="F0FAF3" w:color="auto" w:val="clear"/>
+            <w:tcMar>
+              <w:top w:type="dxa" w:w="120"/>
+              <w:left w:type="dxa" w:w="160"/>
+              <w:bottom w:type="dxa" w:w="120"/>
+              <w:right w:type="dxa" w:w="160"/>
+            </w:tcMar>
+          </w:tcPr>
+          <w:p>
+            <w:pPr>
+              <w:spacing w:after="120" w:before="0"/>
+            </w:pPr>
+            <w:r>
+              <w:rPr>
+                <w:rFonts w:ascii="Calibri" w:cs="Calibri" w:eastAsia="Calibri" w:hAnsi="Calibri"/>
+                <w:b/>
+                <w:bCs/>
+                <w:color w:val="1B1B1E"/>
+                <w:sz w:val="21"/>
+                <w:szCs w:val="21"/>
+              </w:rPr>
+              <w:t xml:space="preserve">Story 1</w:t>
+            </w:r>
+          </w:p>
+          <w:p>
+            <w:pPr>
+              <w:spacing w:after="0" w:before="0"/>
+            </w:pPr>
+            <w:r>
+              <w:rPr>
+                <w:rFonts w:ascii="Calibri" w:cs="Calibri" w:eastAsia="Calibri" w:hAnsi="Calibri"/>
+                <w:color w:val="6B7280"/>
+                <w:sz w:val="18"/>
+                <w:szCs w:val="18"/>
+              </w:rPr>
+              <w:t xml:space="preserve">The number</w:t>
+            </w:r>
+          </w:p>
+        </w:tc>
+        <w:tc>
+          <w:tcPr>
+            <w:tcW w:type="dxa" w:w="5760"/>
+            <w:tcBorders>
+              <w:top w:val="single" w:color="D1D5DB" w:sz="6"/>
+              <w:left w:val="single" w:color="D1D5DB" w:sz="6"/>
+              <w:bottom w:val="single" w:color="D1D5DB" w:sz="6"/>
+              <w:right w:val="single" w:color="D1D5DB" w:sz="6"/>
+            </w:tcBorders>
+            <w:shd w:fill="FFFFFF" w:color="auto" w:val="clear"/>
+            <w:tcMar>
+              <w:top w:type="dxa" w:w="120"/>
+              <w:left w:type="dxa" w:w="160"/>
+              <w:bottom w:type="dxa" w:w="120"/>
+              <w:right w:type="dxa" w:w="160"/>
+            </w:tcMar>
+          </w:tcPr>
+          <w:p>
+            <w:pPr>
+              <w:spacing w:after="120" w:before="0"/>
+            </w:pPr>
+            <w:r>
+              <w:rPr>
+                <w:rFonts w:ascii="Calibri" w:cs="Calibri" w:eastAsia="Calibri" w:hAnsi="Calibri"/>
+                <w:color w:val="1B1B1E"/>
+                <w:sz w:val="22"/>
+                <w:szCs w:val="22"/>
+              </w:rPr>
+              <w:t xml:space="preserve"> </w:t>
+            </w:r>
+          </w:p>
+        </w:tc>
+      </w:tr>
+      <w:tr>
+        <w:trPr>
+          <w:trHeight w:val="640" w:hRule="atLeast"/>
+        </w:trPr>
+        <w:tc>
+          <w:tcPr>
+            <w:tcW w:type="dxa" w:w="3600"/>
+            <w:tcBorders>
+              <w:top w:val="single" w:color="D1D5DB" w:sz="6"/>
+              <w:left w:val="single" w:color="D1D5DB" w:sz="6"/>
+              <w:bottom w:val="single" w:color="D1D5DB" w:sz="6"/>
+              <w:right w:val="single" w:color="D1D5DB" w:sz="6"/>
+            </w:tcBorders>
+            <w:shd w:fill="F0FAF3" w:color="auto" w:val="clear"/>
+            <w:tcMar>
+              <w:top w:type="dxa" w:w="120"/>
+              <w:left w:type="dxa" w:w="160"/>
+              <w:bottom w:type="dxa" w:w="120"/>
+              <w:right w:type="dxa" w:w="160"/>
+            </w:tcMar>
+          </w:tcPr>
+          <w:p>
+            <w:pPr>
+              <w:spacing w:after="120" w:before="0"/>
+            </w:pPr>
+            <w:r>
+              <w:rPr>
+                <w:rFonts w:ascii="Calibri" w:cs="Calibri" w:eastAsia="Calibri" w:hAnsi="Calibri"/>
+                <w:b/>
+                <w:bCs/>
+                <w:color w:val="1B1B1E"/>
+                <w:sz w:val="21"/>
+                <w:szCs w:val="21"/>
+              </w:rPr>
+              <w:t xml:space="preserve">Story 2</w:t>
+            </w:r>
+          </w:p>
+          <w:p>
+            <w:pPr>
+              <w:spacing w:after="0" w:before="0"/>
+            </w:pPr>
+            <w:r>
+              <w:rPr>
+                <w:rFonts w:ascii="Calibri" w:cs="Calibri" w:eastAsia="Calibri" w:hAnsi="Calibri"/>
+                <w:color w:val="6B7280"/>
+                <w:sz w:val="18"/>
+                <w:szCs w:val="18"/>
+              </w:rPr>
+              <w:t xml:space="preserve">The number</w:t>
+            </w:r>
+          </w:p>
+        </w:tc>
+        <w:tc>
+          <w:tcPr>
+            <w:tcW w:type="dxa" w:w="5760"/>
+            <w:tcBorders>
+              <w:top w:val="single" w:color="D1D5DB" w:sz="6"/>
+              <w:left w:val="single" w:color="D1D5DB" w:sz="6"/>
+              <w:bottom w:val="single" w:color="D1D5DB" w:sz="6"/>
+              <w:right w:val="single" w:color="D1D5DB" w:sz="6"/>
+            </w:tcBorders>
+            <w:shd w:fill="FFFFFF" w:color="auto" w:val="clear"/>
+            <w:tcMar>
+              <w:top w:type="dxa" w:w="120"/>
+              <w:left w:type="dxa" w:w="160"/>
+              <w:bottom w:type="dxa" w:w="120"/>
+              <w:right w:type="dxa" w:w="160"/>
+            </w:tcMar>
+          </w:tcPr>
+          <w:p>
+            <w:pPr>
+              <w:spacing w:after="120" w:before="0"/>
+            </w:pPr>
+            <w:r>
+              <w:rPr>
+                <w:rFonts w:ascii="Calibri" w:cs="Calibri" w:eastAsia="Calibri" w:hAnsi="Calibri"/>
+                <w:color w:val="1B1B1E"/>
+                <w:sz w:val="22"/>
+                <w:szCs w:val="22"/>
+              </w:rPr>
+              <w:t xml:space="preserve"> </w:t>
+            </w:r>
+          </w:p>
+        </w:tc>
+      </w:tr>
+      <w:tr>
+        <w:trPr>
+          <w:trHeight w:val="640" w:hRule="atLeast"/>
+        </w:trPr>
+        <w:tc>
+          <w:tcPr>
+            <w:tcW w:type="dxa" w:w="3600"/>
+            <w:tcBorders>
+              <w:top w:val="single" w:color="D1D5DB" w:sz="6"/>
+              <w:left w:val="single" w:color="D1D5DB" w:sz="6"/>
+              <w:bottom w:val="single" w:color="D1D5DB" w:sz="6"/>
+              <w:right w:val="single" w:color="D1D5DB" w:sz="6"/>
+            </w:tcBorders>
+            <w:shd w:fill="F0FAF3" w:color="auto" w:val="clear"/>
+            <w:tcMar>
+              <w:top w:type="dxa" w:w="120"/>
+              <w:left w:type="dxa" w:w="160"/>
+              <w:bottom w:type="dxa" w:w="120"/>
+              <w:right w:type="dxa" w:w="160"/>
+            </w:tcMar>
+          </w:tcPr>
+          <w:p>
+            <w:pPr>
+              <w:spacing w:after="120" w:before="0"/>
+            </w:pPr>
+            <w:r>
+              <w:rPr>
+                <w:rFonts w:ascii="Calibri" w:cs="Calibri" w:eastAsia="Calibri" w:hAnsi="Calibri"/>
+                <w:b/>
+                <w:bCs/>
+                <w:color w:val="1B1B1E"/>
+                <w:sz w:val="21"/>
+                <w:szCs w:val="21"/>
+              </w:rPr>
+              <w:t xml:space="preserve">Story 3</w:t>
+            </w:r>
+          </w:p>
+          <w:p>
+            <w:pPr>
+              <w:spacing w:after="0" w:before="0"/>
+            </w:pPr>
+            <w:r>
+              <w:rPr>
+                <w:rFonts w:ascii="Calibri" w:cs="Calibri" w:eastAsia="Calibri" w:hAnsi="Calibri"/>
+                <w:color w:val="6B7280"/>
+                <w:sz w:val="18"/>
+                <w:szCs w:val="18"/>
+              </w:rPr>
+              <w:t xml:space="preserve">The number</w:t>
+            </w:r>
+          </w:p>
+        </w:tc>
+        <w:tc>
+          <w:tcPr>
+            <w:tcW w:type="dxa" w:w="5760"/>
+            <w:tcBorders>
+              <w:top w:val="single" w:color="D1D5DB" w:sz="6"/>
+              <w:left w:val="single" w:color="D1D5DB" w:sz="6"/>
+              <w:bottom w:val="single" w:color="D1D5DB" w:sz="6"/>
+              <w:right w:val="single" w:color="D1D5DB" w:sz="6"/>
+            </w:tcBorders>
+            <w:shd w:fill="FFFFFF" w:color="auto" w:val="clear"/>
+            <w:tcMar>
+              <w:top w:type="dxa" w:w="120"/>
+              <w:left w:type="dxa" w:w="160"/>
+              <w:bottom w:type="dxa" w:w="120"/>
+              <w:right w:type="dxa" w:w="160"/>
+            </w:tcMar>
+          </w:tcPr>
+          <w:p>
+            <w:pPr>
+              <w:spacing w:after="120" w:before="0"/>
+            </w:pPr>
+            <w:r>
+              <w:rPr>
+                <w:rFonts w:ascii="Calibri" w:cs="Calibri" w:eastAsia="Calibri" w:hAnsi="Calibri"/>
+                <w:color w:val="1B1B1E"/>
+                <w:sz w:val="22"/>
+                <w:szCs w:val="22"/>
+              </w:rPr>
+              <w:t xml:space="preserve"> </w:t>
+            </w:r>
+          </w:p>
+        </w:tc>
+      </w:tr>
+    </w:tbl>
+    <w:p>
+      <w:pPr>
+        <w:spacing w:after="200" w:before="0" w:line="120"/>
+      </w:pPr>
+      <w:r>
+        <w:rPr>
+          <w:rFonts w:ascii="Calibri" w:cs="Calibri" w:eastAsia="Calibri" w:hAnsi="Calibri"/>
+          <w:sz w:val="8"/>
+          <w:szCs w:val="8"/>
+        </w:rPr>
+        <w:t xml:space="preserve"/>
+      </w:r>
+    </w:p>
+    <w:p>
+      <w:pPr>
+        <w:spacing w:after="80" w:before="280"/>
+      </w:pPr>
+      <w:r>
+        <w:rPr>
+          <w:rFonts w:ascii="Calibri" w:cs="Calibri" w:eastAsia="Calibri" w:hAnsi="Calibri"/>
+          <w:b/>
+          <w:bCs/>
+          <w:color w:val="1B1B1E"/>
+          <w:sz w:val="22"/>
+          <w:szCs w:val="22"/>
+        </w:rPr>
+        <w:t xml:space="preserve">Three questions for them: the first ninety days, what the last person found hard, how the work gets measured.</w:t>
+      </w:r>
+    </w:p>
+    <w:tbl>
+      <w:tblPr>
+        <w:tblW w:type="dxa" w:w="9360"/>
+        <w:tblBorders>
+          <w:top w:val="single" w:color="auto" w:sz="4"/>
+          <w:left w:val="single" w:color="auto" w:sz="4"/>
+          <w:bottom w:val="single" w:color="auto" w:sz="4"/>
+          <w:right w:val="single" w:color="auto" w:sz="4"/>
+          <w:insideH w:val="single" w:color="auto" w:sz="4"/>
+          <w:insideV w:val="single" w:color="auto" w:sz="4"/>
+        </w:tblBorders>
+      </w:tblPr>
+      <w:tblGrid>
+        <w:gridCol w:w="9360"/>
+      </w:tblGrid>
+      <w:tr>
+        <w:trPr>
+          <w:trHeight w:val="760" w:hRule="atLeast"/>
         </w:trPr>
         <w:tc>
           <w:tcPr>
